--- a/Nhom1_Bao_cao.docx
+++ b/Nhom1_Bao_cao.docx
@@ -1,6 +1,6 @@
 
 <file path=word/document.xml><?xml version="1.0" encoding="utf-8"?>
-<w:document xmlns:wpc="http://schemas.microsoft.com/office/word/2010/wordprocessingCanvas" xmlns:cx="http://schemas.microsoft.com/office/drawing/2014/chartex" xmlns:cx1="http://schemas.microsoft.com/office/drawing/2015/9/8/chartex" xmlns:cx2="http://schemas.microsoft.com/office/drawing/2015/10/21/chartex" xmlns:cx3="http://schemas.microsoft.com/office/drawing/2016/5/9/chartex" xmlns:cx4="http://schemas.microsoft.com/office/drawing/2016/5/10/chartex" xmlns:cx5="http://schemas.microsoft.com/office/drawing/2016/5/11/chartex" xmlns:cx6="http://schemas.microsoft.com/office/drawing/2016/5/12/chartex" xmlns:cx7="http://schemas.microsoft.com/office/drawing/2016/5/13/chartex" xmlns:cx8="http://schemas.microsoft.com/office/drawing/2016/5/14/chartex" xmlns:mc="http://schemas.openxmlformats.org/markup-compatibility/2006" xmlns:aink="http://schemas.microsoft.com/office/drawing/2016/ink" xmlns:am3d="http://schemas.microsoft.com/office/drawing/2017/model3d" xmlns:o="urn:schemas-microsoft-com:office:office" xmlns:r="http://schemas.openxmlformats.org/officeDocument/2006/relationships" xmlns:m="http://schemas.openxmlformats.org/officeDocument/2006/math" xmlns:v="urn:schemas-microsoft-com:vml" xmlns:wp14="http://schemas.microsoft.com/office/word/2010/wordprocessingDrawing" xmlns:wp="http://schemas.openxmlformats.org/drawingml/2006/wordprocessingDrawing" xmlns:w10="urn:schemas-microsoft-com:office:word" xmlns:w="http://schemas.openxmlformats.org/wordprocessingml/2006/main" xmlns:w14="http://schemas.microsoft.com/office/word/2010/wordml" xmlns:w15="http://schemas.microsoft.com/office/word/2012/wordml" xmlns:w16cid="http://schemas.microsoft.com/office/word/2016/wordml/cid" xmlns:w16se="http://schemas.microsoft.com/office/word/2015/wordml/symex" xmlns:wpg="http://schemas.microsoft.com/office/word/2010/wordprocessingGroup" xmlns:wpi="http://schemas.microsoft.com/office/word/2010/wordprocessingInk" xmlns:wne="http://schemas.microsoft.com/office/word/2006/wordml" xmlns:wps="http://schemas.microsoft.com/office/word/2010/wordprocessingShape" mc:Ignorable="w14 w15 w16se w16cid wp14">
+<w:document xmlns:wpc="http://schemas.microsoft.com/office/word/2010/wordprocessingCanvas" xmlns:mc="http://schemas.openxmlformats.org/markup-compatibility/2006" xmlns:o="urn:schemas-microsoft-com:office:office" xmlns:r="http://schemas.openxmlformats.org/officeDocument/2006/relationships" xmlns:m="http://schemas.openxmlformats.org/officeDocument/2006/math" xmlns:v="urn:schemas-microsoft-com:vml" xmlns:wp14="http://schemas.microsoft.com/office/word/2010/wordprocessingDrawing" xmlns:wp="http://schemas.openxmlformats.org/drawingml/2006/wordprocessingDrawing" xmlns:w="http://schemas.openxmlformats.org/wordprocessingml/2006/main" xmlns:w14="http://schemas.microsoft.com/office/word/2010/wordml" xmlns:w10="urn:schemas-microsoft-com:office:word" xmlns:w15="http://schemas.microsoft.com/office/word/2012/wordml" xmlns:wpg="http://schemas.microsoft.com/office/word/2010/wordprocessingGroup" xmlns:wpi="http://schemas.microsoft.com/office/word/2010/wordprocessingInk" xmlns:wne="http://schemas.microsoft.com/office/word/2006/wordml" xmlns:wps="http://schemas.microsoft.com/office/word/2010/wordprocessingShape" xmlns:wpsCustomData="http://www.wps.cn/officeDocument/2013/wpsCustomData" mc:Ignorable="w14 w15 wp14">
   <w:body>
     <w:p>
       <w:pPr>
@@ -18,76 +18,60 @@
           <w:sz w:val="32"/>
           <w:szCs w:val="32"/>
         </w:rPr>
-        <w:t>ĐẠI HỌC QUỐC GIA TP.</w:t>
-      </w:r>
+        <w:t>ĐẠI HỌC QUỐC GIA TP. HỒ CHÍ MINH</w:t>
+      </w:r>
+    </w:p>
+    <w:p>
+      <w:pPr>
+        <w:spacing w:line="276" w:lineRule="auto"/>
+        <w:jc w:val="center"/>
+      </w:pPr>
       <w:r>
         <w:rPr>
           <w:b/>
           <w:sz w:val="32"/>
           <w:szCs w:val="32"/>
         </w:rPr>
-        <w:t xml:space="preserve"> </w:t>
-      </w:r>
-      <w:r>
-        <w:rPr>
-          <w:b/>
+        <w:t>TRƯỜNG ĐẠI HỌC CÔNG NGHỆ THÔNG TIN</w:t>
+      </w:r>
+    </w:p>
+    <w:p>
+      <w:pPr>
+        <w:jc w:val="center"/>
+      </w:pPr>
+      <w:r>
+        <w:rPr>
           <w:sz w:val="32"/>
           <w:szCs w:val="32"/>
         </w:rPr>
-        <w:t>HỒ CHÍ MINH</w:t>
-      </w:r>
-    </w:p>
-    <w:p>
-      <w:pPr>
-        <w:spacing w:line="276" w:lineRule="auto"/>
-        <w:jc w:val="center"/>
-      </w:pPr>
-      <w:r>
-        <w:rPr>
-          <w:b/>
+        <w:sym w:font="Wingdings 2" w:char="F062"/>
+      </w:r>
+      <w:r>
+        <w:rPr>
           <w:sz w:val="32"/>
           <w:szCs w:val="32"/>
         </w:rPr>
-        <w:t>TRƯỜNG ĐẠI HỌC CÔNG NGHỆ THÔNG TIN</w:t>
-      </w:r>
-    </w:p>
-    <w:p>
-      <w:pPr>
-        <w:jc w:val="center"/>
-      </w:pPr>
+        <w:sym w:font="Wingdings 2" w:char="F064"/>
+      </w:r>
       <w:r>
         <w:rPr>
           <w:sz w:val="32"/>
           <w:szCs w:val="32"/>
         </w:rPr>
-        <w:sym w:font="Wingdings 2" w:char="F062"/>
+        <w:sym w:font="Wingdings 2" w:char="F0F4"/>
       </w:r>
       <w:r>
         <w:rPr>
           <w:sz w:val="32"/>
           <w:szCs w:val="32"/>
         </w:rPr>
-        <w:sym w:font="Wingdings 2" w:char="F064"/>
+        <w:sym w:font="Wingdings 2" w:char="F063"/>
       </w:r>
       <w:r>
         <w:rPr>
           <w:sz w:val="32"/>
           <w:szCs w:val="32"/>
         </w:rPr>
-        <w:sym w:font="Wingdings 2" w:char="F0F4"/>
-      </w:r>
-      <w:r>
-        <w:rPr>
-          <w:sz w:val="32"/>
-          <w:szCs w:val="32"/>
-        </w:rPr>
-        <w:sym w:font="Wingdings 2" w:char="F063"/>
-      </w:r>
-      <w:r>
-        <w:rPr>
-          <w:sz w:val="32"/>
-          <w:szCs w:val="32"/>
-        </w:rPr>
         <w:sym w:font="Wingdings 2" w:char="F061"/>
       </w:r>
     </w:p>
@@ -96,11 +80,8 @@
         <w:jc w:val="center"/>
       </w:pPr>
       <w:r>
-        <w:rPr>
-          <w:noProof/>
-        </w:rPr>
         <w:drawing>
-          <wp:inline distT="0" distB="0" distL="0" distR="0" wp14:anchorId="7F305A93" wp14:editId="7D0FC3DE">
+          <wp:inline distT="0" distB="0" distL="0" distR="0">
             <wp:extent cx="792480" cy="646430"/>
             <wp:effectExtent l="0" t="0" r="7620" b="1270"/>
             <wp:docPr id="6" name="Picture 6" descr="A blue logo with a planet in the center&#10;&#10;Description automatically generated"/>
@@ -111,13 +92,13 @@
               <a:graphicData uri="http://schemas.openxmlformats.org/drawingml/2006/picture">
                 <pic:pic xmlns:pic="http://schemas.openxmlformats.org/drawingml/2006/picture">
                   <pic:nvPicPr>
-                    <pic:cNvPr id="0" name="Picture 4"/>
+                    <pic:cNvPr id="6" name="Picture 6" descr="A blue logo with a planet in the center&#10;&#10;Description automatically generated"/>
                     <pic:cNvPicPr>
                       <a:picLocks noChangeAspect="1" noChangeArrowheads="1"/>
                     </pic:cNvPicPr>
                   </pic:nvPicPr>
                   <pic:blipFill>
-                    <a:blip r:embed="rId6">
+                    <a:blip r:embed="rId7">
                       <a:extLst>
                         <a:ext uri="{28A0092B-C50C-407E-A947-70E740481C1C}">
                           <a14:useLocalDpi xmlns:a14="http://schemas.microsoft.com/office/drawing/2010/main" val="0"/>
@@ -129,7 +110,7 @@
                       <a:fillRect/>
                     </a:stretch>
                   </pic:blipFill>
-                  <pic:spPr bwMode="auto">
+                  <pic:spPr>
                     <a:xfrm>
                       <a:off x="0" y="0"/>
                       <a:ext cx="792480" cy="646430"/>
@@ -173,9 +154,11 @@
         </w:tabs>
         <w:jc w:val="center"/>
         <w:rPr>
+          <w:rFonts w:hint="default"/>
           <w:bCs/>
           <w:sz w:val="56"/>
           <w:szCs w:val="56"/>
+          <w:lang w:val="en-US"/>
         </w:rPr>
       </w:pPr>
       <w:r>
@@ -185,17 +168,26 @@
           <w:szCs w:val="56"/>
           <w:lang w:val="vi-VN"/>
         </w:rPr>
-        <w:t xml:space="preserve">Dự báo biến động thuế quan trong </w:t>
+        <w:t xml:space="preserve">Dự </w:t>
       </w:r>
       <w:r>
         <w:rPr>
           <w:b/>
           <w:sz w:val="56"/>
           <w:szCs w:val="56"/>
-          <w:lang w:val="vi-VN"/>
-        </w:rPr>
-        <w:br/>
-        <w:t>chuỗi cung ứng điện tử</w:t>
+          <w:lang w:val="en-US"/>
+        </w:rPr>
+        <w:t>đ</w:t>
+      </w:r>
+      <w:r>
+        <w:rPr>
+          <w:rFonts w:hint="default"/>
+          <w:b/>
+          <w:sz w:val="56"/>
+          <w:szCs w:val="56"/>
+          <w:lang w:val="en-US"/>
+        </w:rPr>
+        <w:t>oán hiệu suất thương mại dựa trên thuế quan và mức ổn định chính trị</w:t>
       </w:r>
     </w:p>
     <w:p>
@@ -234,17 +226,24 @@
     </w:p>
     <w:tbl>
       <w:tblPr>
+        <w:tblStyle w:val="9"/>
         <w:tblW w:w="0" w:type="auto"/>
         <w:jc w:val="center"/>
         <w:tblBorders>
-          <w:top w:val="single" w:sz="4" w:space="0" w:color="auto"/>
-          <w:left w:val="single" w:sz="4" w:space="0" w:color="auto"/>
-          <w:bottom w:val="single" w:sz="4" w:space="0" w:color="auto"/>
-          <w:right w:val="single" w:sz="4" w:space="0" w:color="auto"/>
-          <w:insideH w:val="single" w:sz="4" w:space="0" w:color="auto"/>
-          <w:insideV w:val="single" w:sz="4" w:space="0" w:color="auto"/>
+          <w:top w:val="single" w:color="auto" w:sz="4" w:space="0"/>
+          <w:left w:val="single" w:color="auto" w:sz="4" w:space="0"/>
+          <w:bottom w:val="single" w:color="auto" w:sz="4" w:space="0"/>
+          <w:right w:val="single" w:color="auto" w:sz="4" w:space="0"/>
+          <w:insideH w:val="single" w:color="auto" w:sz="4" w:space="0"/>
+          <w:insideV w:val="single" w:color="auto" w:sz="4" w:space="0"/>
         </w:tblBorders>
-        <w:tblLook w:val="0000" w:firstRow="0" w:lastRow="0" w:firstColumn="0" w:lastColumn="0" w:noHBand="0" w:noVBand="0"/>
+        <w:tblLayout w:type="autofit"/>
+        <w:tblCellMar>
+          <w:top w:w="0" w:type="dxa"/>
+          <w:left w:w="108" w:type="dxa"/>
+          <w:bottom w:w="0" w:type="dxa"/>
+          <w:right w:w="108" w:type="dxa"/>
+        </w:tblCellMar>
       </w:tblPr>
       <w:tblGrid>
         <w:gridCol w:w="805"/>
@@ -253,6 +252,22 @@
         <w:gridCol w:w="2188"/>
       </w:tblGrid>
       <w:tr>
+        <w:tblPrEx>
+          <w:tblBorders>
+            <w:top w:val="single" w:color="auto" w:sz="4" w:space="0"/>
+            <w:left w:val="single" w:color="auto" w:sz="4" w:space="0"/>
+            <w:bottom w:val="single" w:color="auto" w:sz="4" w:space="0"/>
+            <w:right w:val="single" w:color="auto" w:sz="4" w:space="0"/>
+            <w:insideH w:val="single" w:color="auto" w:sz="4" w:space="0"/>
+            <w:insideV w:val="single" w:color="auto" w:sz="4" w:space="0"/>
+          </w:tblBorders>
+          <w:tblCellMar>
+            <w:top w:w="0" w:type="dxa"/>
+            <w:left w:w="108" w:type="dxa"/>
+            <w:bottom w:w="0" w:type="dxa"/>
+            <w:right w:w="108" w:type="dxa"/>
+          </w:tblCellMar>
+        </w:tblPrEx>
         <w:trPr>
           <w:jc w:val="center"/>
         </w:trPr>
@@ -275,19 +290,28 @@
                 <w:b/>
                 <w:bCs/>
               </w:rPr>
-              <w:t>Nhóm</w:t>
-            </w:r>
-            <w:r>
-              <w:rPr>
-                <w:b/>
-                <w:bCs/>
-              </w:rPr>
-              <w:t xml:space="preserve"> 1</w:t>
+              <w:t>Nhóm 1</w:t>
             </w:r>
           </w:p>
         </w:tc>
       </w:tr>
       <w:tr>
+        <w:tblPrEx>
+          <w:tblBorders>
+            <w:top w:val="single" w:color="auto" w:sz="4" w:space="0"/>
+            <w:left w:val="single" w:color="auto" w:sz="4" w:space="0"/>
+            <w:bottom w:val="single" w:color="auto" w:sz="4" w:space="0"/>
+            <w:right w:val="single" w:color="auto" w:sz="4" w:space="0"/>
+            <w:insideH w:val="single" w:color="auto" w:sz="4" w:space="0"/>
+            <w:insideV w:val="single" w:color="auto" w:sz="4" w:space="0"/>
+          </w:tblBorders>
+          <w:tblCellMar>
+            <w:top w:w="0" w:type="dxa"/>
+            <w:left w:w="108" w:type="dxa"/>
+            <w:bottom w:w="0" w:type="dxa"/>
+            <w:right w:w="108" w:type="dxa"/>
+          </w:tblCellMar>
+        </w:tblPrEx>
         <w:trPr>
           <w:jc w:val="center"/>
         </w:trPr>
@@ -317,6 +341,22 @@
         </w:tc>
       </w:tr>
       <w:tr>
+        <w:tblPrEx>
+          <w:tblBorders>
+            <w:top w:val="single" w:color="auto" w:sz="4" w:space="0"/>
+            <w:left w:val="single" w:color="auto" w:sz="4" w:space="0"/>
+            <w:bottom w:val="single" w:color="auto" w:sz="4" w:space="0"/>
+            <w:right w:val="single" w:color="auto" w:sz="4" w:space="0"/>
+            <w:insideH w:val="single" w:color="auto" w:sz="4" w:space="0"/>
+            <w:insideV w:val="single" w:color="auto" w:sz="4" w:space="0"/>
+          </w:tblBorders>
+          <w:tblCellMar>
+            <w:top w:w="0" w:type="dxa"/>
+            <w:left w:w="108" w:type="dxa"/>
+            <w:bottom w:w="0" w:type="dxa"/>
+            <w:right w:w="108" w:type="dxa"/>
+          </w:tblCellMar>
+        </w:tblPrEx>
         <w:trPr>
           <w:jc w:val="center"/>
         </w:trPr>
@@ -399,6 +439,22 @@
         </w:tc>
       </w:tr>
       <w:tr>
+        <w:tblPrEx>
+          <w:tblBorders>
+            <w:top w:val="single" w:color="auto" w:sz="4" w:space="0"/>
+            <w:left w:val="single" w:color="auto" w:sz="4" w:space="0"/>
+            <w:bottom w:val="single" w:color="auto" w:sz="4" w:space="0"/>
+            <w:right w:val="single" w:color="auto" w:sz="4" w:space="0"/>
+            <w:insideH w:val="single" w:color="auto" w:sz="4" w:space="0"/>
+            <w:insideV w:val="single" w:color="auto" w:sz="4" w:space="0"/>
+          </w:tblBorders>
+          <w:tblCellMar>
+            <w:top w:w="0" w:type="dxa"/>
+            <w:left w:w="108" w:type="dxa"/>
+            <w:bottom w:w="0" w:type="dxa"/>
+            <w:right w:w="108" w:type="dxa"/>
+          </w:tblCellMar>
+        </w:tblPrEx>
         <w:trPr>
           <w:jc w:val="center"/>
         </w:trPr>
@@ -478,6 +534,22 @@
         </w:tc>
       </w:tr>
       <w:tr>
+        <w:tblPrEx>
+          <w:tblBorders>
+            <w:top w:val="single" w:color="auto" w:sz="4" w:space="0"/>
+            <w:left w:val="single" w:color="auto" w:sz="4" w:space="0"/>
+            <w:bottom w:val="single" w:color="auto" w:sz="4" w:space="0"/>
+            <w:right w:val="single" w:color="auto" w:sz="4" w:space="0"/>
+            <w:insideH w:val="single" w:color="auto" w:sz="4" w:space="0"/>
+            <w:insideV w:val="single" w:color="auto" w:sz="4" w:space="0"/>
+          </w:tblBorders>
+          <w:tblCellMar>
+            <w:top w:w="0" w:type="dxa"/>
+            <w:left w:w="108" w:type="dxa"/>
+            <w:bottom w:w="0" w:type="dxa"/>
+            <w:right w:w="108" w:type="dxa"/>
+          </w:tblCellMar>
+        </w:tblPrEx>
         <w:trPr>
           <w:jc w:val="center"/>
         </w:trPr>
@@ -557,6 +629,22 @@
         </w:tc>
       </w:tr>
       <w:tr>
+        <w:tblPrEx>
+          <w:tblBorders>
+            <w:top w:val="single" w:color="auto" w:sz="4" w:space="0"/>
+            <w:left w:val="single" w:color="auto" w:sz="4" w:space="0"/>
+            <w:bottom w:val="single" w:color="auto" w:sz="4" w:space="0"/>
+            <w:right w:val="single" w:color="auto" w:sz="4" w:space="0"/>
+            <w:insideH w:val="single" w:color="auto" w:sz="4" w:space="0"/>
+            <w:insideV w:val="single" w:color="auto" w:sz="4" w:space="0"/>
+          </w:tblBorders>
+          <w:tblCellMar>
+            <w:top w:w="0" w:type="dxa"/>
+            <w:left w:w="108" w:type="dxa"/>
+            <w:bottom w:w="0" w:type="dxa"/>
+            <w:right w:w="108" w:type="dxa"/>
+          </w:tblCellMar>
+        </w:tblPrEx>
         <w:trPr>
           <w:jc w:val="center"/>
         </w:trPr>
@@ -653,291 +741,1296 @@
         <w:rPr>
           <w:b/>
           <w:bCs/>
-          <w:noProof/>
           <w:sz w:val="32"/>
           <w:szCs w:val="32"/>
         </w:rPr>
         <w:sectPr>
-          <w:pgSz w:w="11907" w:h="16840" w:code="9"/>
+          <w:pgSz w:w="11907" w:h="16840"/>
           <w:pgMar w:top="1440" w:right="1134" w:bottom="1440" w:left="1701" w:header="709" w:footer="709" w:gutter="0"/>
           <w:pgBorders w:display="firstPage">
-            <w:top w:val="thinThickMediumGap" w:sz="24" w:space="1" w:color="auto"/>
-            <w:left w:val="thinThickMediumGap" w:sz="24" w:space="4" w:color="auto"/>
-            <w:bottom w:val="thickThinMediumGap" w:sz="24" w:space="1" w:color="auto"/>
-            <w:right w:val="thickThinMediumGap" w:sz="24" w:space="4" w:color="auto"/>
+            <w:top w:val="thinThickMediumGap" w:color="auto" w:sz="24" w:space="1"/>
+            <w:left w:val="thinThickMediumGap" w:color="auto" w:sz="24" w:space="4"/>
+            <w:bottom w:val="thickThinMediumGap" w:color="auto" w:sz="24" w:space="1"/>
+            <w:right w:val="thickThinMediumGap" w:color="auto" w:sz="24" w:space="4"/>
           </w:pgBorders>
           <w:pgNumType w:start="0"/>
-          <w:cols w:space="708"/>
-          <w:docGrid w:linePitch="360"/>
+          <w:cols w:space="708" w:num="1"/>
+          <w:docGrid w:linePitch="360" w:charSpace="0"/>
         </w:sectPr>
       </w:pPr>
       <w:r>
         <w:rPr>
           <w:b/>
           <w:bCs/>
-          <w:noProof/>
           <w:sz w:val="32"/>
           <w:szCs w:val="32"/>
           <w:lang w:val="vi-VN"/>
         </w:rPr>
-        <w:t xml:space="preserve">TP. HỒ CHÍ MINH – </w:t>
+        <w:t>TP. HỒ CHÍ MINH – 10/</w:t>
       </w:r>
       <w:r>
         <w:rPr>
           <w:b/>
           <w:bCs/>
-          <w:noProof/>
           <w:sz w:val="32"/>
           <w:szCs w:val="32"/>
-          <w:lang w:val="vi-VN"/>
-        </w:rPr>
-        <w:t>10</w:t>
-      </w:r>
-      <w:r>
+        </w:rPr>
+        <w:t>2025</w:t>
+      </w:r>
+    </w:p>
+    <w:p>
+      <w:pPr>
+        <w:pStyle w:val="2"/>
+      </w:pPr>
+      <w:r>
+        <w:t xml:space="preserve">1. GIỚI THIỆU </w:t>
+      </w:r>
+    </w:p>
+    <w:p>
+      <w:pPr>
+        <w:pStyle w:val="13"/>
+        <w:keepNext w:val="0"/>
+        <w:keepLines w:val="0"/>
+        <w:widowControl/>
+        <w:suppressLineNumbers w:val="0"/>
+      </w:pPr>
+      <w:r>
+        <w:t>Trong bối cảnh toàn cầu hóa và hội nhập kinh tế quốc tế ngày càng sâu rộng, thương mại quốc tế đóng vai trò then chốt trong việc thúc đẩy tăng trưởng kinh tế, tạo công ăn việc làm và nâng cao mức sống cho người dân. Hiệu suất thương mại (trade performance) không chỉ phản ánh năng lực xuất nhập khẩu của một quốc gia mà còn thể hiện khả năng hội nhập, năng lực cạnh tranh, và mức độ ổn định của môi trường kinh tế vĩ mô. Việc đánh giá và dự đoán hiệu suất thương mại vì thế mang ý nghĩa quan trọng trong hoạch định chính sách và chiến lược phát triển quốc gia.</w:t>
+      </w:r>
+    </w:p>
+    <w:p>
+      <w:pPr>
+        <w:pStyle w:val="13"/>
+        <w:keepNext w:val="0"/>
+        <w:keepLines w:val="0"/>
+        <w:widowControl/>
+        <w:suppressLineNumbers w:val="0"/>
+      </w:pPr>
+      <w:r>
+        <w:t xml:space="preserve">Một trong những yếu tố có ảnh hưởng mạnh mẽ đến hiệu suất thương mại là </w:t>
+      </w:r>
+      <w:r>
+        <w:rPr>
+          <w:rStyle w:val="14"/>
+        </w:rPr>
+        <w:t>chính sách thuế quan (tariff)</w:t>
+      </w:r>
+      <w:r>
+        <w:t>. Mức thuế quan cao có thể làm giảm khả năng tiếp cận thị trường quốc tế, hạn chế dòng chảy hàng hóa và gây cản trở đối với xuất khẩu, trong khi thuế quan thấp hơn có xu hướng khuyến khích tự do thương mại, nâng cao tính cạnh tranh và hiệu quả phân bổ nguồn lực. Tuy nhiên, việc giảm thuế quan cần được cân nhắc trong bối cảnh từng nền kinh tế, bởi nó có thể ảnh hưởng đến nguồn thu ngân sách và các ngành sản xuất nội địa.</w:t>
+      </w:r>
+    </w:p>
+    <w:p>
+      <w:pPr>
+        <w:pStyle w:val="13"/>
+        <w:keepNext w:val="0"/>
+        <w:keepLines w:val="0"/>
+        <w:widowControl/>
+        <w:suppressLineNumbers w:val="0"/>
+      </w:pPr>
+      <w:r>
+        <w:t xml:space="preserve">Bên cạnh đó, </w:t>
+      </w:r>
+      <w:r>
+        <w:rPr>
+          <w:rStyle w:val="14"/>
+        </w:rPr>
+        <w:t>mức ổn định chính trị (political stability)</w:t>
+      </w:r>
+      <w:r>
+        <w:t xml:space="preserve"> cũng là một yếu tố nền tảng quyết định đến môi trường kinh doanh và đầu tư. Một quốc gia ổn định về chính trị, ít xung đột, minh bạch và có hệ thống pháp luật đáng tin cậy sẽ tạo điều kiện thuận lợi cho các hoạt động thương mại, thu hút đầu tư nước ngoài và đảm bảo tính bền vững trong phát triển kinh tế. Ngược lại, bất ổn chính trị, tham nhũng hay bạo loạn có thể làm suy giảm niềm tin của doanh nghiệp và làm giảm mạnh hiệu suất thương mại.</w:t>
+      </w:r>
+    </w:p>
+    <w:p>
+      <w:pPr>
+        <w:pStyle w:val="13"/>
+        <w:keepNext w:val="0"/>
+        <w:keepLines w:val="0"/>
+        <w:widowControl/>
+        <w:suppressLineNumbers w:val="0"/>
+      </w:pPr>
+      <w:r>
+        <w:t xml:space="preserve">Đề tài này hướng đến việc </w:t>
+      </w:r>
+      <w:r>
+        <w:rPr>
+          <w:rStyle w:val="14"/>
+        </w:rPr>
+        <w:t>phân tích và dự đoán hiệu suất thương mại của các quốc gia dựa trên hai biến số chính là thuế quan (tariff) và mức ổn định chính trị (political stability)</w:t>
+      </w:r>
+      <w:r>
+        <w:t xml:space="preserve">. Bằng cách kết hợp dữ liệu định lượng từ các nguồn uy tín như </w:t>
+      </w:r>
+      <w:r>
+        <w:rPr>
+          <w:rStyle w:val="14"/>
+        </w:rPr>
+        <w:t>World Development Indicators (WDI)</w:t>
+      </w:r>
+      <w:r>
+        <w:t xml:space="preserve"> và </w:t>
+      </w:r>
+      <w:r>
+        <w:rPr>
+          <w:rStyle w:val="14"/>
+        </w:rPr>
+        <w:t>Worldwide Governance Indicators (WGI 2024)</w:t>
+      </w:r>
+      <w:r>
+        <w:t>, nghiên cứu này không chỉ khám phá mối quan hệ giữa hai yếu tố này với thương mại mà còn xây dựng mô hình dự đoán, góp phần đưa ra các khuyến nghị chính sách cụ thể cho từng quốc gia nhằm nâng cao hiệu quả thương mại trong dài hạn.</w:t>
+      </w:r>
+      <w:r>
+        <w:br w:type="textWrapping"/>
+      </w:r>
+    </w:p>
+    <w:p>
+      <w:r>
+        <w:br w:type="page"/>
+      </w:r>
+    </w:p>
+    <w:p>
+      <w:pPr>
+        <w:pStyle w:val="13"/>
+        <w:keepNext w:val="0"/>
+        <w:keepLines w:val="0"/>
+        <w:widowControl/>
+        <w:suppressLineNumbers w:val="0"/>
+      </w:pPr>
+    </w:p>
+    <w:p>
+      <w:pPr>
+        <w:pStyle w:val="13"/>
+        <w:keepNext w:val="0"/>
+        <w:keepLines w:val="0"/>
+        <w:widowControl/>
+        <w:numPr>
+          <w:ilvl w:val="0"/>
+          <w:numId w:val="1"/>
+        </w:numPr>
+        <w:suppressLineNumbers w:val="0"/>
         <w:rPr>
           <w:b/>
           <w:bCs/>
-          <w:noProof/>
-          <w:sz w:val="32"/>
-          <w:szCs w:val="32"/>
-          <w:lang w:val="vi-VN"/>
-        </w:rPr>
-        <w:t>/</w:t>
-      </w:r>
-      <w:r>
-        <w:rPr>
+        </w:rPr>
+      </w:pPr>
+      <w:r>
+        <w:rPr>
+          <w:rFonts w:hint="default"/>
           <w:b/>
           <w:bCs/>
-          <w:noProof/>
-          <w:sz w:val="32"/>
-          <w:szCs w:val="32"/>
-        </w:rPr>
-        <w:t>2025</w:t>
-      </w:r>
-    </w:p>
-    <w:p>
-      <w:pPr>
-        <w:pStyle w:val="Heading1"/>
-      </w:pPr>
-      <w:r>
-        <w:lastRenderedPageBreak/>
-        <w:t xml:space="preserve">1. GIỚI THIỆU </w:t>
-      </w:r>
-    </w:p>
-    <w:p>
-      <w:pPr>
-        <w:pBdr>
-          <w:top w:val="nil"/>
-          <w:left w:val="nil"/>
-          <w:bottom w:val="nil"/>
-          <w:right w:val="nil"/>
-          <w:between w:val="nil"/>
-        </w:pBdr>
-        <w:spacing w:before="120" w:line="240" w:lineRule="auto"/>
-        <w:ind w:firstLine="567"/>
-        <w:rPr>
-          <w:color w:val="000000"/>
-        </w:rPr>
-      </w:pPr>
-    </w:p>
-    <w:p>
-      <w:pPr>
-        <w:pBdr>
-          <w:top w:val="nil"/>
-          <w:left w:val="nil"/>
-          <w:bottom w:val="nil"/>
-          <w:right w:val="nil"/>
-          <w:between w:val="nil"/>
-        </w:pBdr>
-        <w:spacing w:before="120" w:line="276" w:lineRule="auto"/>
-        <w:ind w:firstLine="567"/>
-        <w:rPr>
-          <w:color w:val="000000"/>
-        </w:rPr>
-      </w:pPr>
-      <w:r>
-        <w:rPr>
-          <w:color w:val="000000"/>
-        </w:rPr>
-        <w:t>Biến động thuế quan là một trong những rủi ro kinh doanh khó lường nhất trong chuỗi cung ứng điện tử toàn cầu, gây ảnh hưởng trực tiếp đến chi phí, giá bán và lợi nhuận của doanh nghiệp. Hiện nay, các doanh nghiệp thường bị động trước những thay đổi chính sách đột ngột này.</w:t>
-      </w:r>
-      <w:r>
-        <w:rPr>
-          <w:color w:val="000000"/>
-          <w:lang w:val="vi-VN"/>
+          <w:lang w:val="en-US"/>
+        </w:rPr>
+        <w:t>CƠ SỞ LÍ THUYẾT</w:t>
+      </w:r>
+      <w:r>
+        <w:rPr>
+          <w:b/>
+          <w:bCs/>
         </w:rPr>
         <w:t xml:space="preserve"> </w:t>
       </w:r>
-      <w:r>
-        <w:rPr>
-          <w:color w:val="000000"/>
-          <w:lang w:val="vi-VN"/>
-        </w:rPr>
-        <w:t xml:space="preserve">Sự cấp thiết này càng gia tăng trong bối cảnh căng thẳng địa chính trị và các cuộc chiến tranh thương mại, vốn thường xoay quanh cuộc chạy đua kiểm soát các công nghệ lõi như chip bán </w:t>
-      </w:r>
-      <w:r>
-        <w:rPr>
-          <w:color w:val="000000"/>
-          <w:lang w:val="vi-VN"/>
-        </w:rPr>
-        <w:t>dẫn.</w:t>
-      </w:r>
-      <w:r>
-        <w:rPr>
-          <w:color w:val="000000"/>
-        </w:rPr>
-        <w:t xml:space="preserve"> Để giải quyết vấn đề trên, đề tài "Dự báo biến động thuế quan trong chuỗi cung ứng điện tử" được thực hiện. Thông qua chuyển đổi</w:t>
-      </w:r>
-      <w:r>
-        <w:rPr>
-          <w:color w:val="000000"/>
-          <w:lang w:val="vi-VN"/>
-        </w:rPr>
-        <w:t xml:space="preserve"> </w:t>
+    </w:p>
+    <w:p>
+      <w:pPr>
+        <w:pStyle w:val="13"/>
+        <w:keepNext w:val="0"/>
+        <w:keepLines w:val="0"/>
+        <w:widowControl/>
+        <w:suppressLineNumbers w:val="0"/>
+      </w:pPr>
+      <w:r>
+        <w:t>Trong bối cảnh toàn cầu hóa và hội nhập kinh tế quốc tế ngày càng sâu rộng, thương mại quốc tế đóng vai trò then chốt trong việc thúc đẩy tăng trưởng kinh tế, tạo công ăn việc làm và nâng cao mức sống cho người dân. Hiệu suất thương mại (trade performance) không chỉ phản ánh năng lực xuất nhập khẩu của một quốc gia mà còn thể hiện khả năng hội nhập, năng lực cạnh tranh, và mức độ ổn định của môi trường kinh tế vĩ mô. Việc đánh giá và dự đoán hiệu suất thương mại vì thế mang ý nghĩa quan trọng trong hoạch định chính sách và chiến lược phát triển quốc gia.</w:t>
+      </w:r>
+    </w:p>
+    <w:p>
+      <w:pPr>
+        <w:pStyle w:val="13"/>
+        <w:keepNext w:val="0"/>
+        <w:keepLines w:val="0"/>
+        <w:widowControl/>
+        <w:suppressLineNumbers w:val="0"/>
+      </w:pPr>
+      <w:r>
+        <w:rPr>
+          <w:rStyle w:val="14"/>
+        </w:rPr>
+        <w:t>2.1. Thuế quan (Tariff)</w:t>
+      </w:r>
+    </w:p>
+    <w:p>
+      <w:pPr>
+        <w:pStyle w:val="13"/>
+        <w:keepNext w:val="0"/>
+        <w:keepLines w:val="0"/>
+        <w:widowControl/>
+        <w:suppressLineNumbers w:val="0"/>
+      </w:pPr>
+      <w:r>
+        <w:t xml:space="preserve">Một trong những yếu tố có ảnh hưởng mạnh mẽ đến hiệu suất thương mại là </w:t>
+      </w:r>
+      <w:r>
+        <w:rPr>
+          <w:rStyle w:val="14"/>
+        </w:rPr>
+        <w:t>chính sách thuế quan (tariff)</w:t>
+      </w:r>
+      <w:r>
+        <w:t>. Mức thuế quan cao có thể làm giảm khả năng tiếp cận thị trường quốc tế, hạn chế dòng chảy hàng hóa và gây cản trở đối với xuất khẩu, trong khi thuế quan thấp hơn có xu hướng khuyến khích tự do thương mại, nâng cao tính cạnh tranh và hiệu quả phân bổ nguồn lực. Tuy nhiên, việc giảm thuế quan cần được cân nhắc trong bối cảnh từng nền kinh tế, bởi nó có thể ảnh hưởng đến nguồn thu ngân sách và các ngành sản xuất nội địa.</w:t>
+      </w:r>
+    </w:p>
+    <w:p>
+      <w:pPr>
+        <w:pStyle w:val="13"/>
+        <w:keepNext w:val="0"/>
+        <w:keepLines w:val="0"/>
+        <w:widowControl/>
+        <w:suppressLineNumbers w:val="0"/>
+      </w:pPr>
+      <w:r>
+        <w:rPr>
+          <w:rStyle w:val="14"/>
+        </w:rPr>
+        <w:t>2.2. Ổn định chính trị (Political Stability)</w:t>
+      </w:r>
+    </w:p>
+    <w:p>
+      <w:pPr>
+        <w:pStyle w:val="13"/>
+        <w:keepNext w:val="0"/>
+        <w:keepLines w:val="0"/>
+        <w:widowControl/>
+        <w:suppressLineNumbers w:val="0"/>
+      </w:pPr>
+      <w:r>
+        <w:t xml:space="preserve">Bên cạnh đó, </w:t>
+      </w:r>
+      <w:r>
+        <w:rPr>
+          <w:rStyle w:val="14"/>
+        </w:rPr>
+        <w:t>mức ổn định chính trị (political stability)</w:t>
+      </w:r>
+      <w:r>
+        <w:t xml:space="preserve"> cũng là một yếu tố nền tảng quyết định đến môi trường kinh doanh và đầu tư. Một quốc gia ổn định về chính trị, ít xung đột, minh bạch và có hệ thống pháp luật đáng tin cậy sẽ tạo điều kiện thuận lợi cho các hoạt động thương mại, thu hút đầu tư nước ngoài và đảm bảo tính bền vững trong phát triển kinh tế. Ngược lại, bất ổn chính trị, tham nhũng hay bạo loạn có thể làm suy giảm niềm tin của doanh nghiệp và làm giảm mạnh hiệu suất thương mại.</w:t>
+      </w:r>
+    </w:p>
+    <w:p>
+      <w:pPr>
+        <w:pStyle w:val="13"/>
+        <w:keepNext w:val="0"/>
+        <w:keepLines w:val="0"/>
+        <w:widowControl/>
+        <w:suppressLineNumbers w:val="0"/>
+      </w:pPr>
+      <w:r>
+        <w:rPr>
+          <w:rStyle w:val="14"/>
+        </w:rPr>
+        <w:t>2.3. Mối quan hệ giữa Tariff, Political Stability và Hiệu suất thương mại</w:t>
+      </w:r>
+    </w:p>
+    <w:p>
+      <w:pPr>
+        <w:pStyle w:val="13"/>
+        <w:keepNext w:val="0"/>
+        <w:keepLines w:val="0"/>
+        <w:widowControl/>
+        <w:suppressLineNumbers w:val="0"/>
+      </w:pPr>
+      <w:r>
+        <w:t xml:space="preserve">Đề tài này hướng đến việc </w:t>
+      </w:r>
+      <w:r>
+        <w:rPr>
+          <w:rStyle w:val="14"/>
+        </w:rPr>
+        <w:t>phân tích và dự đoán hiệu suất thương mại của các quốc gia dựa trên hai biến số chính là thuế quan (tariff) và mức ổn định chính trị (political stability)</w:t>
+      </w:r>
+      <w:r>
+        <w:t xml:space="preserve">. Bằng cách kết hợp dữ liệu định lượng từ các nguồn uy tín như </w:t>
+      </w:r>
+      <w:r>
+        <w:rPr>
+          <w:rStyle w:val="14"/>
+        </w:rPr>
+        <w:t>World Development Indicators (WDI)</w:t>
+      </w:r>
+      <w:r>
+        <w:t xml:space="preserve"> và </w:t>
+      </w:r>
+      <w:r>
+        <w:rPr>
+          <w:rStyle w:val="14"/>
+        </w:rPr>
+        <w:t>Worldwide Governance Indicators (WGI 2024)</w:t>
+      </w:r>
+      <w:r>
+        <w:t>, nghiên cứu này không chỉ khám phá mối quan hệ giữa hai yếu tố này với thương mại mà còn xây dựng mô hình dự đoán, góp phần đưa ra các khuyến nghị chính sách cụ thể cho từng quốc gia nhằm nâng cao hiệu quả thương mại trong dài hạn.</w:t>
+      </w:r>
+    </w:p>
+    <w:p>
+      <w:pPr>
+        <w:pStyle w:val="13"/>
+        <w:keepNext w:val="0"/>
+        <w:keepLines w:val="0"/>
+        <w:widowControl/>
+        <w:suppressLineNumbers w:val="0"/>
+      </w:pPr>
+    </w:p>
+    <w:p>
+      <w:pPr>
+        <w:pStyle w:val="13"/>
+        <w:keepNext w:val="0"/>
+        <w:keepLines w:val="0"/>
+        <w:widowControl/>
+        <w:numPr>
+          <w:ilvl w:val="0"/>
+          <w:numId w:val="1"/>
+        </w:numPr>
+        <w:suppressLineNumbers w:val="0"/>
+        <w:ind w:left="0" w:leftChars="0" w:firstLine="0" w:firstLineChars="0"/>
+        <w:rPr>
+          <w:rFonts w:hint="default"/>
+          <w:lang w:val="en-US"/>
+        </w:rPr>
+      </w:pPr>
+      <w:r>
+        <w:rPr>
+          <w:rFonts w:hint="default"/>
+          <w:b/>
+          <w:bCs/>
+          <w:lang w:val="en-US"/>
+        </w:rPr>
+        <w:t xml:space="preserve">DỮ LIỆU VÀ PHƯƠNG PHÁP </w:t>
+      </w:r>
+    </w:p>
+    <w:p>
+      <w:pPr>
+        <w:pStyle w:val="13"/>
+        <w:keepNext w:val="0"/>
+        <w:keepLines w:val="0"/>
+        <w:widowControl/>
+        <w:numPr>
+          <w:ilvl w:val="1"/>
+          <w:numId w:val="1"/>
+        </w:numPr>
+        <w:suppressLineNumbers w:val="0"/>
+      </w:pPr>
+      <w:r>
+        <w:rPr>
+          <w:rStyle w:val="14"/>
+        </w:rPr>
+        <w:t>Nguồn dữ liệu</w:t>
+      </w:r>
+      <w:r>
+        <w:br w:type="textWrapping"/>
+      </w:r>
+      <w:r>
+        <w:t xml:space="preserve">Dữ liệu được thu thập từ </w:t>
+      </w:r>
+      <w:r>
+        <w:rPr>
+          <w:rFonts w:hint="default"/>
+          <w:lang w:val="en-US"/>
+        </w:rPr>
+        <w:t xml:space="preserve">ba </w:t>
+      </w:r>
+      <w:r>
+        <w:t>nguồn chính:</w:t>
+      </w:r>
+    </w:p>
+    <w:p>
+      <w:pPr>
+        <w:pStyle w:val="13"/>
+        <w:keepNext w:val="0"/>
+        <w:keepLines w:val="0"/>
+        <w:widowControl/>
+        <w:numPr>
+          <w:ilvl w:val="0"/>
+          <w:numId w:val="2"/>
+        </w:numPr>
+        <w:suppressLineNumbers w:val="0"/>
+        <w:ind w:left="420" w:leftChars="0" w:hanging="420" w:firstLineChars="0"/>
+        <w:rPr>
+          <w:rStyle w:val="14"/>
+        </w:rPr>
+      </w:pPr>
+      <w:r>
+        <w:rPr>
+          <w:rStyle w:val="14"/>
+        </w:rPr>
+        <w:t>Dữ liệu Thương mại và Thuế quan (Kaggle):</w:t>
+      </w:r>
+    </w:p>
+    <w:p>
+      <w:pPr>
+        <w:pStyle w:val="13"/>
+        <w:keepNext w:val="0"/>
+        <w:keepLines w:val="0"/>
+        <w:widowControl/>
+        <w:suppressLineNumbers w:val="0"/>
+        <w:ind w:left="720"/>
+      </w:pPr>
+      <w:r>
+        <w:rPr>
+          <w:rStyle w:val="14"/>
+        </w:rPr>
+        <w:t>Nguồn:</w:t>
+      </w:r>
+      <w:r>
+        <w:t xml:space="preserve"> "34 years world export and import dataset" từ Kaggle.</w:t>
+      </w:r>
+    </w:p>
+    <w:p>
+      <w:pPr>
+        <w:pStyle w:val="13"/>
+        <w:keepNext w:val="0"/>
+        <w:keepLines w:val="0"/>
+        <w:widowControl/>
+        <w:suppressLineNumbers w:val="0"/>
+        <w:ind w:left="720"/>
+      </w:pPr>
+      <w:r>
+        <w:rPr>
+          <w:rStyle w:val="14"/>
+        </w:rPr>
+        <w:t>Mô tả:</w:t>
+      </w:r>
+      <w:r>
+        <w:t xml:space="preserve"> Cung cấp dữ liệu chi tiết về xuất khẩu, nhập khẩu, và các chỉ số thuế quan (AHS/MFN Weighted Average) cho nhiều quốc gia trong nhiều năm. Đây là nguồn dữ liệu chính cho các biến độc lập (thuế quan) và biến phụ thuộc (thương mại).</w:t>
+      </w:r>
+    </w:p>
+    <w:p>
+      <w:pPr>
+        <w:pStyle w:val="13"/>
+        <w:keepNext w:val="0"/>
+        <w:keepLines w:val="0"/>
+        <w:widowControl/>
+        <w:numPr>
+          <w:ilvl w:val="0"/>
+          <w:numId w:val="2"/>
+        </w:numPr>
+        <w:suppressLineNumbers w:val="0"/>
+        <w:ind w:left="420" w:leftChars="0" w:hanging="420" w:firstLineChars="0"/>
+      </w:pPr>
+      <w:r>
+        <w:rPr>
+          <w:rStyle w:val="14"/>
+        </w:rPr>
+        <w:t>Dữ liệu Quản trị Toàn cầu (WGI):</w:t>
+      </w:r>
+    </w:p>
+    <w:p>
+      <w:pPr>
+        <w:pStyle w:val="13"/>
+        <w:keepNext w:val="0"/>
+        <w:keepLines w:val="0"/>
+        <w:widowControl/>
+        <w:suppressLineNumbers w:val="0"/>
+        <w:ind w:firstLine="720" w:firstLineChars="0"/>
+      </w:pPr>
+      <w:r>
+        <w:rPr>
+          <w:rStyle w:val="14"/>
+        </w:rPr>
+        <w:t>Nguồn:</w:t>
+      </w:r>
+      <w:r>
+        <w:t xml:space="preserve"> Worldwide Governance Indicators (WGI) từ Ngân hàng Thế giới (World Bank).</w:t>
+      </w:r>
+    </w:p>
+    <w:p>
+      <w:pPr>
+        <w:pStyle w:val="13"/>
+        <w:keepNext w:val="0"/>
+        <w:keepLines w:val="0"/>
+        <w:widowControl/>
+        <w:suppressLineNumbers w:val="0"/>
+        <w:ind w:firstLine="720" w:firstLineChars="0"/>
+      </w:pPr>
+      <w:r>
+        <w:rPr>
+          <w:rStyle w:val="14"/>
+        </w:rPr>
+        <w:t>Mô tả:</w:t>
+      </w:r>
+      <w:r>
+        <w:t xml:space="preserve"> Cung cấp chỉ số "Political Stability and Absence of Violence/Terrorism (PV)" dạng 'Rank'. Chỉ số này được sử dụng làm đại diện cho biến ổn định chính trị.</w:t>
+      </w:r>
+    </w:p>
+    <w:p>
+      <w:pPr>
+        <w:pStyle w:val="13"/>
+        <w:keepNext w:val="0"/>
+        <w:keepLines w:val="0"/>
+        <w:widowControl/>
+        <w:numPr>
+          <w:ilvl w:val="0"/>
+          <w:numId w:val="2"/>
+        </w:numPr>
+        <w:suppressLineNumbers w:val="0"/>
+        <w:ind w:left="420" w:leftChars="0" w:hanging="420" w:firstLineChars="0"/>
+      </w:pPr>
+      <w:r>
+        <w:rPr>
+          <w:rStyle w:val="14"/>
+        </w:rPr>
+        <w:t>Dữ liệu Metadata Quốc gia:</w:t>
+      </w:r>
+    </w:p>
+    <w:p>
+      <w:pPr>
+        <w:pStyle w:val="13"/>
+        <w:keepNext w:val="0"/>
+        <w:keepLines w:val="0"/>
+        <w:widowControl/>
+        <w:suppressLineNumbers w:val="0"/>
+        <w:ind w:firstLine="720" w:firstLineChars="0"/>
+      </w:pPr>
+      <w:r>
+        <w:rPr>
+          <w:rStyle w:val="14"/>
+        </w:rPr>
+        <w:t>Nguồn:</w:t>
+      </w:r>
+      <w:r>
+        <w:t xml:space="preserve"> Một tệp </w:t>
+      </w:r>
+      <w:r>
+        <w:rPr>
+          <w:rStyle w:val="12"/>
+        </w:rPr>
+        <w:t>country_metadata.csv</w:t>
+      </w:r>
+      <w:r>
+        <w:t xml:space="preserve"> (được xây dựng nội bộ hoặc từ một nguồn khác).</w:t>
+      </w:r>
+    </w:p>
+    <w:p>
+      <w:pPr>
+        <w:pStyle w:val="13"/>
+        <w:keepNext w:val="0"/>
+        <w:keepLines w:val="0"/>
+        <w:widowControl/>
+        <w:suppressLineNumbers w:val="0"/>
+        <w:ind w:firstLine="720" w:firstLineChars="0"/>
+      </w:pPr>
+      <w:r>
+        <w:rPr>
+          <w:rStyle w:val="14"/>
+        </w:rPr>
+        <w:t>Mô tả:</w:t>
+      </w:r>
+      <w:r>
+        <w:t xml:space="preserve"> Chứa danh sách chuẩn hóa tên quốc gia, mã ISO, khu vực (Region) và mức thu nhập (Income Group). Tệp này đóng vai trò then chốt trong việc hợp nhất hai bộ dữ liệu trên.</w:t>
+      </w:r>
+    </w:p>
+    <w:p>
+      <w:pPr>
+        <w:pStyle w:val="13"/>
+        <w:keepNext w:val="0"/>
+        <w:keepLines w:val="0"/>
+        <w:widowControl/>
+        <w:suppressLineNumbers w:val="0"/>
+        <w:rPr>
+          <w:rFonts w:hint="default"/>
+          <w:lang w:val="en-US"/>
+        </w:rPr>
+      </w:pPr>
+      <w:r>
+        <w:rPr>
+          <w:rFonts w:hint="default"/>
+          <w:b/>
+          <w:bCs/>
+          <w:lang w:val="en-US"/>
+        </w:rPr>
+        <w:t>3. PHƯƠNG PHÁP TIỀN XỬ LÝ DỮ LIỆU</w:t>
+      </w:r>
+    </w:p>
+    <w:p>
+      <w:pPr>
+        <w:pStyle w:val="13"/>
+        <w:keepNext w:val="0"/>
+        <w:keepLines w:val="0"/>
+        <w:widowControl/>
+        <w:suppressLineNumbers w:val="0"/>
+        <w:ind w:firstLine="720" w:firstLineChars="0"/>
+        <w:rPr>
+          <w:rFonts w:hint="default"/>
+          <w:lang w:val="en-US"/>
+        </w:rPr>
+      </w:pPr>
+      <w:r>
+        <w:rPr>
+          <w:rFonts w:hint="default"/>
+          <w:lang w:val="en-US"/>
+        </w:rPr>
+        <w:t>Quá trình tiền xử lý là một bước phức tạp và quan trọng, bao gồm các kỹ thuật sau đây để đảm bảo tính toàn vẹn và nhất quán của dữ liệu:</w:t>
+      </w:r>
+    </w:p>
+    <w:p>
+      <w:pPr>
+        <w:pStyle w:val="13"/>
+        <w:keepNext w:val="0"/>
+        <w:keepLines w:val="0"/>
+        <w:widowControl/>
+        <w:suppressLineNumbers w:val="0"/>
+        <w:rPr>
+          <w:rFonts w:hint="default"/>
+          <w:b/>
+          <w:bCs/>
+          <w:lang w:val="en-US"/>
+        </w:rPr>
+      </w:pPr>
+      <w:r>
+        <w:rPr>
+          <w:rFonts w:hint="default"/>
+          <w:b/>
+          <w:bCs/>
+          <w:lang w:val="en-US"/>
+        </w:rPr>
+        <w:t>3.1. Tải và Khám phá Dữ liệu ban đầu</w:t>
+      </w:r>
+    </w:p>
+    <w:p>
+      <w:pPr>
+        <w:pStyle w:val="13"/>
+        <w:keepNext w:val="0"/>
+        <w:keepLines w:val="0"/>
+        <w:widowControl/>
+        <w:suppressLineNumbers w:val="0"/>
+        <w:ind w:firstLine="720" w:firstLineChars="0"/>
+        <w:rPr>
+          <w:rFonts w:hint="default"/>
+          <w:lang w:val="en-US"/>
+        </w:rPr>
+      </w:pPr>
+      <w:r>
+        <w:rPr>
+          <w:rFonts w:hint="default"/>
+          <w:lang w:val="en-US"/>
+        </w:rPr>
+        <w:t>Tải dữ liệu: Tải 3 tệp dữ liệu (từ Kaggle, WGI, và Metadata) vào các DataFrame của Pandas.</w:t>
+      </w:r>
+    </w:p>
+    <w:p>
+      <w:pPr>
+        <w:pStyle w:val="13"/>
+        <w:keepNext w:val="0"/>
+        <w:keepLines w:val="0"/>
+        <w:widowControl/>
+        <w:suppressLineNumbers w:val="0"/>
+        <w:ind w:firstLine="720" w:firstLineChars="0"/>
+        <w:rPr>
+          <w:rFonts w:hint="default"/>
+          <w:lang w:val="en-US"/>
+        </w:rPr>
+      </w:pPr>
+      <w:r>
+        <w:rPr>
+          <w:rFonts w:hint="default"/>
+          <w:lang w:val="en-US"/>
+        </w:rPr>
+        <w:t>Kiểm tra ban đầu: Sử dụng các hàm .info(), .head(), và .isnull().sum() để hiểu cấu trúc, kiểm tra các kiểu dữ liệu và xác định tỷ lệ dữ liệu khuyết thiếu ban đầu của mỗi tệp.</w:t>
+      </w:r>
+    </w:p>
+    <w:p>
+      <w:pPr>
+        <w:pStyle w:val="13"/>
+        <w:keepNext w:val="0"/>
+        <w:keepLines w:val="0"/>
+        <w:widowControl/>
+        <w:suppressLineNumbers w:val="0"/>
+        <w:rPr>
+          <w:rFonts w:hint="default"/>
+          <w:b/>
+          <w:bCs/>
+          <w:lang w:val="en-US"/>
+        </w:rPr>
+      </w:pPr>
+      <w:r>
+        <w:rPr>
+          <w:rFonts w:hint="default"/>
+          <w:b/>
+          <w:bCs/>
+          <w:lang w:val="en-US"/>
+        </w:rPr>
+        <w:t>3.2. Xử lý Dữ liệu Khuyết thiếu (Missing Values)</w:t>
+      </w:r>
+    </w:p>
+    <w:p>
+      <w:pPr>
+        <w:pStyle w:val="13"/>
+        <w:keepNext w:val="0"/>
+        <w:keepLines w:val="0"/>
+        <w:widowControl/>
+        <w:suppressLineNumbers w:val="0"/>
+        <w:rPr>
+          <w:rFonts w:hint="default"/>
+          <w:lang w:val="en-US"/>
+        </w:rPr>
+      </w:pPr>
+      <w:r>
+        <w:rPr>
+          <w:rFonts w:hint="default"/>
+          <w:lang w:val="en-US"/>
+        </w:rPr>
+        <w:t>- Xử lý dữ liệu khuyết thiếu đa bước:</w:t>
+      </w:r>
+    </w:p>
+    <w:p>
+      <w:pPr>
+        <w:pStyle w:val="13"/>
+        <w:keepNext w:val="0"/>
+        <w:keepLines w:val="0"/>
+        <w:widowControl/>
+        <w:numPr>
+          <w:numId w:val="0"/>
+        </w:numPr>
+        <w:suppressLineNumbers w:val="0"/>
+        <w:ind w:leftChars="0" w:right="0" w:rightChars="0"/>
+        <w:rPr>
+          <w:rFonts w:hint="default"/>
+          <w:b/>
+          <w:bCs/>
+          <w:lang w:val="en-US"/>
+        </w:rPr>
+      </w:pPr>
+      <w:r>
+        <w:rPr>
+          <w:rFonts w:hint="default"/>
+          <w:b/>
+          <w:bCs/>
+          <w:lang w:val="en-US"/>
+        </w:rPr>
+        <w:t xml:space="preserve">Chỉ số Ổn định Chính trị (WGI): </w:t>
+      </w:r>
+    </w:p>
+    <w:p>
+      <w:pPr>
+        <w:pStyle w:val="13"/>
+        <w:keepNext w:val="0"/>
+        <w:keepLines w:val="0"/>
+        <w:widowControl/>
+        <w:numPr>
+          <w:ilvl w:val="0"/>
+          <w:numId w:val="2"/>
+        </w:numPr>
+        <w:suppressLineNumbers w:val="0"/>
+        <w:ind w:left="420" w:leftChars="0" w:hanging="420" w:firstLineChars="0"/>
+        <w:rPr>
+          <w:rFonts w:hint="default"/>
+          <w:lang w:val="en-US"/>
+        </w:rPr>
+      </w:pPr>
+      <w:r>
+        <w:rPr>
+          <w:rFonts w:hint="default"/>
+          <w:lang w:val="en-US"/>
+        </w:rPr>
+        <w:t>Phát hiện các giá trị không phải số (ví dụ: '..') trong cột 'Rank' đại diện cho dữ liệu bị thiếu.</w:t>
+      </w:r>
+    </w:p>
+    <w:p>
+      <w:pPr>
+        <w:pStyle w:val="13"/>
+        <w:keepNext w:val="0"/>
+        <w:keepLines w:val="0"/>
+        <w:widowControl/>
+        <w:numPr>
+          <w:ilvl w:val="0"/>
+          <w:numId w:val="2"/>
+        </w:numPr>
+        <w:suppressLineNumbers w:val="0"/>
+        <w:ind w:left="420" w:leftChars="0" w:hanging="420" w:firstLineChars="0"/>
+        <w:rPr>
+          <w:rFonts w:hint="default"/>
+          <w:lang w:val="en-US"/>
+        </w:rPr>
+      </w:pPr>
+      <w:r>
+        <w:rPr>
+          <w:rFonts w:hint="default"/>
+          <w:lang w:val="en-US"/>
+        </w:rPr>
+        <w:t>Chuyển đổi các giá trị '..' này thành giá trị NaN (Not a Number) của Numpy.</w:t>
+      </w:r>
+    </w:p>
+    <w:p>
+      <w:pPr>
+        <w:pStyle w:val="13"/>
+        <w:keepNext w:val="0"/>
+        <w:keepLines w:val="0"/>
+        <w:widowControl/>
+        <w:suppressLineNumbers w:val="0"/>
+        <w:ind w:firstLine="720" w:firstLineChars="0"/>
+        <w:rPr>
+          <w:rFonts w:hint="default"/>
+          <w:lang w:val="en-US"/>
+        </w:rPr>
+      </w:pPr>
+    </w:p>
+    <w:p>
+      <w:pPr>
+        <w:pStyle w:val="13"/>
+        <w:keepNext w:val="0"/>
+        <w:keepLines w:val="0"/>
+        <w:widowControl/>
+        <w:numPr>
+          <w:ilvl w:val="0"/>
+          <w:numId w:val="2"/>
+        </w:numPr>
+        <w:suppressLineNumbers w:val="0"/>
+        <w:ind w:left="420" w:leftChars="0" w:hanging="420" w:firstLineChars="0"/>
+        <w:rPr>
+          <w:rFonts w:hint="default"/>
+          <w:lang w:val="en-US"/>
+        </w:rPr>
+      </w:pPr>
+      <w:r>
+        <w:rPr>
+          <w:rFonts w:hint="default"/>
+          <w:lang w:val="en-US"/>
+        </w:rPr>
+        <w:t>Các hàng chứa giá trị NaN trong cột 'Rank' sau đó đã bị loại bỏ khỏi bộ dữ liệu WGI bằng cách sử dụng dropna().</w:t>
+      </w:r>
+    </w:p>
+    <w:p>
+      <w:pPr>
+        <w:pStyle w:val="13"/>
+        <w:keepNext w:val="0"/>
+        <w:keepLines w:val="0"/>
+        <w:widowControl/>
+        <w:suppressLineNumbers w:val="0"/>
+        <w:rPr>
+          <w:rFonts w:hint="default"/>
+          <w:lang w:val="en-US"/>
+        </w:rPr>
+      </w:pPr>
+      <w:r>
+        <w:rPr>
+          <w:rFonts w:hint="default"/>
+          <w:b/>
+          <w:bCs/>
+          <w:lang w:val="en-US"/>
+        </w:rPr>
+        <w:t>Dữ liệu Thương mại (Kaggle):</w:t>
+      </w:r>
+    </w:p>
+    <w:p>
+      <w:pPr>
+        <w:pStyle w:val="13"/>
+        <w:keepNext w:val="0"/>
+        <w:keepLines w:val="0"/>
+        <w:widowControl/>
+        <w:numPr>
+          <w:ilvl w:val="0"/>
+          <w:numId w:val="2"/>
+        </w:numPr>
+        <w:suppressLineNumbers w:val="0"/>
+        <w:ind w:left="420" w:leftChars="0" w:hanging="420" w:firstLineChars="0"/>
+        <w:rPr>
+          <w:rFonts w:hint="default"/>
+          <w:lang w:val="en-US"/>
+        </w:rPr>
+      </w:pPr>
+      <w:r>
+        <w:rPr>
+          <w:rFonts w:hint="default"/>
+          <w:lang w:val="en-US"/>
+        </w:rPr>
+        <w:t>Phân tích tỷ lệ thiếu cho thấy hai cột 'Revealed comparative advantage' (thiếu 23.07%) và 'Country Growth (%)' (thiếu 25.51%) có tỷ lệ dữ liệu khuyết thiếu rất cao.</w:t>
+      </w:r>
+    </w:p>
+    <w:p>
+      <w:pPr>
+        <w:pStyle w:val="13"/>
+        <w:keepNext w:val="0"/>
+        <w:keepLines w:val="0"/>
+        <w:widowControl/>
+        <w:numPr>
+          <w:ilvl w:val="0"/>
+          <w:numId w:val="2"/>
+        </w:numPr>
+        <w:suppressLineNumbers w:val="0"/>
+        <w:ind w:left="420" w:leftChars="0" w:hanging="420" w:firstLineChars="0"/>
+        <w:rPr>
+          <w:rFonts w:hint="default"/>
+          <w:lang w:val="en-US"/>
+        </w:rPr>
+      </w:pPr>
+      <w:r>
+        <w:rPr>
+          <w:rFonts w:hint="default"/>
+          <w:lang w:val="en-US"/>
+        </w:rPr>
+        <w:t>Giải pháp: Thay vì cố gắng điền giá trị (nội suy) có thể gây sai lệch, chúng tôi đã loại bỏ hoàn toàn hai cột này khỏi phân tích.</w:t>
+      </w:r>
+    </w:p>
+    <w:p>
+      <w:pPr>
+        <w:pStyle w:val="13"/>
+        <w:keepNext w:val="0"/>
+        <w:keepLines w:val="0"/>
+        <w:widowControl/>
+        <w:numPr>
+          <w:ilvl w:val="0"/>
+          <w:numId w:val="2"/>
+        </w:numPr>
+        <w:suppressLineNumbers w:val="0"/>
+        <w:ind w:left="420" w:leftChars="0" w:hanging="420" w:firstLineChars="0"/>
+        <w:rPr>
+          <w:rFonts w:hint="default"/>
+          <w:lang w:val="en-US"/>
+        </w:rPr>
+      </w:pPr>
+      <w:r>
+        <w:rPr>
+          <w:rFonts w:hint="default"/>
+          <w:lang w:val="en-US"/>
+        </w:rPr>
+        <w:t>Để giữ lại thông tin về việc dữ liệu có tồn tại hay không, hai cột cờ nhị phân (binary flags) mới là has_RCA và has_Country_Growth đã được tạo ra (giá trị 1 nếu có dữ liệu, 0 nếu thiếu) trước khi xóa cột gốc.</w:t>
+      </w:r>
+    </w:p>
+    <w:p>
+      <w:pPr>
+        <w:pStyle w:val="13"/>
+        <w:keepNext w:val="0"/>
+        <w:keepLines w:val="0"/>
+        <w:widowControl/>
+        <w:suppressLineNumbers w:val="0"/>
+        <w:ind w:firstLine="720" w:firstLineChars="0"/>
+        <w:rPr>
+          <w:rFonts w:hint="default"/>
+          <w:lang w:val="en-US"/>
+        </w:rPr>
+      </w:pPr>
+    </w:p>
+    <w:p>
+      <w:pPr>
+        <w:pStyle w:val="13"/>
+        <w:keepNext w:val="0"/>
+        <w:keepLines w:val="0"/>
+        <w:widowControl/>
+        <w:suppressLineNumbers w:val="0"/>
+        <w:rPr>
+          <w:rFonts w:hint="default"/>
+          <w:lang w:val="en-US"/>
+        </w:rPr>
+      </w:pPr>
+      <w:r>
+        <w:rPr>
+          <w:rFonts w:hint="default"/>
+          <w:b/>
+          <w:bCs/>
+          <w:lang w:val="en-US"/>
+        </w:rPr>
+        <w:t>3.3. Hợp nhất và Chuẩn hóa Tên quốc gia (Fuzzy Matching)</w:t>
+      </w:r>
+    </w:p>
+    <w:p>
+      <w:pPr>
+        <w:pStyle w:val="13"/>
+        <w:keepNext w:val="0"/>
+        <w:keepLines w:val="0"/>
+        <w:widowControl/>
+        <w:suppressLineNumbers w:val="0"/>
+        <w:ind w:firstLine="720" w:firstLineChars="0"/>
+        <w:rPr>
+          <w:rFonts w:hint="default"/>
+          <w:lang w:val="en-US"/>
+        </w:rPr>
+      </w:pPr>
+      <w:r>
+        <w:rPr>
+          <w:rFonts w:hint="default"/>
+          <w:lang w:val="en-US"/>
+        </w:rPr>
+        <w:t>Một thách thức lớn là tên quốc gia không nhất quán giữa các bộ dữ liệu.</w:t>
+      </w:r>
+    </w:p>
+    <w:p>
+      <w:pPr>
+        <w:pStyle w:val="13"/>
+        <w:keepNext w:val="0"/>
+        <w:keepLines w:val="0"/>
+        <w:widowControl/>
+        <w:suppressLineNumbers w:val="0"/>
+        <w:ind w:firstLine="720" w:firstLineChars="0"/>
+        <w:rPr>
+          <w:rFonts w:hint="default"/>
+          <w:lang w:val="en-US"/>
+        </w:rPr>
+      </w:pPr>
+      <w:r>
+        <w:rPr>
+          <w:rFonts w:hint="default"/>
+          <w:lang w:val="en-US"/>
+        </w:rPr>
+        <w:t>Giải pháp: Sử dụng thư viện fuzzywuzzy (cụ thể là hàm process.extractOne) để thực hiện khớp chuỗi mờ (fuzzy string matching).</w:t>
+      </w:r>
+    </w:p>
+    <w:p>
+      <w:pPr>
+        <w:pStyle w:val="13"/>
+        <w:keepNext w:val="0"/>
+        <w:keepLines w:val="0"/>
+        <w:widowControl/>
+        <w:suppressLineNumbers w:val="0"/>
+        <w:ind w:firstLine="720" w:firstLineChars="0"/>
+        <w:rPr>
+          <w:rFonts w:hint="default"/>
+          <w:lang w:val="en-US"/>
+        </w:rPr>
+      </w:pPr>
+      <w:r>
+        <w:rPr>
+          <w:rFonts w:hint="default"/>
+          <w:lang w:val="en-US"/>
+        </w:rPr>
+        <w:t>Quy trình: Tên quốc gia từ bộ dữ liệu Kaggle (Country) và WGI (Country/Territory) được so khớp với danh sách "tên chuẩn" (standard_name) từ tệp country_metadata.csv.</w:t>
+      </w:r>
+    </w:p>
+    <w:p>
+      <w:pPr>
+        <w:pStyle w:val="13"/>
+        <w:keepNext w:val="0"/>
+        <w:keepLines w:val="0"/>
+        <w:widowControl/>
+        <w:suppressLineNumbers w:val="0"/>
+        <w:ind w:firstLine="720" w:firstLineChars="0"/>
+        <w:rPr>
+          <w:rFonts w:hint="default"/>
+          <w:lang w:val="en-US"/>
+        </w:rPr>
+      </w:pPr>
+      <w:r>
+        <w:rPr>
+          <w:rFonts w:hint="default"/>
+          <w:lang w:val="en-US"/>
+        </w:rPr>
+        <w:t>Lọc theo Ngưỡng: Chỉ những kết quả khớp có độ tương đồng (confidence score) trên 60% mới được chấp nhận. Các hàng dữ liệu (cả từ Kaggle và WGI) không đạt ngưỡng khớp này đã bị loại bỏ khỏi phân tích để đảm bảo tính chính xác của việc gộp dữ liệu.</w:t>
+      </w:r>
+    </w:p>
+    <w:p>
+      <w:pPr>
+        <w:pStyle w:val="13"/>
+        <w:keepNext w:val="0"/>
+        <w:keepLines w:val="0"/>
+        <w:widowControl/>
+        <w:suppressLineNumbers w:val="0"/>
+        <w:ind w:firstLine="720" w:firstLineChars="0"/>
+        <w:rPr>
+          <w:rFonts w:hint="default"/>
+          <w:lang w:val="en-US"/>
+        </w:rPr>
+      </w:pPr>
+      <w:r>
+        <w:rPr>
+          <w:rFonts w:hint="default"/>
+          <w:lang w:val="en-US"/>
+        </w:rPr>
+        <w:t>Kết quả: 166 hàng dữ liệu từ bộ Kaggle đã bị loại bỏ do không khớp được tên một cách đáng tin cậy.</w:t>
+      </w:r>
+    </w:p>
+    <w:p>
+      <w:pPr>
+        <w:pStyle w:val="13"/>
+        <w:keepNext w:val="0"/>
+        <w:keepLines w:val="0"/>
+        <w:widowControl/>
+        <w:suppressLineNumbers w:val="0"/>
+        <w:rPr>
+          <w:rFonts w:hint="default"/>
+          <w:lang w:val="en-US"/>
+        </w:rPr>
+      </w:pPr>
+      <w:r>
+        <w:rPr>
+          <w:rFonts w:hint="default"/>
+          <w:b/>
+          <w:bCs/>
+          <w:lang w:val="en-US"/>
+        </w:rPr>
+        <w:t>3.4. Gộp (Merge) các Bộ Dữ liệu</w:t>
+      </w:r>
+    </w:p>
+    <w:p>
+      <w:pPr>
+        <w:pStyle w:val="13"/>
+        <w:keepNext w:val="0"/>
+        <w:keepLines w:val="0"/>
+        <w:widowControl/>
+        <w:suppressLineNumbers w:val="0"/>
+        <w:ind w:firstLine="720" w:firstLineChars="0"/>
+        <w:rPr>
+          <w:rFonts w:hint="default"/>
+          <w:lang w:val="en-US"/>
+        </w:rPr>
+      </w:pPr>
+      <w:r>
+        <w:rPr>
+          <w:rFonts w:hint="default"/>
+          <w:lang w:val="en-US"/>
+        </w:rPr>
+        <w:t>Sau khi đã có cột standard_name chuẩn hóa ở cả hai bộ dữ liệu chính:</w:t>
+      </w:r>
+    </w:p>
+    <w:p>
+      <w:pPr>
+        <w:pStyle w:val="13"/>
+        <w:keepNext w:val="0"/>
+        <w:keepLines w:val="0"/>
+        <w:widowControl/>
+        <w:suppressLineNumbers w:val="0"/>
+        <w:ind w:firstLine="720" w:firstLineChars="0"/>
+        <w:rPr>
+          <w:rFonts w:hint="default"/>
+          <w:lang w:val="en-US"/>
+        </w:rPr>
+      </w:pPr>
+      <w:r>
+        <w:rPr>
+          <w:rFonts w:hint="default"/>
+          <w:lang w:val="en-US"/>
+        </w:rPr>
+        <w:t>Gộp (pd.merge) bộ dữ liệu Kaggle và WGI đã qua xử lý, sử dụng phép gộp inner dựa trên hai khóa: standard_name và Year. Điều này đảm bảo chúng ta chỉ giữ lại các điểm dữ liệu có thông tin của cả thương mại và ổn định chính trị trong cùng một năm.</w:t>
+      </w:r>
+    </w:p>
+    <w:p>
+      <w:pPr>
+        <w:pStyle w:val="13"/>
+        <w:keepNext w:val="0"/>
+        <w:keepLines w:val="0"/>
+        <w:widowControl/>
+        <w:suppressLineNumbers w:val="0"/>
+        <w:ind w:firstLine="720" w:firstLineChars="0"/>
+        <w:rPr>
+          <w:rFonts w:hint="default"/>
+          <w:lang w:val="en-US"/>
+        </w:rPr>
+      </w:pPr>
+      <w:r>
+        <w:rPr>
+          <w:rFonts w:hint="default"/>
+          <w:lang w:val="en-US"/>
+        </w:rPr>
+        <w:t>Tiếp tục gộp (pd.merge) kết quả trên với bộ dữ liệu df_meta sử dụng phép gộp left dựa trên khóa standard_name để bổ sung các thông tin về Khu vực (Region) và Mức thu nhập (Income Group).</w:t>
+      </w:r>
+    </w:p>
+    <w:p>
+      <w:pPr>
+        <w:pStyle w:val="13"/>
+        <w:keepNext w:val="0"/>
+        <w:keepLines w:val="0"/>
+        <w:widowControl/>
+        <w:suppressLineNumbers w:val="0"/>
+        <w:rPr>
+          <w:rFonts w:hint="default"/>
+          <w:lang w:val="en-US"/>
+        </w:rPr>
+      </w:pPr>
+      <w:r>
+        <w:rPr>
+          <w:rFonts w:hint="default"/>
+          <w:b/>
+          <w:bCs/>
+          <w:lang w:val="en-US"/>
+        </w:rPr>
+        <w:t>3.5. Biến đổi Dữ liệu (Data Transformation)</w:t>
+      </w:r>
+    </w:p>
+    <w:p>
+      <w:pPr>
+        <w:pStyle w:val="13"/>
+        <w:keepNext w:val="0"/>
+        <w:keepLines w:val="0"/>
+        <w:widowControl/>
+        <w:suppressLineNumbers w:val="0"/>
+        <w:ind w:firstLine="720" w:firstLineChars="0"/>
+        <w:rPr>
+          <w:rFonts w:hint="default"/>
+          <w:lang w:val="en-US"/>
+        </w:rPr>
+      </w:pPr>
+      <w:r>
+        <w:rPr>
+          <w:rFonts w:hint="default"/>
+          <w:lang w:val="en-US"/>
+        </w:rPr>
+        <w:t>Để chuẩn bị cho phân tích EDA và mô hình hóa, một số biến có phân phối lệch (skewed) đã được biến đổi:</w:t>
+      </w:r>
+    </w:p>
+    <w:p>
+      <w:pPr>
+        <w:pStyle w:val="13"/>
+        <w:keepNext w:val="0"/>
+        <w:keepLines w:val="0"/>
+        <w:widowControl/>
+        <w:suppressLineNumbers w:val="0"/>
+        <w:ind w:firstLine="720" w:firstLineChars="0"/>
+        <w:rPr>
+          <w:rFonts w:hint="default"/>
+          <w:lang w:val="en-US"/>
+        </w:rPr>
+      </w:pPr>
+      <w:r>
+        <w:rPr>
+          <w:rFonts w:hint="default"/>
+          <w:lang w:val="en-US"/>
+        </w:rPr>
+        <w:t>Log Transform: Áp dụng biến đổi logarit ch</w:t>
       </w:r>
       <w:bookmarkStart w:id="0" w:name="_GoBack"/>
       <w:bookmarkEnd w:id="0"/>
       <w:r>
         <w:rPr>
-          <w:color w:val="000000"/>
-        </w:rPr>
-        <w:t>vấn đề kinh doanh này thành</w:t>
-      </w:r>
-      <w:r>
-        <w:rPr>
-          <w:color w:val="000000"/>
-          <w:lang w:val="vi-VN"/>
-        </w:rPr>
-        <w:t xml:space="preserve"> </w:t>
-      </w:r>
-      <w:r>
-        <w:rPr>
-          <w:color w:val="000000"/>
-        </w:rPr>
-        <w:t>một bài toán Phân loại Nhị phân (Binary Classification), sử dụng các thuật toán như Logistic Regression và XGBoost, mô hình sẽ học từ dữ liệu lịch sử (như kim ngạch thương mại, chỉ số kinh tế vĩ mô) để dự đoán xác suất một mặt hàng điện tử (phân loại theo mã HS) sẽ bị thay đổi thuế suất (Có = 1 / Không = 0) trong kỳ tiếp theo. Kết quả kỳ vọng của đề tài là một hệ thống cảnh báo định lượng, có khả năng cung cấp thông tin, giúp doanh nghiệp chủ động điều chỉnh chiến lược chuỗi cung ứng và quản trị rủi ro hiệu quả hơn.</w:t>
-      </w:r>
-    </w:p>
-    <w:p>
-      <w:pPr>
-        <w:pBdr>
-          <w:top w:val="nil"/>
-          <w:left w:val="nil"/>
-          <w:bottom w:val="nil"/>
-          <w:right w:val="nil"/>
-          <w:between w:val="nil"/>
-        </w:pBdr>
-        <w:spacing w:before="120" w:line="276" w:lineRule="auto"/>
-        <w:ind w:firstLine="567"/>
-        <w:rPr>
-          <w:color w:val="000000"/>
-        </w:rPr>
-      </w:pPr>
-      <w:bookmarkStart w:id="1" w:name="_yuacwfrwaa9n" w:colFirst="0" w:colLast="0"/>
-      <w:bookmarkEnd w:id="1"/>
-      <w:r>
-        <w:rPr>
-          <w:color w:val="000000"/>
-        </w:rPr>
-        <w:t xml:space="preserve">Trong đề tài này, nhóm chúng tôi đã tự thu thập dữ liệu bằng cách tổng hợp dữ liệu từ nhiều nguồn cơ sở dữ liệu thương mại công khai. Về dữ liệu Kim ngạch (Trade Value), nhóm thu thập dữ liệu chi tiết về giá trị xuất nhập khẩu của ngành hàng điện tử từ cơ sở dữ liệu của UN Comtrade </w:t>
-      </w:r>
-      <w:hyperlink r:id="rId7">
-        <w:r>
-          <w:rPr>
-            <w:color w:val="1155CC"/>
-            <w:u w:val="single"/>
-          </w:rPr>
-          <w:t>[</w:t>
-        </w:r>
-        <w:r>
-          <w:rPr>
-            <w:color w:val="1155CC"/>
-            <w:u w:val="single"/>
-          </w:rPr>
-          <w:t>1</w:t>
-        </w:r>
-        <w:r>
-          <w:rPr>
-            <w:color w:val="1155CC"/>
-            <w:u w:val="single"/>
-          </w:rPr>
-          <w:t>]</w:t>
-        </w:r>
-      </w:hyperlink>
-      <w:r>
-        <w:rPr>
-          <w:color w:val="000000"/>
-        </w:rPr>
-        <w:t xml:space="preserve"> và WTO </w:t>
-      </w:r>
-      <w:hyperlink r:id="rId8">
-        <w:r>
-          <w:rPr>
-            <w:color w:val="1155CC"/>
-            <w:u w:val="single"/>
-          </w:rPr>
-          <w:t>[2]</w:t>
-        </w:r>
-      </w:hyperlink>
-      <w:r>
-        <w:rPr>
-          <w:color w:val="000000"/>
-        </w:rPr>
-        <w:t xml:space="preserve">. Sau đó, nhóm tiến hành phân tích và xử lí để xem xét có thể kết hợp hay chỉ dùng một bộ dữ liệu có độ chi tiết cao hơn từ các dữ liệu thu thập về. Về dữ liệu Thuế quan (Tariff Data), nhóm vẫn </w:t>
-      </w:r>
-      <w:r>
-        <w:t>đang</w:t>
-      </w:r>
-      <w:r>
-        <w:rPr>
-          <w:color w:val="000000"/>
-        </w:rPr>
-        <w:t xml:space="preserve"> tiến hành thu thập từ cơ sở dữ liệu của WTO. Sau khi thu thập đủ dữ liệu, nhóm sẽ tiến hành quá trình làm sạch, chuẩn hóa và liên kết các bộ dữ liệu rời rạc này lại với nhau để xây dựng bộ dữ liệu cuối cùng cho mô hình.</w:t>
-      </w:r>
-    </w:p>
-    <w:p>
-      <w:pPr>
-        <w:pBdr>
-          <w:top w:val="nil"/>
-          <w:left w:val="nil"/>
-          <w:bottom w:val="nil"/>
-          <w:right w:val="nil"/>
-          <w:between w:val="nil"/>
-        </w:pBdr>
-        <w:spacing w:before="120" w:line="276" w:lineRule="auto"/>
-        <w:ind w:firstLine="567"/>
-        <w:rPr>
-          <w:color w:val="FF0000"/>
-          <w:lang w:val="vi-VN"/>
+          <w:rFonts w:hint="default"/>
+          <w:lang w:val="en-US"/>
+        </w:rPr>
+        <w:t>o cột Export để tạo cột mới Log_Export. Sử dụng np.log(df_final['Export'] + 1) để xử lý các giá trị bằng 0 (nếu có) và giúp phân phối của biến này gần với phân phối chuẩn hơn, ổn định phương sai.</w:t>
+      </w:r>
+    </w:p>
+    <w:p>
+      <w:pPr>
+        <w:pStyle w:val="13"/>
+        <w:keepNext w:val="0"/>
+        <w:keepLines w:val="0"/>
+        <w:widowControl/>
+        <w:suppressLineNumbers w:val="0"/>
+        <w:ind w:firstLine="720" w:firstLineChars="0"/>
+        <w:rPr>
+          <w:rFonts w:hint="default"/>
+          <w:lang w:val="en-US"/>
         </w:rPr>
       </w:pPr>
     </w:p>
     <w:sectPr>
-      <w:footerReference w:type="default" r:id="rId9"/>
+      <w:footerReference r:id="rId5" w:type="default"/>
       <w:pgSz w:w="11907" w:h="16840"/>
       <w:pgMar w:top="1440" w:right="1134" w:bottom="1440" w:left="1701" w:header="709" w:footer="709" w:gutter="0"/>
       <w:pgNumType w:start="0"/>
-      <w:cols w:space="720"/>
+      <w:cols w:space="720" w:num="1"/>
     </w:sectPr>
   </w:body>
 </w:document>
 </file>
 
 <file path=word/endnotes.xml><?xml version="1.0" encoding="utf-8"?>
-<w:endnotes xmlns:wpc="http://schemas.microsoft.com/office/word/2010/wordprocessingCanvas" xmlns:cx="http://schemas.microsoft.com/office/drawing/2014/chartex" xmlns:cx1="http://schemas.microsoft.com/office/drawing/2015/9/8/chartex" xmlns:cx2="http://schemas.microsoft.com/office/drawing/2015/10/21/chartex" xmlns:cx3="http://schemas.microsoft.com/office/drawing/2016/5/9/chartex" xmlns:cx4="http://schemas.microsoft.com/office/drawing/2016/5/10/chartex" xmlns:cx5="http://schemas.microsoft.com/office/drawing/2016/5/11/chartex" xmlns:cx6="http://schemas.microsoft.com/office/drawing/2016/5/12/chartex" xmlns:cx7="http://schemas.microsoft.com/office/drawing/2016/5/13/chartex" xmlns:cx8="http://schemas.microsoft.com/office/drawing/2016/5/14/chartex" xmlns:mc="http://schemas.openxmlformats.org/markup-compatibility/2006" xmlns:aink="http://schemas.microsoft.com/office/drawing/2016/ink" xmlns:am3d="http://schemas.microsoft.com/office/drawing/2017/model3d" xmlns:o="urn:schemas-microsoft-com:office:office" xmlns:r="http://schemas.openxmlformats.org/officeDocument/2006/relationships" xmlns:m="http://schemas.openxmlformats.org/officeDocument/2006/math" xmlns:v="urn:schemas-microsoft-com:vml" xmlns:wp14="http://schemas.microsoft.com/office/word/2010/wordprocessingDrawing" xmlns:wp="http://schemas.openxmlformats.org/drawingml/2006/wordprocessingDrawing" xmlns:w10="urn:schemas-microsoft-com:office:word" xmlns:w="http://schemas.openxmlformats.org/wordprocessingml/2006/main" xmlns:w14="http://schemas.microsoft.com/office/word/2010/wordml" xmlns:w15="http://schemas.microsoft.com/office/word/2012/wordml" xmlns:w16cid="http://schemas.microsoft.com/office/word/2016/wordml/cid" xmlns:w16se="http://schemas.microsoft.com/office/word/2015/wordml/symex" xmlns:wpg="http://schemas.microsoft.com/office/word/2010/wordprocessingGroup" xmlns:wpi="http://schemas.microsoft.com/office/word/2010/wordprocessingInk" xmlns:wne="http://schemas.microsoft.com/office/word/2006/wordml" xmlns:wps="http://schemas.microsoft.com/office/word/2010/wordprocessingShape" mc:Ignorable="w14 w15 w16se w16cid wp14">
-  <w:endnote w:type="separator" w:id="-1">
-    <w:p>
-      <w:pPr>
-        <w:spacing w:after="0" w:line="240" w:lineRule="auto"/>
+<w:endnotes xmlns:wpc="http://schemas.microsoft.com/office/word/2010/wordprocessingCanvas" xmlns:mc="http://schemas.openxmlformats.org/markup-compatibility/2006" xmlns:o="urn:schemas-microsoft-com:office:office" xmlns:r="http://schemas.openxmlformats.org/officeDocument/2006/relationships" xmlns:m="http://schemas.openxmlformats.org/officeDocument/2006/math" xmlns:v="urn:schemas-microsoft-com:vml" xmlns:wp14="http://schemas.microsoft.com/office/word/2010/wordprocessingDrawing" xmlns:wp="http://schemas.openxmlformats.org/drawingml/2006/wordprocessingDrawing" xmlns:w="http://schemas.openxmlformats.org/wordprocessingml/2006/main" xmlns:w14="http://schemas.microsoft.com/office/word/2010/wordml" xmlns:w15="http://schemas.microsoft.com/office/word/2012/wordml" xmlns:w10="urn:schemas-microsoft-com:office:word" xmlns:wpg="http://schemas.microsoft.com/office/word/2010/wordprocessingGroup" xmlns:wpi="http://schemas.microsoft.com/office/word/2010/wordprocessingInk" xmlns:wne="http://schemas.microsoft.com/office/word/2006/wordml" xmlns:wps="http://schemas.microsoft.com/office/word/2010/wordprocessingShape" xmlns:wpsCustomData="http://www.wps.cn/officeDocument/2013/wpsCustomData" mc:Ignorable="w14 w15 wp14">
+  <w:endnote w:type="separator" w:id="0">
+    <w:p>
+      <w:pPr>
+        <w:spacing w:line="240" w:lineRule="auto"/>
       </w:pPr>
       <w:r>
         <w:separator/>
       </w:r>
     </w:p>
   </w:endnote>
-  <w:endnote w:type="continuationSeparator" w:id="0">
-    <w:p>
-      <w:pPr>
-        <w:spacing w:after="0" w:line="240" w:lineRule="auto"/>
+  <w:endnote w:type="continuationSeparator" w:id="1">
+    <w:p>
+      <w:pPr>
+        <w:spacing w:line="240" w:lineRule="auto"/>
       </w:pPr>
       <w:r>
         <w:continuationSeparator/>
@@ -948,21 +2041,21 @@
 </file>
 
 <file path=word/footer1.xml><?xml version="1.0" encoding="utf-8"?>
-<w:ftr xmlns:wpc="http://schemas.microsoft.com/office/word/2010/wordprocessingCanvas" xmlns:cx="http://schemas.microsoft.com/office/drawing/2014/chartex" xmlns:cx1="http://schemas.microsoft.com/office/drawing/2015/9/8/chartex" xmlns:cx2="http://schemas.microsoft.com/office/drawing/2015/10/21/chartex" xmlns:cx3="http://schemas.microsoft.com/office/drawing/2016/5/9/chartex" xmlns:cx4="http://schemas.microsoft.com/office/drawing/2016/5/10/chartex" xmlns:cx5="http://schemas.microsoft.com/office/drawing/2016/5/11/chartex" xmlns:cx6="http://schemas.microsoft.com/office/drawing/2016/5/12/chartex" xmlns:cx7="http://schemas.microsoft.com/office/drawing/2016/5/13/chartex" xmlns:cx8="http://schemas.microsoft.com/office/drawing/2016/5/14/chartex" xmlns:mc="http://schemas.openxmlformats.org/markup-compatibility/2006" xmlns:aink="http://schemas.microsoft.com/office/drawing/2016/ink" xmlns:am3d="http://schemas.microsoft.com/office/drawing/2017/model3d" xmlns:o="urn:schemas-microsoft-com:office:office" xmlns:r="http://schemas.openxmlformats.org/officeDocument/2006/relationships" xmlns:m="http://schemas.openxmlformats.org/officeDocument/2006/math" xmlns:v="urn:schemas-microsoft-com:vml" xmlns:wp14="http://schemas.microsoft.com/office/word/2010/wordprocessingDrawing" xmlns:wp="http://schemas.openxmlformats.org/drawingml/2006/wordprocessingDrawing" xmlns:w10="urn:schemas-microsoft-com:office:word" xmlns:w="http://schemas.openxmlformats.org/wordprocessingml/2006/main" xmlns:w14="http://schemas.microsoft.com/office/word/2010/wordml" xmlns:w15="http://schemas.microsoft.com/office/word/2012/wordml" xmlns:w16cid="http://schemas.microsoft.com/office/word/2016/wordml/cid" xmlns:w16se="http://schemas.microsoft.com/office/word/2015/wordml/symex" xmlns:wpg="http://schemas.microsoft.com/office/word/2010/wordprocessingGroup" xmlns:wpi="http://schemas.microsoft.com/office/word/2010/wordprocessingInk" xmlns:wne="http://schemas.microsoft.com/office/word/2006/wordml" xmlns:wps="http://schemas.microsoft.com/office/word/2010/wordprocessingShape" mc:Ignorable="w14 w15 w16se w16cid wp14">
+<w:ftr xmlns:wpc="http://schemas.microsoft.com/office/word/2010/wordprocessingCanvas" xmlns:mc="http://schemas.openxmlformats.org/markup-compatibility/2006" xmlns:o="urn:schemas-microsoft-com:office:office" xmlns:r="http://schemas.openxmlformats.org/officeDocument/2006/relationships" xmlns:m="http://schemas.openxmlformats.org/officeDocument/2006/math" xmlns:v="urn:schemas-microsoft-com:vml" xmlns:wp14="http://schemas.microsoft.com/office/word/2010/wordprocessingDrawing" xmlns:wp="http://schemas.openxmlformats.org/drawingml/2006/wordprocessingDrawing" xmlns:w10="urn:schemas-microsoft-com:office:word" xmlns:w="http://schemas.openxmlformats.org/wordprocessingml/2006/main" xmlns:w14="http://schemas.microsoft.com/office/word/2010/wordml" xmlns:w15="http://schemas.microsoft.com/office/word/2012/wordml" xmlns:wpg="http://schemas.microsoft.com/office/word/2010/wordprocessingGroup" xmlns:wpi="http://schemas.microsoft.com/office/word/2010/wordprocessingInk" xmlns:wne="http://schemas.microsoft.com/office/word/2006/wordml" xmlns:wps="http://schemas.microsoft.com/office/word/2010/wordprocessingShape" xmlns:wpsCustomData="http://www.wps.cn/officeDocument/2013/wpsCustomData" mc:Ignorable="w14 w15 wp14">
   <w:p>
     <w:pPr>
       <w:pBdr>
-        <w:top w:val="nil"/>
-        <w:left w:val="nil"/>
-        <w:bottom w:val="nil"/>
-        <w:right w:val="nil"/>
-        <w:between w:val="nil"/>
+        <w:top w:val="none" w:color="auto" w:sz="0" w:space="0"/>
+        <w:left w:val="none" w:color="auto" w:sz="0" w:space="0"/>
+        <w:bottom w:val="none" w:color="auto" w:sz="0" w:space="0"/>
+        <w:right w:val="none" w:color="auto" w:sz="0" w:space="0"/>
+        <w:between w:val="none" w:color="auto" w:sz="0" w:space="0"/>
       </w:pBdr>
       <w:tabs>
         <w:tab w:val="center" w:pos="4680"/>
-        <w:tab w:val="right" w:pos="9360"/>
         <w:tab w:val="center" w:pos="6521"/>
         <w:tab w:val="right" w:pos="9072"/>
+        <w:tab w:val="right" w:pos="9360"/>
       </w:tabs>
       <w:spacing w:after="0" w:line="240" w:lineRule="auto"/>
       <w:rPr>
@@ -982,21 +2075,18 @@
       <w:tab/>
     </w:r>
     <w:r>
-      <w:rPr>
-        <w:noProof/>
-      </w:rPr>
       <mc:AlternateContent>
-        <mc:Choice Requires="wpg">
+        <mc:Choice Requires="wps">
           <w:drawing>
-            <wp:anchor distT="0" distB="0" distL="114300" distR="114300" simplePos="0" relativeHeight="251658240" behindDoc="0" locked="0" layoutInCell="1" hidden="0" allowOverlap="1" wp14:anchorId="5A2FE5B7" wp14:editId="7A8C8FF8">
+            <wp:anchor distT="0" distB="0" distL="114300" distR="114300" simplePos="0" relativeHeight="251659264" behindDoc="0" locked="0" layoutInCell="1" allowOverlap="1">
               <wp:simplePos x="0" y="0"/>
               <wp:positionH relativeFrom="column">
-                <wp:posOffset>-13334</wp:posOffset>
+                <wp:posOffset>-12700</wp:posOffset>
               </wp:positionH>
               <wp:positionV relativeFrom="paragraph">
-                <wp:posOffset>-67943</wp:posOffset>
+                <wp:posOffset>-67310</wp:posOffset>
               </wp:positionV>
-              <wp:extent cx="5760000" cy="12700"/>
+              <wp:extent cx="5760085" cy="12700"/>
               <wp:effectExtent l="0" t="0" r="0" b="0"/>
               <wp:wrapNone/>
               <wp:docPr id="1" name="Straight Arrow Connector 1"/>
@@ -1031,47 +2121,15 @@
             </wp:anchor>
           </w:drawing>
         </mc:Choice>
-        <mc:Fallback xmlns:sl="http://schemas.openxmlformats.org/schemaLibrary/2006/main" xmlns:a="http://schemas.openxmlformats.org/drawingml/2006/main" xmlns:pic="http://schemas.openxmlformats.org/drawingml/2006/picture" xmlns:c="http://schemas.openxmlformats.org/drawingml/2006/chart" xmlns:lc="http://schemas.openxmlformats.org/drawingml/2006/lockedCanvas" xmlns:dgm="http://schemas.openxmlformats.org/drawingml/2006/diagram" xmlns:w16="http://schemas.microsoft.com/office/word/2018/wordml" xmlns:w16cex="http://schemas.microsoft.com/office/word/2018/wordml/cex" xmlns="http://schemas.microsoft.com/office/tasks/2019/documenttasks" xmlns:cr="http://schemas.microsoft.com/office/comments/2020/reactions">
-          <w:drawing>
-            <wp:anchor allowOverlap="1" behindDoc="0" distB="0" distT="0" distL="114300" distR="114300" hidden="0" layoutInCell="1" locked="0" relativeHeight="0" simplePos="0">
-              <wp:simplePos x="0" y="0"/>
-              <wp:positionH relativeFrom="column">
-                <wp:posOffset>-13334</wp:posOffset>
-              </wp:positionH>
-              <wp:positionV relativeFrom="paragraph">
-                <wp:posOffset>-67943</wp:posOffset>
-              </wp:positionV>
-              <wp:extent cx="5760000" cy="12700"/>
-              <wp:effectExtent b="0" l="0" r="0" t="0"/>
-              <wp:wrapNone/>
-              <wp:docPr id="1" name="image2.png"/>
-              <a:graphic>
-                <a:graphicData uri="http://schemas.openxmlformats.org/drawingml/2006/picture">
-                  <pic:pic>
-                    <pic:nvPicPr>
-                      <pic:cNvPr id="0" name="image2.png"/>
-                      <pic:cNvPicPr preferRelativeResize="0"/>
-                    </pic:nvPicPr>
-                    <pic:blipFill>
-                      <a:blip r:embed="rId1"/>
-                      <a:srcRect/>
-                      <a:stretch>
-                        <a:fillRect/>
-                      </a:stretch>
-                    </pic:blipFill>
-                    <pic:spPr>
-                      <a:xfrm>
-                        <a:off x="0" y="0"/>
-                        <a:ext cx="5760000" cy="12700"/>
-                      </a:xfrm>
-                      <a:prstGeom prst="rect"/>
-                      <a:ln/>
-                    </pic:spPr>
-                  </pic:pic>
-                </a:graphicData>
-              </a:graphic>
-            </wp:anchor>
-          </w:drawing>
+        <mc:Fallback>
+          <w:pict>
+            <v:shape id="_x0000_s1026" o:spid="_x0000_s1026" o:spt="32" type="#_x0000_t32" style="position:absolute;left:0pt;margin-left:-1pt;margin-top:-5.3pt;height:1pt;width:453.55pt;z-index:251659264;mso-width-relative:page;mso-height-relative:page;" filled="f" stroked="t" coordsize="21600,21600" o:gfxdata="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">
+              <v:fill on="f" focussize="0,0"/>
+              <v:stroke color="#000000 [3200]" miterlimit="8" joinstyle="miter" startarrowwidth="narrow" startarrowlength="short" endarrowwidth="narrow" endarrowlength="short"/>
+              <v:imagedata o:title=""/>
+              <o:lock v:ext="edit" aspectratio="f"/>
+            </v:shape>
+          </w:pict>
         </mc:Fallback>
       </mc:AlternateContent>
     </w:r>
@@ -1080,21 +2138,21 @@
 </file>
 
 <file path=word/footnotes.xml><?xml version="1.0" encoding="utf-8"?>
-<w:footnotes xmlns:wpc="http://schemas.microsoft.com/office/word/2010/wordprocessingCanvas" xmlns:cx="http://schemas.microsoft.com/office/drawing/2014/chartex" xmlns:cx1="http://schemas.microsoft.com/office/drawing/2015/9/8/chartex" xmlns:cx2="http://schemas.microsoft.com/office/drawing/2015/10/21/chartex" xmlns:cx3="http://schemas.microsoft.com/office/drawing/2016/5/9/chartex" xmlns:cx4="http://schemas.microsoft.com/office/drawing/2016/5/10/chartex" xmlns:cx5="http://schemas.microsoft.com/office/drawing/2016/5/11/chartex" xmlns:cx6="http://schemas.microsoft.com/office/drawing/2016/5/12/chartex" xmlns:cx7="http://schemas.microsoft.com/office/drawing/2016/5/13/chartex" xmlns:cx8="http://schemas.microsoft.com/office/drawing/2016/5/14/chartex" xmlns:mc="http://schemas.openxmlformats.org/markup-compatibility/2006" xmlns:aink="http://schemas.microsoft.com/office/drawing/2016/ink" xmlns:am3d="http://schemas.microsoft.com/office/drawing/2017/model3d" xmlns:o="urn:schemas-microsoft-com:office:office" xmlns:r="http://schemas.openxmlformats.org/officeDocument/2006/relationships" xmlns:m="http://schemas.openxmlformats.org/officeDocument/2006/math" xmlns:v="urn:schemas-microsoft-com:vml" xmlns:wp14="http://schemas.microsoft.com/office/word/2010/wordprocessingDrawing" xmlns:wp="http://schemas.openxmlformats.org/drawingml/2006/wordprocessingDrawing" xmlns:w10="urn:schemas-microsoft-com:office:word" xmlns:w="http://schemas.openxmlformats.org/wordprocessingml/2006/main" xmlns:w14="http://schemas.microsoft.com/office/word/2010/wordml" xmlns:w15="http://schemas.microsoft.com/office/word/2012/wordml" xmlns:w16cid="http://schemas.microsoft.com/office/word/2016/wordml/cid" xmlns:w16se="http://schemas.microsoft.com/office/word/2015/wordml/symex" xmlns:wpg="http://schemas.microsoft.com/office/word/2010/wordprocessingGroup" xmlns:wpi="http://schemas.microsoft.com/office/word/2010/wordprocessingInk" xmlns:wne="http://schemas.microsoft.com/office/word/2006/wordml" xmlns:wps="http://schemas.microsoft.com/office/word/2010/wordprocessingShape" mc:Ignorable="w14 w15 w16se w16cid wp14">
-  <w:footnote w:type="separator" w:id="-1">
-    <w:p>
-      <w:pPr>
-        <w:spacing w:after="0" w:line="240" w:lineRule="auto"/>
+<w:footnotes xmlns:wpc="http://schemas.microsoft.com/office/word/2010/wordprocessingCanvas" xmlns:mc="http://schemas.openxmlformats.org/markup-compatibility/2006" xmlns:o="urn:schemas-microsoft-com:office:office" xmlns:r="http://schemas.openxmlformats.org/officeDocument/2006/relationships" xmlns:m="http://schemas.openxmlformats.org/officeDocument/2006/math" xmlns:v="urn:schemas-microsoft-com:vml" xmlns:wp14="http://schemas.microsoft.com/office/word/2010/wordprocessingDrawing" xmlns:wp="http://schemas.openxmlformats.org/drawingml/2006/wordprocessingDrawing" xmlns:w="http://schemas.openxmlformats.org/wordprocessingml/2006/main" xmlns:w14="http://schemas.microsoft.com/office/word/2010/wordml" xmlns:w15="http://schemas.microsoft.com/office/word/2012/wordml" xmlns:w10="urn:schemas-microsoft-com:office:word" xmlns:wpg="http://schemas.microsoft.com/office/word/2010/wordprocessingGroup" xmlns:wpi="http://schemas.microsoft.com/office/word/2010/wordprocessingInk" xmlns:wne="http://schemas.microsoft.com/office/word/2006/wordml" xmlns:wps="http://schemas.microsoft.com/office/word/2010/wordprocessingShape" xmlns:wpsCustomData="http://www.wps.cn/officeDocument/2013/wpsCustomData" mc:Ignorable="w14 w15 wp14">
+  <w:footnote w:type="separator" w:id="0">
+    <w:p>
+      <w:pPr>
+        <w:spacing w:before="0" w:after="0" w:line="360" w:lineRule="auto"/>
       </w:pPr>
       <w:r>
         <w:separator/>
       </w:r>
     </w:p>
   </w:footnote>
-  <w:footnote w:type="continuationSeparator" w:id="0">
-    <w:p>
-      <w:pPr>
-        <w:spacing w:after="0" w:line="240" w:lineRule="auto"/>
+  <w:footnote w:type="continuationSeparator" w:id="1">
+    <w:p>
+      <w:pPr>
+        <w:spacing w:before="0" w:after="0" w:line="360" w:lineRule="auto"/>
       </w:pPr>
       <w:r>
         <w:continuationSeparator/>
@@ -1104,413 +2162,434 @@
 </w:footnotes>
 </file>
 
+<file path=word/numbering.xml><?xml version="1.0" encoding="utf-8"?>
+<w:numbering xmlns:wpc="http://schemas.microsoft.com/office/word/2010/wordprocessingCanvas" xmlns:mc="http://schemas.openxmlformats.org/markup-compatibility/2006" xmlns:o="urn:schemas-microsoft-com:office:office" xmlns:r="http://schemas.openxmlformats.org/officeDocument/2006/relationships" xmlns:m="http://schemas.openxmlformats.org/officeDocument/2006/math" xmlns:v="urn:schemas-microsoft-com:vml" xmlns:wp14="http://schemas.microsoft.com/office/word/2010/wordprocessingDrawing" xmlns:wp="http://schemas.openxmlformats.org/drawingml/2006/wordprocessingDrawing" xmlns:w10="urn:schemas-microsoft-com:office:word" xmlns:w="http://schemas.openxmlformats.org/wordprocessingml/2006/main" xmlns:w14="http://schemas.microsoft.com/office/word/2010/wordml" xmlns:wpg="http://schemas.microsoft.com/office/word/2010/wordprocessingGroup" xmlns:wpi="http://schemas.microsoft.com/office/word/2010/wordprocessingInk" xmlns:wne="http://schemas.microsoft.com/office/word/2006/wordml" xmlns:wps="http://schemas.microsoft.com/office/word/2010/wordprocessingShape" xmlns:wpsCustomData="http://www.wps.cn/officeDocument/2013/wpsCustomData" mc:Ignorable="w14 wp14">
+  <w:abstractNum w:abstractNumId="0">
+    <w:nsid w:val="C16B4C6E"/>
+    <w:multiLevelType w:val="multilevel"/>
+    <w:tmpl w:val="C16B4C6E"/>
+    <w:lvl w:ilvl="0" w:tentative="0">
+      <w:start w:val="2"/>
+      <w:numFmt w:val="decimal"/>
+      <w:suff w:val="space"/>
+      <w:lvlText w:val="%1."/>
+      <w:lvlJc w:val="left"/>
+    </w:lvl>
+    <w:lvl w:ilvl="1" w:tentative="0">
+      <w:start w:val="1"/>
+      <w:numFmt w:val="decimal"/>
+      <w:suff w:val="space"/>
+      <w:lvlText w:val="%1.%2."/>
+      <w:lvlJc w:val="left"/>
+      <w:pPr>
+        <w:ind w:left="0" w:leftChars="0" w:firstLine="0" w:firstLineChars="0"/>
+      </w:pPr>
+      <w:rPr>
+        <w:rFonts w:hint="default"/>
+      </w:rPr>
+    </w:lvl>
+    <w:lvl w:ilvl="2" w:tentative="0">
+      <w:start w:val="1"/>
+      <w:numFmt w:val="decimal"/>
+      <w:suff w:val="space"/>
+      <w:lvlText w:val="%1.%2.%3."/>
+      <w:lvlJc w:val="left"/>
+      <w:pPr>
+        <w:ind w:left="0" w:leftChars="0" w:firstLine="0" w:firstLineChars="0"/>
+      </w:pPr>
+      <w:rPr>
+        <w:rFonts w:hint="default"/>
+      </w:rPr>
+    </w:lvl>
+    <w:lvl w:ilvl="3" w:tentative="0">
+      <w:start w:val="1"/>
+      <w:numFmt w:val="decimal"/>
+      <w:suff w:val="space"/>
+      <w:lvlText w:val="%1.%2.%3.%4."/>
+      <w:lvlJc w:val="left"/>
+      <w:pPr>
+        <w:ind w:left="0" w:leftChars="0" w:firstLine="0" w:firstLineChars="0"/>
+      </w:pPr>
+      <w:rPr>
+        <w:rFonts w:hint="default"/>
+      </w:rPr>
+    </w:lvl>
+    <w:lvl w:ilvl="4" w:tentative="0">
+      <w:start w:val="1"/>
+      <w:numFmt w:val="decimal"/>
+      <w:suff w:val="space"/>
+      <w:lvlText w:val="%1.%2.%3.%4.%5."/>
+      <w:lvlJc w:val="left"/>
+      <w:pPr>
+        <w:ind w:left="0" w:leftChars="0" w:firstLine="0" w:firstLineChars="0"/>
+      </w:pPr>
+      <w:rPr>
+        <w:rFonts w:hint="default"/>
+      </w:rPr>
+    </w:lvl>
+    <w:lvl w:ilvl="5" w:tentative="0">
+      <w:start w:val="1"/>
+      <w:numFmt w:val="decimal"/>
+      <w:suff w:val="space"/>
+      <w:lvlText w:val="%1.%2.%3.%4.%5.%6."/>
+      <w:lvlJc w:val="left"/>
+      <w:pPr>
+        <w:ind w:left="0" w:leftChars="0" w:firstLine="0" w:firstLineChars="0"/>
+      </w:pPr>
+      <w:rPr>
+        <w:rFonts w:hint="default"/>
+      </w:rPr>
+    </w:lvl>
+    <w:lvl w:ilvl="6" w:tentative="0">
+      <w:start w:val="1"/>
+      <w:numFmt w:val="decimal"/>
+      <w:suff w:val="space"/>
+      <w:lvlText w:val="%1.%2.%3.%4.%5.%6.%7."/>
+      <w:lvlJc w:val="left"/>
+      <w:pPr>
+        <w:ind w:left="0" w:leftChars="0" w:firstLine="0" w:firstLineChars="0"/>
+      </w:pPr>
+      <w:rPr>
+        <w:rFonts w:hint="default"/>
+      </w:rPr>
+    </w:lvl>
+    <w:lvl w:ilvl="7" w:tentative="0">
+      <w:start w:val="1"/>
+      <w:numFmt w:val="decimal"/>
+      <w:suff w:val="space"/>
+      <w:lvlText w:val="%1.%2.%3.%4.%5.%6.%7.%8."/>
+      <w:lvlJc w:val="left"/>
+      <w:pPr>
+        <w:ind w:left="0" w:leftChars="0" w:firstLine="0" w:firstLineChars="0"/>
+      </w:pPr>
+      <w:rPr>
+        <w:rFonts w:hint="default"/>
+      </w:rPr>
+    </w:lvl>
+    <w:lvl w:ilvl="8" w:tentative="0">
+      <w:start w:val="1"/>
+      <w:numFmt w:val="decimal"/>
+      <w:suff w:val="space"/>
+      <w:lvlText w:val="%1.%2.%3.%4.%5.%6.%7.%8.%9."/>
+      <w:lvlJc w:val="left"/>
+      <w:pPr>
+        <w:ind w:left="0" w:leftChars="0" w:firstLine="0" w:firstLineChars="0"/>
+      </w:pPr>
+      <w:rPr>
+        <w:rFonts w:hint="default"/>
+      </w:rPr>
+    </w:lvl>
+  </w:abstractNum>
+  <w:abstractNum w:abstractNumId="1">
+    <w:nsid w:val="37AC717D"/>
+    <w:multiLevelType w:val="singleLevel"/>
+    <w:tmpl w:val="37AC717D"/>
+    <w:lvl w:ilvl="0" w:tentative="0">
+      <w:start w:val="1"/>
+      <w:numFmt w:val="bullet"/>
+      <w:lvlText w:val=""/>
+      <w:lvlJc w:val="left"/>
+      <w:pPr>
+        <w:tabs>
+          <w:tab w:val="left" w:pos="420"/>
+        </w:tabs>
+        <w:ind w:left="420" w:leftChars="0" w:hanging="420" w:firstLineChars="0"/>
+      </w:pPr>
+      <w:rPr>
+        <w:rFonts w:hint="default" w:ascii="Wingdings" w:hAnsi="Wingdings"/>
+      </w:rPr>
+    </w:lvl>
+  </w:abstractNum>
+  <w:num w:numId="1">
+    <w:abstractNumId w:val="0"/>
+  </w:num>
+  <w:num w:numId="2">
+    <w:abstractNumId w:val="1"/>
+  </w:num>
+</w:numbering>
+</file>
+
 <file path=word/styles.xml><?xml version="1.0" encoding="utf-8"?>
-<w:styles xmlns:mc="http://schemas.openxmlformats.org/markup-compatibility/2006" xmlns:r="http://schemas.openxmlformats.org/officeDocument/2006/relationships" xmlns:w="http://schemas.openxmlformats.org/wordprocessingml/2006/main" xmlns:w14="http://schemas.microsoft.com/office/word/2010/wordml" xmlns:w15="http://schemas.microsoft.com/office/word/2012/wordml" xmlns:w16cid="http://schemas.microsoft.com/office/word/2016/wordml/cid" xmlns:w16se="http://schemas.microsoft.com/office/word/2015/wordml/symex" mc:Ignorable="w14 w15 w16se w16cid">
+<w:styles xmlns:mc="http://schemas.openxmlformats.org/markup-compatibility/2006" xmlns:o="urn:schemas-microsoft-com:office:office" xmlns:r="http://schemas.openxmlformats.org/officeDocument/2006/relationships" xmlns:m="http://schemas.openxmlformats.org/officeDocument/2006/math" xmlns:v="urn:schemas-microsoft-com:vml" xmlns:w="http://schemas.openxmlformats.org/wordprocessingml/2006/main" xmlns:w14="http://schemas.microsoft.com/office/word/2010/wordml" xmlns:w10="urn:schemas-microsoft-com:office:word" xmlns:sl="http://schemas.openxmlformats.org/schemaLibrary/2006/main" xmlns:wpsCustomData="http://www.wps.cn/officeDocument/2013/wpsCustomData" mc:Ignorable="w14">
   <w:docDefaults>
     <w:rPrDefault>
       <w:rPr>
-        <w:rFonts w:ascii="Times New Roman" w:eastAsia="Times New Roman" w:hAnsi="Times New Roman" w:cs="Times New Roman"/>
-        <w:sz w:val="26"/>
-        <w:szCs w:val="26"/>
-        <w:lang w:val="vi" w:eastAsia="en-US" w:bidi="ar-SA"/>
+        <w:rFonts w:ascii="Times New Roman" w:hAnsi="Times New Roman" w:eastAsia="SimSun" w:cs="Times New Roman"/>
       </w:rPr>
     </w:rPrDefault>
-    <w:pPrDefault>
-      <w:pPr>
-        <w:spacing w:after="120" w:line="360" w:lineRule="auto"/>
-        <w:jc w:val="both"/>
-      </w:pPr>
-    </w:pPrDefault>
+    <w:pPrDefault/>
   </w:docDefaults>
-  <w:latentStyles w:defLockedState="0" w:defUIPriority="99" w:defSemiHidden="0" w:defUnhideWhenUsed="0" w:defQFormat="0" w:count="377">
-    <w:lsdException w:name="Normal" w:uiPriority="0" w:qFormat="1"/>
-    <w:lsdException w:name="heading 1" w:uiPriority="9" w:qFormat="1"/>
-    <w:lsdException w:name="heading 2" w:semiHidden="1" w:uiPriority="9" w:unhideWhenUsed="1" w:qFormat="1"/>
-    <w:lsdException w:name="heading 3" w:semiHidden="1" w:uiPriority="9" w:unhideWhenUsed="1" w:qFormat="1"/>
-    <w:lsdException w:name="heading 4" w:semiHidden="1" w:uiPriority="9" w:unhideWhenUsed="1" w:qFormat="1"/>
-    <w:lsdException w:name="heading 5" w:semiHidden="1" w:uiPriority="9" w:unhideWhenUsed="1" w:qFormat="1"/>
-    <w:lsdException w:name="heading 6" w:semiHidden="1" w:uiPriority="9" w:unhideWhenUsed="1" w:qFormat="1"/>
-    <w:lsdException w:name="heading 7" w:semiHidden="1" w:uiPriority="9" w:unhideWhenUsed="1" w:qFormat="1"/>
-    <w:lsdException w:name="heading 8" w:semiHidden="1" w:uiPriority="9" w:unhideWhenUsed="1" w:qFormat="1"/>
-    <w:lsdException w:name="heading 9" w:semiHidden="1" w:uiPriority="9" w:unhideWhenUsed="1" w:qFormat="1"/>
-    <w:lsdException w:name="index 1" w:semiHidden="1" w:unhideWhenUsed="1"/>
-    <w:lsdException w:name="index 2" w:semiHidden="1" w:unhideWhenUsed="1"/>
-    <w:lsdException w:name="index 3" w:semiHidden="1" w:unhideWhenUsed="1"/>
-    <w:lsdException w:name="index 4" w:semiHidden="1" w:unhideWhenUsed="1"/>
-    <w:lsdException w:name="index 5" w:semiHidden="1" w:unhideWhenUsed="1"/>
-    <w:lsdException w:name="index 6" w:semiHidden="1" w:unhideWhenUsed="1"/>
-    <w:lsdException w:name="index 7" w:semiHidden="1" w:unhideWhenUsed="1"/>
-    <w:lsdException w:name="index 8" w:semiHidden="1" w:unhideWhenUsed="1"/>
-    <w:lsdException w:name="index 9" w:semiHidden="1" w:unhideWhenUsed="1"/>
-    <w:lsdException w:name="toc 1" w:semiHidden="1" w:uiPriority="39" w:unhideWhenUsed="1"/>
-    <w:lsdException w:name="toc 2" w:semiHidden="1" w:uiPriority="39" w:unhideWhenUsed="1"/>
-    <w:lsdException w:name="toc 3" w:semiHidden="1" w:uiPriority="39" w:unhideWhenUsed="1"/>
-    <w:lsdException w:name="toc 4" w:semiHidden="1" w:uiPriority="39" w:unhideWhenUsed="1"/>
-    <w:lsdException w:name="toc 5" w:semiHidden="1" w:uiPriority="39" w:unhideWhenUsed="1"/>
-    <w:lsdException w:name="toc 6" w:semiHidden="1" w:uiPriority="39" w:unhideWhenUsed="1"/>
-    <w:lsdException w:name="toc 7" w:semiHidden="1" w:uiPriority="39" w:unhideWhenUsed="1"/>
-    <w:lsdException w:name="toc 8" w:semiHidden="1" w:uiPriority="39" w:unhideWhenUsed="1"/>
-    <w:lsdException w:name="toc 9" w:semiHidden="1" w:uiPriority="39" w:unhideWhenUsed="1"/>
-    <w:lsdException w:name="Normal Indent" w:semiHidden="1" w:unhideWhenUsed="1"/>
-    <w:lsdException w:name="footnote text" w:semiHidden="1" w:unhideWhenUsed="1"/>
-    <w:lsdException w:name="annotation text" w:semiHidden="1" w:unhideWhenUsed="1"/>
-    <w:lsdException w:name="header" w:semiHidden="1" w:unhideWhenUsed="1"/>
-    <w:lsdException w:name="footer" w:semiHidden="1" w:unhideWhenUsed="1"/>
-    <w:lsdException w:name="index heading" w:semiHidden="1" w:unhideWhenUsed="1"/>
-    <w:lsdException w:name="caption" w:semiHidden="1" w:uiPriority="35" w:unhideWhenUsed="1" w:qFormat="1"/>
-    <w:lsdException w:name="table of figures" w:semiHidden="1" w:unhideWhenUsed="1"/>
-    <w:lsdException w:name="envelope address" w:semiHidden="1" w:unhideWhenUsed="1"/>
-    <w:lsdException w:name="envelope return" w:semiHidden="1" w:unhideWhenUsed="1"/>
-    <w:lsdException w:name="footnote reference" w:semiHidden="1" w:unhideWhenUsed="1"/>
-    <w:lsdException w:name="annotation reference" w:semiHidden="1" w:unhideWhenUsed="1"/>
-    <w:lsdException w:name="line number" w:semiHidden="1" w:unhideWhenUsed="1"/>
-    <w:lsdException w:name="page number" w:semiHidden="1" w:unhideWhenUsed="1"/>
-    <w:lsdException w:name="endnote reference" w:semiHidden="1" w:unhideWhenUsed="1"/>
-    <w:lsdException w:name="endnote text" w:semiHidden="1" w:unhideWhenUsed="1"/>
-    <w:lsdException w:name="table of authorities" w:semiHidden="1" w:unhideWhenUsed="1"/>
-    <w:lsdException w:name="macro" w:semiHidden="1" w:unhideWhenUsed="1"/>
-    <w:lsdException w:name="toa heading" w:semiHidden="1" w:unhideWhenUsed="1"/>
-    <w:lsdException w:name="List" w:semiHidden="1" w:unhideWhenUsed="1"/>
-    <w:lsdException w:name="List Bullet" w:semiHidden="1" w:unhideWhenUsed="1"/>
-    <w:lsdException w:name="List Number" w:semiHidden="1" w:unhideWhenUsed="1"/>
-    <w:lsdException w:name="List 2" w:semiHidden="1" w:unhideWhenUsed="1"/>
-    <w:lsdException w:name="List 3" w:semiHidden="1" w:unhideWhenUsed="1"/>
-    <w:lsdException w:name="List 4" w:semiHidden="1" w:unhideWhenUsed="1"/>
-    <w:lsdException w:name="List 5" w:semiHidden="1" w:unhideWhenUsed="1"/>
-    <w:lsdException w:name="List Bullet 2" w:semiHidden="1" w:unhideWhenUsed="1"/>
-    <w:lsdException w:name="List Bullet 3" w:semiHidden="1" w:unhideWhenUsed="1"/>
-    <w:lsdException w:name="List Bullet 4" w:semiHidden="1" w:unhideWhenUsed="1"/>
-    <w:lsdException w:name="List Bullet 5" w:semiHidden="1" w:unhideWhenUsed="1"/>
-    <w:lsdException w:name="List Number 2" w:semiHidden="1" w:unhideWhenUsed="1"/>
-    <w:lsdException w:name="List Number 3" w:semiHidden="1" w:unhideWhenUsed="1"/>
-    <w:lsdException w:name="List Number 4" w:semiHidden="1" w:unhideWhenUsed="1"/>
-    <w:lsdException w:name="List Number 5" w:semiHidden="1" w:unhideWhenUsed="1"/>
-    <w:lsdException w:name="Title" w:uiPriority="10" w:qFormat="1"/>
-    <w:lsdException w:name="Closing" w:semiHidden="1" w:unhideWhenUsed="1"/>
-    <w:lsdException w:name="Signature" w:semiHidden="1" w:unhideWhenUsed="1"/>
-    <w:lsdException w:name="Default Paragraph Font" w:semiHidden="1" w:uiPriority="1" w:unhideWhenUsed="1"/>
-    <w:lsdException w:name="Body Text" w:semiHidden="1" w:unhideWhenUsed="1"/>
-    <w:lsdException w:name="Body Text Indent" w:semiHidden="1" w:unhideWhenUsed="1"/>
-    <w:lsdException w:name="List Continue" w:semiHidden="1" w:unhideWhenUsed="1"/>
-    <w:lsdException w:name="List Continue 2" w:semiHidden="1" w:unhideWhenUsed="1"/>
-    <w:lsdException w:name="List Continue 3" w:semiHidden="1" w:unhideWhenUsed="1"/>
-    <w:lsdException w:name="List Continue 4" w:semiHidden="1" w:unhideWhenUsed="1"/>
-    <w:lsdException w:name="List Continue 5" w:semiHidden="1" w:unhideWhenUsed="1"/>
-    <w:lsdException w:name="Message Header" w:semiHidden="1" w:unhideWhenUsed="1"/>
-    <w:lsdException w:name="Subtitle" w:uiPriority="11" w:qFormat="1"/>
-    <w:lsdException w:name="Salutation" w:semiHidden="1" w:unhideWhenUsed="1"/>
-    <w:lsdException w:name="Date" w:semiHidden="1" w:unhideWhenUsed="1"/>
-    <w:lsdException w:name="Body Text First Indent" w:semiHidden="1" w:unhideWhenUsed="1"/>
-    <w:lsdException w:name="Body Text First Indent 2" w:semiHidden="1" w:unhideWhenUsed="1"/>
-    <w:lsdException w:name="Note Heading" w:semiHidden="1" w:unhideWhenUsed="1"/>
-    <w:lsdException w:name="Body Text 2" w:semiHidden="1" w:unhideWhenUsed="1"/>
-    <w:lsdException w:name="Body Text 3" w:semiHidden="1" w:unhideWhenUsed="1"/>
-    <w:lsdException w:name="Body Text Indent 2" w:semiHidden="1" w:unhideWhenUsed="1"/>
-    <w:lsdException w:name="Body Text Indent 3" w:semiHidden="1" w:unhideWhenUsed="1"/>
-    <w:lsdException w:name="Block Text" w:semiHidden="1" w:unhideWhenUsed="1"/>
-    <w:lsdException w:name="Hyperlink" w:semiHidden="1" w:unhideWhenUsed="1"/>
-    <w:lsdException w:name="FollowedHyperlink" w:semiHidden="1" w:unhideWhenUsed="1"/>
-    <w:lsdException w:name="Strong" w:uiPriority="22" w:qFormat="1"/>
-    <w:lsdException w:name="Emphasis" w:uiPriority="20" w:qFormat="1"/>
-    <w:lsdException w:name="Document Map" w:semiHidden="1" w:unhideWhenUsed="1"/>
-    <w:lsdException w:name="Plain Text" w:semiHidden="1" w:unhideWhenUsed="1"/>
-    <w:lsdException w:name="E-mail Signature" w:semiHidden="1" w:unhideWhenUsed="1"/>
-    <w:lsdException w:name="HTML Top of Form" w:semiHidden="1" w:unhideWhenUsed="1"/>
-    <w:lsdException w:name="HTML Bottom of Form" w:semiHidden="1" w:unhideWhenUsed="1"/>
-    <w:lsdException w:name="Normal (Web)" w:semiHidden="1" w:unhideWhenUsed="1"/>
-    <w:lsdException w:name="HTML Acronym" w:semiHidden="1" w:unhideWhenUsed="1"/>
-    <w:lsdException w:name="HTML Address" w:semiHidden="1" w:unhideWhenUsed="1"/>
-    <w:lsdException w:name="HTML Cite" w:semiHidden="1" w:unhideWhenUsed="1"/>
-    <w:lsdException w:name="HTML Code" w:semiHidden="1" w:unhideWhenUsed="1"/>
-    <w:lsdException w:name="HTML Definition" w:semiHidden="1" w:unhideWhenUsed="1"/>
-    <w:lsdException w:name="HTML Keyboard" w:semiHidden="1" w:unhideWhenUsed="1"/>
-    <w:lsdException w:name="HTML Preformatted" w:semiHidden="1" w:unhideWhenUsed="1"/>
-    <w:lsdException w:name="HTML Sample" w:semiHidden="1" w:unhideWhenUsed="1"/>
-    <w:lsdException w:name="HTML Typewriter" w:semiHidden="1" w:unhideWhenUsed="1"/>
-    <w:lsdException w:name="HTML Variable" w:semiHidden="1" w:unhideWhenUsed="1"/>
-    <w:lsdException w:name="Normal Table" w:semiHidden="1" w:unhideWhenUsed="1"/>
-    <w:lsdException w:name="annotation subject" w:semiHidden="1" w:unhideWhenUsed="1"/>
-    <w:lsdException w:name="No List" w:semiHidden="1" w:unhideWhenUsed="1"/>
-    <w:lsdException w:name="Outline List 1" w:semiHidden="1" w:unhideWhenUsed="1"/>
-    <w:lsdException w:name="Outline List 2" w:semiHidden="1" w:unhideWhenUsed="1"/>
-    <w:lsdException w:name="Outline List 3" w:semiHidden="1" w:unhideWhenUsed="1"/>
-    <w:lsdException w:name="Table Simple 1" w:semiHidden="1" w:unhideWhenUsed="1"/>
-    <w:lsdException w:name="Table Simple 2" w:semiHidden="1" w:unhideWhenUsed="1"/>
-    <w:lsdException w:name="Table Simple 3" w:semiHidden="1" w:unhideWhenUsed="1"/>
-    <w:lsdException w:name="Table Classic 1" w:semiHidden="1" w:unhideWhenUsed="1"/>
-    <w:lsdException w:name="Table Classic 2" w:semiHidden="1" w:unhideWhenUsed="1"/>
-    <w:lsdException w:name="Table Classic 3" w:semiHidden="1" w:unhideWhenUsed="1"/>
-    <w:lsdException w:name="Table Classic 4" w:semiHidden="1" w:unhideWhenUsed="1"/>
-    <w:lsdException w:name="Table Colorful 1" w:semiHidden="1" w:unhideWhenUsed="1"/>
-    <w:lsdException w:name="Table Colorful 2" w:semiHidden="1" w:unhideWhenUsed="1"/>
-    <w:lsdException w:name="Table Colorful 3" w:semiHidden="1" w:unhideWhenUsed="1"/>
-    <w:lsdException w:name="Table Columns 1" w:semiHidden="1" w:unhideWhenUsed="1"/>
-    <w:lsdException w:name="Table Columns 2" w:semiHidden="1" w:unhideWhenUsed="1"/>
-    <w:lsdException w:name="Table Columns 3" w:semiHidden="1" w:unhideWhenUsed="1"/>
-    <w:lsdException w:name="Table Columns 4" w:semiHidden="1" w:unhideWhenUsed="1"/>
-    <w:lsdException w:name="Table Columns 5" w:semiHidden="1" w:unhideWhenUsed="1"/>
-    <w:lsdException w:name="Table Grid 1" w:semiHidden="1" w:unhideWhenUsed="1"/>
-    <w:lsdException w:name="Table Grid 2" w:semiHidden="1" w:unhideWhenUsed="1"/>
-    <w:lsdException w:name="Table Grid 3" w:semiHidden="1" w:unhideWhenUsed="1"/>
-    <w:lsdException w:name="Table Grid 4" w:semiHidden="1" w:unhideWhenUsed="1"/>
-    <w:lsdException w:name="Table Grid 5" w:semiHidden="1" w:unhideWhenUsed="1"/>
-    <w:lsdException w:name="Table Grid 6" w:semiHidden="1" w:unhideWhenUsed="1"/>
-    <w:lsdException w:name="Table Grid 7" w:semiHidden="1" w:unhideWhenUsed="1"/>
-    <w:lsdException w:name="Table Grid 8" w:semiHidden="1" w:unhideWhenUsed="1"/>
-    <w:lsdException w:name="Table List 1" w:semiHidden="1" w:unhideWhenUsed="1"/>
-    <w:lsdException w:name="Table List 2" w:semiHidden="1" w:unhideWhenUsed="1"/>
-    <w:lsdException w:name="Table List 3" w:semiHidden="1" w:unhideWhenUsed="1"/>
-    <w:lsdException w:name="Table List 4" w:semiHidden="1" w:unhideWhenUsed="1"/>
-    <w:lsdException w:name="Table List 5" w:semiHidden="1" w:unhideWhenUsed="1"/>
-    <w:lsdException w:name="Table List 6" w:semiHidden="1" w:unhideWhenUsed="1"/>
-    <w:lsdException w:name="Table List 7" w:semiHidden="1" w:unhideWhenUsed="1"/>
-    <w:lsdException w:name="Table List 8" w:semiHidden="1" w:unhideWhenUsed="1"/>
-    <w:lsdException w:name="Table 3D effects 1" w:semiHidden="1" w:unhideWhenUsed="1"/>
-    <w:lsdException w:name="Table 3D effects 2" w:semiHidden="1" w:unhideWhenUsed="1"/>
-    <w:lsdException w:name="Table 3D effects 3" w:semiHidden="1" w:unhideWhenUsed="1"/>
-    <w:lsdException w:name="Table Contemporary" w:semiHidden="1" w:unhideWhenUsed="1"/>
-    <w:lsdException w:name="Table Elegant" w:semiHidden="1" w:unhideWhenUsed="1"/>
-    <w:lsdException w:name="Table Professional" w:semiHidden="1" w:unhideWhenUsed="1"/>
-    <w:lsdException w:name="Table Subtle 1" w:semiHidden="1" w:unhideWhenUsed="1"/>
-    <w:lsdException w:name="Table Subtle 2" w:semiHidden="1" w:unhideWhenUsed="1"/>
-    <w:lsdException w:name="Table Web 1" w:semiHidden="1" w:unhideWhenUsed="1"/>
-    <w:lsdException w:name="Table Web 2" w:semiHidden="1" w:unhideWhenUsed="1"/>
-    <w:lsdException w:name="Table Web 3" w:semiHidden="1" w:unhideWhenUsed="1"/>
-    <w:lsdException w:name="Balloon Text" w:semiHidden="1" w:unhideWhenUsed="1"/>
-    <w:lsdException w:name="Table Grid" w:uiPriority="39"/>
-    <w:lsdException w:name="Table Theme" w:semiHidden="1" w:unhideWhenUsed="1"/>
-    <w:lsdException w:name="Placeholder Text" w:semiHidden="1"/>
-    <w:lsdException w:name="No Spacing" w:uiPriority="1" w:qFormat="1"/>
-    <w:lsdException w:name="Light Shading" w:uiPriority="60"/>
-    <w:lsdException w:name="Light List" w:uiPriority="61"/>
-    <w:lsdException w:name="Light Grid" w:uiPriority="62"/>
-    <w:lsdException w:name="Medium Shading 1" w:uiPriority="63"/>
-    <w:lsdException w:name="Medium Shading 2" w:uiPriority="64"/>
-    <w:lsdException w:name="Medium List 1" w:uiPriority="65"/>
-    <w:lsdException w:name="Medium List 2" w:uiPriority="66"/>
-    <w:lsdException w:name="Medium Grid 1" w:uiPriority="67"/>
-    <w:lsdException w:name="Medium Grid 2" w:uiPriority="68"/>
-    <w:lsdException w:name="Medium Grid 3" w:uiPriority="69"/>
-    <w:lsdException w:name="Dark List" w:uiPriority="70"/>
-    <w:lsdException w:name="Colorful Shading" w:uiPriority="71"/>
-    <w:lsdException w:name="Colorful List" w:uiPriority="72"/>
-    <w:lsdException w:name="Colorful Grid" w:uiPriority="73"/>
-    <w:lsdException w:name="Light Shading Accent 1" w:uiPriority="60"/>
-    <w:lsdException w:name="Light List Accent 1" w:uiPriority="61"/>
-    <w:lsdException w:name="Light Grid Accent 1" w:uiPriority="62"/>
-    <w:lsdException w:name="Medium Shading 1 Accent 1" w:uiPriority="63"/>
-    <w:lsdException w:name="Medium Shading 2 Accent 1" w:uiPriority="64"/>
-    <w:lsdException w:name="Medium List 1 Accent 1" w:uiPriority="65"/>
-    <w:lsdException w:name="Revision" w:semiHidden="1"/>
-    <w:lsdException w:name="List Paragraph" w:uiPriority="34" w:qFormat="1"/>
-    <w:lsdException w:name="Quote" w:uiPriority="29" w:qFormat="1"/>
-    <w:lsdException w:name="Intense Quote" w:uiPriority="30" w:qFormat="1"/>
-    <w:lsdException w:name="Medium List 2 Accent 1" w:uiPriority="66"/>
-    <w:lsdException w:name="Medium Grid 1 Accent 1" w:uiPriority="67"/>
-    <w:lsdException w:name="Medium Grid 2 Accent 1" w:uiPriority="68"/>
-    <w:lsdException w:name="Medium Grid 3 Accent 1" w:uiPriority="69"/>
-    <w:lsdException w:name="Dark List Accent 1" w:uiPriority="70"/>
-    <w:lsdException w:name="Colorful Shading Accent 1" w:uiPriority="71"/>
-    <w:lsdException w:name="Colorful List Accent 1" w:uiPriority="72"/>
-    <w:lsdException w:name="Colorful Grid Accent 1" w:uiPriority="73"/>
-    <w:lsdException w:name="Light Shading Accent 2" w:uiPriority="60"/>
-    <w:lsdException w:name="Light List Accent 2" w:uiPriority="61"/>
-    <w:lsdException w:name="Light Grid Accent 2" w:uiPriority="62"/>
-    <w:lsdException w:name="Medium Shading 1 Accent 2" w:uiPriority="63"/>
-    <w:lsdException w:name="Medium Shading 2 Accent 2" w:uiPriority="64"/>
-    <w:lsdException w:name="Medium List 1 Accent 2" w:uiPriority="65"/>
-    <w:lsdException w:name="Medium List 2 Accent 2" w:uiPriority="66"/>
-    <w:lsdException w:name="Medium Grid 1 Accent 2" w:uiPriority="67"/>
-    <w:lsdException w:name="Medium Grid 2 Accent 2" w:uiPriority="68"/>
-    <w:lsdException w:name="Medium Grid 3 Accent 2" w:uiPriority="69"/>
-    <w:lsdException w:name="Dark List Accent 2" w:uiPriority="70"/>
-    <w:lsdException w:name="Colorful Shading Accent 2" w:uiPriority="71"/>
-    <w:lsdException w:name="Colorful List Accent 2" w:uiPriority="72"/>
-    <w:lsdException w:name="Colorful Grid Accent 2" w:uiPriority="73"/>
-    <w:lsdException w:name="Light Shading Accent 3" w:uiPriority="60"/>
-    <w:lsdException w:name="Light List Accent 3" w:uiPriority="61"/>
-    <w:lsdException w:name="Light Grid Accent 3" w:uiPriority="62"/>
-    <w:lsdException w:name="Medium Shading 1 Accent 3" w:uiPriority="63"/>
-    <w:lsdException w:name="Medium Shading 2 Accent 3" w:uiPriority="64"/>
-    <w:lsdException w:name="Medium List 1 Accent 3" w:uiPriority="65"/>
-    <w:lsdException w:name="Medium List 2 Accent 3" w:uiPriority="66"/>
-    <w:lsdException w:name="Medium Grid 1 Accent 3" w:uiPriority="67"/>
-    <w:lsdException w:name="Medium Grid 2 Accent 3" w:uiPriority="68"/>
-    <w:lsdException w:name="Medium Grid 3 Accent 3" w:uiPriority="69"/>
-    <w:lsdException w:name="Dark List Accent 3" w:uiPriority="70"/>
-    <w:lsdException w:name="Colorful Shading Accent 3" w:uiPriority="71"/>
-    <w:lsdException w:name="Colorful List Accent 3" w:uiPriority="72"/>
-    <w:lsdException w:name="Colorful Grid Accent 3" w:uiPriority="73"/>
-    <w:lsdException w:name="Light Shading Accent 4" w:uiPriority="60"/>
-    <w:lsdException w:name="Light List Accent 4" w:uiPriority="61"/>
-    <w:lsdException w:name="Light Grid Accent 4" w:uiPriority="62"/>
-    <w:lsdException w:name="Medium Shading 1 Accent 4" w:uiPriority="63"/>
-    <w:lsdException w:name="Medium Shading 2 Accent 4" w:uiPriority="64"/>
-    <w:lsdException w:name="Medium List 1 Accent 4" w:uiPriority="65"/>
-    <w:lsdException w:name="Medium List 2 Accent 4" w:uiPriority="66"/>
-    <w:lsdException w:name="Medium Grid 1 Accent 4" w:uiPriority="67"/>
-    <w:lsdException w:name="Medium Grid 2 Accent 4" w:uiPriority="68"/>
-    <w:lsdException w:name="Medium Grid 3 Accent 4" w:uiPriority="69"/>
-    <w:lsdException w:name="Dark List Accent 4" w:uiPriority="70"/>
-    <w:lsdException w:name="Colorful Shading Accent 4" w:uiPriority="71"/>
-    <w:lsdException w:name="Colorful List Accent 4" w:uiPriority="72"/>
-    <w:lsdException w:name="Colorful Grid Accent 4" w:uiPriority="73"/>
-    <w:lsdException w:name="Light Shading Accent 5" w:uiPriority="60"/>
-    <w:lsdException w:name="Light List Accent 5" w:uiPriority="61"/>
-    <w:lsdException w:name="Light Grid Accent 5" w:uiPriority="62"/>
-    <w:lsdException w:name="Medium Shading 1 Accent 5" w:uiPriority="63"/>
-    <w:lsdException w:name="Medium Shading 2 Accent 5" w:uiPriority="64"/>
-    <w:lsdException w:name="Medium List 1 Accent 5" w:uiPriority="65"/>
-    <w:lsdException w:name="Medium List 2 Accent 5" w:uiPriority="66"/>
-    <w:lsdException w:name="Medium Grid 1 Accent 5" w:uiPriority="67"/>
-    <w:lsdException w:name="Medium Grid 2 Accent 5" w:uiPriority="68"/>
-    <w:lsdException w:name="Medium Grid 3 Accent 5" w:uiPriority="69"/>
-    <w:lsdException w:name="Dark List Accent 5" w:uiPriority="70"/>
-    <w:lsdException w:name="Colorful Shading Accent 5" w:uiPriority="71"/>
-    <w:lsdException w:name="Colorful List Accent 5" w:uiPriority="72"/>
-    <w:lsdException w:name="Colorful Grid Accent 5" w:uiPriority="73"/>
-    <w:lsdException w:name="Light Shading Accent 6" w:uiPriority="60"/>
-    <w:lsdException w:name="Light List Accent 6" w:uiPriority="61"/>
-    <w:lsdException w:name="Light Grid Accent 6" w:uiPriority="62"/>
-    <w:lsdException w:name="Medium Shading 1 Accent 6" w:uiPriority="63"/>
-    <w:lsdException w:name="Medium Shading 2 Accent 6" w:uiPriority="64"/>
-    <w:lsdException w:name="Medium List 1 Accent 6" w:uiPriority="65"/>
-    <w:lsdException w:name="Medium List 2 Accent 6" w:uiPriority="66"/>
-    <w:lsdException w:name="Medium Grid 1 Accent 6" w:uiPriority="67"/>
-    <w:lsdException w:name="Medium Grid 2 Accent 6" w:uiPriority="68"/>
-    <w:lsdException w:name="Medium Grid 3 Accent 6" w:uiPriority="69"/>
-    <w:lsdException w:name="Dark List Accent 6" w:uiPriority="70"/>
-    <w:lsdException w:name="Colorful Shading Accent 6" w:uiPriority="71"/>
-    <w:lsdException w:name="Colorful List Accent 6" w:uiPriority="72"/>
-    <w:lsdException w:name="Colorful Grid Accent 6" w:uiPriority="73"/>
-    <w:lsdException w:name="Subtle Emphasis" w:uiPriority="19" w:qFormat="1"/>
-    <w:lsdException w:name="Intense Emphasis" w:uiPriority="21" w:qFormat="1"/>
-    <w:lsdException w:name="Subtle Reference" w:uiPriority="31" w:qFormat="1"/>
-    <w:lsdException w:name="Intense Reference" w:uiPriority="32" w:qFormat="1"/>
-    <w:lsdException w:name="Book Title" w:uiPriority="33" w:qFormat="1"/>
-    <w:lsdException w:name="Bibliography" w:semiHidden="1" w:uiPriority="37" w:unhideWhenUsed="1"/>
-    <w:lsdException w:name="TOC Heading" w:semiHidden="1" w:uiPriority="39" w:unhideWhenUsed="1" w:qFormat="1"/>
-    <w:lsdException w:name="Plain Table 1" w:uiPriority="41"/>
-    <w:lsdException w:name="Plain Table 2" w:uiPriority="42"/>
-    <w:lsdException w:name="Plain Table 3" w:uiPriority="43"/>
-    <w:lsdException w:name="Plain Table 4" w:uiPriority="44"/>
-    <w:lsdException w:name="Plain Table 5" w:uiPriority="45"/>
-    <w:lsdException w:name="Grid Table Light" w:uiPriority="40"/>
-    <w:lsdException w:name="Grid Table 1 Light" w:uiPriority="46"/>
-    <w:lsdException w:name="Grid Table 2" w:uiPriority="47"/>
-    <w:lsdException w:name="Grid Table 3" w:uiPriority="48"/>
-    <w:lsdException w:name="Grid Table 4" w:uiPriority="49"/>
-    <w:lsdException w:name="Grid Table 5 Dark" w:uiPriority="50"/>
-    <w:lsdException w:name="Grid Table 6 Colorful" w:uiPriority="51"/>
-    <w:lsdException w:name="Grid Table 7 Colorful" w:uiPriority="52"/>
-    <w:lsdException w:name="Grid Table 1 Light Accent 1" w:uiPriority="46"/>
-    <w:lsdException w:name="Grid Table 2 Accent 1" w:uiPriority="47"/>
-    <w:lsdException w:name="Grid Table 3 Accent 1" w:uiPriority="48"/>
-    <w:lsdException w:name="Grid Table 4 Accent 1" w:uiPriority="49"/>
-    <w:lsdException w:name="Grid Table 5 Dark Accent 1" w:uiPriority="50"/>
-    <w:lsdException w:name="Grid Table 6 Colorful Accent 1" w:uiPriority="51"/>
-    <w:lsdException w:name="Grid Table 7 Colorful Accent 1" w:uiPriority="52"/>
-    <w:lsdException w:name="Grid Table 1 Light Accent 2" w:uiPriority="46"/>
-    <w:lsdException w:name="Grid Table 2 Accent 2" w:uiPriority="47"/>
-    <w:lsdException w:name="Grid Table 3 Accent 2" w:uiPriority="48"/>
-    <w:lsdException w:name="Grid Table 4 Accent 2" w:uiPriority="49"/>
-    <w:lsdException w:name="Grid Table 5 Dark Accent 2" w:uiPriority="50"/>
-    <w:lsdException w:name="Grid Table 6 Colorful Accent 2" w:uiPriority="51"/>
-    <w:lsdException w:name="Grid Table 7 Colorful Accent 2" w:uiPriority="52"/>
-    <w:lsdException w:name="Grid Table 1 Light Accent 3" w:uiPriority="46"/>
-    <w:lsdException w:name="Grid Table 2 Accent 3" w:uiPriority="47"/>
-    <w:lsdException w:name="Grid Table 3 Accent 3" w:uiPriority="48"/>
-    <w:lsdException w:name="Grid Table 4 Accent 3" w:uiPriority="49"/>
-    <w:lsdException w:name="Grid Table 5 Dark Accent 3" w:uiPriority="50"/>
-    <w:lsdException w:name="Grid Table 6 Colorful Accent 3" w:uiPriority="51"/>
-    <w:lsdException w:name="Grid Table 7 Colorful Accent 3" w:uiPriority="52"/>
-    <w:lsdException w:name="Grid Table 1 Light Accent 4" w:uiPriority="46"/>
-    <w:lsdException w:name="Grid Table 2 Accent 4" w:uiPriority="47"/>
-    <w:lsdException w:name="Grid Table 3 Accent 4" w:uiPriority="48"/>
-    <w:lsdException w:name="Grid Table 4 Accent 4" w:uiPriority="49"/>
-    <w:lsdException w:name="Grid Table 5 Dark Accent 4" w:uiPriority="50"/>
-    <w:lsdException w:name="Grid Table 6 Colorful Accent 4" w:uiPriority="51"/>
-    <w:lsdException w:name="Grid Table 7 Colorful Accent 4" w:uiPriority="52"/>
-    <w:lsdException w:name="Grid Table 1 Light Accent 5" w:uiPriority="46"/>
-    <w:lsdException w:name="Grid Table 2 Accent 5" w:uiPriority="47"/>
-    <w:lsdException w:name="Grid Table 3 Accent 5" w:uiPriority="48"/>
-    <w:lsdException w:name="Grid Table 4 Accent 5" w:uiPriority="49"/>
-    <w:lsdException w:name="Grid Table 5 Dark Accent 5" w:uiPriority="50"/>
-    <w:lsdException w:name="Grid Table 6 Colorful Accent 5" w:uiPriority="51"/>
-    <w:lsdException w:name="Grid Table 7 Colorful Accent 5" w:uiPriority="52"/>
-    <w:lsdException w:name="Grid Table 1 Light Accent 6" w:uiPriority="46"/>
-    <w:lsdException w:name="Grid Table 2 Accent 6" w:uiPriority="47"/>
-    <w:lsdException w:name="Grid Table 3 Accent 6" w:uiPriority="48"/>
-    <w:lsdException w:name="Grid Table 4 Accent 6" w:uiPriority="49"/>
-    <w:lsdException w:name="Grid Table 5 Dark Accent 6" w:uiPriority="50"/>
-    <w:lsdException w:name="Grid Table 6 Colorful Accent 6" w:uiPriority="51"/>
-    <w:lsdException w:name="Grid Table 7 Colorful Accent 6" w:uiPriority="52"/>
-    <w:lsdException w:name="List Table 1 Light" w:uiPriority="46"/>
-    <w:lsdException w:name="List Table 2" w:uiPriority="47"/>
-    <w:lsdException w:name="List Table 3" w:uiPriority="48"/>
-    <w:lsdException w:name="List Table 4" w:uiPriority="49"/>
-    <w:lsdException w:name="List Table 5 Dark" w:uiPriority="50"/>
-    <w:lsdException w:name="List Table 6 Colorful" w:uiPriority="51"/>
-    <w:lsdException w:name="List Table 7 Colorful" w:uiPriority="52"/>
-    <w:lsdException w:name="List Table 1 Light Accent 1" w:uiPriority="46"/>
-    <w:lsdException w:name="List Table 2 Accent 1" w:uiPriority="47"/>
-    <w:lsdException w:name="List Table 3 Accent 1" w:uiPriority="48"/>
-    <w:lsdException w:name="List Table 4 Accent 1" w:uiPriority="49"/>
-    <w:lsdException w:name="List Table 5 Dark Accent 1" w:uiPriority="50"/>
-    <w:lsdException w:name="List Table 6 Colorful Accent 1" w:uiPriority="51"/>
-    <w:lsdException w:name="List Table 7 Colorful Accent 1" w:uiPriority="52"/>
-    <w:lsdException w:name="List Table 1 Light Accent 2" w:uiPriority="46"/>
-    <w:lsdException w:name="List Table 2 Accent 2" w:uiPriority="47"/>
-    <w:lsdException w:name="List Table 3 Accent 2" w:uiPriority="48"/>
-    <w:lsdException w:name="List Table 4 Accent 2" w:uiPriority="49"/>
-    <w:lsdException w:name="List Table 5 Dark Accent 2" w:uiPriority="50"/>
-    <w:lsdException w:name="List Table 6 Colorful Accent 2" w:uiPriority="51"/>
-    <w:lsdException w:name="List Table 7 Colorful Accent 2" w:uiPriority="52"/>
-    <w:lsdException w:name="List Table 1 Light Accent 3" w:uiPriority="46"/>
-    <w:lsdException w:name="List Table 2 Accent 3" w:uiPriority="47"/>
-    <w:lsdException w:name="List Table 3 Accent 3" w:uiPriority="48"/>
-    <w:lsdException w:name="List Table 4 Accent 3" w:uiPriority="49"/>
-    <w:lsdException w:name="List Table 5 Dark Accent 3" w:uiPriority="50"/>
-    <w:lsdException w:name="List Table 6 Colorful Accent 3" w:uiPriority="51"/>
-    <w:lsdException w:name="List Table 7 Colorful Accent 3" w:uiPriority="52"/>
-    <w:lsdException w:name="List Table 1 Light Accent 4" w:uiPriority="46"/>
-    <w:lsdException w:name="List Table 2 Accent 4" w:uiPriority="47"/>
-    <w:lsdException w:name="List Table 3 Accent 4" w:uiPriority="48"/>
-    <w:lsdException w:name="List Table 4 Accent 4" w:uiPriority="49"/>
-    <w:lsdException w:name="List Table 5 Dark Accent 4" w:uiPriority="50"/>
-    <w:lsdException w:name="List Table 6 Colorful Accent 4" w:uiPriority="51"/>
-    <w:lsdException w:name="List Table 7 Colorful Accent 4" w:uiPriority="52"/>
-    <w:lsdException w:name="List Table 1 Light Accent 5" w:uiPriority="46"/>
-    <w:lsdException w:name="List Table 2 Accent 5" w:uiPriority="47"/>
-    <w:lsdException w:name="List Table 3 Accent 5" w:uiPriority="48"/>
-    <w:lsdException w:name="List Table 4 Accent 5" w:uiPriority="49"/>
-    <w:lsdException w:name="List Table 5 Dark Accent 5" w:uiPriority="50"/>
-    <w:lsdException w:name="List Table 6 Colorful Accent 5" w:uiPriority="51"/>
-    <w:lsdException w:name="List Table 7 Colorful Accent 5" w:uiPriority="52"/>
-    <w:lsdException w:name="List Table 1 Light Accent 6" w:uiPriority="46"/>
-    <w:lsdException w:name="List Table 2 Accent 6" w:uiPriority="47"/>
-    <w:lsdException w:name="List Table 3 Accent 6" w:uiPriority="48"/>
-    <w:lsdException w:name="List Table 4 Accent 6" w:uiPriority="49"/>
-    <w:lsdException w:name="List Table 5 Dark Accent 6" w:uiPriority="50"/>
-    <w:lsdException w:name="List Table 6 Colorful Accent 6" w:uiPriority="51"/>
-    <w:lsdException w:name="List Table 7 Colorful Accent 6" w:uiPriority="52"/>
-    <w:lsdException w:name="Mention" w:semiHidden="1" w:unhideWhenUsed="1"/>
-    <w:lsdException w:name="Smart Hyperlink" w:semiHidden="1" w:unhideWhenUsed="1"/>
-    <w:lsdException w:name="Hashtag" w:semiHidden="1" w:unhideWhenUsed="1"/>
-    <w:lsdException w:name="Unresolved Mention" w:semiHidden="1" w:unhideWhenUsed="1"/>
-    <w:lsdException w:name="Smart Link" w:semiHidden="1" w:unhideWhenUsed="1"/>
-    <w:lsdException w:name="Smart Link Error" w:semiHidden="1" w:unhideWhenUsed="1"/>
+  <w:latentStyles w:count="260" w:defQFormat="0" w:defUnhideWhenUsed="1" w:defSemiHidden="1" w:defUIPriority="99" w:defLockedState="0">
+    <w:lsdException w:qFormat="1" w:unhideWhenUsed="0" w:uiPriority="0" w:semiHidden="0" w:name="Normal"/>
+    <w:lsdException w:qFormat="1" w:unhideWhenUsed="0" w:uiPriority="9" w:semiHidden="0" w:name="heading 1"/>
+    <w:lsdException w:qFormat="1" w:uiPriority="9" w:name="heading 2"/>
+    <w:lsdException w:qFormat="1" w:uiPriority="9" w:name="heading 3"/>
+    <w:lsdException w:qFormat="1" w:uiPriority="9" w:name="heading 4"/>
+    <w:lsdException w:qFormat="1" w:uiPriority="9" w:name="heading 5"/>
+    <w:lsdException w:qFormat="1" w:uiPriority="9" w:name="heading 6"/>
+    <w:lsdException w:qFormat="1" w:uiPriority="9" w:name="heading 7"/>
+    <w:lsdException w:qFormat="1" w:uiPriority="9" w:name="heading 8"/>
+    <w:lsdException w:qFormat="1" w:uiPriority="9" w:name="heading 9"/>
+    <w:lsdException w:uiPriority="99" w:name="index 1"/>
+    <w:lsdException w:uiPriority="99" w:name="index 2"/>
+    <w:lsdException w:uiPriority="99" w:name="index 3"/>
+    <w:lsdException w:uiPriority="99" w:name="index 4"/>
+    <w:lsdException w:uiPriority="99" w:name="index 5"/>
+    <w:lsdException w:uiPriority="99" w:name="index 6"/>
+    <w:lsdException w:uiPriority="99" w:name="index 7"/>
+    <w:lsdException w:uiPriority="99" w:name="index 8"/>
+    <w:lsdException w:uiPriority="99" w:name="index 9"/>
+    <w:lsdException w:uiPriority="39" w:name="toc 1"/>
+    <w:lsdException w:uiPriority="39" w:name="toc 2"/>
+    <w:lsdException w:uiPriority="39" w:name="toc 3"/>
+    <w:lsdException w:uiPriority="39" w:name="toc 4"/>
+    <w:lsdException w:uiPriority="39" w:name="toc 5"/>
+    <w:lsdException w:uiPriority="39" w:name="toc 6"/>
+    <w:lsdException w:uiPriority="39" w:name="toc 7"/>
+    <w:lsdException w:uiPriority="39" w:name="toc 8"/>
+    <w:lsdException w:uiPriority="39" w:name="toc 9"/>
+    <w:lsdException w:uiPriority="99" w:name="Normal Indent"/>
+    <w:lsdException w:uiPriority="99" w:name="footnote text"/>
+    <w:lsdException w:uiPriority="99" w:name="annotation text"/>
+    <w:lsdException w:uiPriority="99" w:name="header"/>
+    <w:lsdException w:uiPriority="99" w:name="footer"/>
+    <w:lsdException w:uiPriority="99" w:name="index heading"/>
+    <w:lsdException w:qFormat="1" w:uiPriority="35" w:name="caption"/>
+    <w:lsdException w:uiPriority="99" w:name="table of figures"/>
+    <w:lsdException w:uiPriority="99" w:name="envelope address"/>
+    <w:lsdException w:uiPriority="99" w:name="envelope return"/>
+    <w:lsdException w:uiPriority="99" w:name="footnote reference"/>
+    <w:lsdException w:uiPriority="99" w:name="annotation reference"/>
+    <w:lsdException w:uiPriority="99" w:name="line number"/>
+    <w:lsdException w:uiPriority="99" w:name="page number"/>
+    <w:lsdException w:uiPriority="99" w:name="endnote reference"/>
+    <w:lsdException w:uiPriority="99" w:name="endnote text"/>
+    <w:lsdException w:uiPriority="99" w:name="table of authorities"/>
+    <w:lsdException w:uiPriority="99" w:name="macro"/>
+    <w:lsdException w:uiPriority="99" w:name="toa heading"/>
+    <w:lsdException w:uiPriority="99" w:name="List"/>
+    <w:lsdException w:uiPriority="99" w:name="List Bullet"/>
+    <w:lsdException w:uiPriority="99" w:name="List Number"/>
+    <w:lsdException w:uiPriority="99" w:name="List 2"/>
+    <w:lsdException w:uiPriority="99" w:name="List 3"/>
+    <w:lsdException w:uiPriority="99" w:name="List 4"/>
+    <w:lsdException w:uiPriority="99" w:name="List 5"/>
+    <w:lsdException w:uiPriority="99" w:name="List Bullet 2"/>
+    <w:lsdException w:uiPriority="99" w:name="List Bullet 3"/>
+    <w:lsdException w:uiPriority="99" w:name="List Bullet 4"/>
+    <w:lsdException w:uiPriority="99" w:name="List Bullet 5"/>
+    <w:lsdException w:uiPriority="99" w:name="List Number 2"/>
+    <w:lsdException w:uiPriority="99" w:name="List Number 3"/>
+    <w:lsdException w:uiPriority="99" w:name="List Number 4"/>
+    <w:lsdException w:uiPriority="99" w:name="List Number 5"/>
+    <w:lsdException w:qFormat="1" w:unhideWhenUsed="0" w:uiPriority="10" w:semiHidden="0" w:name="Title"/>
+    <w:lsdException w:uiPriority="99" w:name="Closing"/>
+    <w:lsdException w:uiPriority="99" w:name="Signature"/>
+    <w:lsdException w:uiPriority="1" w:name="Default Paragraph Font"/>
+    <w:lsdException w:qFormat="1" w:unhideWhenUsed="0" w:uiPriority="0" w:semiHidden="0" w:name="Body Text"/>
+    <w:lsdException w:uiPriority="99" w:name="Body Text Indent"/>
+    <w:lsdException w:uiPriority="99" w:name="List Continue"/>
+    <w:lsdException w:uiPriority="99" w:name="List Continue 2"/>
+    <w:lsdException w:uiPriority="99" w:name="List Continue 3"/>
+    <w:lsdException w:uiPriority="99" w:name="List Continue 4"/>
+    <w:lsdException w:uiPriority="99" w:name="List Continue 5"/>
+    <w:lsdException w:uiPriority="99" w:name="Message Header"/>
+    <w:lsdException w:qFormat="1" w:unhideWhenUsed="0" w:uiPriority="11" w:semiHidden="0" w:name="Subtitle"/>
+    <w:lsdException w:uiPriority="99" w:name="Salutation"/>
+    <w:lsdException w:uiPriority="99" w:name="Date"/>
+    <w:lsdException w:uiPriority="99" w:name="Body Text First Indent"/>
+    <w:lsdException w:uiPriority="99" w:name="Body Text First Indent 2"/>
+    <w:lsdException w:uiPriority="99" w:name="Note Heading"/>
+    <w:lsdException w:uiPriority="99" w:name="Body Text 2"/>
+    <w:lsdException w:uiPriority="99" w:name="Body Text 3"/>
+    <w:lsdException w:uiPriority="99" w:name="Body Text Indent 2"/>
+    <w:lsdException w:uiPriority="99" w:name="Body Text Indent 3"/>
+    <w:lsdException w:uiPriority="99" w:name="Block Text"/>
+    <w:lsdException w:uiPriority="99" w:name="Hyperlink"/>
+    <w:lsdException w:uiPriority="99" w:name="FollowedHyperlink"/>
+    <w:lsdException w:qFormat="1" w:unhideWhenUsed="0" w:uiPriority="22" w:semiHidden="0" w:name="Strong"/>
+    <w:lsdException w:qFormat="1" w:unhideWhenUsed="0" w:uiPriority="20" w:semiHidden="0" w:name="Emphasis"/>
+    <w:lsdException w:uiPriority="99" w:name="Document Map"/>
+    <w:lsdException w:uiPriority="99" w:name="Plain Text"/>
+    <w:lsdException w:uiPriority="99" w:name="E-mail Signature"/>
+    <w:lsdException w:uiPriority="99" w:name="Normal (Web)"/>
+    <w:lsdException w:uiPriority="99" w:name="HTML Acronym"/>
+    <w:lsdException w:uiPriority="99" w:name="HTML Address"/>
+    <w:lsdException w:uiPriority="99" w:name="HTML Cite"/>
+    <w:lsdException w:uiPriority="99" w:name="HTML Code"/>
+    <w:lsdException w:uiPriority="99" w:name="HTML Definition"/>
+    <w:lsdException w:uiPriority="99" w:name="HTML Keyboard"/>
+    <w:lsdException w:uiPriority="99" w:name="HTML Preformatted"/>
+    <w:lsdException w:uiPriority="99" w:name="HTML Sample"/>
+    <w:lsdException w:uiPriority="99" w:name="HTML Typewriter"/>
+    <w:lsdException w:uiPriority="99" w:name="HTML Variable"/>
+    <w:lsdException w:uiPriority="99" w:name="Normal Table"/>
+    <w:lsdException w:uiPriority="99" w:name="annotation subject"/>
+    <w:lsdException w:uiPriority="99" w:name="Table Simple 1"/>
+    <w:lsdException w:uiPriority="99" w:name="Table Simple 2"/>
+    <w:lsdException w:uiPriority="99" w:name="Table Simple 3"/>
+    <w:lsdException w:uiPriority="99" w:name="Table Classic 1"/>
+    <w:lsdException w:uiPriority="99" w:name="Table Classic 2"/>
+    <w:lsdException w:uiPriority="99" w:name="Table Classic 3"/>
+    <w:lsdException w:uiPriority="99" w:name="Table Classic 4"/>
+    <w:lsdException w:uiPriority="99" w:name="Table Colorful 1"/>
+    <w:lsdException w:uiPriority="99" w:name="Table Colorful 2"/>
+    <w:lsdException w:uiPriority="99" w:name="Table Colorful 3"/>
+    <w:lsdException w:uiPriority="99" w:name="Table Columns 1"/>
+    <w:lsdException w:uiPriority="99" w:name="Table Columns 2"/>
+    <w:lsdException w:uiPriority="99" w:name="Table Columns 3"/>
+    <w:lsdException w:uiPriority="99" w:name="Table Columns 4"/>
+    <w:lsdException w:uiPriority="99" w:name="Table Columns 5"/>
+    <w:lsdException w:uiPriority="99" w:name="Table Grid 1"/>
+    <w:lsdException w:uiPriority="99" w:name="Table Grid 2"/>
+    <w:lsdException w:uiPriority="99" w:name="Table Grid 3"/>
+    <w:lsdException w:uiPriority="99" w:name="Table Grid 4"/>
+    <w:lsdException w:uiPriority="99" w:name="Table Grid 5"/>
+    <w:lsdException w:uiPriority="99" w:name="Table Grid 6"/>
+    <w:lsdException w:uiPriority="99" w:name="Table Grid 7"/>
+    <w:lsdException w:uiPriority="99" w:name="Table Grid 8"/>
+    <w:lsdException w:uiPriority="99" w:name="Table List 1"/>
+    <w:lsdException w:uiPriority="99" w:name="Table List 2"/>
+    <w:lsdException w:uiPriority="99" w:name="Table List 3"/>
+    <w:lsdException w:uiPriority="99" w:name="Table List 4"/>
+    <w:lsdException w:uiPriority="99" w:name="Table List 5"/>
+    <w:lsdException w:uiPriority="99" w:name="Table List 6"/>
+    <w:lsdException w:uiPriority="99" w:name="Table List 7"/>
+    <w:lsdException w:uiPriority="99" w:name="Table List 8"/>
+    <w:lsdException w:uiPriority="99" w:name="Table 3D effects 1"/>
+    <w:lsdException w:uiPriority="99" w:name="Table 3D effects 2"/>
+    <w:lsdException w:uiPriority="99" w:name="Table 3D effects 3"/>
+    <w:lsdException w:uiPriority="99" w:name="Table Contemporary"/>
+    <w:lsdException w:uiPriority="99" w:name="Table Elegant"/>
+    <w:lsdException w:uiPriority="99" w:name="Table Professional"/>
+    <w:lsdException w:uiPriority="99" w:name="Table Subtle 1"/>
+    <w:lsdException w:uiPriority="99" w:name="Table Subtle 2"/>
+    <w:lsdException w:uiPriority="99" w:name="Table Web 1"/>
+    <w:lsdException w:uiPriority="99" w:name="Table Web 2"/>
+    <w:lsdException w:uiPriority="99" w:name="Table Web 3"/>
+    <w:lsdException w:uiPriority="99" w:name="Balloon Text"/>
+    <w:lsdException w:unhideWhenUsed="0" w:uiPriority="39" w:semiHidden="0" w:name="Table Grid"/>
+    <w:lsdException w:uiPriority="99" w:name="Table Theme"/>
+    <w:lsdException w:unhideWhenUsed="0" w:uiPriority="60" w:semiHidden="0" w:name="Light Shading"/>
+    <w:lsdException w:unhideWhenUsed="0" w:uiPriority="61" w:semiHidden="0" w:name="Light List"/>
+    <w:lsdException w:unhideWhenUsed="0" w:uiPriority="62" w:semiHidden="0" w:name="Light Grid"/>
+    <w:lsdException w:unhideWhenUsed="0" w:uiPriority="63" w:semiHidden="0" w:name="Medium Shading 1"/>
+    <w:lsdException w:unhideWhenUsed="0" w:uiPriority="64" w:semiHidden="0" w:name="Medium Shading 2"/>
+    <w:lsdException w:unhideWhenUsed="0" w:uiPriority="65" w:semiHidden="0" w:name="Medium List 1"/>
+    <w:lsdException w:unhideWhenUsed="0" w:uiPriority="66" w:semiHidden="0" w:name="Medium List 2"/>
+    <w:lsdException w:unhideWhenUsed="0" w:uiPriority="67" w:semiHidden="0" w:name="Medium Grid 1"/>
+    <w:lsdException w:unhideWhenUsed="0" w:uiPriority="68" w:semiHidden="0" w:name="Medium Grid 2"/>
+    <w:lsdException w:unhideWhenUsed="0" w:uiPriority="69" w:semiHidden="0" w:name="Medium Grid 3"/>
+    <w:lsdException w:unhideWhenUsed="0" w:uiPriority="70" w:semiHidden="0" w:name="Dark List"/>
+    <w:lsdException w:unhideWhenUsed="0" w:uiPriority="71" w:semiHidden="0" w:name="Colorful Shading"/>
+    <w:lsdException w:unhideWhenUsed="0" w:uiPriority="72" w:semiHidden="0" w:name="Colorful List"/>
+    <w:lsdException w:unhideWhenUsed="0" w:uiPriority="73" w:semiHidden="0" w:name="Colorful Grid"/>
+    <w:lsdException w:unhideWhenUsed="0" w:uiPriority="60" w:semiHidden="0" w:name="Light Shading Accent 1"/>
+    <w:lsdException w:unhideWhenUsed="0" w:uiPriority="61" w:semiHidden="0" w:name="Light List Accent 1"/>
+    <w:lsdException w:unhideWhenUsed="0" w:uiPriority="62" w:semiHidden="0" w:name="Light Grid Accent 1"/>
+    <w:lsdException w:unhideWhenUsed="0" w:uiPriority="63" w:semiHidden="0" w:name="Medium Shading 1 Accent 1"/>
+    <w:lsdException w:unhideWhenUsed="0" w:uiPriority="64" w:semiHidden="0" w:name="Medium Shading 2 Accent 1"/>
+    <w:lsdException w:unhideWhenUsed="0" w:uiPriority="65" w:semiHidden="0" w:name="Medium List 1 Accent 1"/>
+    <w:lsdException w:unhideWhenUsed="0" w:uiPriority="66" w:semiHidden="0" w:name="Medium List 2 Accent 1"/>
+    <w:lsdException w:unhideWhenUsed="0" w:uiPriority="67" w:semiHidden="0" w:name="Medium Grid 1 Accent 1"/>
+    <w:lsdException w:unhideWhenUsed="0" w:uiPriority="68" w:semiHidden="0" w:name="Medium Grid 2 Accent 1"/>
+    <w:lsdException w:unhideWhenUsed="0" w:uiPriority="69" w:semiHidden="0" w:name="Medium Grid 3 Accent 1"/>
+    <w:lsdException w:unhideWhenUsed="0" w:uiPriority="70" w:semiHidden="0" w:name="Dark List Accent 1"/>
+    <w:lsdException w:unhideWhenUsed="0" w:uiPriority="71" w:semiHidden="0" w:name="Colorful Shading Accent 1"/>
+    <w:lsdException w:unhideWhenUsed="0" w:uiPriority="72" w:semiHidden="0" w:name="Colorful List Accent 1"/>
+    <w:lsdException w:unhideWhenUsed="0" w:uiPriority="73" w:semiHidden="0" w:name="Colorful Grid Accent 1"/>
+    <w:lsdException w:unhideWhenUsed="0" w:uiPriority="60" w:semiHidden="0" w:name="Light Shading Accent 2"/>
+    <w:lsdException w:unhideWhenUsed="0" w:uiPriority="61" w:semiHidden="0" w:name="Light List Accent 2"/>
+    <w:lsdException w:unhideWhenUsed="0" w:uiPriority="62" w:semiHidden="0" w:name="Light Grid Accent 2"/>
+    <w:lsdException w:unhideWhenUsed="0" w:uiPriority="63" w:semiHidden="0" w:name="Medium Shading 1 Accent 2"/>
+    <w:lsdException w:unhideWhenUsed="0" w:uiPriority="64" w:semiHidden="0" w:name="Medium Shading 2 Accent 2"/>
+    <w:lsdException w:unhideWhenUsed="0" w:uiPriority="65" w:semiHidden="0" w:name="Medium List 1 Accent 2"/>
+    <w:lsdException w:unhideWhenUsed="0" w:uiPriority="66" w:semiHidden="0" w:name="Medium List 2 Accent 2"/>
+    <w:lsdException w:unhideWhenUsed="0" w:uiPriority="67" w:semiHidden="0" w:name="Medium Grid 1 Accent 2"/>
+    <w:lsdException w:unhideWhenUsed="0" w:uiPriority="68" w:semiHidden="0" w:name="Medium Grid 2 Accent 2"/>
+    <w:lsdException w:unhideWhenUsed="0" w:uiPriority="69" w:semiHidden="0" w:name="Medium Grid 3 Accent 2"/>
+    <w:lsdException w:unhideWhenUsed="0" w:uiPriority="70" w:semiHidden="0" w:name="Dark List Accent 2"/>
+    <w:lsdException w:unhideWhenUsed="0" w:uiPriority="71" w:semiHidden="0" w:name="Colorful Shading Accent 2"/>
+    <w:lsdException w:unhideWhenUsed="0" w:uiPriority="72" w:semiHidden="0" w:name="Colorful List Accent 2"/>
+    <w:lsdException w:unhideWhenUsed="0" w:uiPriority="73" w:semiHidden="0" w:name="Colorful Grid Accent 2"/>
+    <w:lsdException w:unhideWhenUsed="0" w:uiPriority="60" w:semiHidden="0" w:name="Light Shading Accent 3"/>
+    <w:lsdException w:unhideWhenUsed="0" w:uiPriority="61" w:semiHidden="0" w:name="Light List Accent 3"/>
+    <w:lsdException w:unhideWhenUsed="0" w:uiPriority="62" w:semiHidden="0" w:name="Light Grid Accent 3"/>
+    <w:lsdException w:unhideWhenUsed="0" w:uiPriority="63" w:semiHidden="0" w:name="Medium Shading 1 Accent 3"/>
+    <w:lsdException w:unhideWhenUsed="0" w:uiPriority="64" w:semiHidden="0" w:name="Medium Shading 2 Accent 3"/>
+    <w:lsdException w:unhideWhenUsed="0" w:uiPriority="65" w:semiHidden="0" w:name="Medium List 1 Accent 3"/>
+    <w:lsdException w:unhideWhenUsed="0" w:uiPriority="66" w:semiHidden="0" w:name="Medium List 2 Accent 3"/>
+    <w:lsdException w:unhideWhenUsed="0" w:uiPriority="67" w:semiHidden="0" w:name="Medium Grid 1 Accent 3"/>
+    <w:lsdException w:unhideWhenUsed="0" w:uiPriority="68" w:semiHidden="0" w:name="Medium Grid 2 Accent 3"/>
+    <w:lsdException w:unhideWhenUsed="0" w:uiPriority="69" w:semiHidden="0" w:name="Medium Grid 3 Accent 3"/>
+    <w:lsdException w:unhideWhenUsed="0" w:uiPriority="70" w:semiHidden="0" w:name="Dark List Accent 3"/>
+    <w:lsdException w:unhideWhenUsed="0" w:uiPriority="71" w:semiHidden="0" w:name="Colorful Shading Accent 3"/>
+    <w:lsdException w:unhideWhenUsed="0" w:uiPriority="72" w:semiHidden="0" w:name="Colorful List Accent 3"/>
+    <w:lsdException w:unhideWhenUsed="0" w:uiPriority="73" w:semiHidden="0" w:name="Colorful Grid Accent 3"/>
+    <w:lsdException w:unhideWhenUsed="0" w:uiPriority="60" w:semiHidden="0" w:name="Light Shading Accent 4"/>
+    <w:lsdException w:unhideWhenUsed="0" w:uiPriority="61" w:semiHidden="0" w:name="Light List Accent 4"/>
+    <w:lsdException w:unhideWhenUsed="0" w:uiPriority="62" w:semiHidden="0" w:name="Light Grid Accent 4"/>
+    <w:lsdException w:unhideWhenUsed="0" w:uiPriority="63" w:semiHidden="0" w:name="Medium Shading 1 Accent 4"/>
+    <w:lsdException w:unhideWhenUsed="0" w:uiPriority="64" w:semiHidden="0" w:name="Medium Shading 2 Accent 4"/>
+    <w:lsdException w:unhideWhenUsed="0" w:uiPriority="65" w:semiHidden="0" w:name="Medium List 1 Accent 4"/>
+    <w:lsdException w:unhideWhenUsed="0" w:uiPriority="66" w:semiHidden="0" w:name="Medium List 2 Accent 4"/>
+    <w:lsdException w:unhideWhenUsed="0" w:uiPriority="67" w:semiHidden="0" w:name="Medium Grid 1 Accent 4"/>
+    <w:lsdException w:unhideWhenUsed="0" w:uiPriority="68" w:semiHidden="0" w:name="Medium Grid 2 Accent 4"/>
+    <w:lsdException w:unhideWhenUsed="0" w:uiPriority="69" w:semiHidden="0" w:name="Medium Grid 3 Accent 4"/>
+    <w:lsdException w:unhideWhenUsed="0" w:uiPriority="70" w:semiHidden="0" w:name="Dark List Accent 4"/>
+    <w:lsdException w:unhideWhenUsed="0" w:uiPriority="71" w:semiHidden="0" w:name="Colorful Shading Accent 4"/>
+    <w:lsdException w:unhideWhenUsed="0" w:uiPriority="72" w:semiHidden="0" w:name="Colorful List Accent 4"/>
+    <w:lsdException w:unhideWhenUsed="0" w:uiPriority="73" w:semiHidden="0" w:name="Colorful Grid Accent 4"/>
+    <w:lsdException w:unhideWhenUsed="0" w:uiPriority="60" w:semiHidden="0" w:name="Light Shading Accent 5"/>
+    <w:lsdException w:unhideWhenUsed="0" w:uiPriority="61" w:semiHidden="0" w:name="Light List Accent 5"/>
+    <w:lsdException w:unhideWhenUsed="0" w:uiPriority="62" w:semiHidden="0" w:name="Light Grid Accent 5"/>
+    <w:lsdException w:unhideWhenUsed="0" w:uiPriority="63" w:semiHidden="0" w:name="Medium Shading 1 Accent 5"/>
+    <w:lsdException w:unhideWhenUsed="0" w:uiPriority="64" w:semiHidden="0" w:name="Medium Shading 2 Accent 5"/>
+    <w:lsdException w:unhideWhenUsed="0" w:uiPriority="65" w:semiHidden="0" w:name="Medium List 1 Accent 5"/>
+    <w:lsdException w:unhideWhenUsed="0" w:uiPriority="66" w:semiHidden="0" w:name="Medium List 2 Accent 5"/>
+    <w:lsdException w:unhideWhenUsed="0" w:uiPriority="67" w:semiHidden="0" w:name="Medium Grid 1 Accent 5"/>
+    <w:lsdException w:unhideWhenUsed="0" w:uiPriority="68" w:semiHidden="0" w:name="Medium Grid 2 Accent 5"/>
+    <w:lsdException w:unhideWhenUsed="0" w:uiPriority="69" w:semiHidden="0" w:name="Medium Grid 3 Accent 5"/>
+    <w:lsdException w:unhideWhenUsed="0" w:uiPriority="70" w:semiHidden="0" w:name="Dark List Accent 5"/>
+    <w:lsdException w:unhideWhenUsed="0" w:uiPriority="71" w:semiHidden="0" w:name="Colorful Shading Accent 5"/>
+    <w:lsdException w:unhideWhenUsed="0" w:uiPriority="72" w:semiHidden="0" w:name="Colorful List Accent 5"/>
+    <w:lsdException w:unhideWhenUsed="0" w:uiPriority="73" w:semiHidden="0" w:name="Colorful Grid Accent 5"/>
+    <w:lsdException w:unhideWhenUsed="0" w:uiPriority="60" w:semiHidden="0" w:name="Light Shading Accent 6"/>
+    <w:lsdException w:unhideWhenUsed="0" w:uiPriority="61" w:semiHidden="0" w:name="Light List Accent 6"/>
+    <w:lsdException w:unhideWhenUsed="0" w:uiPriority="62" w:semiHidden="0" w:name="Light Grid Accent 6"/>
+    <w:lsdException w:unhideWhenUsed="0" w:uiPriority="63" w:semiHidden="0" w:name="Medium Shading 1 Accent 6"/>
+    <w:lsdException w:unhideWhenUsed="0" w:uiPriority="64" w:semiHidden="0" w:name="Medium Shading 2 Accent 6"/>
+    <w:lsdException w:unhideWhenUsed="0" w:uiPriority="65" w:semiHidden="0" w:name="Medium List 1 Accent 6"/>
+    <w:lsdException w:unhideWhenUsed="0" w:uiPriority="66" w:semiHidden="0" w:name="Medium List 2 Accent 6"/>
+    <w:lsdException w:unhideWhenUsed="0" w:uiPriority="67" w:semiHidden="0" w:name="Medium Grid 1 Accent 6"/>
+    <w:lsdException w:unhideWhenUsed="0" w:uiPriority="68" w:semiHidden="0" w:name="Medium Grid 2 Accent 6"/>
+    <w:lsdException w:unhideWhenUsed="0" w:uiPriority="69" w:semiHidden="0" w:name="Medium Grid 3 Accent 6"/>
+    <w:lsdException w:unhideWhenUsed="0" w:uiPriority="70" w:semiHidden="0" w:name="Dark List Accent 6"/>
+    <w:lsdException w:unhideWhenUsed="0" w:uiPriority="71" w:semiHidden="0" w:name="Colorful Shading Accent 6"/>
+    <w:lsdException w:unhideWhenUsed="0" w:uiPriority="72" w:semiHidden="0" w:name="Colorful List Accent 6"/>
+    <w:lsdException w:unhideWhenUsed="0" w:uiPriority="73" w:semiHidden="0" w:name="Colorful Grid Accent 6"/>
   </w:latentStyles>
-  <w:style w:type="paragraph" w:default="1" w:styleId="Normal">
+  <w:style w:type="paragraph" w:default="1" w:styleId="1">
     <w:name w:val="Normal"/>
     <w:qFormat/>
+    <w:uiPriority w:val="0"/>
+    <w:pPr>
+      <w:spacing w:after="120" w:line="360" w:lineRule="auto"/>
+      <w:jc w:val="both"/>
+    </w:pPr>
+    <w:rPr>
+      <w:rFonts w:ascii="Times New Roman" w:hAnsi="Times New Roman" w:eastAsia="Times New Roman" w:cs="Times New Roman"/>
+      <w:sz w:val="26"/>
+      <w:szCs w:val="26"/>
+      <w:lang w:val="vi" w:eastAsia="en-US" w:bidi="ar-SA"/>
+    </w:rPr>
   </w:style>
-  <w:style w:type="paragraph" w:styleId="Heading1">
+  <w:style w:type="paragraph" w:styleId="2">
     <w:name w:val="heading 1"/>
-    <w:basedOn w:val="Normal"/>
-    <w:next w:val="Normal"/>
+    <w:basedOn w:val="1"/>
+    <w:next w:val="1"/>
+    <w:qFormat/>
     <w:uiPriority w:val="9"/>
-    <w:qFormat/>
     <w:pPr>
       <w:keepNext/>
       <w:keepLines/>
@@ -1525,14 +2604,14 @@
       <w:b/>
     </w:rPr>
   </w:style>
-  <w:style w:type="paragraph" w:styleId="Heading2">
+  <w:style w:type="paragraph" w:styleId="3">
     <w:name w:val="heading 2"/>
-    <w:basedOn w:val="Normal"/>
-    <w:next w:val="Normal"/>
-    <w:uiPriority w:val="9"/>
+    <w:basedOn w:val="1"/>
+    <w:next w:val="1"/>
     <w:semiHidden/>
     <w:unhideWhenUsed/>
     <w:qFormat/>
+    <w:uiPriority w:val="9"/>
     <w:pPr>
       <w:keepNext/>
       <w:keepLines/>
@@ -1546,14 +2625,14 @@
       <w:szCs w:val="28"/>
     </w:rPr>
   </w:style>
-  <w:style w:type="paragraph" w:styleId="Heading3">
+  <w:style w:type="paragraph" w:styleId="4">
     <w:name w:val="heading 3"/>
-    <w:basedOn w:val="Normal"/>
-    <w:next w:val="Normal"/>
-    <w:uiPriority w:val="9"/>
+    <w:basedOn w:val="1"/>
+    <w:next w:val="1"/>
     <w:semiHidden/>
     <w:unhideWhenUsed/>
     <w:qFormat/>
+    <w:uiPriority w:val="9"/>
     <w:pPr>
       <w:keepNext/>
       <w:keepLines/>
@@ -1566,14 +2645,14 @@
       <w:color w:val="0070C0"/>
     </w:rPr>
   </w:style>
-  <w:style w:type="paragraph" w:styleId="Heading4">
+  <w:style w:type="paragraph" w:styleId="5">
     <w:name w:val="heading 4"/>
-    <w:basedOn w:val="Normal"/>
-    <w:next w:val="Normal"/>
-    <w:uiPriority w:val="9"/>
+    <w:basedOn w:val="1"/>
+    <w:next w:val="1"/>
     <w:semiHidden/>
     <w:unhideWhenUsed/>
     <w:qFormat/>
+    <w:uiPriority w:val="9"/>
     <w:pPr>
       <w:keepNext/>
       <w:keepLines/>
@@ -1581,19 +2660,19 @@
       <w:outlineLvl w:val="3"/>
     </w:pPr>
     <w:rPr>
-      <w:rFonts w:ascii="Calibri" w:eastAsia="Calibri" w:hAnsi="Calibri" w:cs="Calibri"/>
+      <w:rFonts w:ascii="Calibri" w:hAnsi="Calibri" w:eastAsia="Calibri" w:cs="Calibri"/>
       <w:i/>
       <w:color w:val="2E75B5"/>
     </w:rPr>
   </w:style>
-  <w:style w:type="paragraph" w:styleId="Heading5">
+  <w:style w:type="paragraph" w:styleId="6">
     <w:name w:val="heading 5"/>
-    <w:basedOn w:val="Normal"/>
-    <w:next w:val="Normal"/>
-    <w:uiPriority w:val="9"/>
+    <w:basedOn w:val="1"/>
+    <w:next w:val="1"/>
     <w:semiHidden/>
     <w:unhideWhenUsed/>
     <w:qFormat/>
+    <w:uiPriority w:val="9"/>
     <w:pPr>
       <w:keepNext/>
       <w:keepLines/>
@@ -1601,18 +2680,18 @@
       <w:outlineLvl w:val="4"/>
     </w:pPr>
     <w:rPr>
-      <w:rFonts w:ascii="Calibri" w:eastAsia="Calibri" w:hAnsi="Calibri" w:cs="Calibri"/>
+      <w:rFonts w:ascii="Calibri" w:hAnsi="Calibri" w:eastAsia="Calibri" w:cs="Calibri"/>
       <w:color w:val="2E75B5"/>
     </w:rPr>
   </w:style>
-  <w:style w:type="paragraph" w:styleId="Heading6">
+  <w:style w:type="paragraph" w:styleId="7">
     <w:name w:val="heading 6"/>
-    <w:basedOn w:val="Normal"/>
-    <w:next w:val="Normal"/>
-    <w:uiPriority w:val="9"/>
+    <w:basedOn w:val="1"/>
+    <w:next w:val="1"/>
     <w:semiHidden/>
     <w:unhideWhenUsed/>
     <w:qFormat/>
+    <w:uiPriority w:val="9"/>
     <w:pPr>
       <w:keepNext/>
       <w:keepLines/>
@@ -1620,23 +2699,22 @@
       <w:outlineLvl w:val="5"/>
     </w:pPr>
     <w:rPr>
-      <w:rFonts w:ascii="Calibri" w:eastAsia="Calibri" w:hAnsi="Calibri" w:cs="Calibri"/>
+      <w:rFonts w:ascii="Calibri" w:hAnsi="Calibri" w:eastAsia="Calibri" w:cs="Calibri"/>
       <w:color w:val="1E4D78"/>
     </w:rPr>
   </w:style>
-  <w:style w:type="character" w:default="1" w:styleId="DefaultParagraphFont">
+  <w:style w:type="character" w:default="1" w:styleId="8">
     <w:name w:val="Default Paragraph Font"/>
-    <w:uiPriority w:val="1"/>
     <w:semiHidden/>
     <w:unhideWhenUsed/>
+    <w:uiPriority w:val="1"/>
   </w:style>
-  <w:style w:type="table" w:default="1" w:styleId="TableNormal">
+  <w:style w:type="table" w:default="1" w:styleId="9">
     <w:name w:val="Normal Table"/>
-    <w:uiPriority w:val="99"/>
     <w:semiHidden/>
     <w:unhideWhenUsed/>
+    <w:uiPriority w:val="99"/>
     <w:tblPr>
-      <w:tblInd w:w="0" w:type="dxa"/>
       <w:tblCellMar>
         <w:top w:w="0" w:type="dxa"/>
         <w:left w:w="108" w:type="dxa"/>
@@ -1645,29 +2723,91 @@
       </w:tblCellMar>
     </w:tblPr>
   </w:style>
-  <w:style w:type="numbering" w:default="1" w:styleId="NoList">
-    <w:name w:val="No List"/>
-    <w:uiPriority w:val="99"/>
+  <w:style w:type="paragraph" w:styleId="10">
+    <w:name w:val="Body Text"/>
+    <w:basedOn w:val="1"/>
+    <w:link w:val="20"/>
+    <w:qFormat/>
+    <w:uiPriority w:val="0"/>
+    <w:pPr>
+      <w:spacing w:before="180" w:after="180"/>
+    </w:pPr>
+  </w:style>
+  <w:style w:type="character" w:styleId="11">
+    <w:name w:val="Emphasis"/>
+    <w:basedOn w:val="8"/>
+    <w:qFormat/>
+    <w:uiPriority w:val="20"/>
+    <w:rPr>
+      <w:i/>
+      <w:iCs/>
+    </w:rPr>
+  </w:style>
+  <w:style w:type="character" w:styleId="12">
+    <w:name w:val="HTML Code"/>
+    <w:basedOn w:val="8"/>
     <w:semiHidden/>
     <w:unhideWhenUsed/>
+    <w:uiPriority w:val="99"/>
+    <w:rPr>
+      <w:rFonts w:ascii="Courier New" w:hAnsi="Courier New" w:cs="Courier New"/>
+      <w:sz w:val="20"/>
+      <w:szCs w:val="20"/>
+    </w:rPr>
   </w:style>
-  <w:style w:type="table" w:customStyle="1" w:styleId="TableNormal0">
-    <w:name w:val="TableNormal"/>
-    <w:tblPr>
-      <w:tblCellMar>
-        <w:top w:w="100" w:type="dxa"/>
-        <w:left w:w="100" w:type="dxa"/>
-        <w:bottom w:w="100" w:type="dxa"/>
-        <w:right w:w="100" w:type="dxa"/>
-      </w:tblCellMar>
-    </w:tblPr>
+  <w:style w:type="paragraph" w:styleId="13">
+    <w:name w:val="Normal (Web)"/>
+    <w:semiHidden/>
+    <w:unhideWhenUsed/>
+    <w:uiPriority w:val="99"/>
+    <w:pPr>
+      <w:spacing w:before="0" w:beforeAutospacing="1" w:after="0" w:afterAutospacing="1"/>
+      <w:ind w:left="0" w:right="0"/>
+      <w:jc w:val="left"/>
+    </w:pPr>
+    <w:rPr>
+      <w:rFonts w:ascii="Times New Roman" w:hAnsi="Times New Roman" w:eastAsia="SimSun" w:cs="Times New Roman"/>
+      <w:kern w:val="0"/>
+      <w:sz w:val="24"/>
+      <w:szCs w:val="24"/>
+      <w:lang w:val="en-US" w:eastAsia="zh-CN" w:bidi="ar"/>
+    </w:rPr>
   </w:style>
-  <w:style w:type="paragraph" w:styleId="Title">
+  <w:style w:type="character" w:styleId="14">
+    <w:name w:val="Strong"/>
+    <w:basedOn w:val="8"/>
+    <w:qFormat/>
+    <w:uiPriority w:val="22"/>
+    <w:rPr>
+      <w:b/>
+      <w:bCs/>
+    </w:rPr>
+  </w:style>
+  <w:style w:type="paragraph" w:styleId="15">
+    <w:name w:val="Subtitle"/>
+    <w:basedOn w:val="1"/>
+    <w:next w:val="1"/>
+    <w:qFormat/>
+    <w:uiPriority w:val="11"/>
+    <w:pPr>
+      <w:keepNext/>
+      <w:keepLines/>
+      <w:spacing w:before="360" w:after="80"/>
+    </w:pPr>
+    <w:rPr>
+      <w:rFonts w:ascii="Georgia" w:hAnsi="Georgia" w:eastAsia="Georgia" w:cs="Georgia"/>
+      <w:i/>
+      <w:color w:val="666666"/>
+      <w:sz w:val="48"/>
+      <w:szCs w:val="48"/>
+    </w:rPr>
+  </w:style>
+  <w:style w:type="paragraph" w:styleId="16">
     <w:name w:val="Title"/>
-    <w:basedOn w:val="Normal"/>
-    <w:next w:val="Normal"/>
+    <w:basedOn w:val="1"/>
+    <w:next w:val="1"/>
+    <w:qFormat/>
     <w:uiPriority w:val="10"/>
-    <w:qFormat/>
     <w:pPr>
       <w:keepNext/>
       <w:keepLines/>
@@ -1679,30 +2819,25 @@
       <w:szCs w:val="72"/>
     </w:rPr>
   </w:style>
-  <w:style w:type="paragraph" w:styleId="Subtitle">
-    <w:name w:val="Subtitle"/>
-    <w:basedOn w:val="Normal"/>
-    <w:next w:val="Normal"/>
-    <w:uiPriority w:val="11"/>
+  <w:style w:type="table" w:customStyle="1" w:styleId="17">
+    <w:name w:val="TableNormal"/>
     <w:qFormat/>
-    <w:pPr>
-      <w:keepNext/>
-      <w:keepLines/>
-      <w:spacing w:before="360" w:after="80"/>
-    </w:pPr>
-    <w:rPr>
-      <w:rFonts w:ascii="Georgia" w:eastAsia="Georgia" w:hAnsi="Georgia" w:cs="Georgia"/>
-      <w:i/>
-      <w:color w:val="666666"/>
-      <w:sz w:val="48"/>
-      <w:szCs w:val="48"/>
-    </w:rPr>
+    <w:uiPriority w:val="0"/>
+    <w:tblPr>
+      <w:tblCellMar>
+        <w:top w:w="100" w:type="dxa"/>
+        <w:left w:w="100" w:type="dxa"/>
+        <w:bottom w:w="100" w:type="dxa"/>
+        <w:right w:w="100" w:type="dxa"/>
+      </w:tblCellMar>
+    </w:tblPr>
   </w:style>
-  <w:style w:type="table" w:customStyle="1" w:styleId="a">
-    <w:basedOn w:val="TableNormal0"/>
+  <w:style w:type="table" w:customStyle="1" w:styleId="18">
+    <w:name w:val="_Style 12"/>
+    <w:basedOn w:val="17"/>
+    <w:qFormat/>
+    <w:uiPriority w:val="0"/>
     <w:tblPr>
-      <w:tblStyleRowBandSize w:val="1"/>
-      <w:tblStyleColBandSize w:val="1"/>
       <w:tblCellMar>
         <w:top w:w="0" w:type="dxa"/>
         <w:left w:w="115" w:type="dxa"/>
@@ -1710,6 +2845,37 @@
         <w:right w:w="115" w:type="dxa"/>
       </w:tblCellMar>
     </w:tblPr>
+  </w:style>
+  <w:style w:type="character" w:customStyle="1" w:styleId="19">
+    <w:name w:val="Verbatim Char"/>
+    <w:basedOn w:val="20"/>
+    <w:link w:val="21"/>
+    <w:qFormat/>
+    <w:uiPriority w:val="0"/>
+  </w:style>
+  <w:style w:type="character" w:customStyle="1" w:styleId="20">
+    <w:name w:val="Body Text Char"/>
+    <w:basedOn w:val="8"/>
+    <w:link w:val="10"/>
+    <w:qFormat/>
+    <w:uiPriority w:val="0"/>
+  </w:style>
+  <w:style w:type="paragraph" w:customStyle="1" w:styleId="21">
+    <w:name w:val="Source Code"/>
+    <w:basedOn w:val="1"/>
+    <w:link w:val="19"/>
+    <w:qFormat/>
+    <w:uiPriority w:val="0"/>
+    <w:pPr>
+      <w:wordWrap w:val="0"/>
+    </w:pPr>
+  </w:style>
+  <w:style w:type="paragraph" w:customStyle="1" w:styleId="22">
+    <w:name w:val="First Paragraph"/>
+    <w:basedOn w:val="10"/>
+    <w:next w:val="10"/>
+    <w:qFormat/>
+    <w:uiPriority w:val="0"/>
   </w:style>
 </w:styles>
 </file>
@@ -2030,6 +3196,24 @@
       </a:style>
     </a:lnDef>
   </a:objectDefaults>
-  <a:extraClrSchemeLst/>
 </a:theme>
+</file>
+
+<file path=customXml/item1.xml><?xml version="1.0" encoding="utf-8"?>
+<s:customData xmlns="http://www.wps.cn/officeDocument/2013/wpsCustomData" xmlns:s="http://www.wps.cn/officeDocument/2013/wpsCustomData">
+  <customSectProps>
+    <customSectPr/>
+  </customSectProps>
+  <customShpExts>
+    <customShpInfo spid="_x0000_s1026" textRotate="1"/>
+  </customShpExts>
+</s:customData>
+</file>
+
+<file path=customXml/itemProps1.xml><?xml version="1.0" encoding="utf-8"?>
+<ds:datastoreItem xmlns:ds="http://schemas.openxmlformats.org/officeDocument/2006/customXml" ds:itemID="{B1977F7D-205B-4081-913C-38D41E755F92}">
+  <ds:schemaRefs>
+    <ds:schemaRef ds:uri="http://www.wps.cn/officeDocument/2013/wpsCustomData"/>
+  </ds:schemaRefs>
+</ds:datastoreItem>
 </file>
--- a/Nhom1_Bao_cao.docx
+++ b/Nhom1_Bao_cao.docx
@@ -557,19 +557,7 @@
         <w:rPr>
           <w:color w:val="000000"/>
         </w:rPr>
-        <w:t>Trong bối cảnh toàn cầu hóa và hội nhập kinh tế quốc tế ngày càng sâu rộng, thương mại quốc tế đóng vai trò then chốt trong việc thúc đẩy tăng trưởng kinh tế, tạo công ăn việc làm và nâng cao mức sống cho người dân. Hiệu suất thương mại (trade performance)</w:t>
-      </w:r>
-      <w:r>
-        <w:rPr>
-          <w:color w:val="000000"/>
-        </w:rPr>
-        <w:t xml:space="preserve"> không chỉ phản ánh năng lực xuất nhập khẩu của một quốc gia mà còn thể hiện khả năng hội nhập, năng lực cạnh tranh, và mức độ ổn định của môi trường kinh tế vĩ mô. Việc đánh giá và dự đoán hiệu suất thương mại vì thế mang ý nghĩa quan trọng trong hoạch đị</w:t>
-      </w:r>
-      <w:r>
-        <w:rPr>
-          <w:color w:val="000000"/>
-        </w:rPr>
-        <w:t>nh chính sách và chiến lược phát triển quốc gia.</w:t>
+        <w:t>Trong bối cảnh toàn cầu hóa và hội nhập kinh tế quốc tế ngày càng sâu rộng, thương mại quốc tế đóng vai trò then chốt trong việc thúc đẩy tăng trưởng kinh tế, tạo công ăn việc làm và nâng cao mức sống cho người dân. Hiệu suất thương mại (trade performance) không chỉ phản ánh năng lực xuất nhập khẩu của một quốc gia mà còn thể hiện khả năng hội nhập, năng lực cạnh tranh, và mức độ ổn định của môi trường kinh tế vĩ mô. Việc đánh giá và dự đoán hiệu suất thương mại vì thế mang ý nghĩa quan trọng trong hoạch định chính sách và chiến lược phát triển quốc gia.</w:t>
       </w:r>
     </w:p>
     <w:p>
@@ -604,13 +592,7 @@
         <w:rPr>
           <w:color w:val="000000"/>
         </w:rPr>
-        <w:t>. Mức thuế quan cao có thể làm giảm khả năng tiếp cận thị trường quốc tế, hạn chế dòng chảy hàng hóa và gây cản trở đối với xuất khẩu, trong khi thuế quan thấp hơn có xu hướng khuyến khích tự do thương mại, nâng cao tính cạnh tranh và hiệu quả phân bổ nguồ</w:t>
-      </w:r>
-      <w:r>
-        <w:rPr>
-          <w:color w:val="000000"/>
-        </w:rPr>
-        <w:t>n lực. Tuy nhiên, việc giảm thuế quan cần được cân nhắc trong bối cảnh từng nền kinh tế, bởi nó có thể ảnh hưởng đến nguồn thu ngân sách và các ngành sản xuất nội địa.</w:t>
+        <w:t>. Mức thuế quan cao có thể làm giảm khả năng tiếp cận thị trường quốc tế, hạn chế dòng chảy hàng hóa và gây cản trở đối với xuất khẩu, trong khi thuế quan thấp hơn có xu hướng khuyến khích tự do thương mại, nâng cao tính cạnh tranh và hiệu quả phân bổ nguồn lực. Tuy nhiên, việc giảm thuế quan cần được cân nhắc trong bối cảnh từng nền kinh tế, bởi nó có thể ảnh hưởng đến nguồn thu ngân sách và các ngành sản xuất nội địa.</w:t>
       </w:r>
     </w:p>
     <w:p>
@@ -645,19 +627,7 @@
         <w:rPr>
           <w:color w:val="000000"/>
         </w:rPr>
-        <w:t xml:space="preserve"> cũng là một yếu tố nền tảng quy</w:t>
-      </w:r>
-      <w:r>
-        <w:rPr>
-          <w:color w:val="000000"/>
-        </w:rPr>
-        <w:t>ết định đến môi trường kinh doanh và đầu tư. Một quốc gia ổn định về chính trị, ít xung đột, minh bạch và có hệ thống pháp luật đáng tin cậy sẽ tạo điều kiện thuận lợi cho các hoạt động thương mại, thu hút đầu tư nước ngoài và đảm bảo tính bền vững trong p</w:t>
-      </w:r>
-      <w:r>
-        <w:rPr>
-          <w:color w:val="000000"/>
-        </w:rPr>
-        <w:t>hát triển kinh tế. Ngược lại, bất ổn chính trị, tham nhũng hay bạo loạn có thể làm suy giảm niềm tin của doanh nghiệp và làm giảm mạnh hiệu suất thương mại.</w:t>
+        <w:t xml:space="preserve"> cũng là một yếu tố nền tảng quyết định đến môi trường kinh doanh và đầu tư. Một quốc gia ổn định về chính trị, ít xung đột, minh bạch và có hệ thống pháp luật đáng tin cậy sẽ tạo điều kiện thuận lợi cho các hoạt động thương mại, thu hút đầu tư nước ngoài và đảm bảo tính bền vững trong phát triển kinh tế. Ngược lại, bất ổn chính trị, tham nhũng hay bạo loạn có thể làm suy giảm niềm tin của doanh nghiệp và làm giảm mạnh hiệu suất thương mại.</w:t>
       </w:r>
     </w:p>
     <w:p>
@@ -692,13 +662,7 @@
         <w:rPr>
           <w:color w:val="000000"/>
         </w:rPr>
-        <w:t>dựa trên hai b</w:t>
-      </w:r>
-      <w:r>
-        <w:rPr>
-          <w:color w:val="000000"/>
-        </w:rPr>
-        <w:t>iến số chính là</w:t>
+        <w:t>dựa trên hai biến số chính là</w:t>
       </w:r>
       <w:r>
         <w:rPr>
@@ -750,13 +714,7 @@
         <w:rPr>
           <w:color w:val="000000"/>
         </w:rPr>
-        <w:t xml:space="preserve">, nghiên cứu này không chỉ khám </w:t>
-      </w:r>
-      <w:r>
-        <w:rPr>
-          <w:color w:val="000000"/>
-        </w:rPr>
-        <w:t>phá mối quan hệ giữa hai yếu tố này với thương mại mà còn xây dựng mô hình dự đoán, góp phần đưa ra các khuyến nghị chính sách cụ thể cho từng quốc gia nhằm nâng cao hiệu quả thương mại trong dài hạn.</w:t>
+        <w:t>, nghiên cứu này không chỉ khám phá mối quan hệ giữa hai yếu tố này với thương mại mà còn xây dựng mô hình dự đoán, góp phần đưa ra các khuyến nghị chính sách cụ thể cho từng quốc gia nhằm nâng cao hiệu quả thương mại trong dài hạn.</w:t>
       </w:r>
       <w:r>
         <w:rPr>
@@ -830,13 +788,7 @@
           <w:color w:val="000000"/>
         </w:rPr>
         <w:br/>
-        <w:t>Dữ liệu được thu thập từ</w:t>
-      </w:r>
-      <w:r>
-        <w:rPr>
-          <w:color w:val="000000"/>
-        </w:rPr>
-        <w:t xml:space="preserve"> ba nguồn chính:</w:t>
+        <w:t>Dữ liệu được thu thập từ ba nguồn chính:</w:t>
       </w:r>
     </w:p>
     <w:p>
@@ -1047,13 +999,7 @@
         <w:rPr>
           <w:color w:val="000000"/>
         </w:rPr>
-        <w:t xml:space="preserve"> Cung cấp chỉ số "Political Stability and Absenc</w:t>
-      </w:r>
-      <w:r>
-        <w:rPr>
-          <w:color w:val="000000"/>
-        </w:rPr>
-        <w:t>e of Violence/Terrorism (PV)" dạng 'Rank'. Chỉ số này được sử dụng làm đại diện cho biến ổn định chính trị.</w:t>
+        <w:t xml:space="preserve"> Cung cấp chỉ số "Political Stability and Absence of Violence/Terrorism (PV)" dạng 'Rank'. Chỉ số này được sử dụng làm đại diện cho biến ổn định chính trị.</w:t>
       </w:r>
     </w:p>
     <w:p>
@@ -1154,13 +1100,7 @@
         <w:rPr>
           <w:color w:val="000000"/>
         </w:rPr>
-        <w:t xml:space="preserve"> Chứa danh sách chuẩn hóa tên quốc gia, mã ISO, khu vực (Region) và mức </w:t>
-      </w:r>
-      <w:r>
-        <w:rPr>
-          <w:color w:val="000000"/>
-        </w:rPr>
-        <w:t>thu nhập (Income Group). Tệp này đóng vai trò then chốt trong việc hợp nhất hai bộ dữ liệu trên.</w:t>
+        <w:t xml:space="preserve"> Chứa danh sách chuẩn hóa tên quốc gia, mã ISO, khu vực (Region) và mức thu nhập (Income Group). Tệp này đóng vai trò then chốt trong việc hợp nhất hai bộ dữ liệu trên.</w:t>
       </w:r>
     </w:p>
     <w:p>
@@ -1213,781 +1153,6 @@
           <w:lang w:val="vi-VN"/>
         </w:rPr>
       </w:pPr>
-      <w:bookmarkStart w:id="1" w:name="_GoBack"/>
-      <w:bookmarkEnd w:id="1"/>
-    </w:p>
-    <w:p>
-      <w:pPr>
-        <w:pBdr>
-          <w:top w:val="nil"/>
-          <w:left w:val="nil"/>
-          <w:bottom w:val="nil"/>
-          <w:right w:val="nil"/>
-          <w:between w:val="nil"/>
-        </w:pBdr>
-        <w:spacing w:after="0" w:line="240" w:lineRule="auto"/>
-        <w:jc w:val="left"/>
-        <w:rPr>
-          <w:color w:val="000000"/>
-        </w:rPr>
-      </w:pPr>
-      <w:r>
-        <w:rPr>
-          <w:b/>
-          <w:color w:val="000000"/>
-        </w:rPr>
-        <w:t>4</w:t>
-      </w:r>
-      <w:r>
-        <w:rPr>
-          <w:b/>
-          <w:color w:val="000000"/>
-        </w:rPr>
-        <w:t>. PHƯƠNG PHÁP TIỀN XỬ LÝ DỮ LIỆU</w:t>
-      </w:r>
-    </w:p>
-    <w:p>
-      <w:pPr>
-        <w:pBdr>
-          <w:top w:val="nil"/>
-          <w:left w:val="nil"/>
-          <w:bottom w:val="nil"/>
-          <w:right w:val="nil"/>
-          <w:between w:val="nil"/>
-        </w:pBdr>
-        <w:spacing w:after="0" w:line="240" w:lineRule="auto"/>
-        <w:jc w:val="left"/>
-        <w:rPr>
-          <w:color w:val="000000"/>
-        </w:rPr>
-      </w:pPr>
-      <w:r>
-        <w:rPr>
-          <w:b/>
-          <w:color w:val="000000"/>
-        </w:rPr>
-        <w:t>4</w:t>
-      </w:r>
-      <w:r>
-        <w:rPr>
-          <w:b/>
-          <w:color w:val="000000"/>
-        </w:rPr>
-        <w:t>.1. Khám phá Dữ liệu ban đầu</w:t>
-      </w:r>
-    </w:p>
-    <w:p>
-      <w:pPr>
-        <w:numPr>
-          <w:ilvl w:val="0"/>
-          <w:numId w:val="7"/>
-        </w:numPr>
-        <w:pBdr>
-          <w:top w:val="nil"/>
-          <w:left w:val="nil"/>
-          <w:bottom w:val="nil"/>
-          <w:right w:val="nil"/>
-          <w:between w:val="nil"/>
-        </w:pBdr>
-        <w:spacing w:after="0" w:line="240" w:lineRule="auto"/>
-        <w:jc w:val="left"/>
-        <w:rPr>
-          <w:color w:val="000000"/>
-        </w:rPr>
-      </w:pPr>
-      <w:r>
-        <w:rPr>
-          <w:color w:val="000000"/>
-        </w:rPr>
-        <w:t>Kiểm tra ban đầu: Sử dụng các hàm .info(), .head(), và .isnull().sum() để hiểu cấu trúc, kiểm tra các kiểu dữ liệu và xác định tỷ lệ dữ liệu khuyết thiếu ban đầu của mỗi tệp.</w:t>
-      </w:r>
-    </w:p>
-    <w:p>
-      <w:pPr>
-        <w:pBdr>
-          <w:top w:val="nil"/>
-          <w:left w:val="nil"/>
-          <w:bottom w:val="nil"/>
-          <w:right w:val="nil"/>
-          <w:between w:val="nil"/>
-        </w:pBdr>
-        <w:spacing w:after="0" w:line="240" w:lineRule="auto"/>
-        <w:jc w:val="left"/>
-        <w:rPr>
-          <w:color w:val="000000"/>
-        </w:rPr>
-      </w:pPr>
-      <w:r>
-        <w:rPr>
-          <w:b/>
-          <w:color w:val="000000"/>
-        </w:rPr>
-        <w:t>4</w:t>
-      </w:r>
-      <w:r>
-        <w:rPr>
-          <w:b/>
-          <w:color w:val="000000"/>
-        </w:rPr>
-        <w:t>.2. Xử lý Dữ liệu Khuyết thiếu (Missing Values)</w:t>
-      </w:r>
-    </w:p>
-    <w:p>
-      <w:pPr>
-        <w:numPr>
-          <w:ilvl w:val="0"/>
-          <w:numId w:val="2"/>
-        </w:numPr>
-        <w:pBdr>
-          <w:top w:val="nil"/>
-          <w:left w:val="nil"/>
-          <w:bottom w:val="nil"/>
-          <w:right w:val="nil"/>
-          <w:between w:val="nil"/>
-        </w:pBdr>
-        <w:spacing w:after="0" w:line="240" w:lineRule="auto"/>
-        <w:jc w:val="left"/>
-        <w:rPr>
-          <w:b/>
-          <w:color w:val="000000"/>
-        </w:rPr>
-      </w:pPr>
-      <w:r>
-        <w:rPr>
-          <w:b/>
-          <w:color w:val="000000"/>
-        </w:rPr>
-        <w:t xml:space="preserve">Chỉ số Ổn định Chính trị (WGI): </w:t>
-      </w:r>
-    </w:p>
-    <w:p>
-      <w:pPr>
-        <w:numPr>
-          <w:ilvl w:val="0"/>
-          <w:numId w:val="10"/>
-        </w:numPr>
-        <w:pBdr>
-          <w:top w:val="nil"/>
-          <w:left w:val="nil"/>
-          <w:bottom w:val="nil"/>
-          <w:right w:val="nil"/>
-          <w:between w:val="nil"/>
-        </w:pBdr>
-        <w:spacing w:after="0" w:line="240" w:lineRule="auto"/>
-        <w:jc w:val="left"/>
-        <w:rPr>
-          <w:color w:val="000000"/>
-        </w:rPr>
-      </w:pPr>
-      <w:r>
-        <w:rPr>
-          <w:color w:val="000000"/>
-        </w:rPr>
-        <w:t>Phát hiện các giá trị không phải số (ví dụ: '..') trong cột 'Rank' đại diện cho dữ liệu bị thiếu.</w:t>
-      </w:r>
-    </w:p>
-    <w:p>
-      <w:pPr>
-        <w:numPr>
-          <w:ilvl w:val="0"/>
-          <w:numId w:val="10"/>
-        </w:numPr>
-        <w:pBdr>
-          <w:top w:val="nil"/>
-          <w:left w:val="nil"/>
-          <w:bottom w:val="nil"/>
-          <w:right w:val="nil"/>
-          <w:between w:val="nil"/>
-        </w:pBdr>
-        <w:spacing w:after="0" w:line="240" w:lineRule="auto"/>
-        <w:jc w:val="left"/>
-        <w:rPr>
-          <w:color w:val="000000"/>
-        </w:rPr>
-      </w:pPr>
-      <w:r>
-        <w:rPr>
-          <w:color w:val="000000"/>
-        </w:rPr>
-        <w:t>Chuyển đổi các giá trị '..' này thành giá trị NaN (Not a Number) của Numpy.</w:t>
-      </w:r>
-    </w:p>
-    <w:p>
-      <w:pPr>
-        <w:numPr>
-          <w:ilvl w:val="0"/>
-          <w:numId w:val="10"/>
-        </w:numPr>
-        <w:pBdr>
-          <w:top w:val="nil"/>
-          <w:left w:val="nil"/>
-          <w:bottom w:val="nil"/>
-          <w:right w:val="nil"/>
-          <w:between w:val="nil"/>
-        </w:pBdr>
-        <w:spacing w:after="0" w:line="240" w:lineRule="auto"/>
-        <w:jc w:val="left"/>
-        <w:rPr>
-          <w:color w:val="000000"/>
-        </w:rPr>
-      </w:pPr>
-      <w:r>
-        <w:rPr>
-          <w:color w:val="000000"/>
-        </w:rPr>
-        <w:t>Các hàng chứa giá trị NaN trong cột 'Rank' sau đó đã bị loại bỏ khỏi bộ dữ liệu WGI bằng cách sử dụng dropna().</w:t>
-      </w:r>
-    </w:p>
-    <w:p>
-      <w:pPr>
-        <w:numPr>
-          <w:ilvl w:val="0"/>
-          <w:numId w:val="12"/>
-        </w:numPr>
-        <w:pBdr>
-          <w:top w:val="nil"/>
-          <w:left w:val="nil"/>
-          <w:bottom w:val="nil"/>
-          <w:right w:val="nil"/>
-          <w:between w:val="nil"/>
-        </w:pBdr>
-        <w:spacing w:after="0" w:line="240" w:lineRule="auto"/>
-        <w:jc w:val="left"/>
-        <w:rPr>
-          <w:b/>
-          <w:color w:val="000000"/>
-        </w:rPr>
-      </w:pPr>
-      <w:r>
-        <w:rPr>
-          <w:b/>
-          <w:color w:val="000000"/>
-        </w:rPr>
-        <w:t>Dữ liệu Thương mại (Kaggle):</w:t>
-      </w:r>
-    </w:p>
-    <w:p>
-      <w:pPr>
-        <w:numPr>
-          <w:ilvl w:val="0"/>
-          <w:numId w:val="5"/>
-        </w:numPr>
-        <w:pBdr>
-          <w:top w:val="nil"/>
-          <w:left w:val="nil"/>
-          <w:bottom w:val="nil"/>
-          <w:right w:val="nil"/>
-          <w:between w:val="nil"/>
-        </w:pBdr>
-        <w:spacing w:after="0" w:line="240" w:lineRule="auto"/>
-        <w:jc w:val="left"/>
-        <w:rPr>
-          <w:color w:val="000000"/>
-        </w:rPr>
-      </w:pPr>
-      <w:r>
-        <w:rPr>
-          <w:color w:val="000000"/>
-        </w:rPr>
-        <w:t>Phân tích tỷ lệ thiếu cho thấy hai cột 'Revealed comparative advantage' (thiếu 23.07%) và 'Country Growth (%)' (thi</w:t>
-      </w:r>
-      <w:r>
-        <w:rPr>
-          <w:color w:val="000000"/>
-        </w:rPr>
-        <w:t>ếu 25.51%) có tỷ lệ dữ liệu khuyết thiếu rất cao.</w:t>
-      </w:r>
-    </w:p>
-    <w:p>
-      <w:pPr>
-        <w:numPr>
-          <w:ilvl w:val="0"/>
-          <w:numId w:val="5"/>
-        </w:numPr>
-        <w:pBdr>
-          <w:top w:val="nil"/>
-          <w:left w:val="nil"/>
-          <w:bottom w:val="nil"/>
-          <w:right w:val="nil"/>
-          <w:between w:val="nil"/>
-        </w:pBdr>
-        <w:spacing w:after="0" w:line="240" w:lineRule="auto"/>
-        <w:jc w:val="left"/>
-        <w:rPr>
-          <w:color w:val="000000"/>
-        </w:rPr>
-      </w:pPr>
-      <w:r>
-        <w:rPr>
-          <w:color w:val="000000"/>
-        </w:rPr>
-        <w:t xml:space="preserve">Giải pháp: </w:t>
-      </w:r>
-      <w:r>
-        <w:t>Vì</w:t>
-      </w:r>
-      <w:r>
-        <w:rPr>
-          <w:color w:val="000000"/>
-        </w:rPr>
-        <w:t xml:space="preserve"> điền giá trị (nội suy) có thể gây sai lệch,</w:t>
-      </w:r>
-      <w:r>
-        <w:t xml:space="preserve"> nhóm</w:t>
-      </w:r>
-      <w:r>
-        <w:rPr>
-          <w:color w:val="000000"/>
-        </w:rPr>
-        <w:t xml:space="preserve"> đã loại bỏ hoàn toàn hai cột này khỏi phân tích.</w:t>
-      </w:r>
-    </w:p>
-    <w:p>
-      <w:pPr>
-        <w:numPr>
-          <w:ilvl w:val="0"/>
-          <w:numId w:val="5"/>
-        </w:numPr>
-        <w:pBdr>
-          <w:top w:val="nil"/>
-          <w:left w:val="nil"/>
-          <w:bottom w:val="nil"/>
-          <w:right w:val="nil"/>
-          <w:between w:val="nil"/>
-        </w:pBdr>
-        <w:spacing w:after="0" w:line="240" w:lineRule="auto"/>
-        <w:jc w:val="left"/>
-        <w:rPr>
-          <w:color w:val="000000"/>
-        </w:rPr>
-      </w:pPr>
-      <w:r>
-        <w:rPr>
-          <w:color w:val="000000"/>
-        </w:rPr>
-        <w:t>Để giữ lại thông tin về việc dữ liệu có tồn tại hay không, hai cột cờ nhị phân (binary flags) mới là has_RCA và has_Country_Growth đã được tạo ra (giá trị 1 nếu có dữ liệu, 0 nếu thiếu) trước khi xóa cột gốc.</w:t>
-      </w:r>
-    </w:p>
-    <w:p>
-      <w:pPr>
-        <w:pBdr>
-          <w:top w:val="nil"/>
-          <w:left w:val="nil"/>
-          <w:bottom w:val="nil"/>
-          <w:right w:val="nil"/>
-          <w:between w:val="nil"/>
-        </w:pBdr>
-        <w:spacing w:after="0" w:line="240" w:lineRule="auto"/>
-        <w:jc w:val="left"/>
-        <w:rPr>
-          <w:color w:val="000000"/>
-        </w:rPr>
-      </w:pPr>
-      <w:r>
-        <w:rPr>
-          <w:b/>
-          <w:color w:val="000000"/>
-        </w:rPr>
-        <w:t>4</w:t>
-      </w:r>
-      <w:r>
-        <w:rPr>
-          <w:b/>
-          <w:color w:val="000000"/>
-        </w:rPr>
-        <w:t>.3. Hợp nhất và Chuẩn hóa Tên quốc gia (Fuzzy Matching)</w:t>
-      </w:r>
-    </w:p>
-    <w:p>
-      <w:pPr>
-        <w:numPr>
-          <w:ilvl w:val="0"/>
-          <w:numId w:val="14"/>
-        </w:numPr>
-        <w:pBdr>
-          <w:top w:val="nil"/>
-          <w:left w:val="nil"/>
-          <w:bottom w:val="nil"/>
-          <w:right w:val="nil"/>
-          <w:between w:val="nil"/>
-        </w:pBdr>
-        <w:spacing w:after="0" w:line="240" w:lineRule="auto"/>
-        <w:jc w:val="left"/>
-        <w:rPr>
-          <w:color w:val="000000"/>
-        </w:rPr>
-      </w:pPr>
-      <w:r>
-        <w:t>Vấn đề:</w:t>
-      </w:r>
-      <w:r>
-        <w:rPr>
-          <w:color w:val="000000"/>
-        </w:rPr>
-        <w:t xml:space="preserve"> </w:t>
-      </w:r>
-      <w:r>
-        <w:t>T</w:t>
-      </w:r>
-      <w:r>
-        <w:rPr>
-          <w:color w:val="000000"/>
-        </w:rPr>
-        <w:t>ên quốc gia không nhất quán giữa các bộ dữ liệu.</w:t>
-      </w:r>
-    </w:p>
-    <w:p>
-      <w:pPr>
-        <w:numPr>
-          <w:ilvl w:val="0"/>
-          <w:numId w:val="1"/>
-        </w:numPr>
-        <w:pBdr>
-          <w:top w:val="nil"/>
-          <w:left w:val="nil"/>
-          <w:bottom w:val="nil"/>
-          <w:right w:val="nil"/>
-          <w:between w:val="nil"/>
-        </w:pBdr>
-        <w:spacing w:after="0" w:line="240" w:lineRule="auto"/>
-        <w:jc w:val="left"/>
-        <w:rPr>
-          <w:color w:val="000000"/>
-        </w:rPr>
-      </w:pPr>
-      <w:r>
-        <w:rPr>
-          <w:color w:val="000000"/>
-        </w:rPr>
-        <w:t>Giải pháp: Sử dụng thư viện fuzzywuzzy (cụ thể là hàm process.extractOne) để thực hiện khớp chuỗi mờ (fuzzy string matching).</w:t>
-      </w:r>
-    </w:p>
-    <w:p>
-      <w:pPr>
-        <w:numPr>
-          <w:ilvl w:val="0"/>
-          <w:numId w:val="1"/>
-        </w:numPr>
-        <w:pBdr>
-          <w:top w:val="nil"/>
-          <w:left w:val="nil"/>
-          <w:bottom w:val="nil"/>
-          <w:right w:val="nil"/>
-          <w:between w:val="nil"/>
-        </w:pBdr>
-        <w:spacing w:after="0" w:line="240" w:lineRule="auto"/>
-        <w:jc w:val="left"/>
-        <w:rPr>
-          <w:color w:val="000000"/>
-        </w:rPr>
-      </w:pPr>
-      <w:r>
-        <w:rPr>
-          <w:color w:val="000000"/>
-        </w:rPr>
-        <w:t xml:space="preserve">Quy trình: Tên </w:t>
-      </w:r>
-      <w:r>
-        <w:rPr>
-          <w:color w:val="000000"/>
-        </w:rPr>
-        <w:t xml:space="preserve">quốc gia từ bộ dữ liệu Kaggle (Country) và WGI (Country/Territory) được so khớp với danh sách "tên chuẩn" (standard_name) </w:t>
-      </w:r>
-      <w:r>
-        <w:t>từ file</w:t>
-      </w:r>
-      <w:r>
-        <w:rPr>
-          <w:color w:val="000000"/>
-        </w:rPr>
-        <w:t xml:space="preserve"> </w:t>
-      </w:r>
-      <w:r>
-        <w:t>country_name_code_ISO</w:t>
-      </w:r>
-      <w:r>
-        <w:rPr>
-          <w:color w:val="000000"/>
-        </w:rPr>
-        <w:t>.csv.</w:t>
-      </w:r>
-    </w:p>
-    <w:p>
-      <w:pPr>
-        <w:numPr>
-          <w:ilvl w:val="0"/>
-          <w:numId w:val="1"/>
-        </w:numPr>
-        <w:pBdr>
-          <w:top w:val="nil"/>
-          <w:left w:val="nil"/>
-          <w:bottom w:val="nil"/>
-          <w:right w:val="nil"/>
-          <w:between w:val="nil"/>
-        </w:pBdr>
-        <w:spacing w:after="0" w:line="240" w:lineRule="auto"/>
-        <w:jc w:val="left"/>
-        <w:rPr>
-          <w:color w:val="000000"/>
-        </w:rPr>
-      </w:pPr>
-      <w:r>
-        <w:rPr>
-          <w:color w:val="000000"/>
-        </w:rPr>
-        <w:t xml:space="preserve">Lọc theo </w:t>
-      </w:r>
-      <w:r>
-        <w:t>n</w:t>
-      </w:r>
-      <w:r>
-        <w:rPr>
-          <w:color w:val="000000"/>
-        </w:rPr>
-        <w:t xml:space="preserve">gưỡng: Chỉ những kết quả khớp có độ tương đồng (confidence score) trên 60% mới được chấp </w:t>
-      </w:r>
-      <w:r>
-        <w:rPr>
-          <w:color w:val="000000"/>
-        </w:rPr>
-        <w:t>nhận. Các hàng dữ liệu (cả từ Kaggle và WGI) không đạt ngưỡng khớp này đã bị loại bỏ khỏi phân tích để đảm bảo tính chính xác của việc gộp dữ liệu.</w:t>
-      </w:r>
-    </w:p>
-    <w:p>
-      <w:pPr>
-        <w:numPr>
-          <w:ilvl w:val="0"/>
-          <w:numId w:val="1"/>
-        </w:numPr>
-        <w:pBdr>
-          <w:top w:val="nil"/>
-          <w:left w:val="nil"/>
-          <w:bottom w:val="nil"/>
-          <w:right w:val="nil"/>
-          <w:between w:val="nil"/>
-        </w:pBdr>
-        <w:spacing w:after="0" w:line="240" w:lineRule="auto"/>
-        <w:jc w:val="left"/>
-        <w:rPr>
-          <w:color w:val="000000"/>
-        </w:rPr>
-      </w:pPr>
-      <w:r>
-        <w:rPr>
-          <w:color w:val="000000"/>
-        </w:rPr>
-        <w:t>Kết quả: 166 hàng dữ liệu từ bộ Kaggle đã bị loại bỏ do không khớp được tên một cách đáng tin cậy.</w:t>
-      </w:r>
-    </w:p>
-    <w:p>
-      <w:pPr>
-        <w:pBdr>
-          <w:top w:val="nil"/>
-          <w:left w:val="nil"/>
-          <w:bottom w:val="nil"/>
-          <w:right w:val="nil"/>
-          <w:between w:val="nil"/>
-        </w:pBdr>
-        <w:spacing w:after="0" w:line="240" w:lineRule="auto"/>
-        <w:jc w:val="left"/>
-        <w:rPr>
-          <w:color w:val="000000"/>
-        </w:rPr>
-      </w:pPr>
-      <w:r>
-        <w:rPr>
-          <w:b/>
-          <w:color w:val="000000"/>
-        </w:rPr>
-        <w:t>4</w:t>
-      </w:r>
-      <w:r>
-        <w:rPr>
-          <w:b/>
-          <w:color w:val="000000"/>
-        </w:rPr>
-        <w:t xml:space="preserve">.4. Gộp </w:t>
-      </w:r>
-      <w:r>
-        <w:rPr>
-          <w:b/>
-          <w:color w:val="000000"/>
-        </w:rPr>
-        <w:t>(Merge) các Bộ Dữ liệu</w:t>
-      </w:r>
-    </w:p>
-    <w:p>
-      <w:pPr>
-        <w:numPr>
-          <w:ilvl w:val="0"/>
-          <w:numId w:val="13"/>
-        </w:numPr>
-        <w:pBdr>
-          <w:top w:val="nil"/>
-          <w:left w:val="nil"/>
-          <w:bottom w:val="nil"/>
-          <w:right w:val="nil"/>
-          <w:between w:val="nil"/>
-        </w:pBdr>
-        <w:spacing w:after="0" w:line="240" w:lineRule="auto"/>
-        <w:jc w:val="left"/>
-        <w:rPr>
-          <w:color w:val="000000"/>
-        </w:rPr>
-      </w:pPr>
-      <w:r>
-        <w:rPr>
-          <w:color w:val="000000"/>
-        </w:rPr>
-        <w:t>Sau khi đã có cột standard_name chuẩn hóa ở cả hai bộ dữ liệu chính:</w:t>
-      </w:r>
-    </w:p>
-    <w:p>
-      <w:pPr>
-        <w:numPr>
-          <w:ilvl w:val="0"/>
-          <w:numId w:val="3"/>
-        </w:numPr>
-        <w:pBdr>
-          <w:top w:val="nil"/>
-          <w:left w:val="nil"/>
-          <w:bottom w:val="nil"/>
-          <w:right w:val="nil"/>
-          <w:between w:val="nil"/>
-        </w:pBdr>
-        <w:spacing w:after="0" w:line="240" w:lineRule="auto"/>
-        <w:jc w:val="left"/>
-        <w:rPr>
-          <w:color w:val="000000"/>
-        </w:rPr>
-      </w:pPr>
-      <w:r>
-        <w:rPr>
-          <w:color w:val="000000"/>
-        </w:rPr>
-        <w:t>Gộp (pd.merge) bộ dữ liệu Kaggle và WGI đã qua xử lý, sử dụng phép gộp inner dựa trên hai khóa: standard_name và Year. Điều này đảm bảo chúng ta chỉ giữ lại các điểm dữ liệu có thông tin của cả thương mại và ổn định chính trị trong cùng một năm.</w:t>
-      </w:r>
-    </w:p>
-    <w:p>
-      <w:pPr>
-        <w:numPr>
-          <w:ilvl w:val="0"/>
-          <w:numId w:val="3"/>
-        </w:numPr>
-        <w:pBdr>
-          <w:top w:val="nil"/>
-          <w:left w:val="nil"/>
-          <w:bottom w:val="nil"/>
-          <w:right w:val="nil"/>
-          <w:between w:val="nil"/>
-        </w:pBdr>
-        <w:spacing w:after="0" w:line="240" w:lineRule="auto"/>
-        <w:jc w:val="left"/>
-        <w:rPr>
-          <w:color w:val="000000"/>
-        </w:rPr>
-      </w:pPr>
-      <w:r>
-        <w:rPr>
-          <w:color w:val="000000"/>
-        </w:rPr>
-        <w:lastRenderedPageBreak/>
-        <w:t>Tiếp tục g</w:t>
-      </w:r>
-      <w:r>
-        <w:rPr>
-          <w:color w:val="000000"/>
-        </w:rPr>
-        <w:t>ộp (pd.merge) kết quả trên với bộ dữ liệu df_meta sử dụng phép gộp left dựa trên khóa standard_name để bổ sung các thông tin về Khu vực (Region) và Mức thu nhập (Income Group).</w:t>
-      </w:r>
-    </w:p>
-    <w:p>
-      <w:pPr>
-        <w:pBdr>
-          <w:top w:val="nil"/>
-          <w:left w:val="nil"/>
-          <w:bottom w:val="nil"/>
-          <w:right w:val="nil"/>
-          <w:between w:val="nil"/>
-        </w:pBdr>
-        <w:spacing w:after="0" w:line="240" w:lineRule="auto"/>
-        <w:jc w:val="left"/>
-        <w:rPr>
-          <w:color w:val="000000"/>
-        </w:rPr>
-      </w:pPr>
-      <w:r>
-        <w:rPr>
-          <w:b/>
-          <w:color w:val="000000"/>
-        </w:rPr>
-        <w:t>4</w:t>
-      </w:r>
-      <w:r>
-        <w:rPr>
-          <w:b/>
-          <w:color w:val="000000"/>
-        </w:rPr>
-        <w:t>.5. Biến đổi Dữ liệu (Data Transformation)</w:t>
-      </w:r>
-    </w:p>
-    <w:p>
-      <w:pPr>
-        <w:numPr>
-          <w:ilvl w:val="0"/>
-          <w:numId w:val="9"/>
-        </w:numPr>
-        <w:pBdr>
-          <w:top w:val="nil"/>
-          <w:left w:val="nil"/>
-          <w:bottom w:val="nil"/>
-          <w:right w:val="nil"/>
-          <w:between w:val="nil"/>
-        </w:pBdr>
-        <w:spacing w:after="0" w:line="240" w:lineRule="auto"/>
-        <w:jc w:val="left"/>
-        <w:rPr>
-          <w:color w:val="000000"/>
-        </w:rPr>
-      </w:pPr>
-      <w:r>
-        <w:rPr>
-          <w:color w:val="000000"/>
-        </w:rPr>
-        <w:t>Để chuẩn bị cho phân tích EDA và mô hình hóa, một số biến có phân phối lệch (skewed) đã được biến đổi:</w:t>
-      </w:r>
-    </w:p>
-    <w:p>
-      <w:pPr>
-        <w:numPr>
-          <w:ilvl w:val="0"/>
-          <w:numId w:val="6"/>
-        </w:numPr>
-        <w:pBdr>
-          <w:top w:val="nil"/>
-          <w:left w:val="nil"/>
-          <w:bottom w:val="nil"/>
-          <w:right w:val="nil"/>
-          <w:between w:val="nil"/>
-        </w:pBdr>
-        <w:spacing w:after="0" w:line="240" w:lineRule="auto"/>
-        <w:jc w:val="left"/>
-        <w:rPr>
-          <w:color w:val="000000"/>
-        </w:rPr>
-      </w:pPr>
-      <w:r>
-        <w:rPr>
-          <w:color w:val="000000"/>
-        </w:rPr>
-        <w:t>Log Transform: Áp dụng biến đổi logarit cho cột Export để tạo cột mới Log_Export. Sử dụng np.log(df_final['Export'] + 1) để xử lý các giá trị bằng 0 (nếu</w:t>
-      </w:r>
-      <w:r>
-        <w:rPr>
-          <w:color w:val="000000"/>
-        </w:rPr>
-        <w:t xml:space="preserve"> có) và giúp phân phối của biến này gần với phân phối chuẩn hơn, ổn định phương sai.</w:t>
-      </w:r>
     </w:p>
     <w:p>
       <w:pPr>
@@ -2005,6 +1170,8 @@
           <w:color w:val="000000"/>
         </w:rPr>
       </w:pPr>
+      <w:bookmarkStart w:id="1" w:name="_GoBack"/>
+      <w:bookmarkEnd w:id="1"/>
     </w:p>
     <w:sectPr>
       <w:footerReference w:type="default" r:id="rId10"/>
@@ -2119,7 +1286,7 @@
             </wp:anchor>
           </w:drawing>
         </mc:Choice>
-        <mc:Fallback xmlns:cr="http://schemas.microsoft.com/office/comments/2020/reactions" xmlns="http://schemas.microsoft.com/office/tasks/2019/documenttasks" xmlns:w16cex="http://schemas.microsoft.com/office/word/2018/wordml/cex" xmlns:w16="http://schemas.microsoft.com/office/word/2018/wordml" xmlns:dgm="http://schemas.openxmlformats.org/drawingml/2006/diagram" xmlns:lc="http://schemas.openxmlformats.org/drawingml/2006/lockedCanvas" xmlns:c="http://schemas.openxmlformats.org/drawingml/2006/chart" xmlns:pic="http://schemas.openxmlformats.org/drawingml/2006/picture" xmlns:a="http://schemas.openxmlformats.org/drawingml/2006/main" xmlns:sl="http://schemas.openxmlformats.org/schemaLibrary/2006/main">
+        <mc:Fallback xmlns:sl="http://schemas.openxmlformats.org/schemaLibrary/2006/main" xmlns:a="http://schemas.openxmlformats.org/drawingml/2006/main" xmlns:pic="http://schemas.openxmlformats.org/drawingml/2006/picture" xmlns:c="http://schemas.openxmlformats.org/drawingml/2006/chart" xmlns:lc="http://schemas.openxmlformats.org/drawingml/2006/lockedCanvas" xmlns:dgm="http://schemas.openxmlformats.org/drawingml/2006/diagram" xmlns:w16="http://schemas.microsoft.com/office/word/2018/wordml" xmlns:w16cex="http://schemas.microsoft.com/office/word/2018/wordml/cex" xmlns="http://schemas.microsoft.com/office/tasks/2019/documenttasks" xmlns:cr="http://schemas.microsoft.com/office/comments/2020/reactions">
           <w:drawing>
             <wp:anchor allowOverlap="1" behindDoc="0" distB="0" distT="0" distL="114300" distR="114300" hidden="0" layoutInCell="1" locked="0" relativeHeight="0" simplePos="0">
               <wp:simplePos x="0" y="0"/>

--- a/Nhom1_Bao_cao.docx
+++ b/Nhom1_Bao_cao.docx
@@ -1,6 +1,6 @@
 
 <file path=word/document.xml><?xml version="1.0" encoding="utf-8"?>
-<w:document xmlns:wpc="http://schemas.microsoft.com/office/word/2010/wordprocessingCanvas" xmlns:mc="http://schemas.openxmlformats.org/markup-compatibility/2006" xmlns:o="urn:schemas-microsoft-com:office:office" xmlns:r="http://schemas.openxmlformats.org/officeDocument/2006/relationships" xmlns:m="http://schemas.openxmlformats.org/officeDocument/2006/math" xmlns:v="urn:schemas-microsoft-com:vml" xmlns:wp14="http://schemas.microsoft.com/office/word/2010/wordprocessingDrawing" xmlns:wp="http://schemas.openxmlformats.org/drawingml/2006/wordprocessingDrawing" xmlns:w="http://schemas.openxmlformats.org/wordprocessingml/2006/main" xmlns:w14="http://schemas.microsoft.com/office/word/2010/wordml" xmlns:w10="urn:schemas-microsoft-com:office:word" xmlns:w15="http://schemas.microsoft.com/office/word/2012/wordml" xmlns:wpg="http://schemas.microsoft.com/office/word/2010/wordprocessingGroup" xmlns:wpi="http://schemas.microsoft.com/office/word/2010/wordprocessingInk" xmlns:wne="http://schemas.microsoft.com/office/word/2006/wordml" xmlns:wps="http://schemas.microsoft.com/office/word/2010/wordprocessingShape" xmlns:wpsCustomData="http://www.wps.cn/officeDocument/2013/wpsCustomData" mc:Ignorable="w14 w15 wp14">
+<w:document xmlns:wpc="http://schemas.microsoft.com/office/word/2010/wordprocessingCanvas" xmlns:cx="http://schemas.microsoft.com/office/drawing/2014/chartex" xmlns:cx1="http://schemas.microsoft.com/office/drawing/2015/9/8/chartex" xmlns:cx2="http://schemas.microsoft.com/office/drawing/2015/10/21/chartex" xmlns:cx3="http://schemas.microsoft.com/office/drawing/2016/5/9/chartex" xmlns:cx4="http://schemas.microsoft.com/office/drawing/2016/5/10/chartex" xmlns:cx5="http://schemas.microsoft.com/office/drawing/2016/5/11/chartex" xmlns:cx6="http://schemas.microsoft.com/office/drawing/2016/5/12/chartex" xmlns:cx7="http://schemas.microsoft.com/office/drawing/2016/5/13/chartex" xmlns:cx8="http://schemas.microsoft.com/office/drawing/2016/5/14/chartex" xmlns:mc="http://schemas.openxmlformats.org/markup-compatibility/2006" xmlns:aink="http://schemas.microsoft.com/office/drawing/2016/ink" xmlns:am3d="http://schemas.microsoft.com/office/drawing/2017/model3d" xmlns:o="urn:schemas-microsoft-com:office:office" xmlns:r="http://schemas.openxmlformats.org/officeDocument/2006/relationships" xmlns:m="http://schemas.openxmlformats.org/officeDocument/2006/math" xmlns:v="urn:schemas-microsoft-com:vml" xmlns:wp14="http://schemas.microsoft.com/office/word/2010/wordprocessingDrawing" xmlns:wp="http://schemas.openxmlformats.org/drawingml/2006/wordprocessingDrawing" xmlns:w10="urn:schemas-microsoft-com:office:word" xmlns:w="http://schemas.openxmlformats.org/wordprocessingml/2006/main" xmlns:w14="http://schemas.microsoft.com/office/word/2010/wordml" xmlns:w15="http://schemas.microsoft.com/office/word/2012/wordml" xmlns:w16cid="http://schemas.microsoft.com/office/word/2016/wordml/cid" xmlns:w16se="http://schemas.microsoft.com/office/word/2015/wordml/symex" xmlns:wpg="http://schemas.microsoft.com/office/word/2010/wordprocessingGroup" xmlns:wpi="http://schemas.microsoft.com/office/word/2010/wordprocessingInk" xmlns:wne="http://schemas.microsoft.com/office/word/2006/wordml" xmlns:wps="http://schemas.microsoft.com/office/word/2010/wordprocessingShape" mc:Ignorable="w14 w15 w16se w16cid wp14">
   <w:body>
     <w:p>
       <w:pPr>
@@ -52,8 +52,11 @@
         <w:jc w:val="center"/>
       </w:pPr>
       <w:r>
+        <w:rPr>
+          <w:noProof/>
+        </w:rPr>
         <w:drawing>
-          <wp:inline distT="0" distB="0" distL="0" distR="0">
+          <wp:inline distT="0" distB="0" distL="0" distR="0" wp14:anchorId="15EE4C12" wp14:editId="71E90B01">
             <wp:extent cx="792480" cy="646430"/>
             <wp:effectExtent l="0" t="0" r="0" b="0"/>
             <wp:docPr id="2" name="image1.png" descr="A blue logo with a planet in the center&#10;&#10;Description automatically generated"/>
@@ -66,7 +69,7 @@
                     <pic:cNvPicPr preferRelativeResize="0"/>
                   </pic:nvPicPr>
                   <pic:blipFill>
-                    <a:blip r:embed="rId7"/>
+                    <a:blip r:embed="rId8"/>
                     <a:srcRect/>
                     <a:stretch>
                       <a:fillRect/>
@@ -133,14 +136,7 @@
           <w:sz w:val="56"/>
           <w:szCs w:val="56"/>
         </w:rPr>
-        <w:br w:type="textWrapping"/>
-      </w:r>
-      <w:r>
-        <w:rPr>
-          <w:b/>
-          <w:sz w:val="56"/>
-          <w:szCs w:val="56"/>
-        </w:rPr>
+        <w:br/>
         <w:t>dựa trên thuế quan và mức ổn định chính trị</w:t>
       </w:r>
     </w:p>
@@ -178,24 +174,20 @@
     </w:p>
     <w:tbl>
       <w:tblPr>
-        <w:tblStyle w:val="16"/>
+        <w:tblStyle w:val="Style12"/>
         <w:tblW w:w="7015" w:type="dxa"/>
         <w:jc w:val="center"/>
+        <w:tblInd w:w="0" w:type="dxa"/>
         <w:tblBorders>
-          <w:top w:val="single" w:color="000000" w:sz="4" w:space="0"/>
-          <w:left w:val="single" w:color="000000" w:sz="4" w:space="0"/>
-          <w:bottom w:val="single" w:color="000000" w:sz="4" w:space="0"/>
-          <w:right w:val="single" w:color="000000" w:sz="4" w:space="0"/>
-          <w:insideH w:val="single" w:color="000000" w:sz="4" w:space="0"/>
-          <w:insideV w:val="single" w:color="000000" w:sz="4" w:space="0"/>
+          <w:top w:val="single" w:sz="4" w:space="0" w:color="000000"/>
+          <w:left w:val="single" w:sz="4" w:space="0" w:color="000000"/>
+          <w:bottom w:val="single" w:sz="4" w:space="0" w:color="000000"/>
+          <w:right w:val="single" w:sz="4" w:space="0" w:color="000000"/>
+          <w:insideH w:val="single" w:sz="4" w:space="0" w:color="000000"/>
+          <w:insideV w:val="single" w:sz="4" w:space="0" w:color="000000"/>
         </w:tblBorders>
         <w:tblLayout w:type="fixed"/>
-        <w:tblCellMar>
-          <w:top w:w="0" w:type="dxa"/>
-          <w:left w:w="115" w:type="dxa"/>
-          <w:bottom w:w="0" w:type="dxa"/>
-          <w:right w:w="115" w:type="dxa"/>
-        </w:tblCellMar>
+        <w:tblLook w:val="04A0" w:firstRow="1" w:lastRow="0" w:firstColumn="1" w:lastColumn="0" w:noHBand="0" w:noVBand="1"/>
       </w:tblPr>
       <w:tblGrid>
         <w:gridCol w:w="805"/>
@@ -204,22 +196,6 @@
         <w:gridCol w:w="2188"/>
       </w:tblGrid>
       <w:tr>
-        <w:tblPrEx>
-          <w:tblBorders>
-            <w:top w:val="single" w:color="000000" w:sz="4" w:space="0"/>
-            <w:left w:val="single" w:color="000000" w:sz="4" w:space="0"/>
-            <w:bottom w:val="single" w:color="000000" w:sz="4" w:space="0"/>
-            <w:right w:val="single" w:color="000000" w:sz="4" w:space="0"/>
-            <w:insideH w:val="single" w:color="000000" w:sz="4" w:space="0"/>
-            <w:insideV w:val="single" w:color="000000" w:sz="4" w:space="0"/>
-          </w:tblBorders>
-          <w:tblCellMar>
-            <w:top w:w="0" w:type="dxa"/>
-            <w:left w:w="115" w:type="dxa"/>
-            <w:bottom w:w="0" w:type="dxa"/>
-            <w:right w:w="115" w:type="dxa"/>
-          </w:tblCellMar>
-        </w:tblPrEx>
         <w:trPr>
           <w:jc w:val="center"/>
         </w:trPr>
@@ -246,22 +222,6 @@
         </w:tc>
       </w:tr>
       <w:tr>
-        <w:tblPrEx>
-          <w:tblBorders>
-            <w:top w:val="single" w:color="000000" w:sz="4" w:space="0"/>
-            <w:left w:val="single" w:color="000000" w:sz="4" w:space="0"/>
-            <w:bottom w:val="single" w:color="000000" w:sz="4" w:space="0"/>
-            <w:right w:val="single" w:color="000000" w:sz="4" w:space="0"/>
-            <w:insideH w:val="single" w:color="000000" w:sz="4" w:space="0"/>
-            <w:insideV w:val="single" w:color="000000" w:sz="4" w:space="0"/>
-          </w:tblBorders>
-          <w:tblCellMar>
-            <w:top w:w="0" w:type="dxa"/>
-            <w:left w:w="115" w:type="dxa"/>
-            <w:bottom w:w="0" w:type="dxa"/>
-            <w:right w:w="115" w:type="dxa"/>
-          </w:tblCellMar>
-        </w:tblPrEx>
         <w:trPr>
           <w:jc w:val="center"/>
         </w:trPr>
@@ -282,22 +242,6 @@
         </w:tc>
       </w:tr>
       <w:tr>
-        <w:tblPrEx>
-          <w:tblBorders>
-            <w:top w:val="single" w:color="000000" w:sz="4" w:space="0"/>
-            <w:left w:val="single" w:color="000000" w:sz="4" w:space="0"/>
-            <w:bottom w:val="single" w:color="000000" w:sz="4" w:space="0"/>
-            <w:right w:val="single" w:color="000000" w:sz="4" w:space="0"/>
-            <w:insideH w:val="single" w:color="000000" w:sz="4" w:space="0"/>
-            <w:insideV w:val="single" w:color="000000" w:sz="4" w:space="0"/>
-          </w:tblBorders>
-          <w:tblCellMar>
-            <w:top w:w="0" w:type="dxa"/>
-            <w:left w:w="115" w:type="dxa"/>
-            <w:bottom w:w="0" w:type="dxa"/>
-            <w:right w:w="115" w:type="dxa"/>
-          </w:tblCellMar>
-        </w:tblPrEx>
         <w:trPr>
           <w:jc w:val="center"/>
         </w:trPr>
@@ -359,22 +303,6 @@
         </w:tc>
       </w:tr>
       <w:tr>
-        <w:tblPrEx>
-          <w:tblBorders>
-            <w:top w:val="single" w:color="000000" w:sz="4" w:space="0"/>
-            <w:left w:val="single" w:color="000000" w:sz="4" w:space="0"/>
-            <w:bottom w:val="single" w:color="000000" w:sz="4" w:space="0"/>
-            <w:right w:val="single" w:color="000000" w:sz="4" w:space="0"/>
-            <w:insideH w:val="single" w:color="000000" w:sz="4" w:space="0"/>
-            <w:insideV w:val="single" w:color="000000" w:sz="4" w:space="0"/>
-          </w:tblBorders>
-          <w:tblCellMar>
-            <w:top w:w="0" w:type="dxa"/>
-            <w:left w:w="115" w:type="dxa"/>
-            <w:bottom w:w="0" w:type="dxa"/>
-            <w:right w:w="115" w:type="dxa"/>
-          </w:tblCellMar>
-        </w:tblPrEx>
         <w:trPr>
           <w:jc w:val="center"/>
         </w:trPr>
@@ -436,22 +364,6 @@
         </w:tc>
       </w:tr>
       <w:tr>
-        <w:tblPrEx>
-          <w:tblBorders>
-            <w:top w:val="single" w:color="000000" w:sz="4" w:space="0"/>
-            <w:left w:val="single" w:color="000000" w:sz="4" w:space="0"/>
-            <w:bottom w:val="single" w:color="000000" w:sz="4" w:space="0"/>
-            <w:right w:val="single" w:color="000000" w:sz="4" w:space="0"/>
-            <w:insideH w:val="single" w:color="000000" w:sz="4" w:space="0"/>
-            <w:insideV w:val="single" w:color="000000" w:sz="4" w:space="0"/>
-          </w:tblBorders>
-          <w:tblCellMar>
-            <w:top w:w="0" w:type="dxa"/>
-            <w:left w:w="115" w:type="dxa"/>
-            <w:bottom w:w="0" w:type="dxa"/>
-            <w:right w:w="115" w:type="dxa"/>
-          </w:tblCellMar>
-        </w:tblPrEx>
         <w:trPr>
           <w:jc w:val="center"/>
         </w:trPr>
@@ -513,22 +425,6 @@
         </w:tc>
       </w:tr>
       <w:tr>
-        <w:tblPrEx>
-          <w:tblBorders>
-            <w:top w:val="single" w:color="000000" w:sz="4" w:space="0"/>
-            <w:left w:val="single" w:color="000000" w:sz="4" w:space="0"/>
-            <w:bottom w:val="single" w:color="000000" w:sz="4" w:space="0"/>
-            <w:right w:val="single" w:color="000000" w:sz="4" w:space="0"/>
-            <w:insideH w:val="single" w:color="000000" w:sz="4" w:space="0"/>
-            <w:insideV w:val="single" w:color="000000" w:sz="4" w:space="0"/>
-          </w:tblBorders>
-          <w:tblCellMar>
-            <w:top w:w="0" w:type="dxa"/>
-            <w:left w:w="115" w:type="dxa"/>
-            <w:bottom w:w="0" w:type="dxa"/>
-            <w:right w:w="115" w:type="dxa"/>
-          </w:tblCellMar>
-        </w:tblPrEx>
         <w:trPr>
           <w:jc w:val="center"/>
         </w:trPr>
@@ -598,14 +494,8 @@
     <w:p/>
     <w:p>
       <w:pPr>
-        <w:spacing w:after="480"/>
-        <w:jc w:val="center"/>
-      </w:pPr>
-    </w:p>
-    <w:p>
-      <w:pPr>
         <w:spacing w:after="0"/>
-        <w:jc w:val="center"/>
+        <w:ind w:left="2160"/>
         <w:rPr>
           <w:b/>
           <w:sz w:val="32"/>
@@ -615,7 +505,7 @@
           <w:pgSz w:w="11907" w:h="16840"/>
           <w:pgMar w:top="1440" w:right="1134" w:bottom="1440" w:left="1701" w:header="709" w:footer="709" w:gutter="0"/>
           <w:pgNumType w:start="0"/>
-          <w:cols w:space="720" w:num="1"/>
+          <w:cols w:space="720"/>
         </w:sectPr>
       </w:pPr>
       <w:r>
@@ -623,31 +513,52 @@
           <w:b/>
           <w:sz w:val="32"/>
           <w:szCs w:val="32"/>
-        </w:rPr>
-        <w:t>TP. HỒ CHÍ MINH – 10/2025</w:t>
-      </w:r>
-    </w:p>
-    <w:p>
-      <w:pPr>
-        <w:pStyle w:val="2"/>
+          <w:lang w:val="vi-VN"/>
+        </w:rPr>
+        <w:t xml:space="preserve">    </w:t>
+      </w:r>
+      <w:r>
+        <w:rPr>
+          <w:b/>
+          <w:sz w:val="32"/>
+          <w:szCs w:val="32"/>
+        </w:rPr>
+        <w:t xml:space="preserve">TP. HỒ CHÍ MINH – </w:t>
+      </w:r>
+      <w:r>
+        <w:rPr>
+          <w:b/>
+          <w:sz w:val="32"/>
+          <w:szCs w:val="32"/>
+        </w:rPr>
+        <w:t>11</w:t>
+      </w:r>
+      <w:bookmarkStart w:id="0" w:name="_GoBack"/>
+      <w:bookmarkEnd w:id="0"/>
+      <w:r>
+        <w:rPr>
+          <w:b/>
+          <w:sz w:val="32"/>
+          <w:szCs w:val="32"/>
+        </w:rPr>
+        <w:t>/2025</w:t>
+      </w:r>
+    </w:p>
+    <w:p>
+      <w:pPr>
+        <w:pStyle w:val="Heading1"/>
       </w:pPr>
       <w:r>
         <w:rPr>
           <w:sz w:val="28"/>
           <w:szCs w:val="28"/>
         </w:rPr>
+        <w:lastRenderedPageBreak/>
         <w:t xml:space="preserve">1. GIỚI THIỆU </w:t>
       </w:r>
     </w:p>
     <w:p>
       <w:pPr>
-        <w:pBdr>
-          <w:top w:val="none" w:color="auto" w:sz="0" w:space="0"/>
-          <w:left w:val="none" w:color="auto" w:sz="0" w:space="0"/>
-          <w:bottom w:val="none" w:color="auto" w:sz="0" w:space="0"/>
-          <w:right w:val="none" w:color="auto" w:sz="0" w:space="0"/>
-          <w:between w:val="none" w:color="auto" w:sz="0" w:space="0"/>
-        </w:pBdr>
         <w:spacing w:after="0" w:line="240" w:lineRule="auto"/>
         <w:ind w:firstLine="720"/>
         <w:rPr>
@@ -658,18 +569,23 @@
         <w:rPr>
           <w:color w:val="000000"/>
         </w:rPr>
-        <w:t>Trong bối cảnh toàn cầu hóa và hội nhập kinh tế quốc tế ngày càng sâu rộng, thương mại quốc tế đóng vai trò then chốt trong việc thúc đẩy tăng trưởng kinh tế, tạo công ăn việc làm và nâng cao mức sống cho người dân. Hiệu suất thương mại (trade performance) không chỉ phản ánh năng lực xuất nhập khẩu của một quốc gia mà còn thể hiện khả năng hội nhập, năng lực cạnh tranh, và mức độ ổn định của môi trường kinh tế vĩ mô. Việc đánh giá và dự đoán hiệu suất thương mại vì thế mang ý nghĩa quan trọng trong hoạch định chính sách và chiến lược phát triển quốc gia.</w:t>
-      </w:r>
-    </w:p>
-    <w:p>
-      <w:pPr>
-        <w:pBdr>
-          <w:top w:val="none" w:color="auto" w:sz="0" w:space="0"/>
-          <w:left w:val="none" w:color="auto" w:sz="0" w:space="0"/>
-          <w:bottom w:val="none" w:color="auto" w:sz="0" w:space="0"/>
-          <w:right w:val="none" w:color="auto" w:sz="0" w:space="0"/>
-          <w:between w:val="none" w:color="auto" w:sz="0" w:space="0"/>
-        </w:pBdr>
+        <w:t xml:space="preserve">Trong bối cảnh toàn cầu hóa và hội nhập kinh tế quốc tế ngày càng sâu rộng, thương mại quốc tế đóng vai trò then chốt trong việc </w:t>
+      </w:r>
+      <w:r>
+        <w:rPr>
+          <w:color w:val="000000"/>
+        </w:rPr>
+        <w:t>thúc đẩy tăng trưởng kinh tế, tạo công ăn việc làm và nâng cao mức sống cho người dân. Hiệu suất thương mại (trade performance) không chỉ phản ánh năng lực xuất nhập khẩu của một quốc gia mà còn thể hiện khả năng hội nhập, năng lực cạnh tranh, và mức độ ổn</w:t>
+      </w:r>
+      <w:r>
+        <w:rPr>
+          <w:color w:val="000000"/>
+        </w:rPr>
+        <w:t xml:space="preserve"> định của môi trường kinh tế vĩ mô. Việc đánh giá và dự đoán hiệu suất thương mại vì thế mang ý nghĩa quan trọng trong hoạch định chính sách và chiến lược phát triển quốc gia.</w:t>
+      </w:r>
+    </w:p>
+    <w:p>
+      <w:pPr>
         <w:spacing w:after="0" w:line="240" w:lineRule="auto"/>
         <w:ind w:firstLine="720"/>
         <w:rPr>
@@ -687,24 +603,30 @@
           <w:b/>
           <w:color w:val="000000"/>
         </w:rPr>
-        <w:t>chính sách thuế quan (tariff)</w:t>
-      </w:r>
-      <w:r>
-        <w:rPr>
-          <w:color w:val="000000"/>
-        </w:rPr>
-        <w:t>. Mức thuế quan cao có thể làm giảm khả năng tiếp cận thị trường quốc tế, hạn chế dòng chảy hàng hóa và gây cản trở đối với xuất khẩu, trong khi thuế quan thấp hơn có xu hướng khuyến khích tự do thương mại, nâng cao tính cạnh tranh và hiệu quả phân bổ nguồn lực. Tuy nhiên, việc giảm thuế quan cần được cân nhắc trong bối cảnh từng nền kinh tế, bởi nó có thể ảnh hưởng đến nguồn thu ngân sách và các ngành sản xuất nội địa.</w:t>
-      </w:r>
-    </w:p>
-    <w:p>
-      <w:pPr>
-        <w:pBdr>
-          <w:top w:val="none" w:color="auto" w:sz="0" w:space="0"/>
-          <w:left w:val="none" w:color="auto" w:sz="0" w:space="0"/>
-          <w:bottom w:val="none" w:color="auto" w:sz="0" w:space="0"/>
-          <w:right w:val="none" w:color="auto" w:sz="0" w:space="0"/>
-          <w:between w:val="none" w:color="auto" w:sz="0" w:space="0"/>
-        </w:pBdr>
+        <w:t>chính sá</w:t>
+      </w:r>
+      <w:r>
+        <w:rPr>
+          <w:b/>
+          <w:color w:val="000000"/>
+        </w:rPr>
+        <w:t>ch thuế quan (tariff)</w:t>
+      </w:r>
+      <w:r>
+        <w:rPr>
+          <w:color w:val="000000"/>
+        </w:rPr>
+        <w:t xml:space="preserve">. Mức thuế quan cao có thể làm giảm khả năng tiếp cận thị trường quốc tế, hạn chế dòng chảy hàng hóa và gây cản trở đối với xuất khẩu, trong khi thuế quan thấp hơn có xu hướng khuyến khích tự do thương mại, nâng cao tính cạnh </w:t>
+      </w:r>
+      <w:r>
+        <w:rPr>
+          <w:color w:val="000000"/>
+        </w:rPr>
+        <w:t>tranh và hiệu quả phân bổ nguồn lực. Tuy nhiên, việc giảm thuế quan cần được cân nhắc trong bối cảnh từng nền kinh tế, bởi nó có thể ảnh hưởng đến nguồn thu ngân sách và các ngành sản xuất nội địa.</w:t>
+      </w:r>
+    </w:p>
+    <w:p>
+      <w:pPr>
         <w:spacing w:after="0" w:line="240" w:lineRule="auto"/>
         <w:ind w:firstLine="720"/>
         <w:rPr>
@@ -728,18 +650,23 @@
         <w:rPr>
           <w:color w:val="000000"/>
         </w:rPr>
-        <w:t xml:space="preserve"> cũng là một yếu tố nền tảng quyết định đến môi trường kinh doanh và đầu tư. Một quốc gia ổn định về chính trị, ít xung đột, minh bạch và có hệ thống pháp luật đáng tin cậy sẽ tạo điều kiện thuận lợi cho các hoạt động thương mại, thu hút đầu tư nước ngoài và đảm bảo tính bền vững trong phát triển kinh tế. Ngược lại, bất ổn chính trị, tham nhũng hay bạo loạn có thể làm suy giảm niềm tin của doanh nghiệp và làm giảm mạnh hiệu suất thương mại.</w:t>
-      </w:r>
-    </w:p>
-    <w:p>
-      <w:pPr>
-        <w:pBdr>
-          <w:top w:val="none" w:color="auto" w:sz="0" w:space="0"/>
-          <w:left w:val="none" w:color="auto" w:sz="0" w:space="0"/>
-          <w:bottom w:val="none" w:color="auto" w:sz="0" w:space="0"/>
-          <w:right w:val="none" w:color="auto" w:sz="0" w:space="0"/>
-          <w:between w:val="none" w:color="auto" w:sz="0" w:space="0"/>
-        </w:pBdr>
+        <w:t xml:space="preserve"> c</w:t>
+      </w:r>
+      <w:r>
+        <w:rPr>
+          <w:color w:val="000000"/>
+        </w:rPr>
+        <w:t>ũng là một yếu tố nền tảng quyết định đến môi trường kinh doanh và đầu tư. Một quốc gia ổn định về chính trị, ít xung đột, minh bạch và có hệ thống pháp luật đáng tin cậy sẽ tạo điều kiện thuận lợi cho các hoạt động thương mại, thu hút đầu tư nước ngoài và</w:t>
+      </w:r>
+      <w:r>
+        <w:rPr>
+          <w:color w:val="000000"/>
+        </w:rPr>
+        <w:t xml:space="preserve"> đảm bảo tính bền vững trong phát triển kinh tế. Ngược lại, bất ổn chính trị, tham nhũng hay bạo loạn có thể làm suy giảm niềm tin của doanh nghiệp và làm giảm mạnh hiệu suất thương mại.</w:t>
+      </w:r>
+    </w:p>
+    <w:p>
+      <w:pPr>
         <w:spacing w:after="0" w:line="240" w:lineRule="auto"/>
         <w:ind w:firstLine="720"/>
         <w:rPr>
@@ -757,7 +684,14 @@
           <w:b/>
           <w:color w:val="000000"/>
         </w:rPr>
-        <w:t xml:space="preserve">phân tích và dự đoán hiệu suất thương mại của các quốc gia </w:t>
+        <w:t>phân tích và dự đoán hiệu suất thương mại c</w:t>
+      </w:r>
+      <w:r>
+        <w:rPr>
+          <w:b/>
+          <w:color w:val="000000"/>
+        </w:rPr>
+        <w:t xml:space="preserve">ủa các quốc gia </w:t>
       </w:r>
       <w:r>
         <w:rPr>
@@ -815,24 +749,23 @@
         <w:rPr>
           <w:color w:val="000000"/>
         </w:rPr>
-        <w:t>, nghiên cứu này không chỉ khám phá mối quan hệ giữa hai yếu tố này với thương mại mà còn xây dựng mô hình dự đoán, góp phần đưa ra các khuyến nghị chính sách cụ thể cho từng quốc gia nhằm nâng cao hiệu quả thương mại trong dài hạn.</w:t>
-      </w:r>
-      <w:r>
-        <w:rPr>
-          <w:color w:val="000000"/>
-        </w:rPr>
-        <w:br w:type="textWrapping"/>
-      </w:r>
-    </w:p>
-    <w:p>
-      <w:pPr>
-        <w:pBdr>
-          <w:top w:val="none" w:color="auto" w:sz="0" w:space="0"/>
-          <w:left w:val="none" w:color="auto" w:sz="0" w:space="0"/>
-          <w:bottom w:val="none" w:color="auto" w:sz="0" w:space="0"/>
-          <w:right w:val="none" w:color="auto" w:sz="0" w:space="0"/>
-          <w:between w:val="none" w:color="auto" w:sz="0" w:space="0"/>
-        </w:pBdr>
+        <w:t xml:space="preserve">, </w:t>
+      </w:r>
+      <w:r>
+        <w:rPr>
+          <w:color w:val="000000"/>
+        </w:rPr>
+        <w:t>nghiên cứu này không chỉ khám phá mối quan hệ giữa hai yếu tố này với thương mại mà còn xây dựng mô hình dự đoán, góp phần đưa ra các khuyến nghị chính sách cụ thể cho từng quốc gia nhằm nâng cao hiệu quả thương mại trong dài hạn.</w:t>
+      </w:r>
+      <w:r>
+        <w:rPr>
+          <w:color w:val="000000"/>
+        </w:rPr>
+        <w:br/>
+      </w:r>
+    </w:p>
+    <w:p>
+      <w:pPr>
         <w:spacing w:after="0" w:line="240" w:lineRule="auto"/>
         <w:jc w:val="left"/>
         <w:rPr>
@@ -863,13 +796,6 @@
     </w:p>
     <w:p>
       <w:pPr>
-        <w:pBdr>
-          <w:top w:val="none" w:color="auto" w:sz="0" w:space="0"/>
-          <w:left w:val="none" w:color="auto" w:sz="0" w:space="0"/>
-          <w:bottom w:val="none" w:color="auto" w:sz="0" w:space="0"/>
-          <w:right w:val="none" w:color="auto" w:sz="0" w:space="0"/>
-          <w:between w:val="none" w:color="auto" w:sz="0" w:space="0"/>
-        </w:pBdr>
         <w:spacing w:after="0" w:line="240" w:lineRule="auto"/>
         <w:jc w:val="left"/>
         <w:rPr>
@@ -882,30 +808,25 @@
           <w:b/>
           <w:color w:val="000000"/>
         </w:rPr>
-        <w:t>2.1. Nguồn dữ liệu</w:t>
-      </w:r>
-      <w:r>
-        <w:rPr>
-          <w:color w:val="000000"/>
-        </w:rPr>
-        <w:br w:type="textWrapping"/>
-      </w:r>
-      <w:r>
-        <w:rPr>
-          <w:color w:val="000000"/>
-        </w:rPr>
+        <w:t>2.1. Nguồn dữ</w:t>
+      </w:r>
+      <w:r>
+        <w:rPr>
+          <w:b/>
+          <w:color w:val="000000"/>
+        </w:rPr>
+        <w:t xml:space="preserve"> liệu</w:t>
+      </w:r>
+      <w:r>
+        <w:rPr>
+          <w:color w:val="000000"/>
+        </w:rPr>
+        <w:br/>
         <w:t>Dữ liệu được thu thập từ ba nguồn chính:</w:t>
       </w:r>
     </w:p>
     <w:p>
       <w:pPr>
-        <w:pBdr>
-          <w:top w:val="none" w:color="auto" w:sz="0" w:space="0"/>
-          <w:left w:val="none" w:color="auto" w:sz="0" w:space="0"/>
-          <w:bottom w:val="none" w:color="auto" w:sz="0" w:space="0"/>
-          <w:right w:val="none" w:color="auto" w:sz="0" w:space="0"/>
-          <w:between w:val="none" w:color="auto" w:sz="0" w:space="0"/>
-        </w:pBdr>
         <w:spacing w:after="0" w:line="240" w:lineRule="auto"/>
         <w:jc w:val="left"/>
         <w:rPr>
@@ -929,13 +850,6 @@
           <w:ilvl w:val="0"/>
           <w:numId w:val="1"/>
         </w:numPr>
-        <w:pBdr>
-          <w:top w:val="none" w:color="auto" w:sz="0" w:space="0"/>
-          <w:left w:val="none" w:color="auto" w:sz="0" w:space="0"/>
-          <w:bottom w:val="none" w:color="auto" w:sz="0" w:space="0"/>
-          <w:right w:val="none" w:color="auto" w:sz="0" w:space="0"/>
-          <w:between w:val="none" w:color="auto" w:sz="0" w:space="0"/>
-        </w:pBdr>
         <w:spacing w:after="0" w:line="240" w:lineRule="auto"/>
         <w:jc w:val="left"/>
         <w:rPr>
@@ -955,29 +869,15 @@
         </w:rPr>
         <w:t xml:space="preserve"> </w:t>
       </w:r>
-      <w:r>
-        <w:fldChar w:fldCharType="begin"/>
-      </w:r>
-      <w:r>
-        <w:instrText xml:space="preserve"> HYPERLINK "https://www.kaggle.com/datasets/muhammadtalhaawan/world-export-and-import-dataset" \h </w:instrText>
-      </w:r>
-      <w:r>
-        <w:fldChar w:fldCharType="separate"/>
-      </w:r>
-      <w:r>
-        <w:rPr>
-          <w:color w:val="1155CC"/>
-          <w:u w:val="single"/>
-        </w:rPr>
-        <w:t>"34 years world export and import dataset"</w:t>
-      </w:r>
-      <w:r>
-        <w:rPr>
-          <w:color w:val="1155CC"/>
-          <w:u w:val="single"/>
-        </w:rPr>
-        <w:fldChar w:fldCharType="end"/>
-      </w:r>
+      <w:hyperlink r:id="rId9">
+        <w:r>
+          <w:rPr>
+            <w:color w:val="1155CC"/>
+            <w:u w:val="single"/>
+          </w:rPr>
+          <w:t>"34 years world export and import dataset"</w:t>
+        </w:r>
+      </w:hyperlink>
       <w:r>
         <w:rPr>
           <w:color w:val="000000"/>
@@ -991,13 +891,6 @@
           <w:ilvl w:val="0"/>
           <w:numId w:val="1"/>
         </w:numPr>
-        <w:pBdr>
-          <w:top w:val="none" w:color="auto" w:sz="0" w:space="0"/>
-          <w:left w:val="none" w:color="auto" w:sz="0" w:space="0"/>
-          <w:bottom w:val="none" w:color="auto" w:sz="0" w:space="0"/>
-          <w:right w:val="none" w:color="auto" w:sz="0" w:space="0"/>
-          <w:between w:val="none" w:color="auto" w:sz="0" w:space="0"/>
-        </w:pBdr>
         <w:spacing w:after="0" w:line="240" w:lineRule="auto"/>
         <w:jc w:val="left"/>
         <w:rPr>
@@ -1015,18 +908,17 @@
         <w:rPr>
           <w:color w:val="000000"/>
         </w:rPr>
-        <w:t xml:space="preserve"> Cung cấp dữ liệu chi tiết về xuất khẩu, nhập khẩu, và các chỉ số thuế quan (AHS/MFN Weighted Average) cho nhiều quốc gia trong nhiều năm. Đây là nguồn dữ liệu chính cho các biến độc lập (thuế quan) và biến phụ thuộc (thương mại).</w:t>
-      </w:r>
-    </w:p>
-    <w:p>
-      <w:pPr>
-        <w:pBdr>
-          <w:top w:val="none" w:color="auto" w:sz="0" w:space="0"/>
-          <w:left w:val="none" w:color="auto" w:sz="0" w:space="0"/>
-          <w:bottom w:val="none" w:color="auto" w:sz="0" w:space="0"/>
-          <w:right w:val="none" w:color="auto" w:sz="0" w:space="0"/>
-          <w:between w:val="none" w:color="auto" w:sz="0" w:space="0"/>
-        </w:pBdr>
+        <w:t xml:space="preserve"> Cung </w:t>
+      </w:r>
+      <w:r>
+        <w:rPr>
+          <w:color w:val="000000"/>
+        </w:rPr>
+        <w:t>cấp dữ liệu chi tiết về xuất khẩu, nhập khẩu, và các chỉ số thuế quan (AHS/MFN Weighted Average) cho nhiều quốc gia trong nhiều năm. Đây là nguồn dữ liệu chính cho các biến độc lập (thuế quan) và biến phụ thuộc (thương mại).</w:t>
+      </w:r>
+    </w:p>
+    <w:p>
+      <w:pPr>
         <w:tabs>
           <w:tab w:val="left" w:pos="420"/>
         </w:tabs>
@@ -1050,13 +942,6 @@
           <w:ilvl w:val="0"/>
           <w:numId w:val="2"/>
         </w:numPr>
-        <w:pBdr>
-          <w:top w:val="none" w:color="auto" w:sz="0" w:space="0"/>
-          <w:left w:val="none" w:color="auto" w:sz="0" w:space="0"/>
-          <w:bottom w:val="none" w:color="auto" w:sz="0" w:space="0"/>
-          <w:right w:val="none" w:color="auto" w:sz="0" w:space="0"/>
-          <w:between w:val="none" w:color="auto" w:sz="0" w:space="0"/>
-        </w:pBdr>
         <w:spacing w:after="0" w:line="240" w:lineRule="auto"/>
         <w:jc w:val="left"/>
       </w:pPr>
@@ -1065,7 +950,14 @@
           <w:b/>
           <w:color w:val="000000"/>
         </w:rPr>
-        <w:t>Nguồn:</w:t>
+        <w:t>Ng</w:t>
+      </w:r>
+      <w:r>
+        <w:rPr>
+          <w:b/>
+          <w:color w:val="000000"/>
+        </w:rPr>
+        <w:t>uồn:</w:t>
       </w:r>
       <w:r>
         <w:rPr>
@@ -1073,29 +965,15 @@
         </w:rPr>
         <w:t xml:space="preserve"> </w:t>
       </w:r>
-      <w:r>
-        <w:fldChar w:fldCharType="begin"/>
-      </w:r>
-      <w:r>
-        <w:instrText xml:space="preserve"> HYPERLINK "https://www.worldbank.org/en/publication/worldwide-governance-indicators" \h </w:instrText>
-      </w:r>
-      <w:r>
-        <w:fldChar w:fldCharType="separate"/>
-      </w:r>
-      <w:r>
-        <w:rPr>
-          <w:color w:val="1155CC"/>
-          <w:u w:val="single"/>
-        </w:rPr>
-        <w:t>Worldwide Governance Indicators</w:t>
-      </w:r>
-      <w:r>
-        <w:rPr>
-          <w:color w:val="1155CC"/>
-          <w:u w:val="single"/>
-        </w:rPr>
-        <w:fldChar w:fldCharType="end"/>
-      </w:r>
+      <w:hyperlink r:id="rId10">
+        <w:r>
+          <w:rPr>
+            <w:color w:val="1155CC"/>
+            <w:u w:val="single"/>
+          </w:rPr>
+          <w:t>Worldwide Governance Indicators</w:t>
+        </w:r>
+      </w:hyperlink>
       <w:r>
         <w:rPr>
           <w:color w:val="000000"/>
@@ -1109,13 +987,6 @@
           <w:ilvl w:val="0"/>
           <w:numId w:val="2"/>
         </w:numPr>
-        <w:pBdr>
-          <w:top w:val="none" w:color="auto" w:sz="0" w:space="0"/>
-          <w:left w:val="none" w:color="auto" w:sz="0" w:space="0"/>
-          <w:bottom w:val="none" w:color="auto" w:sz="0" w:space="0"/>
-          <w:right w:val="none" w:color="auto" w:sz="0" w:space="0"/>
-          <w:between w:val="none" w:color="auto" w:sz="0" w:space="0"/>
-        </w:pBdr>
         <w:spacing w:after="0" w:line="240" w:lineRule="auto"/>
         <w:jc w:val="left"/>
         <w:rPr>
@@ -1133,18 +1004,17 @@
         <w:rPr>
           <w:color w:val="000000"/>
         </w:rPr>
-        <w:t xml:space="preserve"> Cung cấp chỉ số "Political Stability and Absence of Violence/Terrorism (PV)" dạng 'Rank'. Chỉ số này được sử dụng làm đại diện cho biến ổn định chính trị.</w:t>
-      </w:r>
-    </w:p>
-    <w:p>
-      <w:pPr>
-        <w:pBdr>
-          <w:top w:val="none" w:color="auto" w:sz="0" w:space="0"/>
-          <w:left w:val="none" w:color="auto" w:sz="0" w:space="0"/>
-          <w:bottom w:val="none" w:color="auto" w:sz="0" w:space="0"/>
-          <w:right w:val="none" w:color="auto" w:sz="0" w:space="0"/>
-          <w:between w:val="none" w:color="auto" w:sz="0" w:space="0"/>
-        </w:pBdr>
+        <w:t xml:space="preserve"> Cung cấp chỉ số "Political Stability and Absence of Violence/Terrorism (PV)" d</w:t>
+      </w:r>
+      <w:r>
+        <w:rPr>
+          <w:color w:val="000000"/>
+        </w:rPr>
+        <w:t>ạng 'Rank'. Chỉ số này được sử dụng làm đại diện cho biến ổn định chính trị.</w:t>
+      </w:r>
+    </w:p>
+    <w:p>
+      <w:pPr>
         <w:tabs>
           <w:tab w:val="left" w:pos="420"/>
         </w:tabs>
@@ -1154,8 +1024,8 @@
           <w:color w:val="000000"/>
         </w:rPr>
       </w:pPr>
-      <w:bookmarkStart w:id="0" w:name="_fi5l4hg4xhbe" w:colFirst="0" w:colLast="0"/>
-      <w:bookmarkEnd w:id="0"/>
+      <w:bookmarkStart w:id="1" w:name="_fi5l4hg4xhbe" w:colFirst="0" w:colLast="0"/>
+      <w:bookmarkEnd w:id="1"/>
       <w:r>
         <w:rPr>
           <w:b/>
@@ -1170,13 +1040,6 @@
           <w:ilvl w:val="0"/>
           <w:numId w:val="3"/>
         </w:numPr>
-        <w:pBdr>
-          <w:top w:val="none" w:color="auto" w:sz="0" w:space="0"/>
-          <w:left w:val="none" w:color="auto" w:sz="0" w:space="0"/>
-          <w:bottom w:val="none" w:color="auto" w:sz="0" w:space="0"/>
-          <w:right w:val="none" w:color="auto" w:sz="0" w:space="0"/>
-          <w:between w:val="none" w:color="auto" w:sz="0" w:space="0"/>
-        </w:pBdr>
         <w:spacing w:after="0" w:line="240" w:lineRule="auto"/>
         <w:jc w:val="left"/>
       </w:pPr>
@@ -1209,13 +1072,6 @@
           <w:ilvl w:val="0"/>
           <w:numId w:val="3"/>
         </w:numPr>
-        <w:pBdr>
-          <w:top w:val="none" w:color="auto" w:sz="0" w:space="0"/>
-          <w:left w:val="none" w:color="auto" w:sz="0" w:space="0"/>
-          <w:bottom w:val="none" w:color="auto" w:sz="0" w:space="0"/>
-          <w:right w:val="none" w:color="auto" w:sz="0" w:space="0"/>
-          <w:between w:val="none" w:color="auto" w:sz="0" w:space="0"/>
-        </w:pBdr>
         <w:spacing w:after="0" w:line="240" w:lineRule="auto"/>
         <w:jc w:val="left"/>
         <w:rPr>
@@ -1227,24 +1083,34 @@
           <w:b/>
           <w:color w:val="000000"/>
         </w:rPr>
+        <w:lastRenderedPageBreak/>
         <w:t>Mô tả:</w:t>
       </w:r>
       <w:r>
         <w:rPr>
           <w:color w:val="000000"/>
         </w:rPr>
-        <w:t xml:space="preserve"> Chứa danh sách chuẩn hóa tên quốc gia, mã ISO, khu vực (Region) và mức thu nhập (Income Group). Tệp này đóng vai trò then chốt trong việc hợp nhất hai bộ dữ liệu trên.</w:t>
-      </w:r>
-    </w:p>
-    <w:p>
-      <w:pPr>
-        <w:pBdr>
-          <w:top w:val="none" w:color="auto" w:sz="0" w:space="0"/>
-          <w:left w:val="none" w:color="auto" w:sz="0" w:space="0"/>
-          <w:bottom w:val="none" w:color="auto" w:sz="0" w:space="0"/>
-          <w:right w:val="none" w:color="auto" w:sz="0" w:space="0"/>
-          <w:between w:val="none" w:color="auto" w:sz="0" w:space="0"/>
-        </w:pBdr>
+        <w:t xml:space="preserve"> Chứa danh sách chuẩn hóa tên quốc gia, mã ISO, khu vực (Region) và mức thu nhập (Income Group). Tệp nà</w:t>
+      </w:r>
+      <w:r>
+        <w:rPr>
+          <w:color w:val="000000"/>
+        </w:rPr>
+        <w:t>y đóng vai trò then chốt trong việc hợp nhất hai bộ dữ liệu trên.</w:t>
+      </w:r>
+    </w:p>
+    <w:p>
+      <w:pPr>
+        <w:spacing w:after="0" w:line="240" w:lineRule="auto"/>
+        <w:ind w:left="720"/>
+        <w:jc w:val="left"/>
+        <w:rPr>
+          <w:color w:val="000000"/>
+        </w:rPr>
+      </w:pPr>
+    </w:p>
+    <w:p>
+      <w:pPr>
         <w:spacing w:after="0" w:line="240" w:lineRule="auto"/>
         <w:jc w:val="left"/>
         <w:rPr>
@@ -1271,866 +1137,432 @@
     </w:p>
     <w:p>
       <w:pPr>
-        <w:pStyle w:val="4"/>
-        <w:keepNext w:val="0"/>
-        <w:keepLines w:val="0"/>
-        <w:widowControl/>
-        <w:suppressLineNumbers w:val="0"/>
-        <w:rPr>
-          <w:i w:val="0"/>
-          <w:iCs/>
-          <w:color w:val="auto"/>
-        </w:rPr>
-      </w:pPr>
-      <w:r>
-        <w:rPr>
-          <w:i w:val="0"/>
-          <w:iCs/>
-          <w:color w:val="auto"/>
+        <w:spacing w:after="0" w:line="240" w:lineRule="auto"/>
+        <w:jc w:val="left"/>
+        <w:rPr>
+          <w:b/>
+          <w:color w:val="000000"/>
+          <w:lang w:val="vi-VN"/>
+        </w:rPr>
+      </w:pPr>
+      <w:r>
+        <w:rPr>
+          <w:b/>
+          <w:color w:val="000000"/>
+          <w:lang w:val="vi-VN"/>
         </w:rPr>
         <w:t>3.1. Thống kê số lượng (Trước khi xử lý)</w:t>
       </w:r>
     </w:p>
     <w:p>
       <w:pPr>
-        <w:pStyle w:val="11"/>
-        <w:keepNext w:val="0"/>
-        <w:keepLines w:val="0"/>
-        <w:widowControl/>
-        <w:suppressLineNumbers w:val="0"/>
-      </w:pPr>
-      <w:r>
-        <w:t>Đây là kích thước của ba bộ dữ liệu gốc khi tải lên ban đầu, trước khi thực hiện bất kỳ thao tác làm sạch hay gộp nào:</w:t>
-      </w:r>
-    </w:p>
-    <w:p>
-      <w:pPr>
-        <w:pStyle w:val="11"/>
-        <w:keepNext w:val="0"/>
-        <w:keepLines w:val="0"/>
-        <w:widowControl/>
+        <w:spacing w:after="0" w:line="240" w:lineRule="auto"/>
+        <w:jc w:val="left"/>
+        <w:rPr>
+          <w:bCs/>
+          <w:color w:val="000000"/>
+          <w:lang w:val="vi-VN"/>
+        </w:rPr>
+      </w:pPr>
+      <w:r>
+        <w:rPr>
+          <w:bCs/>
+          <w:color w:val="000000"/>
+          <w:lang w:val="vi-VN"/>
+        </w:rPr>
+        <w:t xml:space="preserve">- </w:t>
+      </w:r>
+      <w:r>
+        <w:rPr>
+          <w:bCs/>
+          <w:color w:val="000000"/>
+          <w:lang w:val="vi-VN"/>
+        </w:rPr>
+        <w:t>Dữ liệu Thương mại (Kaggle): 5658 dòng, 12 cột.</w:t>
+      </w:r>
+    </w:p>
+    <w:p>
+      <w:pPr>
+        <w:spacing w:after="0" w:line="240" w:lineRule="auto"/>
+        <w:jc w:val="left"/>
+        <w:rPr>
+          <w:bCs/>
+          <w:color w:val="000000"/>
+          <w:lang w:val="vi-VN"/>
+        </w:rPr>
+      </w:pPr>
+      <w:r>
+        <w:rPr>
+          <w:bCs/>
+          <w:color w:val="000000"/>
+          <w:lang w:val="vi-VN"/>
+        </w:rPr>
+        <w:t xml:space="preserve">- </w:t>
+      </w:r>
+      <w:r>
+        <w:rPr>
+          <w:bCs/>
+          <w:color w:val="000000"/>
+          <w:lang w:val="vi-VN"/>
+        </w:rPr>
+        <w:t>Dữ liệu Ổn định Chính trị (WGI): 5382 dòng, 7 cột</w:t>
+      </w:r>
+    </w:p>
+    <w:p>
+      <w:pPr>
+        <w:spacing w:after="0" w:line="240" w:lineRule="auto"/>
+        <w:jc w:val="left"/>
+        <w:rPr>
+          <w:bCs/>
+          <w:color w:val="000000"/>
+          <w:lang w:val="vi-VN"/>
+        </w:rPr>
+      </w:pPr>
+      <w:r>
+        <w:rPr>
+          <w:bCs/>
+          <w:color w:val="000000"/>
+          <w:lang w:val="vi-VN"/>
+        </w:rPr>
+        <w:t xml:space="preserve">- </w:t>
+      </w:r>
+      <w:r>
+        <w:rPr>
+          <w:bCs/>
+          <w:color w:val="000000"/>
+          <w:lang w:val="vi-VN"/>
+        </w:rPr>
+        <w:t>Dữ liệu Metadata Quốc gia: 217 dòng, 7 cột.</w:t>
+      </w:r>
+    </w:p>
+    <w:p>
+      <w:pPr>
+        <w:spacing w:after="0" w:line="240" w:lineRule="auto"/>
+        <w:jc w:val="left"/>
+        <w:rPr>
+          <w:b/>
+          <w:color w:val="000000"/>
+          <w:lang w:val="vi-VN"/>
+        </w:rPr>
+      </w:pPr>
+      <w:r>
+        <w:rPr>
+          <w:b/>
+          <w:color w:val="000000"/>
+          <w:lang w:val="vi-VN"/>
+        </w:rPr>
+        <w:t>3.2. Ý nghĩa các cột chính (Sau khi gộp)</w:t>
+      </w:r>
+    </w:p>
+    <w:p>
+      <w:pPr>
+        <w:spacing w:after="0" w:line="240" w:lineRule="auto"/>
+        <w:jc w:val="left"/>
+        <w:rPr>
+          <w:bCs/>
+          <w:color w:val="000000"/>
+          <w:lang w:val="vi-VN"/>
+        </w:rPr>
+      </w:pPr>
+      <w:r>
+        <w:rPr>
+          <w:bCs/>
+          <w:color w:val="000000"/>
+          <w:lang w:val="vi-VN"/>
+        </w:rPr>
+        <w:t xml:space="preserve">- </w:t>
+      </w:r>
+      <w:r>
+        <w:rPr>
+          <w:bCs/>
+          <w:color w:val="000000"/>
+          <w:lang w:val="vi-VN"/>
+        </w:rPr>
+        <w:t>Bộ dữ liệu cuối cùng (df_final) sau khi gộp và xử lý bao gồm các cột quan trọng sau đây (được sử dụng cho việc phân tích ở các bước phân tích phía sau):</w:t>
+      </w:r>
+    </w:p>
+    <w:p>
+      <w:pPr>
         <w:numPr>
-          <w:numId w:val="0"/>
+          <w:ilvl w:val="0"/>
+          <w:numId w:val="2"/>
         </w:numPr>
-        <w:suppressLineNumbers w:val="0"/>
-        <w:ind w:right="0" w:rightChars="0" w:firstLine="720" w:firstLineChars="0"/>
-      </w:pPr>
-      <w:r>
-        <w:rPr>
-          <w:rStyle w:val="12"/>
-          <w:rFonts w:hint="default"/>
-          <w:lang w:val="en-US"/>
-        </w:rPr>
-        <w:t xml:space="preserve">+ </w:t>
-      </w:r>
-      <w:r>
-        <w:rPr>
-          <w:rStyle w:val="12"/>
-        </w:rPr>
-        <w:t>Dữ liệu Thương mại (Kaggle):</w:t>
-      </w:r>
-      <w:r>
-        <w:t xml:space="preserve"> 5658 dòng, 12 cột.</w:t>
-      </w:r>
-    </w:p>
-    <w:p>
-      <w:pPr>
-        <w:pStyle w:val="11"/>
-        <w:keepNext w:val="0"/>
-        <w:keepLines w:val="0"/>
-        <w:widowControl/>
+        <w:spacing w:after="0" w:line="240" w:lineRule="auto"/>
+        <w:jc w:val="left"/>
+        <w:rPr>
+          <w:color w:val="000000"/>
+        </w:rPr>
+      </w:pPr>
+      <w:r>
+        <w:rPr>
+          <w:color w:val="000000"/>
+        </w:rPr>
+        <w:t>Year: Năm ghi nhận dữ liệu (ví dụ: 1988, 2021).</w:t>
+      </w:r>
+    </w:p>
+    <w:p>
+      <w:pPr>
         <w:numPr>
-          <w:numId w:val="0"/>
+          <w:ilvl w:val="0"/>
+          <w:numId w:val="2"/>
         </w:numPr>
-        <w:suppressLineNumbers w:val="0"/>
-        <w:ind w:right="0" w:rightChars="0" w:firstLine="720" w:firstLineChars="0"/>
-      </w:pPr>
-      <w:r>
-        <w:rPr>
-          <w:rStyle w:val="12"/>
-          <w:rFonts w:hint="default"/>
-          <w:lang w:val="en-US"/>
-        </w:rPr>
-        <w:t xml:space="preserve">+ </w:t>
-      </w:r>
-      <w:r>
-        <w:rPr>
-          <w:rStyle w:val="12"/>
-        </w:rPr>
-        <w:t>Dữ liệu Ổn định Chính trị (WGI):</w:t>
-      </w:r>
-      <w:r>
-        <w:t xml:space="preserve"> 5382 dòng, 7 cột (khi đọc sheet 'Political Stability').</w:t>
-      </w:r>
-    </w:p>
-    <w:p>
-      <w:pPr>
-        <w:pStyle w:val="11"/>
-        <w:keepNext w:val="0"/>
-        <w:keepLines w:val="0"/>
-        <w:widowControl/>
+        <w:spacing w:after="0" w:line="240" w:lineRule="auto"/>
+        <w:jc w:val="left"/>
+        <w:rPr>
+          <w:color w:val="000000"/>
+        </w:rPr>
+      </w:pPr>
+      <w:r>
+        <w:rPr>
+          <w:color w:val="000000"/>
+        </w:rPr>
+        <w:t>Export: Tổng giá trị xuất khẩu của quốc gia trong năm, tính bằng đô la Mỹ (USD).</w:t>
+      </w:r>
+    </w:p>
+    <w:p>
+      <w:pPr>
+        <w:pStyle w:val="ListParagraph"/>
         <w:numPr>
-          <w:numId w:val="0"/>
+          <w:ilvl w:val="0"/>
+          <w:numId w:val="2"/>
         </w:numPr>
-        <w:suppressLineNumbers w:val="0"/>
-        <w:ind w:right="0" w:rightChars="0" w:firstLine="720" w:firstLineChars="0"/>
-      </w:pPr>
-      <w:r>
-        <w:rPr>
-          <w:rStyle w:val="12"/>
-          <w:rFonts w:hint="default"/>
-          <w:lang w:val="en-US"/>
-        </w:rPr>
-        <w:t>+</w:t>
-      </w:r>
-      <w:r>
-        <w:rPr>
-          <w:rStyle w:val="12"/>
-        </w:rPr>
-        <w:t>Dữ liệu Metadata Quốc gia:</w:t>
-      </w:r>
-      <w:r>
-        <w:t xml:space="preserve"> 217 dòng, 7 cột.</w:t>
-      </w:r>
-    </w:p>
-    <w:p>
-      <w:pPr>
-        <w:pStyle w:val="4"/>
-        <w:keepNext w:val="0"/>
-        <w:keepLines w:val="0"/>
-        <w:widowControl/>
-        <w:suppressLineNumbers w:val="0"/>
-        <w:rPr>
-          <w:rFonts w:hint="default" w:ascii="Times New Roman" w:hAnsi="Times New Roman" w:cs="Times New Roman"/>
-          <w:i w:val="0"/>
-          <w:iCs/>
-          <w:color w:val="auto"/>
-        </w:rPr>
-      </w:pPr>
-      <w:r>
-        <w:rPr>
-          <w:rFonts w:hint="default" w:ascii="Times New Roman" w:hAnsi="Times New Roman" w:cs="Times New Roman"/>
-          <w:i w:val="0"/>
-          <w:iCs/>
-          <w:color w:val="auto"/>
-        </w:rPr>
-        <w:t>3.2. Ý nghĩa các cột chính (Sau khi gộp)</w:t>
-      </w:r>
-    </w:p>
-    <w:p>
-      <w:pPr>
-        <w:pStyle w:val="11"/>
-        <w:keepNext w:val="0"/>
-        <w:keepLines w:val="0"/>
-        <w:widowControl/>
-        <w:suppressLineNumbers w:val="0"/>
-        <w:rPr>
-          <w:rFonts w:hint="default" w:ascii="Times New Roman" w:hAnsi="Times New Roman" w:cs="Times New Roman"/>
-          <w:sz w:val="24"/>
-          <w:szCs w:val="24"/>
-        </w:rPr>
-      </w:pPr>
-      <w:r>
-        <w:rPr>
-          <w:rFonts w:hint="default" w:ascii="Times New Roman" w:hAnsi="Times New Roman" w:cs="Times New Roman"/>
-          <w:sz w:val="24"/>
-          <w:szCs w:val="24"/>
-        </w:rPr>
-        <w:t>Bộ dữ liệu cuối cùng (</w:t>
-      </w:r>
-      <w:r>
-        <w:rPr>
-          <w:rStyle w:val="10"/>
-          <w:rFonts w:hint="default" w:ascii="Times New Roman" w:hAnsi="Times New Roman" w:cs="Times New Roman"/>
-          <w:sz w:val="24"/>
-          <w:szCs w:val="24"/>
-        </w:rPr>
-        <w:t>df_final</w:t>
-      </w:r>
-      <w:r>
-        <w:rPr>
-          <w:rFonts w:hint="default" w:ascii="Times New Roman" w:hAnsi="Times New Roman" w:cs="Times New Roman"/>
-          <w:sz w:val="24"/>
-          <w:szCs w:val="24"/>
-        </w:rPr>
-        <w:t>) sau khi gộp và xử lý chứa các cột quan trọng sau đây được sử dụng cho phân tích:</w:t>
-      </w:r>
-    </w:p>
-    <w:p>
-      <w:pPr>
-        <w:pStyle w:val="11"/>
-        <w:keepNext w:val="0"/>
-        <w:keepLines w:val="0"/>
-        <w:widowControl/>
-        <w:suppressLineNumbers w:val="0"/>
-        <w:ind w:left="720"/>
-        <w:rPr>
-          <w:rFonts w:hint="default" w:ascii="Times New Roman" w:hAnsi="Times New Roman" w:cs="Times New Roman"/>
-          <w:sz w:val="24"/>
-          <w:szCs w:val="24"/>
-        </w:rPr>
-      </w:pPr>
-      <w:r>
-        <w:rPr>
-          <w:rStyle w:val="10"/>
-          <w:rFonts w:hint="default" w:ascii="Times New Roman" w:hAnsi="Times New Roman" w:cs="Times New Roman"/>
-          <w:sz w:val="24"/>
-          <w:szCs w:val="24"/>
-          <w:lang w:val="en-US"/>
-        </w:rPr>
-        <w:t xml:space="preserve">- </w:t>
-      </w:r>
-      <w:r>
-        <w:rPr>
-          <w:rStyle w:val="10"/>
-          <w:rFonts w:hint="default" w:ascii="Times New Roman" w:hAnsi="Times New Roman" w:cs="Times New Roman"/>
-          <w:b/>
+        <w:spacing w:after="0" w:line="240" w:lineRule="auto"/>
+        <w:jc w:val="left"/>
+        <w:rPr>
           <w:bCs/>
-          <w:sz w:val="24"/>
-          <w:szCs w:val="24"/>
-        </w:rPr>
-        <w:t>Year</w:t>
-      </w:r>
-      <w:r>
-        <w:rPr>
-          <w:rFonts w:hint="default" w:ascii="Times New Roman" w:hAnsi="Times New Roman" w:cs="Times New Roman"/>
-          <w:sz w:val="24"/>
-          <w:szCs w:val="24"/>
-        </w:rPr>
-        <w:t>: (Số) Năm ghi nhận dữ liệu (ví dụ: 1988, 2021).</w:t>
-      </w:r>
-    </w:p>
-    <w:p>
-      <w:pPr>
-        <w:pStyle w:val="11"/>
-        <w:keepNext w:val="0"/>
-        <w:keepLines w:val="0"/>
-        <w:widowControl/>
-        <w:suppressLineNumbers w:val="0"/>
-        <w:ind w:left="720"/>
-        <w:rPr>
-          <w:rFonts w:hint="default" w:ascii="Times New Roman" w:hAnsi="Times New Roman" w:cs="Times New Roman"/>
-          <w:sz w:val="24"/>
-          <w:szCs w:val="24"/>
-        </w:rPr>
-      </w:pPr>
-      <w:r>
-        <w:rPr>
-          <w:rStyle w:val="10"/>
-          <w:rFonts w:hint="default" w:ascii="Times New Roman" w:hAnsi="Times New Roman" w:cs="Times New Roman"/>
-          <w:sz w:val="24"/>
-          <w:szCs w:val="24"/>
-          <w:lang w:val="en-US"/>
-        </w:rPr>
-        <w:t xml:space="preserve">- </w:t>
-      </w:r>
-      <w:r>
-        <w:rPr>
-          <w:rStyle w:val="10"/>
-          <w:rFonts w:hint="default" w:ascii="Times New Roman" w:hAnsi="Times New Roman" w:cs="Times New Roman"/>
-          <w:b/>
+          <w:color w:val="000000"/>
+          <w:lang w:val="vi-VN"/>
+        </w:rPr>
+      </w:pPr>
+      <w:r>
+        <w:rPr>
           <w:bCs/>
-          <w:sz w:val="24"/>
-          <w:szCs w:val="24"/>
-        </w:rPr>
-        <w:t>standard_name</w:t>
-      </w:r>
-      <w:r>
-        <w:rPr>
-          <w:rFonts w:hint="default" w:ascii="Times New Roman" w:hAnsi="Times New Roman" w:cs="Times New Roman"/>
-          <w:sz w:val="24"/>
-          <w:szCs w:val="24"/>
-        </w:rPr>
-        <w:t>: (Chuỗi) Tên quốc gia đã được chuẩn hóa, dùng làm khóa chính để gộp các bộ dữ liệu.</w:t>
-      </w:r>
-    </w:p>
-    <w:p>
-      <w:pPr>
-        <w:pStyle w:val="11"/>
-        <w:keepNext w:val="0"/>
-        <w:keepLines w:val="0"/>
-        <w:widowControl/>
-        <w:suppressLineNumbers w:val="0"/>
-        <w:ind w:left="720"/>
-        <w:rPr>
-          <w:rFonts w:hint="default" w:ascii="Times New Roman" w:hAnsi="Times New Roman" w:cs="Times New Roman"/>
-          <w:sz w:val="24"/>
-          <w:szCs w:val="24"/>
-        </w:rPr>
-      </w:pPr>
-      <w:r>
-        <w:rPr>
-          <w:rStyle w:val="10"/>
-          <w:rFonts w:hint="default" w:ascii="Times New Roman" w:hAnsi="Times New Roman" w:cs="Times New Roman"/>
-          <w:b/>
+          <w:color w:val="000000"/>
+          <w:lang w:val="vi-VN"/>
+        </w:rPr>
+        <w:t>Import: Tổng giá trị nhập khẩu của quốc gia trong năm (USD).</w:t>
+      </w:r>
+    </w:p>
+    <w:p>
+      <w:pPr>
+        <w:numPr>
+          <w:ilvl w:val="0"/>
+          <w:numId w:val="2"/>
+        </w:numPr>
+        <w:spacing w:after="0" w:line="240" w:lineRule="auto"/>
+        <w:jc w:val="left"/>
+        <w:rPr>
+          <w:color w:val="000000"/>
+        </w:rPr>
+      </w:pPr>
+      <w:r>
+        <w:rPr>
           <w:bCs/>
-          <w:sz w:val="24"/>
-          <w:szCs w:val="24"/>
-          <w:lang w:val="en-US"/>
-        </w:rPr>
-        <w:t>-</w:t>
-      </w:r>
-      <w:bookmarkStart w:id="1" w:name="_GoBack"/>
-      <w:bookmarkEnd w:id="1"/>
-      <w:r>
-        <w:rPr>
-          <w:rStyle w:val="10"/>
-          <w:rFonts w:hint="default" w:ascii="Times New Roman" w:hAnsi="Times New Roman" w:cs="Times New Roman"/>
-          <w:b/>
+          <w:color w:val="000000"/>
+          <w:lang w:val="vi-VN"/>
+        </w:rPr>
+        <w:t>Total Trade: Tổng kim ngạch thương mại (Export + Import).</w:t>
+      </w:r>
+    </w:p>
+    <w:p>
+      <w:pPr>
+        <w:pStyle w:val="ListParagraph"/>
+        <w:numPr>
+          <w:ilvl w:val="0"/>
+          <w:numId w:val="2"/>
+        </w:numPr>
+        <w:spacing w:after="0" w:line="240" w:lineRule="auto"/>
+        <w:jc w:val="left"/>
+        <w:rPr>
           <w:bCs/>
-          <w:sz w:val="24"/>
-          <w:szCs w:val="24"/>
-        </w:rPr>
-        <w:t>Export</w:t>
-      </w:r>
-      <w:r>
-        <w:rPr>
-          <w:rFonts w:hint="default" w:ascii="Times New Roman" w:hAnsi="Times New Roman" w:cs="Times New Roman"/>
-          <w:sz w:val="24"/>
-          <w:szCs w:val="24"/>
-        </w:rPr>
-        <w:t>: (Số) Tổng giá trị xuất khẩu của quốc gia trong năm, tính bằng đô la Mỹ (USD).</w:t>
-      </w:r>
-    </w:p>
-    <w:p>
-      <w:pPr>
-        <w:pStyle w:val="11"/>
-        <w:keepNext w:val="0"/>
-        <w:keepLines w:val="0"/>
-        <w:widowControl/>
-        <w:suppressLineNumbers w:val="0"/>
-        <w:ind w:left="720"/>
-        <w:rPr>
-          <w:rFonts w:hint="default" w:ascii="Times New Roman" w:hAnsi="Times New Roman" w:cs="Times New Roman"/>
-          <w:sz w:val="24"/>
-          <w:szCs w:val="24"/>
-        </w:rPr>
-      </w:pPr>
-      <w:r>
-        <w:rPr>
-          <w:rStyle w:val="10"/>
-          <w:rFonts w:hint="default" w:ascii="Times New Roman" w:hAnsi="Times New Roman" w:cs="Times New Roman"/>
-          <w:b/>
+          <w:color w:val="000000"/>
+          <w:lang w:val="vi-VN"/>
+        </w:rPr>
+      </w:pPr>
+      <w:r>
+        <w:rPr>
           <w:bCs/>
-          <w:sz w:val="24"/>
-          <w:szCs w:val="24"/>
-          <w:lang w:val="en-US"/>
-        </w:rPr>
-        <w:t>-</w:t>
-      </w:r>
-      <w:r>
-        <w:rPr>
-          <w:rStyle w:val="10"/>
-          <w:rFonts w:hint="default" w:ascii="Times New Roman" w:hAnsi="Times New Roman" w:cs="Times New Roman"/>
-          <w:b/>
+          <w:color w:val="000000"/>
+          <w:lang w:val="vi-VN"/>
+        </w:rPr>
+        <w:t>Trade Balance: Cán cân thương mại (Export - Import).</w:t>
+      </w:r>
+    </w:p>
+    <w:p>
+      <w:pPr>
+        <w:numPr>
+          <w:ilvl w:val="0"/>
+          <w:numId w:val="2"/>
+        </w:numPr>
+        <w:spacing w:after="0" w:line="240" w:lineRule="auto"/>
+        <w:jc w:val="left"/>
+        <w:rPr>
+          <w:color w:val="000000"/>
+        </w:rPr>
+      </w:pPr>
+      <w:r>
+        <w:rPr>
           <w:bCs/>
-          <w:sz w:val="24"/>
-          <w:szCs w:val="24"/>
-        </w:rPr>
-        <w:t>Import</w:t>
-      </w:r>
-      <w:r>
-        <w:rPr>
-          <w:rFonts w:hint="default" w:ascii="Times New Roman" w:hAnsi="Times New Roman" w:cs="Times New Roman"/>
-          <w:sz w:val="24"/>
-          <w:szCs w:val="24"/>
-        </w:rPr>
-        <w:t>: (Số) Tổng giá trị nhập khẩu của quốc gia trong năm (USD).</w:t>
-      </w:r>
-    </w:p>
-    <w:p>
-      <w:pPr>
-        <w:pStyle w:val="11"/>
-        <w:keepNext w:val="0"/>
-        <w:keepLines w:val="0"/>
-        <w:widowControl/>
-        <w:suppressLineNumbers w:val="0"/>
-        <w:ind w:left="720"/>
-        <w:rPr>
-          <w:rFonts w:hint="default" w:ascii="Times New Roman" w:hAnsi="Times New Roman" w:cs="Times New Roman"/>
-          <w:sz w:val="24"/>
-          <w:szCs w:val="24"/>
-        </w:rPr>
-      </w:pPr>
-      <w:r>
-        <w:rPr>
-          <w:rStyle w:val="10"/>
-          <w:rFonts w:hint="default" w:ascii="Times New Roman" w:hAnsi="Times New Roman" w:cs="Times New Roman"/>
-          <w:b/>
+          <w:color w:val="000000"/>
+          <w:lang w:val="vi-VN"/>
+        </w:rPr>
+        <w:t>AHS Weighted Average: Mức thuế quan áp dụng (AHS) trung bình có trọng số (tính theo %). Đây là một trong các biến độc lập chính.</w:t>
+      </w:r>
+    </w:p>
+    <w:p>
+      <w:pPr>
+        <w:numPr>
+          <w:ilvl w:val="0"/>
+          <w:numId w:val="2"/>
+        </w:numPr>
+        <w:spacing w:after="0" w:line="240" w:lineRule="auto"/>
+        <w:jc w:val="left"/>
+        <w:rPr>
+          <w:color w:val="000000"/>
+        </w:rPr>
+      </w:pPr>
+      <w:r>
+        <w:rPr>
           <w:bCs/>
-          <w:sz w:val="24"/>
-          <w:szCs w:val="24"/>
-          <w:lang w:val="en-US"/>
-        </w:rPr>
-        <w:t>-</w:t>
-      </w:r>
-      <w:r>
-        <w:rPr>
-          <w:rStyle w:val="10"/>
-          <w:rFonts w:hint="default" w:ascii="Times New Roman" w:hAnsi="Times New Roman" w:cs="Times New Roman"/>
-          <w:b/>
+          <w:color w:val="000000"/>
+          <w:lang w:val="vi-VN"/>
+        </w:rPr>
+        <w:t>MFN Weighted Average: Mức thuế quan Tối huệ quốc (MFN) trung bình có trọng số (tính theo %). Đây cũng là một biến độc lập quan trọng.</w:t>
+      </w:r>
+    </w:p>
+    <w:p>
+      <w:pPr>
+        <w:numPr>
+          <w:ilvl w:val="0"/>
+          <w:numId w:val="2"/>
+        </w:numPr>
+        <w:spacing w:after="0" w:line="240" w:lineRule="auto"/>
+        <w:jc w:val="left"/>
+        <w:rPr>
+          <w:color w:val="000000"/>
+        </w:rPr>
+      </w:pPr>
+      <w:r>
+        <w:rPr>
           <w:bCs/>
-          <w:sz w:val="24"/>
-          <w:szCs w:val="24"/>
-        </w:rPr>
-        <w:t>Total Trade</w:t>
-      </w:r>
-      <w:r>
-        <w:rPr>
-          <w:rFonts w:hint="default" w:ascii="Times New Roman" w:hAnsi="Times New Roman" w:cs="Times New Roman"/>
-          <w:sz w:val="24"/>
-          <w:szCs w:val="24"/>
-        </w:rPr>
-        <w:t>: (Số) Tổng kim ngạch thương mại (Export + Import).</w:t>
-      </w:r>
-    </w:p>
-    <w:p>
-      <w:pPr>
-        <w:pStyle w:val="11"/>
-        <w:keepNext w:val="0"/>
-        <w:keepLines w:val="0"/>
-        <w:widowControl/>
-        <w:suppressLineNumbers w:val="0"/>
-        <w:ind w:left="720"/>
-        <w:rPr>
-          <w:rFonts w:hint="default" w:ascii="Times New Roman" w:hAnsi="Times New Roman" w:cs="Times New Roman"/>
-          <w:sz w:val="24"/>
-          <w:szCs w:val="24"/>
-        </w:rPr>
-      </w:pPr>
-      <w:r>
-        <w:rPr>
-          <w:rStyle w:val="10"/>
-          <w:rFonts w:hint="default" w:ascii="Times New Roman" w:hAnsi="Times New Roman" w:cs="Times New Roman"/>
-          <w:b/>
+          <w:color w:val="000000"/>
+          <w:lang w:val="vi-VN"/>
+        </w:rPr>
+        <w:t>Rank: Xếp hạng về "Ổn định Chính trị và Vắng mặt Bạo lực/Khủng bố". Giá trị càng cao thể hiện mức độ ổn định càng cao.</w:t>
+      </w:r>
+    </w:p>
+    <w:p>
+      <w:pPr>
+        <w:pStyle w:val="ListParagraph"/>
+        <w:numPr>
+          <w:ilvl w:val="0"/>
+          <w:numId w:val="2"/>
+        </w:numPr>
+        <w:spacing w:after="0" w:line="240" w:lineRule="auto"/>
+        <w:jc w:val="left"/>
+        <w:rPr>
           <w:bCs/>
-          <w:sz w:val="24"/>
-          <w:szCs w:val="24"/>
-          <w:lang w:val="en-US"/>
-        </w:rPr>
-        <w:t>-</w:t>
-      </w:r>
-      <w:r>
-        <w:rPr>
-          <w:rStyle w:val="10"/>
-          <w:rFonts w:hint="default" w:ascii="Times New Roman" w:hAnsi="Times New Roman" w:cs="Times New Roman"/>
-          <w:b/>
+          <w:color w:val="000000"/>
+          <w:lang w:val="vi-VN"/>
+        </w:rPr>
+      </w:pPr>
+      <w:r>
+        <w:rPr>
           <w:bCs/>
-          <w:sz w:val="24"/>
-          <w:szCs w:val="24"/>
-        </w:rPr>
-        <w:t>Trade Balance</w:t>
-      </w:r>
-      <w:r>
-        <w:rPr>
-          <w:rFonts w:hint="default" w:ascii="Times New Roman" w:hAnsi="Times New Roman" w:cs="Times New Roman"/>
-          <w:sz w:val="24"/>
-          <w:szCs w:val="24"/>
-        </w:rPr>
-        <w:t>: (Số) Cán cân thương mại (Export - Import).</w:t>
-      </w:r>
-    </w:p>
-    <w:p>
-      <w:pPr>
-        <w:pStyle w:val="11"/>
-        <w:keepNext w:val="0"/>
-        <w:keepLines w:val="0"/>
-        <w:widowControl/>
-        <w:suppressLineNumbers w:val="0"/>
-        <w:ind w:left="720"/>
-        <w:rPr>
-          <w:rFonts w:hint="default" w:ascii="Times New Roman" w:hAnsi="Times New Roman" w:cs="Times New Roman"/>
-          <w:sz w:val="24"/>
-          <w:szCs w:val="24"/>
-        </w:rPr>
-      </w:pPr>
-      <w:r>
-        <w:rPr>
-          <w:rStyle w:val="10"/>
-          <w:rFonts w:hint="default" w:ascii="Times New Roman" w:hAnsi="Times New Roman" w:cs="Times New Roman"/>
-          <w:b/>
+          <w:color w:val="000000"/>
+          <w:lang w:val="vi-VN"/>
+        </w:rPr>
+        <w:t>iso3: Mã ISO 3 chữ của quốc gia (ví dụ: 'VNM' cho Việt Nam).</w:t>
+      </w:r>
+    </w:p>
+    <w:p>
+      <w:pPr>
+        <w:pStyle w:val="ListParagraph"/>
+        <w:numPr>
+          <w:ilvl w:val="0"/>
+          <w:numId w:val="2"/>
+        </w:numPr>
+        <w:spacing w:after="0" w:line="240" w:lineRule="auto"/>
+        <w:jc w:val="left"/>
+        <w:rPr>
           <w:bCs/>
-          <w:sz w:val="24"/>
-          <w:szCs w:val="24"/>
-          <w:lang w:val="en-US"/>
-        </w:rPr>
-        <w:t>-</w:t>
-      </w:r>
-      <w:r>
-        <w:rPr>
-          <w:rStyle w:val="10"/>
-          <w:rFonts w:hint="default" w:ascii="Times New Roman" w:hAnsi="Times New Roman" w:cs="Times New Roman"/>
-          <w:b/>
+          <w:color w:val="000000"/>
+          <w:lang w:val="vi-VN"/>
+        </w:rPr>
+      </w:pPr>
+      <w:r>
+        <w:rPr>
           <w:bCs/>
-          <w:sz w:val="24"/>
-          <w:szCs w:val="24"/>
-        </w:rPr>
-        <w:t>AHS Weighted Average</w:t>
-      </w:r>
-      <w:r>
-        <w:rPr>
-          <w:rFonts w:hint="default" w:ascii="Times New Roman" w:hAnsi="Times New Roman" w:cs="Times New Roman"/>
-          <w:b/>
+          <w:color w:val="000000"/>
+          <w:lang w:val="vi-VN"/>
+        </w:rPr>
+        <w:t>Region: Khu vực địa lý của quốc gia (ví dụ: 'East Asia &amp; Pacific').</w:t>
+      </w:r>
+    </w:p>
+    <w:p>
+      <w:pPr>
+        <w:numPr>
+          <w:ilvl w:val="0"/>
+          <w:numId w:val="2"/>
+        </w:numPr>
+        <w:spacing w:after="0" w:line="240" w:lineRule="auto"/>
+        <w:jc w:val="left"/>
+        <w:rPr>
+          <w:color w:val="000000"/>
+        </w:rPr>
+      </w:pPr>
+      <w:r>
+        <w:rPr>
           <w:bCs/>
-          <w:sz w:val="24"/>
-          <w:szCs w:val="24"/>
-        </w:rPr>
-        <w:t>:</w:t>
-      </w:r>
-      <w:r>
-        <w:rPr>
-          <w:rFonts w:hint="default" w:ascii="Times New Roman" w:hAnsi="Times New Roman" w:cs="Times New Roman"/>
-          <w:sz w:val="24"/>
-          <w:szCs w:val="24"/>
-        </w:rPr>
-        <w:t xml:space="preserve"> (Số) Mức thuế quan áp dụng (AHS) trung bình có trọng số (tính theo %). Đây là một trong các biến độc lập chính.</w:t>
-      </w:r>
-    </w:p>
-    <w:p>
-      <w:pPr>
-        <w:pStyle w:val="11"/>
-        <w:keepNext w:val="0"/>
-        <w:keepLines w:val="0"/>
-        <w:widowControl/>
-        <w:suppressLineNumbers w:val="0"/>
-        <w:ind w:left="720"/>
-        <w:rPr>
-          <w:rFonts w:hint="default" w:ascii="Times New Roman" w:hAnsi="Times New Roman" w:cs="Times New Roman"/>
-          <w:sz w:val="24"/>
-          <w:szCs w:val="24"/>
-        </w:rPr>
-      </w:pPr>
-      <w:r>
-        <w:rPr>
-          <w:rStyle w:val="10"/>
-          <w:rFonts w:hint="default" w:ascii="Times New Roman" w:hAnsi="Times New Roman" w:cs="Times New Roman"/>
-          <w:b/>
+          <w:color w:val="000000"/>
+          <w:lang w:val="vi-VN"/>
+        </w:rPr>
+        <w:t>Income Group: Phân loại nhóm thu nhập của quốc gia (ví dụ: 'Upper middle income')</w:t>
+      </w:r>
+    </w:p>
+    <w:p>
+      <w:pPr>
+        <w:numPr>
+          <w:ilvl w:val="0"/>
+          <w:numId w:val="2"/>
+        </w:numPr>
+        <w:spacing w:after="0" w:line="240" w:lineRule="auto"/>
+        <w:jc w:val="left"/>
+        <w:rPr>
+          <w:color w:val="000000"/>
+        </w:rPr>
+      </w:pPr>
+      <w:r>
+        <w:rPr>
           <w:bCs/>
-          <w:sz w:val="24"/>
-          <w:szCs w:val="24"/>
-          <w:lang w:val="en-US"/>
-        </w:rPr>
-        <w:t>-</w:t>
-      </w:r>
-      <w:r>
-        <w:rPr>
-          <w:rStyle w:val="10"/>
-          <w:rFonts w:hint="default" w:ascii="Times New Roman" w:hAnsi="Times New Roman" w:cs="Times New Roman"/>
-          <w:b/>
+          <w:color w:val="000000"/>
+          <w:lang w:val="vi-VN"/>
+        </w:rPr>
+        <w:t>Log_Export: Giá trị Logarit của Export (cụ thể là log(Export + 1)), được tạo ra để chuẩn hóa phân phối dữ liệu và sử dụng làm biến phụ thuộc chính trong mô hình.</w:t>
+      </w:r>
+      <w:r>
+        <w:rPr>
           <w:bCs/>
-          <w:sz w:val="24"/>
-          <w:szCs w:val="24"/>
-        </w:rPr>
-        <w:t>MFN Weighted Average</w:t>
-      </w:r>
-      <w:r>
-        <w:rPr>
-          <w:rFonts w:hint="default" w:ascii="Times New Roman" w:hAnsi="Times New Roman" w:cs="Times New Roman"/>
-          <w:sz w:val="24"/>
-          <w:szCs w:val="24"/>
-        </w:rPr>
-        <w:t>: (Số) Mức thuế quan Tối huệ quốc (MFN) trung bình có trọng số (tính theo %). Đây cũng là một biến độc lập quan trọng.</w:t>
-      </w:r>
-    </w:p>
-    <w:p>
-      <w:pPr>
-        <w:pStyle w:val="11"/>
-        <w:keepNext w:val="0"/>
-        <w:keepLines w:val="0"/>
-        <w:widowControl/>
-        <w:suppressLineNumbers w:val="0"/>
-        <w:ind w:left="720"/>
-        <w:rPr>
-          <w:rFonts w:hint="default" w:ascii="Times New Roman" w:hAnsi="Times New Roman" w:cs="Times New Roman"/>
-          <w:sz w:val="24"/>
-          <w:szCs w:val="24"/>
-        </w:rPr>
-      </w:pPr>
-      <w:r>
-        <w:rPr>
-          <w:rStyle w:val="10"/>
-          <w:rFonts w:hint="default" w:ascii="Times New Roman" w:hAnsi="Times New Roman" w:cs="Times New Roman"/>
-          <w:b/>
-          <w:bCs/>
-          <w:sz w:val="24"/>
-          <w:szCs w:val="24"/>
-          <w:lang w:val="en-US"/>
-        </w:rPr>
-        <w:t>-</w:t>
-      </w:r>
-      <w:r>
-        <w:rPr>
-          <w:rStyle w:val="10"/>
-          <w:rFonts w:hint="default" w:ascii="Times New Roman" w:hAnsi="Times New Roman" w:cs="Times New Roman"/>
-          <w:b/>
-          <w:bCs/>
-          <w:sz w:val="24"/>
-          <w:szCs w:val="24"/>
-        </w:rPr>
-        <w:t>Rank</w:t>
-      </w:r>
-      <w:r>
-        <w:rPr>
-          <w:rFonts w:hint="default" w:ascii="Times New Roman" w:hAnsi="Times New Roman" w:cs="Times New Roman"/>
-          <w:sz w:val="24"/>
-          <w:szCs w:val="24"/>
-        </w:rPr>
-        <w:t>: (Số) Xếp hạng về "Ổn định Chính trị và Vắng mặt Bạo lực/Khủng bố" (từ WGI). Giá trị càng cao thể hiện mức độ ổn định càng cao.</w:t>
-      </w:r>
-    </w:p>
-    <w:p>
-      <w:pPr>
-        <w:pStyle w:val="11"/>
-        <w:keepNext w:val="0"/>
-        <w:keepLines w:val="0"/>
-        <w:widowControl/>
-        <w:suppressLineNumbers w:val="0"/>
-        <w:ind w:left="720"/>
-        <w:rPr>
-          <w:rFonts w:hint="default" w:ascii="Times New Roman" w:hAnsi="Times New Roman" w:cs="Times New Roman"/>
-          <w:sz w:val="24"/>
-          <w:szCs w:val="24"/>
-        </w:rPr>
-      </w:pPr>
-      <w:r>
-        <w:rPr>
-          <w:rStyle w:val="10"/>
-          <w:rFonts w:hint="default" w:ascii="Times New Roman" w:hAnsi="Times New Roman" w:cs="Times New Roman"/>
-          <w:b/>
-          <w:bCs/>
-          <w:sz w:val="24"/>
-          <w:szCs w:val="24"/>
-          <w:lang w:val="en-US"/>
-        </w:rPr>
-        <w:t>-</w:t>
-      </w:r>
-      <w:r>
-        <w:rPr>
-          <w:rStyle w:val="10"/>
-          <w:rFonts w:hint="default" w:ascii="Times New Roman" w:hAnsi="Times New Roman" w:cs="Times New Roman"/>
-          <w:b/>
-          <w:bCs/>
-          <w:sz w:val="24"/>
-          <w:szCs w:val="24"/>
-        </w:rPr>
-        <w:t>iso3</w:t>
-      </w:r>
-      <w:r>
-        <w:rPr>
-          <w:rFonts w:hint="default" w:ascii="Times New Roman" w:hAnsi="Times New Roman" w:cs="Times New Roman"/>
-          <w:sz w:val="24"/>
-          <w:szCs w:val="24"/>
-        </w:rPr>
-        <w:t>: (Chuỗi) Mã ISO 3 chữ của quốc gia (ví dụ: 'VNM' cho Việt Nam).</w:t>
-      </w:r>
-    </w:p>
-    <w:p>
-      <w:pPr>
-        <w:pStyle w:val="11"/>
-        <w:keepNext w:val="0"/>
-        <w:keepLines w:val="0"/>
-        <w:widowControl/>
-        <w:suppressLineNumbers w:val="0"/>
-        <w:ind w:left="720"/>
-        <w:rPr>
-          <w:rFonts w:hint="default" w:ascii="Times New Roman" w:hAnsi="Times New Roman" w:cs="Times New Roman"/>
-          <w:sz w:val="24"/>
-          <w:szCs w:val="24"/>
-        </w:rPr>
-      </w:pPr>
-      <w:r>
-        <w:rPr>
-          <w:rStyle w:val="10"/>
-          <w:rFonts w:hint="default" w:ascii="Times New Roman" w:hAnsi="Times New Roman" w:cs="Times New Roman"/>
-          <w:b/>
-          <w:bCs/>
-          <w:sz w:val="24"/>
-          <w:szCs w:val="24"/>
-          <w:lang w:val="en-US"/>
-        </w:rPr>
-        <w:t>-</w:t>
-      </w:r>
-      <w:r>
-        <w:rPr>
-          <w:rStyle w:val="10"/>
-          <w:rFonts w:hint="default" w:ascii="Times New Roman" w:hAnsi="Times New Roman" w:cs="Times New Roman"/>
-          <w:b/>
-          <w:bCs/>
-          <w:sz w:val="24"/>
-          <w:szCs w:val="24"/>
-        </w:rPr>
-        <w:t>Region</w:t>
-      </w:r>
-      <w:r>
-        <w:rPr>
-          <w:rFonts w:hint="default" w:ascii="Times New Roman" w:hAnsi="Times New Roman" w:cs="Times New Roman"/>
-          <w:b/>
-          <w:bCs/>
-          <w:sz w:val="24"/>
-          <w:szCs w:val="24"/>
-        </w:rPr>
-        <w:t>:</w:t>
-      </w:r>
-      <w:r>
-        <w:rPr>
-          <w:rFonts w:hint="default" w:ascii="Times New Roman" w:hAnsi="Times New Roman" w:cs="Times New Roman"/>
-          <w:sz w:val="24"/>
-          <w:szCs w:val="24"/>
-        </w:rPr>
-        <w:t xml:space="preserve"> (Chuỗi) Khu vực địa lý của quốc gia (ví dụ: 'East Asia &amp; Pacific').</w:t>
-      </w:r>
-    </w:p>
-    <w:p>
-      <w:pPr>
-        <w:pStyle w:val="11"/>
-        <w:keepNext w:val="0"/>
-        <w:keepLines w:val="0"/>
-        <w:widowControl/>
-        <w:suppressLineNumbers w:val="0"/>
-        <w:ind w:left="720"/>
-        <w:rPr>
-          <w:rFonts w:hint="default" w:ascii="Times New Roman" w:hAnsi="Times New Roman" w:cs="Times New Roman"/>
-          <w:sz w:val="24"/>
-          <w:szCs w:val="24"/>
-        </w:rPr>
-      </w:pPr>
-      <w:r>
-        <w:rPr>
-          <w:rStyle w:val="10"/>
-          <w:rFonts w:hint="default" w:ascii="Times New Roman" w:hAnsi="Times New Roman" w:cs="Times New Roman"/>
-          <w:b/>
-          <w:bCs/>
-          <w:sz w:val="24"/>
-          <w:szCs w:val="24"/>
-          <w:lang w:val="en-US"/>
-        </w:rPr>
-        <w:t>-</w:t>
-      </w:r>
-      <w:r>
-        <w:rPr>
-          <w:rStyle w:val="10"/>
-          <w:rFonts w:hint="default" w:ascii="Times New Roman" w:hAnsi="Times New Roman" w:cs="Times New Roman"/>
-          <w:b/>
-          <w:bCs/>
-          <w:sz w:val="24"/>
-          <w:szCs w:val="24"/>
-        </w:rPr>
-        <w:t>Income Group</w:t>
-      </w:r>
-      <w:r>
-        <w:rPr>
-          <w:rFonts w:hint="default" w:ascii="Times New Roman" w:hAnsi="Times New Roman" w:cs="Times New Roman"/>
-          <w:sz w:val="24"/>
-          <w:szCs w:val="24"/>
-        </w:rPr>
-        <w:t>: (Chuỗi) Phân loại nhóm thu nhập của quốc gia (ví dụ: 'Upper middle income').</w:t>
-      </w:r>
-    </w:p>
-    <w:p>
-      <w:pPr>
-        <w:pStyle w:val="11"/>
-        <w:keepNext w:val="0"/>
-        <w:keepLines w:val="0"/>
-        <w:widowControl/>
-        <w:suppressLineNumbers w:val="0"/>
-        <w:ind w:left="720"/>
-        <w:rPr>
-          <w:rFonts w:hint="default" w:ascii="Times New Roman" w:hAnsi="Times New Roman" w:cs="Times New Roman"/>
-          <w:color w:val="000000"/>
-          <w:sz w:val="24"/>
-          <w:szCs w:val="24"/>
-        </w:rPr>
-      </w:pPr>
-      <w:r>
-        <w:rPr>
-          <w:rStyle w:val="10"/>
-          <w:rFonts w:hint="default" w:ascii="Times New Roman" w:hAnsi="Times New Roman" w:cs="Times New Roman"/>
-          <w:b/>
-          <w:bCs/>
-          <w:sz w:val="24"/>
-          <w:szCs w:val="24"/>
-          <w:lang w:val="en-US"/>
-        </w:rPr>
-        <w:t>-</w:t>
-      </w:r>
-      <w:r>
-        <w:rPr>
-          <w:rStyle w:val="10"/>
-          <w:rFonts w:hint="default" w:ascii="Times New Roman" w:hAnsi="Times New Roman" w:cs="Times New Roman"/>
-          <w:b/>
-          <w:bCs/>
-          <w:sz w:val="24"/>
-          <w:szCs w:val="24"/>
-        </w:rPr>
-        <w:t>Log_Export</w:t>
-      </w:r>
-      <w:r>
-        <w:rPr>
-          <w:rFonts w:hint="default" w:ascii="Times New Roman" w:hAnsi="Times New Roman" w:cs="Times New Roman"/>
-          <w:b/>
-          <w:bCs/>
-          <w:sz w:val="24"/>
-          <w:szCs w:val="24"/>
-        </w:rPr>
-        <w:t>:</w:t>
-      </w:r>
-      <w:r>
-        <w:rPr>
-          <w:rFonts w:hint="default" w:ascii="Times New Roman" w:hAnsi="Times New Roman" w:cs="Times New Roman"/>
-          <w:sz w:val="24"/>
-          <w:szCs w:val="24"/>
-        </w:rPr>
-        <w:t xml:space="preserve"> (Số) Giá trị Logarit của </w:t>
-      </w:r>
-      <w:r>
-        <w:rPr>
-          <w:rStyle w:val="10"/>
-          <w:rFonts w:hint="default" w:ascii="Times New Roman" w:hAnsi="Times New Roman" w:cs="Times New Roman"/>
-          <w:sz w:val="24"/>
-          <w:szCs w:val="24"/>
-        </w:rPr>
-        <w:t>Export</w:t>
-      </w:r>
-      <w:r>
-        <w:rPr>
-          <w:rFonts w:hint="default" w:ascii="Times New Roman" w:hAnsi="Times New Roman" w:cs="Times New Roman"/>
-          <w:sz w:val="24"/>
-          <w:szCs w:val="24"/>
-        </w:rPr>
-        <w:t xml:space="preserve"> (cụ thể là </w:t>
-      </w:r>
-      <w:r>
-        <w:rPr>
-          <w:rStyle w:val="10"/>
-          <w:rFonts w:hint="default" w:ascii="Times New Roman" w:hAnsi="Times New Roman" w:cs="Times New Roman"/>
-          <w:sz w:val="24"/>
-          <w:szCs w:val="24"/>
-        </w:rPr>
-        <w:t>log(Export + 1)</w:t>
-      </w:r>
-      <w:r>
-        <w:rPr>
-          <w:rFonts w:hint="default" w:ascii="Times New Roman" w:hAnsi="Times New Roman" w:cs="Times New Roman"/>
-          <w:sz w:val="24"/>
-          <w:szCs w:val="24"/>
-        </w:rPr>
-        <w:t>), được tạo ra để chuẩn hóa phân phối dữ liệu và sử dụng làm biến phụ thuộc chính trong mô hình.</w:t>
+          <w:color w:val="000000"/>
+          <w:lang w:val="vi-VN"/>
+        </w:rPr>
+        <w:t xml:space="preserve"> </w:t>
       </w:r>
     </w:p>
     <w:sectPr>
-      <w:footerReference r:id="rId5" w:type="default"/>
+      <w:footerReference w:type="default" r:id="rId11"/>
       <w:pgSz w:w="11907" w:h="16840"/>
       <w:pgMar w:top="1440" w:right="1134" w:bottom="1440" w:left="1701" w:header="709" w:footer="709" w:gutter="0"/>
       <w:pgNumType w:start="0"/>
-      <w:cols w:space="720" w:num="1"/>
+      <w:cols w:space="720"/>
     </w:sectPr>
   </w:body>
 </w:document>
 </file>
 
 <file path=word/endnotes.xml><?xml version="1.0" encoding="utf-8"?>
-<w:endnotes xmlns:wpc="http://schemas.microsoft.com/office/word/2010/wordprocessingCanvas" xmlns:mc="http://schemas.openxmlformats.org/markup-compatibility/2006" xmlns:o="urn:schemas-microsoft-com:office:office" xmlns:r="http://schemas.openxmlformats.org/officeDocument/2006/relationships" xmlns:m="http://schemas.openxmlformats.org/officeDocument/2006/math" xmlns:v="urn:schemas-microsoft-com:vml" xmlns:wp14="http://schemas.microsoft.com/office/word/2010/wordprocessingDrawing" xmlns:wp="http://schemas.openxmlformats.org/drawingml/2006/wordprocessingDrawing" xmlns:w="http://schemas.openxmlformats.org/wordprocessingml/2006/main" xmlns:w14="http://schemas.microsoft.com/office/word/2010/wordml" xmlns:w15="http://schemas.microsoft.com/office/word/2012/wordml" xmlns:w10="urn:schemas-microsoft-com:office:word" xmlns:wpg="http://schemas.microsoft.com/office/word/2010/wordprocessingGroup" xmlns:wpi="http://schemas.microsoft.com/office/word/2010/wordprocessingInk" xmlns:wne="http://schemas.microsoft.com/office/word/2006/wordml" xmlns:wps="http://schemas.microsoft.com/office/word/2010/wordprocessingShape" xmlns:wpsCustomData="http://www.wps.cn/officeDocument/2013/wpsCustomData" mc:Ignorable="w14 w15 wp14">
-  <w:endnote w:type="separator" w:id="0">
+<w:endnotes xmlns:wpc="http://schemas.microsoft.com/office/word/2010/wordprocessingCanvas" xmlns:cx="http://schemas.microsoft.com/office/drawing/2014/chartex" xmlns:cx1="http://schemas.microsoft.com/office/drawing/2015/9/8/chartex" xmlns:cx2="http://schemas.microsoft.com/office/drawing/2015/10/21/chartex" xmlns:cx3="http://schemas.microsoft.com/office/drawing/2016/5/9/chartex" xmlns:cx4="http://schemas.microsoft.com/office/drawing/2016/5/10/chartex" xmlns:cx5="http://schemas.microsoft.com/office/drawing/2016/5/11/chartex" xmlns:cx6="http://schemas.microsoft.com/office/drawing/2016/5/12/chartex" xmlns:cx7="http://schemas.microsoft.com/office/drawing/2016/5/13/chartex" xmlns:cx8="http://schemas.microsoft.com/office/drawing/2016/5/14/chartex" xmlns:mc="http://schemas.openxmlformats.org/markup-compatibility/2006" xmlns:aink="http://schemas.microsoft.com/office/drawing/2016/ink" xmlns:am3d="http://schemas.microsoft.com/office/drawing/2017/model3d" xmlns:o="urn:schemas-microsoft-com:office:office" xmlns:r="http://schemas.openxmlformats.org/officeDocument/2006/relationships" xmlns:m="http://schemas.openxmlformats.org/officeDocument/2006/math" xmlns:v="urn:schemas-microsoft-com:vml" xmlns:wp14="http://schemas.microsoft.com/office/word/2010/wordprocessingDrawing" xmlns:wp="http://schemas.openxmlformats.org/drawingml/2006/wordprocessingDrawing" xmlns:w10="urn:schemas-microsoft-com:office:word" xmlns:w="http://schemas.openxmlformats.org/wordprocessingml/2006/main" xmlns:w14="http://schemas.microsoft.com/office/word/2010/wordml" xmlns:w15="http://schemas.microsoft.com/office/word/2012/wordml" xmlns:w16cid="http://schemas.microsoft.com/office/word/2016/wordml/cid" xmlns:w16se="http://schemas.microsoft.com/office/word/2015/wordml/symex" xmlns:wpg="http://schemas.microsoft.com/office/word/2010/wordprocessingGroup" xmlns:wpi="http://schemas.microsoft.com/office/word/2010/wordprocessingInk" xmlns:wne="http://schemas.microsoft.com/office/word/2006/wordml" xmlns:wps="http://schemas.microsoft.com/office/word/2010/wordprocessingShape" mc:Ignorable="w14 w15 w16se w16cid wp14">
+  <w:endnote w:type="separator" w:id="-1">
     <w:p>
       <w:pPr>
         <w:spacing w:line="240" w:lineRule="auto"/>
@@ -2140,7 +1572,7 @@
       </w:r>
     </w:p>
   </w:endnote>
-  <w:endnote w:type="continuationSeparator" w:id="1">
+  <w:endnote w:type="continuationSeparator" w:id="0">
     <w:p>
       <w:pPr>
         <w:spacing w:line="240" w:lineRule="auto"/>
@@ -2154,7 +1586,7 @@
 </file>
 
 <file path=word/footer1.xml><?xml version="1.0" encoding="utf-8"?>
-<w:ftr xmlns:wpc="http://schemas.microsoft.com/office/word/2010/wordprocessingCanvas" xmlns:mc="http://schemas.openxmlformats.org/markup-compatibility/2006" xmlns:o="urn:schemas-microsoft-com:office:office" xmlns:r="http://schemas.openxmlformats.org/officeDocument/2006/relationships" xmlns:m="http://schemas.openxmlformats.org/officeDocument/2006/math" xmlns:v="urn:schemas-microsoft-com:vml" xmlns:wp14="http://schemas.microsoft.com/office/word/2010/wordprocessingDrawing" xmlns:wp="http://schemas.openxmlformats.org/drawingml/2006/wordprocessingDrawing" xmlns:w10="urn:schemas-microsoft-com:office:word" xmlns:w="http://schemas.openxmlformats.org/wordprocessingml/2006/main" xmlns:w14="http://schemas.microsoft.com/office/word/2010/wordml" xmlns:w15="http://schemas.microsoft.com/office/word/2012/wordml" xmlns:wpg="http://schemas.microsoft.com/office/word/2010/wordprocessingGroup" xmlns:wpi="http://schemas.microsoft.com/office/word/2010/wordprocessingInk" xmlns:wne="http://schemas.microsoft.com/office/word/2006/wordml" xmlns:wps="http://schemas.microsoft.com/office/word/2010/wordprocessingShape" xmlns:wpsCustomData="http://www.wps.cn/officeDocument/2013/wpsCustomData" mc:Ignorable="w14 w15 wp14">
+<w:ftr xmlns:wpc="http://schemas.microsoft.com/office/word/2010/wordprocessingCanvas" xmlns:cx="http://schemas.microsoft.com/office/drawing/2014/chartex" xmlns:cx1="http://schemas.microsoft.com/office/drawing/2015/9/8/chartex" xmlns:cx2="http://schemas.microsoft.com/office/drawing/2015/10/21/chartex" xmlns:cx3="http://schemas.microsoft.com/office/drawing/2016/5/9/chartex" xmlns:cx4="http://schemas.microsoft.com/office/drawing/2016/5/10/chartex" xmlns:cx5="http://schemas.microsoft.com/office/drawing/2016/5/11/chartex" xmlns:cx6="http://schemas.microsoft.com/office/drawing/2016/5/12/chartex" xmlns:cx7="http://schemas.microsoft.com/office/drawing/2016/5/13/chartex" xmlns:cx8="http://schemas.microsoft.com/office/drawing/2016/5/14/chartex" xmlns:mc="http://schemas.openxmlformats.org/markup-compatibility/2006" xmlns:aink="http://schemas.microsoft.com/office/drawing/2016/ink" xmlns:am3d="http://schemas.microsoft.com/office/drawing/2017/model3d" xmlns:o="urn:schemas-microsoft-com:office:office" xmlns:r="http://schemas.openxmlformats.org/officeDocument/2006/relationships" xmlns:m="http://schemas.openxmlformats.org/officeDocument/2006/math" xmlns:v="urn:schemas-microsoft-com:vml" xmlns:wp14="http://schemas.microsoft.com/office/word/2010/wordprocessingDrawing" xmlns:wp="http://schemas.openxmlformats.org/drawingml/2006/wordprocessingDrawing" xmlns:w10="urn:schemas-microsoft-com:office:word" xmlns:w="http://schemas.openxmlformats.org/wordprocessingml/2006/main" xmlns:w14="http://schemas.microsoft.com/office/word/2010/wordml" xmlns:w15="http://schemas.microsoft.com/office/word/2012/wordml" xmlns:w16cid="http://schemas.microsoft.com/office/word/2016/wordml/cid" xmlns:w16se="http://schemas.microsoft.com/office/word/2015/wordml/symex" xmlns:wpg="http://schemas.microsoft.com/office/word/2010/wordprocessingGroup" xmlns:wpi="http://schemas.microsoft.com/office/word/2010/wordprocessingInk" xmlns:wne="http://schemas.microsoft.com/office/word/2006/wordml" xmlns:wps="http://schemas.microsoft.com/office/word/2010/wordprocessingShape" mc:Ignorable="w14 w15 w16se w16cid wp14">
   <w:p>
     <w:pPr>
       <w:tabs>
@@ -2181,10 +1613,13 @@
       <w:tab/>
     </w:r>
     <w:r>
+      <w:rPr>
+        <w:noProof/>
+      </w:rPr>
       <mc:AlternateContent>
         <mc:Choice Requires="wps">
           <w:drawing>
-            <wp:anchor distT="0" distB="0" distL="114300" distR="114300" simplePos="0" relativeHeight="251659264" behindDoc="0" locked="0" layoutInCell="1" allowOverlap="1">
+            <wp:anchor distT="0" distB="0" distL="114300" distR="114300" simplePos="0" relativeHeight="251659264" behindDoc="0" locked="0" layoutInCell="1" allowOverlap="1" wp14:anchorId="30F87B06" wp14:editId="4794626E">
               <wp:simplePos x="0" y="0"/>
               <wp:positionH relativeFrom="column">
                 <wp:posOffset>-17145</wp:posOffset>
@@ -2227,7 +1662,7 @@
             </wp:anchor>
           </w:drawing>
         </mc:Choice>
-        <mc:Fallback>
+        <mc:Fallback xmlns:wpsCustomData="http://www.wps.cn/officeDocument/2013/wpsCustomData">
           <w:pict>
             <v:shape id="_x0000_s1026" o:spid="_x0000_s1026" o:spt="32" type="#_x0000_t32" style="position:absolute;left:0pt;margin-left:-1.35pt;margin-top:-5.65pt;height:1.75pt;width:454.3pt;z-index:251659264;mso-width-relative:page;mso-height-relative:page;" filled="f" stroked="t" coordsize="21600,21600" o:gfxdata="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">
               <v:fill on="f" focussize="0,0"/>
@@ -2244,21 +1679,21 @@
 </file>
 
 <file path=word/footnotes.xml><?xml version="1.0" encoding="utf-8"?>
-<w:footnotes xmlns:wpc="http://schemas.microsoft.com/office/word/2010/wordprocessingCanvas" xmlns:mc="http://schemas.openxmlformats.org/markup-compatibility/2006" xmlns:o="urn:schemas-microsoft-com:office:office" xmlns:r="http://schemas.openxmlformats.org/officeDocument/2006/relationships" xmlns:m="http://schemas.openxmlformats.org/officeDocument/2006/math" xmlns:v="urn:schemas-microsoft-com:vml" xmlns:wp14="http://schemas.microsoft.com/office/word/2010/wordprocessingDrawing" xmlns:wp="http://schemas.openxmlformats.org/drawingml/2006/wordprocessingDrawing" xmlns:w="http://schemas.openxmlformats.org/wordprocessingml/2006/main" xmlns:w14="http://schemas.microsoft.com/office/word/2010/wordml" xmlns:w15="http://schemas.microsoft.com/office/word/2012/wordml" xmlns:w10="urn:schemas-microsoft-com:office:word" xmlns:wpg="http://schemas.microsoft.com/office/word/2010/wordprocessingGroup" xmlns:wpi="http://schemas.microsoft.com/office/word/2010/wordprocessingInk" xmlns:wne="http://schemas.microsoft.com/office/word/2006/wordml" xmlns:wps="http://schemas.microsoft.com/office/word/2010/wordprocessingShape" xmlns:wpsCustomData="http://www.wps.cn/officeDocument/2013/wpsCustomData" mc:Ignorable="w14 w15 wp14">
-  <w:footnote w:type="separator" w:id="0">
-    <w:p>
-      <w:pPr>
-        <w:spacing w:before="0" w:after="0" w:line="360" w:lineRule="auto"/>
+<w:footnotes xmlns:wpc="http://schemas.microsoft.com/office/word/2010/wordprocessingCanvas" xmlns:cx="http://schemas.microsoft.com/office/drawing/2014/chartex" xmlns:cx1="http://schemas.microsoft.com/office/drawing/2015/9/8/chartex" xmlns:cx2="http://schemas.microsoft.com/office/drawing/2015/10/21/chartex" xmlns:cx3="http://schemas.microsoft.com/office/drawing/2016/5/9/chartex" xmlns:cx4="http://schemas.microsoft.com/office/drawing/2016/5/10/chartex" xmlns:cx5="http://schemas.microsoft.com/office/drawing/2016/5/11/chartex" xmlns:cx6="http://schemas.microsoft.com/office/drawing/2016/5/12/chartex" xmlns:cx7="http://schemas.microsoft.com/office/drawing/2016/5/13/chartex" xmlns:cx8="http://schemas.microsoft.com/office/drawing/2016/5/14/chartex" xmlns:mc="http://schemas.openxmlformats.org/markup-compatibility/2006" xmlns:aink="http://schemas.microsoft.com/office/drawing/2016/ink" xmlns:am3d="http://schemas.microsoft.com/office/drawing/2017/model3d" xmlns:o="urn:schemas-microsoft-com:office:office" xmlns:r="http://schemas.openxmlformats.org/officeDocument/2006/relationships" xmlns:m="http://schemas.openxmlformats.org/officeDocument/2006/math" xmlns:v="urn:schemas-microsoft-com:vml" xmlns:wp14="http://schemas.microsoft.com/office/word/2010/wordprocessingDrawing" xmlns:wp="http://schemas.openxmlformats.org/drawingml/2006/wordprocessingDrawing" xmlns:w10="urn:schemas-microsoft-com:office:word" xmlns:w="http://schemas.openxmlformats.org/wordprocessingml/2006/main" xmlns:w14="http://schemas.microsoft.com/office/word/2010/wordml" xmlns:w15="http://schemas.microsoft.com/office/word/2012/wordml" xmlns:w16cid="http://schemas.microsoft.com/office/word/2016/wordml/cid" xmlns:w16se="http://schemas.microsoft.com/office/word/2015/wordml/symex" xmlns:wpg="http://schemas.microsoft.com/office/word/2010/wordprocessingGroup" xmlns:wpi="http://schemas.microsoft.com/office/word/2010/wordprocessingInk" xmlns:wne="http://schemas.microsoft.com/office/word/2006/wordml" xmlns:wps="http://schemas.microsoft.com/office/word/2010/wordprocessingShape" mc:Ignorable="w14 w15 w16se w16cid wp14">
+  <w:footnote w:type="separator" w:id="-1">
+    <w:p>
+      <w:pPr>
+        <w:spacing w:after="0"/>
       </w:pPr>
       <w:r>
         <w:separator/>
       </w:r>
     </w:p>
   </w:footnote>
-  <w:footnote w:type="continuationSeparator" w:id="1">
-    <w:p>
-      <w:pPr>
-        <w:spacing w:before="0" w:after="0" w:line="360" w:lineRule="auto"/>
+  <w:footnote w:type="continuationSeparator" w:id="0">
+    <w:p>
+      <w:pPr>
+        <w:spacing w:after="0"/>
       </w:pPr>
       <w:r>
         <w:continuationSeparator/>
@@ -2269,12 +1704,310 @@
 </file>
 
 <file path=word/numbering.xml><?xml version="1.0" encoding="utf-8"?>
-<w:numbering xmlns:wpc="http://schemas.microsoft.com/office/word/2010/wordprocessingCanvas" xmlns:mc="http://schemas.openxmlformats.org/markup-compatibility/2006" xmlns:o="urn:schemas-microsoft-com:office:office" xmlns:r="http://schemas.openxmlformats.org/officeDocument/2006/relationships" xmlns:m="http://schemas.openxmlformats.org/officeDocument/2006/math" xmlns:v="urn:schemas-microsoft-com:vml" xmlns:wp14="http://schemas.microsoft.com/office/word/2010/wordprocessingDrawing" xmlns:wp="http://schemas.openxmlformats.org/drawingml/2006/wordprocessingDrawing" xmlns:w10="urn:schemas-microsoft-com:office:word" xmlns:w="http://schemas.openxmlformats.org/wordprocessingml/2006/main" xmlns:w14="http://schemas.microsoft.com/office/word/2010/wordml" xmlns:wpg="http://schemas.microsoft.com/office/word/2010/wordprocessingGroup" xmlns:wpi="http://schemas.microsoft.com/office/word/2010/wordprocessingInk" xmlns:wne="http://schemas.microsoft.com/office/word/2006/wordml" xmlns:wps="http://schemas.microsoft.com/office/word/2010/wordprocessingShape" xmlns:wpsCustomData="http://www.wps.cn/officeDocument/2013/wpsCustomData" mc:Ignorable="w14 wp14">
-  <w:abstractNum w:abstractNumId="0">
+<w:numbering xmlns:wpc="http://schemas.microsoft.com/office/word/2010/wordprocessingCanvas" xmlns:cx="http://schemas.microsoft.com/office/drawing/2014/chartex" xmlns:cx1="http://schemas.microsoft.com/office/drawing/2015/9/8/chartex" xmlns:cx2="http://schemas.microsoft.com/office/drawing/2015/10/21/chartex" xmlns:cx3="http://schemas.microsoft.com/office/drawing/2016/5/9/chartex" xmlns:cx4="http://schemas.microsoft.com/office/drawing/2016/5/10/chartex" xmlns:cx5="http://schemas.microsoft.com/office/drawing/2016/5/11/chartex" xmlns:cx6="http://schemas.microsoft.com/office/drawing/2016/5/12/chartex" xmlns:cx7="http://schemas.microsoft.com/office/drawing/2016/5/13/chartex" xmlns:cx8="http://schemas.microsoft.com/office/drawing/2016/5/14/chartex" xmlns:mc="http://schemas.openxmlformats.org/markup-compatibility/2006" xmlns:aink="http://schemas.microsoft.com/office/drawing/2016/ink" xmlns:am3d="http://schemas.microsoft.com/office/drawing/2017/model3d" xmlns:o="urn:schemas-microsoft-com:office:office" xmlns:r="http://schemas.openxmlformats.org/officeDocument/2006/relationships" xmlns:m="http://schemas.openxmlformats.org/officeDocument/2006/math" xmlns:v="urn:schemas-microsoft-com:vml" xmlns:wp14="http://schemas.microsoft.com/office/word/2010/wordprocessingDrawing" xmlns:wp="http://schemas.openxmlformats.org/drawingml/2006/wordprocessingDrawing" xmlns:w10="urn:schemas-microsoft-com:office:word" xmlns:w="http://schemas.openxmlformats.org/wordprocessingml/2006/main" xmlns:w14="http://schemas.microsoft.com/office/word/2010/wordml" xmlns:w15="http://schemas.microsoft.com/office/word/2012/wordml" xmlns:w16cid="http://schemas.microsoft.com/office/word/2016/wordml/cid" xmlns:w16se="http://schemas.microsoft.com/office/word/2015/wordml/symex" xmlns:wpg="http://schemas.microsoft.com/office/word/2010/wordprocessingGroup" xmlns:wpi="http://schemas.microsoft.com/office/word/2010/wordprocessingInk" xmlns:wne="http://schemas.microsoft.com/office/word/2006/wordml" xmlns:wps="http://schemas.microsoft.com/office/word/2010/wordprocessingShape" mc:Ignorable="w14 w15 w16se w16cid wp14">
+  <w:abstractNum w:abstractNumId="0" w15:restartNumberingAfterBreak="0">
+    <w:nsid w:val="01BF1D0D"/>
+    <w:multiLevelType w:val="multilevel"/>
+    <w:tmpl w:val="699C1292"/>
+    <w:lvl w:ilvl="0">
+      <w:start w:val="1"/>
+      <w:numFmt w:val="bullet"/>
+      <w:lvlText w:val=""/>
+      <w:lvlJc w:val="left"/>
+      <w:pPr>
+        <w:tabs>
+          <w:tab w:val="num" w:pos="720"/>
+        </w:tabs>
+        <w:ind w:left="720" w:hanging="360"/>
+      </w:pPr>
+      <w:rPr>
+        <w:rFonts w:ascii="Symbol" w:hAnsi="Symbol" w:hint="default"/>
+        <w:sz w:val="20"/>
+      </w:rPr>
+    </w:lvl>
+    <w:lvl w:ilvl="1" w:tentative="1">
+      <w:start w:val="1"/>
+      <w:numFmt w:val="bullet"/>
+      <w:lvlText w:val="o"/>
+      <w:lvlJc w:val="left"/>
+      <w:pPr>
+        <w:tabs>
+          <w:tab w:val="num" w:pos="1440"/>
+        </w:tabs>
+        <w:ind w:left="1440" w:hanging="360"/>
+      </w:pPr>
+      <w:rPr>
+        <w:rFonts w:ascii="Courier New" w:hAnsi="Courier New" w:hint="default"/>
+        <w:sz w:val="20"/>
+      </w:rPr>
+    </w:lvl>
+    <w:lvl w:ilvl="2" w:tentative="1">
+      <w:start w:val="1"/>
+      <w:numFmt w:val="bullet"/>
+      <w:lvlText w:val=""/>
+      <w:lvlJc w:val="left"/>
+      <w:pPr>
+        <w:tabs>
+          <w:tab w:val="num" w:pos="2160"/>
+        </w:tabs>
+        <w:ind w:left="2160" w:hanging="360"/>
+      </w:pPr>
+      <w:rPr>
+        <w:rFonts w:ascii="Wingdings" w:hAnsi="Wingdings" w:hint="default"/>
+        <w:sz w:val="20"/>
+      </w:rPr>
+    </w:lvl>
+    <w:lvl w:ilvl="3" w:tentative="1">
+      <w:start w:val="1"/>
+      <w:numFmt w:val="bullet"/>
+      <w:lvlText w:val=""/>
+      <w:lvlJc w:val="left"/>
+      <w:pPr>
+        <w:tabs>
+          <w:tab w:val="num" w:pos="2880"/>
+        </w:tabs>
+        <w:ind w:left="2880" w:hanging="360"/>
+      </w:pPr>
+      <w:rPr>
+        <w:rFonts w:ascii="Wingdings" w:hAnsi="Wingdings" w:hint="default"/>
+        <w:sz w:val="20"/>
+      </w:rPr>
+    </w:lvl>
+    <w:lvl w:ilvl="4" w:tentative="1">
+      <w:start w:val="1"/>
+      <w:numFmt w:val="bullet"/>
+      <w:lvlText w:val=""/>
+      <w:lvlJc w:val="left"/>
+      <w:pPr>
+        <w:tabs>
+          <w:tab w:val="num" w:pos="3600"/>
+        </w:tabs>
+        <w:ind w:left="3600" w:hanging="360"/>
+      </w:pPr>
+      <w:rPr>
+        <w:rFonts w:ascii="Wingdings" w:hAnsi="Wingdings" w:hint="default"/>
+        <w:sz w:val="20"/>
+      </w:rPr>
+    </w:lvl>
+    <w:lvl w:ilvl="5" w:tentative="1">
+      <w:start w:val="1"/>
+      <w:numFmt w:val="bullet"/>
+      <w:lvlText w:val=""/>
+      <w:lvlJc w:val="left"/>
+      <w:pPr>
+        <w:tabs>
+          <w:tab w:val="num" w:pos="4320"/>
+        </w:tabs>
+        <w:ind w:left="4320" w:hanging="360"/>
+      </w:pPr>
+      <w:rPr>
+        <w:rFonts w:ascii="Wingdings" w:hAnsi="Wingdings" w:hint="default"/>
+        <w:sz w:val="20"/>
+      </w:rPr>
+    </w:lvl>
+    <w:lvl w:ilvl="6" w:tentative="1">
+      <w:start w:val="1"/>
+      <w:numFmt w:val="bullet"/>
+      <w:lvlText w:val=""/>
+      <w:lvlJc w:val="left"/>
+      <w:pPr>
+        <w:tabs>
+          <w:tab w:val="num" w:pos="5040"/>
+        </w:tabs>
+        <w:ind w:left="5040" w:hanging="360"/>
+      </w:pPr>
+      <w:rPr>
+        <w:rFonts w:ascii="Wingdings" w:hAnsi="Wingdings" w:hint="default"/>
+        <w:sz w:val="20"/>
+      </w:rPr>
+    </w:lvl>
+    <w:lvl w:ilvl="7" w:tentative="1">
+      <w:start w:val="1"/>
+      <w:numFmt w:val="bullet"/>
+      <w:lvlText w:val=""/>
+      <w:lvlJc w:val="left"/>
+      <w:pPr>
+        <w:tabs>
+          <w:tab w:val="num" w:pos="5760"/>
+        </w:tabs>
+        <w:ind w:left="5760" w:hanging="360"/>
+      </w:pPr>
+      <w:rPr>
+        <w:rFonts w:ascii="Wingdings" w:hAnsi="Wingdings" w:hint="default"/>
+        <w:sz w:val="20"/>
+      </w:rPr>
+    </w:lvl>
+    <w:lvl w:ilvl="8" w:tentative="1">
+      <w:start w:val="1"/>
+      <w:numFmt w:val="bullet"/>
+      <w:lvlText w:val=""/>
+      <w:lvlJc w:val="left"/>
+      <w:pPr>
+        <w:tabs>
+          <w:tab w:val="num" w:pos="6480"/>
+        </w:tabs>
+        <w:ind w:left="6480" w:hanging="360"/>
+      </w:pPr>
+      <w:rPr>
+        <w:rFonts w:ascii="Wingdings" w:hAnsi="Wingdings" w:hint="default"/>
+        <w:sz w:val="20"/>
+      </w:rPr>
+    </w:lvl>
+  </w:abstractNum>
+  <w:abstractNum w:abstractNumId="1" w15:restartNumberingAfterBreak="0">
+    <w:nsid w:val="04A6073E"/>
+    <w:multiLevelType w:val="multilevel"/>
+    <w:tmpl w:val="ED465310"/>
+    <w:lvl w:ilvl="0">
+      <w:start w:val="1"/>
+      <w:numFmt w:val="bullet"/>
+      <w:lvlText w:val=""/>
+      <w:lvlJc w:val="left"/>
+      <w:pPr>
+        <w:tabs>
+          <w:tab w:val="num" w:pos="720"/>
+        </w:tabs>
+        <w:ind w:left="720" w:hanging="360"/>
+      </w:pPr>
+      <w:rPr>
+        <w:rFonts w:ascii="Symbol" w:hAnsi="Symbol" w:hint="default"/>
+        <w:sz w:val="20"/>
+      </w:rPr>
+    </w:lvl>
+    <w:lvl w:ilvl="1" w:tentative="1">
+      <w:start w:val="1"/>
+      <w:numFmt w:val="bullet"/>
+      <w:lvlText w:val="o"/>
+      <w:lvlJc w:val="left"/>
+      <w:pPr>
+        <w:tabs>
+          <w:tab w:val="num" w:pos="1440"/>
+        </w:tabs>
+        <w:ind w:left="1440" w:hanging="360"/>
+      </w:pPr>
+      <w:rPr>
+        <w:rFonts w:ascii="Courier New" w:hAnsi="Courier New" w:hint="default"/>
+        <w:sz w:val="20"/>
+      </w:rPr>
+    </w:lvl>
+    <w:lvl w:ilvl="2" w:tentative="1">
+      <w:start w:val="1"/>
+      <w:numFmt w:val="bullet"/>
+      <w:lvlText w:val=""/>
+      <w:lvlJc w:val="left"/>
+      <w:pPr>
+        <w:tabs>
+          <w:tab w:val="num" w:pos="2160"/>
+        </w:tabs>
+        <w:ind w:left="2160" w:hanging="360"/>
+      </w:pPr>
+      <w:rPr>
+        <w:rFonts w:ascii="Wingdings" w:hAnsi="Wingdings" w:hint="default"/>
+        <w:sz w:val="20"/>
+      </w:rPr>
+    </w:lvl>
+    <w:lvl w:ilvl="3" w:tentative="1">
+      <w:start w:val="1"/>
+      <w:numFmt w:val="bullet"/>
+      <w:lvlText w:val=""/>
+      <w:lvlJc w:val="left"/>
+      <w:pPr>
+        <w:tabs>
+          <w:tab w:val="num" w:pos="2880"/>
+        </w:tabs>
+        <w:ind w:left="2880" w:hanging="360"/>
+      </w:pPr>
+      <w:rPr>
+        <w:rFonts w:ascii="Wingdings" w:hAnsi="Wingdings" w:hint="default"/>
+        <w:sz w:val="20"/>
+      </w:rPr>
+    </w:lvl>
+    <w:lvl w:ilvl="4" w:tentative="1">
+      <w:start w:val="1"/>
+      <w:numFmt w:val="bullet"/>
+      <w:lvlText w:val=""/>
+      <w:lvlJc w:val="left"/>
+      <w:pPr>
+        <w:tabs>
+          <w:tab w:val="num" w:pos="3600"/>
+        </w:tabs>
+        <w:ind w:left="3600" w:hanging="360"/>
+      </w:pPr>
+      <w:rPr>
+        <w:rFonts w:ascii="Wingdings" w:hAnsi="Wingdings" w:hint="default"/>
+        <w:sz w:val="20"/>
+      </w:rPr>
+    </w:lvl>
+    <w:lvl w:ilvl="5" w:tentative="1">
+      <w:start w:val="1"/>
+      <w:numFmt w:val="bullet"/>
+      <w:lvlText w:val=""/>
+      <w:lvlJc w:val="left"/>
+      <w:pPr>
+        <w:tabs>
+          <w:tab w:val="num" w:pos="4320"/>
+        </w:tabs>
+        <w:ind w:left="4320" w:hanging="360"/>
+      </w:pPr>
+      <w:rPr>
+        <w:rFonts w:ascii="Wingdings" w:hAnsi="Wingdings" w:hint="default"/>
+        <w:sz w:val="20"/>
+      </w:rPr>
+    </w:lvl>
+    <w:lvl w:ilvl="6" w:tentative="1">
+      <w:start w:val="1"/>
+      <w:numFmt w:val="bullet"/>
+      <w:lvlText w:val=""/>
+      <w:lvlJc w:val="left"/>
+      <w:pPr>
+        <w:tabs>
+          <w:tab w:val="num" w:pos="5040"/>
+        </w:tabs>
+        <w:ind w:left="5040" w:hanging="360"/>
+      </w:pPr>
+      <w:rPr>
+        <w:rFonts w:ascii="Wingdings" w:hAnsi="Wingdings" w:hint="default"/>
+        <w:sz w:val="20"/>
+      </w:rPr>
+    </w:lvl>
+    <w:lvl w:ilvl="7" w:tentative="1">
+      <w:start w:val="1"/>
+      <w:numFmt w:val="bullet"/>
+      <w:lvlText w:val=""/>
+      <w:lvlJc w:val="left"/>
+      <w:pPr>
+        <w:tabs>
+          <w:tab w:val="num" w:pos="5760"/>
+        </w:tabs>
+        <w:ind w:left="5760" w:hanging="360"/>
+      </w:pPr>
+      <w:rPr>
+        <w:rFonts w:ascii="Wingdings" w:hAnsi="Wingdings" w:hint="default"/>
+        <w:sz w:val="20"/>
+      </w:rPr>
+    </w:lvl>
+    <w:lvl w:ilvl="8" w:tentative="1">
+      <w:start w:val="1"/>
+      <w:numFmt w:val="bullet"/>
+      <w:lvlText w:val=""/>
+      <w:lvlJc w:val="left"/>
+      <w:pPr>
+        <w:tabs>
+          <w:tab w:val="num" w:pos="6480"/>
+        </w:tabs>
+        <w:ind w:left="6480" w:hanging="360"/>
+      </w:pPr>
+      <w:rPr>
+        <w:rFonts w:ascii="Wingdings" w:hAnsi="Wingdings" w:hint="default"/>
+        <w:sz w:val="20"/>
+      </w:rPr>
+    </w:lvl>
+  </w:abstractNum>
+  <w:abstractNum w:abstractNumId="2" w15:restartNumberingAfterBreak="0">
     <w:nsid w:val="1C0C411B"/>
     <w:multiLevelType w:val="multilevel"/>
     <w:tmpl w:val="1C0C411B"/>
-    <w:lvl w:ilvl="0" w:tentative="0">
+    <w:lvl w:ilvl="0">
       <w:start w:val="1"/>
       <w:numFmt w:val="bullet"/>
       <w:lvlText w:val="+"/>
@@ -2286,7 +2019,7 @@
         <w:u w:val="none"/>
       </w:rPr>
     </w:lvl>
-    <w:lvl w:ilvl="1" w:tentative="0">
+    <w:lvl w:ilvl="1">
       <w:start w:val="1"/>
       <w:numFmt w:val="bullet"/>
       <w:lvlText w:val="+"/>
@@ -2298,7 +2031,7 @@
         <w:u w:val="none"/>
       </w:rPr>
     </w:lvl>
-    <w:lvl w:ilvl="2" w:tentative="0">
+    <w:lvl w:ilvl="2">
       <w:start w:val="1"/>
       <w:numFmt w:val="bullet"/>
       <w:lvlText w:val="+"/>
@@ -2310,7 +2043,7 @@
         <w:u w:val="none"/>
       </w:rPr>
     </w:lvl>
-    <w:lvl w:ilvl="3" w:tentative="0">
+    <w:lvl w:ilvl="3">
       <w:start w:val="1"/>
       <w:numFmt w:val="bullet"/>
       <w:lvlText w:val="+"/>
@@ -2322,7 +2055,7 @@
         <w:u w:val="none"/>
       </w:rPr>
     </w:lvl>
-    <w:lvl w:ilvl="4" w:tentative="0">
+    <w:lvl w:ilvl="4">
       <w:start w:val="1"/>
       <w:numFmt w:val="bullet"/>
       <w:lvlText w:val="+"/>
@@ -2334,7 +2067,7 @@
         <w:u w:val="none"/>
       </w:rPr>
     </w:lvl>
-    <w:lvl w:ilvl="5" w:tentative="0">
+    <w:lvl w:ilvl="5">
       <w:start w:val="1"/>
       <w:numFmt w:val="bullet"/>
       <w:lvlText w:val="+"/>
@@ -2346,7 +2079,7 @@
         <w:u w:val="none"/>
       </w:rPr>
     </w:lvl>
-    <w:lvl w:ilvl="6" w:tentative="0">
+    <w:lvl w:ilvl="6">
       <w:start w:val="1"/>
       <w:numFmt w:val="bullet"/>
       <w:lvlText w:val="+"/>
@@ -2358,7 +2091,7 @@
         <w:u w:val="none"/>
       </w:rPr>
     </w:lvl>
-    <w:lvl w:ilvl="7" w:tentative="0">
+    <w:lvl w:ilvl="7">
       <w:start w:val="1"/>
       <w:numFmt w:val="bullet"/>
       <w:lvlText w:val="+"/>
@@ -2370,7 +2103,7 @@
         <w:u w:val="none"/>
       </w:rPr>
     </w:lvl>
-    <w:lvl w:ilvl="8" w:tentative="0">
+    <w:lvl w:ilvl="8">
       <w:start w:val="1"/>
       <w:numFmt w:val="bullet"/>
       <w:lvlText w:val="+"/>
@@ -2383,11 +2116,11 @@
       </w:rPr>
     </w:lvl>
   </w:abstractNum>
-  <w:abstractNum w:abstractNumId="1">
+  <w:abstractNum w:abstractNumId="3" w15:restartNumberingAfterBreak="0">
     <w:nsid w:val="53605380"/>
     <w:multiLevelType w:val="multilevel"/>
     <w:tmpl w:val="53605380"/>
-    <w:lvl w:ilvl="0" w:tentative="0">
+    <w:lvl w:ilvl="0">
       <w:start w:val="1"/>
       <w:numFmt w:val="bullet"/>
       <w:lvlText w:val="+"/>
@@ -2399,7 +2132,7 @@
         <w:u w:val="none"/>
       </w:rPr>
     </w:lvl>
-    <w:lvl w:ilvl="1" w:tentative="0">
+    <w:lvl w:ilvl="1">
       <w:start w:val="1"/>
       <w:numFmt w:val="bullet"/>
       <w:lvlText w:val="+"/>
@@ -2411,7 +2144,7 @@
         <w:u w:val="none"/>
       </w:rPr>
     </w:lvl>
-    <w:lvl w:ilvl="2" w:tentative="0">
+    <w:lvl w:ilvl="2">
       <w:start w:val="1"/>
       <w:numFmt w:val="bullet"/>
       <w:lvlText w:val="+"/>
@@ -2423,7 +2156,7 @@
         <w:u w:val="none"/>
       </w:rPr>
     </w:lvl>
-    <w:lvl w:ilvl="3" w:tentative="0">
+    <w:lvl w:ilvl="3">
       <w:start w:val="1"/>
       <w:numFmt w:val="bullet"/>
       <w:lvlText w:val="+"/>
@@ -2435,7 +2168,7 @@
         <w:u w:val="none"/>
       </w:rPr>
     </w:lvl>
-    <w:lvl w:ilvl="4" w:tentative="0">
+    <w:lvl w:ilvl="4">
       <w:start w:val="1"/>
       <w:numFmt w:val="bullet"/>
       <w:lvlText w:val="+"/>
@@ -2447,7 +2180,7 @@
         <w:u w:val="none"/>
       </w:rPr>
     </w:lvl>
-    <w:lvl w:ilvl="5" w:tentative="0">
+    <w:lvl w:ilvl="5">
       <w:start w:val="1"/>
       <w:numFmt w:val="bullet"/>
       <w:lvlText w:val="+"/>
@@ -2459,7 +2192,7 @@
         <w:u w:val="none"/>
       </w:rPr>
     </w:lvl>
-    <w:lvl w:ilvl="6" w:tentative="0">
+    <w:lvl w:ilvl="6">
       <w:start w:val="1"/>
       <w:numFmt w:val="bullet"/>
       <w:lvlText w:val="+"/>
@@ -2471,7 +2204,7 @@
         <w:u w:val="none"/>
       </w:rPr>
     </w:lvl>
-    <w:lvl w:ilvl="7" w:tentative="0">
+    <w:lvl w:ilvl="7">
       <w:start w:val="1"/>
       <w:numFmt w:val="bullet"/>
       <w:lvlText w:val="+"/>
@@ -2483,7 +2216,7 @@
         <w:u w:val="none"/>
       </w:rPr>
     </w:lvl>
-    <w:lvl w:ilvl="8" w:tentative="0">
+    <w:lvl w:ilvl="8">
       <w:start w:val="1"/>
       <w:numFmt w:val="bullet"/>
       <w:lvlText w:val="+"/>
@@ -2496,11 +2229,160 @@
       </w:rPr>
     </w:lvl>
   </w:abstractNum>
-  <w:abstractNum w:abstractNumId="2">
+  <w:abstractNum w:abstractNumId="4" w15:restartNumberingAfterBreak="0">
+    <w:nsid w:val="65984765"/>
+    <w:multiLevelType w:val="multilevel"/>
+    <w:tmpl w:val="64C8E70E"/>
+    <w:lvl w:ilvl="0">
+      <w:start w:val="1"/>
+      <w:numFmt w:val="bullet"/>
+      <w:lvlText w:val=""/>
+      <w:lvlJc w:val="left"/>
+      <w:pPr>
+        <w:tabs>
+          <w:tab w:val="num" w:pos="720"/>
+        </w:tabs>
+        <w:ind w:left="720" w:hanging="360"/>
+      </w:pPr>
+      <w:rPr>
+        <w:rFonts w:ascii="Symbol" w:hAnsi="Symbol" w:hint="default"/>
+        <w:sz w:val="20"/>
+      </w:rPr>
+    </w:lvl>
+    <w:lvl w:ilvl="1" w:tentative="1">
+      <w:start w:val="1"/>
+      <w:numFmt w:val="bullet"/>
+      <w:lvlText w:val="o"/>
+      <w:lvlJc w:val="left"/>
+      <w:pPr>
+        <w:tabs>
+          <w:tab w:val="num" w:pos="1440"/>
+        </w:tabs>
+        <w:ind w:left="1440" w:hanging="360"/>
+      </w:pPr>
+      <w:rPr>
+        <w:rFonts w:ascii="Courier New" w:hAnsi="Courier New" w:hint="default"/>
+        <w:sz w:val="20"/>
+      </w:rPr>
+    </w:lvl>
+    <w:lvl w:ilvl="2" w:tentative="1">
+      <w:start w:val="1"/>
+      <w:numFmt w:val="bullet"/>
+      <w:lvlText w:val=""/>
+      <w:lvlJc w:val="left"/>
+      <w:pPr>
+        <w:tabs>
+          <w:tab w:val="num" w:pos="2160"/>
+        </w:tabs>
+        <w:ind w:left="2160" w:hanging="360"/>
+      </w:pPr>
+      <w:rPr>
+        <w:rFonts w:ascii="Wingdings" w:hAnsi="Wingdings" w:hint="default"/>
+        <w:sz w:val="20"/>
+      </w:rPr>
+    </w:lvl>
+    <w:lvl w:ilvl="3" w:tentative="1">
+      <w:start w:val="1"/>
+      <w:numFmt w:val="bullet"/>
+      <w:lvlText w:val=""/>
+      <w:lvlJc w:val="left"/>
+      <w:pPr>
+        <w:tabs>
+          <w:tab w:val="num" w:pos="2880"/>
+        </w:tabs>
+        <w:ind w:left="2880" w:hanging="360"/>
+      </w:pPr>
+      <w:rPr>
+        <w:rFonts w:ascii="Wingdings" w:hAnsi="Wingdings" w:hint="default"/>
+        <w:sz w:val="20"/>
+      </w:rPr>
+    </w:lvl>
+    <w:lvl w:ilvl="4" w:tentative="1">
+      <w:start w:val="1"/>
+      <w:numFmt w:val="bullet"/>
+      <w:lvlText w:val=""/>
+      <w:lvlJc w:val="left"/>
+      <w:pPr>
+        <w:tabs>
+          <w:tab w:val="num" w:pos="3600"/>
+        </w:tabs>
+        <w:ind w:left="3600" w:hanging="360"/>
+      </w:pPr>
+      <w:rPr>
+        <w:rFonts w:ascii="Wingdings" w:hAnsi="Wingdings" w:hint="default"/>
+        <w:sz w:val="20"/>
+      </w:rPr>
+    </w:lvl>
+    <w:lvl w:ilvl="5" w:tentative="1">
+      <w:start w:val="1"/>
+      <w:numFmt w:val="bullet"/>
+      <w:lvlText w:val=""/>
+      <w:lvlJc w:val="left"/>
+      <w:pPr>
+        <w:tabs>
+          <w:tab w:val="num" w:pos="4320"/>
+        </w:tabs>
+        <w:ind w:left="4320" w:hanging="360"/>
+      </w:pPr>
+      <w:rPr>
+        <w:rFonts w:ascii="Wingdings" w:hAnsi="Wingdings" w:hint="default"/>
+        <w:sz w:val="20"/>
+      </w:rPr>
+    </w:lvl>
+    <w:lvl w:ilvl="6" w:tentative="1">
+      <w:start w:val="1"/>
+      <w:numFmt w:val="bullet"/>
+      <w:lvlText w:val=""/>
+      <w:lvlJc w:val="left"/>
+      <w:pPr>
+        <w:tabs>
+          <w:tab w:val="num" w:pos="5040"/>
+        </w:tabs>
+        <w:ind w:left="5040" w:hanging="360"/>
+      </w:pPr>
+      <w:rPr>
+        <w:rFonts w:ascii="Wingdings" w:hAnsi="Wingdings" w:hint="default"/>
+        <w:sz w:val="20"/>
+      </w:rPr>
+    </w:lvl>
+    <w:lvl w:ilvl="7" w:tentative="1">
+      <w:start w:val="1"/>
+      <w:numFmt w:val="bullet"/>
+      <w:lvlText w:val=""/>
+      <w:lvlJc w:val="left"/>
+      <w:pPr>
+        <w:tabs>
+          <w:tab w:val="num" w:pos="5760"/>
+        </w:tabs>
+        <w:ind w:left="5760" w:hanging="360"/>
+      </w:pPr>
+      <w:rPr>
+        <w:rFonts w:ascii="Wingdings" w:hAnsi="Wingdings" w:hint="default"/>
+        <w:sz w:val="20"/>
+      </w:rPr>
+    </w:lvl>
+    <w:lvl w:ilvl="8" w:tentative="1">
+      <w:start w:val="1"/>
+      <w:numFmt w:val="bullet"/>
+      <w:lvlText w:val=""/>
+      <w:lvlJc w:val="left"/>
+      <w:pPr>
+        <w:tabs>
+          <w:tab w:val="num" w:pos="6480"/>
+        </w:tabs>
+        <w:ind w:left="6480" w:hanging="360"/>
+      </w:pPr>
+      <w:rPr>
+        <w:rFonts w:ascii="Wingdings" w:hAnsi="Wingdings" w:hint="default"/>
+        <w:sz w:val="20"/>
+      </w:rPr>
+    </w:lvl>
+  </w:abstractNum>
+  <w:abstractNum w:abstractNumId="5" w15:restartNumberingAfterBreak="0">
     <w:nsid w:val="6FE90FBE"/>
     <w:multiLevelType w:val="multilevel"/>
     <w:tmpl w:val="6FE90FBE"/>
-    <w:lvl w:ilvl="0" w:tentative="0">
+    <w:lvl w:ilvl="0">
       <w:start w:val="1"/>
       <w:numFmt w:val="bullet"/>
       <w:lvlText w:val="+"/>
@@ -2512,7 +2394,7 @@
         <w:u w:val="none"/>
       </w:rPr>
     </w:lvl>
-    <w:lvl w:ilvl="1" w:tentative="0">
+    <w:lvl w:ilvl="1">
       <w:start w:val="1"/>
       <w:numFmt w:val="bullet"/>
       <w:lvlText w:val="+"/>
@@ -2524,7 +2406,7 @@
         <w:u w:val="none"/>
       </w:rPr>
     </w:lvl>
-    <w:lvl w:ilvl="2" w:tentative="0">
+    <w:lvl w:ilvl="2">
       <w:start w:val="1"/>
       <w:numFmt w:val="bullet"/>
       <w:lvlText w:val="+"/>
@@ -2536,7 +2418,7 @@
         <w:u w:val="none"/>
       </w:rPr>
     </w:lvl>
-    <w:lvl w:ilvl="3" w:tentative="0">
+    <w:lvl w:ilvl="3">
       <w:start w:val="1"/>
       <w:numFmt w:val="bullet"/>
       <w:lvlText w:val="+"/>
@@ -2548,7 +2430,7 @@
         <w:u w:val="none"/>
       </w:rPr>
     </w:lvl>
-    <w:lvl w:ilvl="4" w:tentative="0">
+    <w:lvl w:ilvl="4">
       <w:start w:val="1"/>
       <w:numFmt w:val="bullet"/>
       <w:lvlText w:val="+"/>
@@ -2560,7 +2442,7 @@
         <w:u w:val="none"/>
       </w:rPr>
     </w:lvl>
-    <w:lvl w:ilvl="5" w:tentative="0">
+    <w:lvl w:ilvl="5">
       <w:start w:val="1"/>
       <w:numFmt w:val="bullet"/>
       <w:lvlText w:val="+"/>
@@ -2572,7 +2454,7 @@
         <w:u w:val="none"/>
       </w:rPr>
     </w:lvl>
-    <w:lvl w:ilvl="6" w:tentative="0">
+    <w:lvl w:ilvl="6">
       <w:start w:val="1"/>
       <w:numFmt w:val="bullet"/>
       <w:lvlText w:val="+"/>
@@ -2584,7 +2466,7 @@
         <w:u w:val="none"/>
       </w:rPr>
     </w:lvl>
-    <w:lvl w:ilvl="7" w:tentative="0">
+    <w:lvl w:ilvl="7">
       <w:start w:val="1"/>
       <w:numFmt w:val="bullet"/>
       <w:lvlText w:val="+"/>
@@ -2596,7 +2478,7 @@
         <w:u w:val="none"/>
       </w:rPr>
     </w:lvl>
-    <w:lvl w:ilvl="8" w:tentative="0">
+    <w:lvl w:ilvl="8">
       <w:start w:val="1"/>
       <w:numFmt w:val="bullet"/>
       <w:lvlText w:val="+"/>
@@ -2610,298 +2492,432 @@
     </w:lvl>
   </w:abstractNum>
   <w:num w:numId="1">
+    <w:abstractNumId w:val="5"/>
+  </w:num>
+  <w:num w:numId="2">
     <w:abstractNumId w:val="2"/>
   </w:num>
-  <w:num w:numId="2">
+  <w:num w:numId="3">
+    <w:abstractNumId w:val="3"/>
+  </w:num>
+  <w:num w:numId="4">
+    <w:abstractNumId w:val="1"/>
+  </w:num>
+  <w:num w:numId="5">
     <w:abstractNumId w:val="0"/>
   </w:num>
-  <w:num w:numId="3">
-    <w:abstractNumId w:val="1"/>
+  <w:num w:numId="6">
+    <w:abstractNumId w:val="4"/>
   </w:num>
 </w:numbering>
 </file>
 
 <file path=word/styles.xml><?xml version="1.0" encoding="utf-8"?>
-<w:styles xmlns:mc="http://schemas.openxmlformats.org/markup-compatibility/2006" xmlns:o="urn:schemas-microsoft-com:office:office" xmlns:r="http://schemas.openxmlformats.org/officeDocument/2006/relationships" xmlns:m="http://schemas.openxmlformats.org/officeDocument/2006/math" xmlns:v="urn:schemas-microsoft-com:vml" xmlns:w="http://schemas.openxmlformats.org/wordprocessingml/2006/main" xmlns:w14="http://schemas.microsoft.com/office/word/2010/wordml" xmlns:w10="urn:schemas-microsoft-com:office:word" xmlns:sl="http://schemas.openxmlformats.org/schemaLibrary/2006/main" xmlns:wpsCustomData="http://www.wps.cn/officeDocument/2013/wpsCustomData" mc:Ignorable="w14">
+<w:styles xmlns:mc="http://schemas.openxmlformats.org/markup-compatibility/2006" xmlns:r="http://schemas.openxmlformats.org/officeDocument/2006/relationships" xmlns:w="http://schemas.openxmlformats.org/wordprocessingml/2006/main" xmlns:w14="http://schemas.microsoft.com/office/word/2010/wordml" xmlns:w15="http://schemas.microsoft.com/office/word/2012/wordml" xmlns:w16cid="http://schemas.microsoft.com/office/word/2016/wordml/cid" xmlns:w16se="http://schemas.microsoft.com/office/word/2015/wordml/symex" mc:Ignorable="w14 w15 w16se w16cid">
   <w:docDefaults>
     <w:rPrDefault>
       <w:rPr>
-        <w:rFonts w:ascii="Times New Roman" w:hAnsi="Times New Roman" w:eastAsia="SimSun" w:cs="Times New Roman"/>
+        <w:rFonts w:ascii="Times New Roman" w:eastAsia="SimSun" w:hAnsi="Times New Roman" w:cs="Times New Roman"/>
+        <w:lang w:val="en-US" w:eastAsia="en-US" w:bidi="ar-SA"/>
       </w:rPr>
     </w:rPrDefault>
     <w:pPrDefault/>
   </w:docDefaults>
-  <w:latentStyles w:count="260" w:defQFormat="0" w:defUnhideWhenUsed="1" w:defSemiHidden="1" w:defUIPriority="99" w:defLockedState="0">
-    <w:lsdException w:qFormat="1" w:unhideWhenUsed="0" w:uiPriority="0" w:semiHidden="0" w:name="Normal"/>
-    <w:lsdException w:qFormat="1" w:unhideWhenUsed="0" w:uiPriority="9" w:semiHidden="0" w:name="heading 1"/>
-    <w:lsdException w:qFormat="1" w:uiPriority="9" w:name="heading 2"/>
-    <w:lsdException w:qFormat="1" w:uiPriority="9" w:name="heading 3"/>
-    <w:lsdException w:qFormat="1" w:uiPriority="9" w:name="heading 4"/>
-    <w:lsdException w:qFormat="1" w:uiPriority="9" w:name="heading 5"/>
-    <w:lsdException w:qFormat="1" w:uiPriority="9" w:name="heading 6"/>
-    <w:lsdException w:qFormat="1" w:uiPriority="9" w:name="heading 7"/>
-    <w:lsdException w:qFormat="1" w:uiPriority="9" w:name="heading 8"/>
-    <w:lsdException w:qFormat="1" w:uiPriority="9" w:name="heading 9"/>
-    <w:lsdException w:uiPriority="99" w:name="index 1"/>
-    <w:lsdException w:uiPriority="99" w:name="index 2"/>
-    <w:lsdException w:uiPriority="99" w:name="index 3"/>
-    <w:lsdException w:uiPriority="99" w:name="index 4"/>
-    <w:lsdException w:uiPriority="99" w:name="index 5"/>
-    <w:lsdException w:uiPriority="99" w:name="index 6"/>
-    <w:lsdException w:uiPriority="99" w:name="index 7"/>
-    <w:lsdException w:uiPriority="99" w:name="index 8"/>
-    <w:lsdException w:uiPriority="99" w:name="index 9"/>
-    <w:lsdException w:uiPriority="39" w:name="toc 1"/>
-    <w:lsdException w:uiPriority="39" w:name="toc 2"/>
-    <w:lsdException w:uiPriority="39" w:name="toc 3"/>
-    <w:lsdException w:uiPriority="39" w:name="toc 4"/>
-    <w:lsdException w:uiPriority="39" w:name="toc 5"/>
-    <w:lsdException w:uiPriority="39" w:name="toc 6"/>
-    <w:lsdException w:uiPriority="39" w:name="toc 7"/>
-    <w:lsdException w:uiPriority="39" w:name="toc 8"/>
-    <w:lsdException w:uiPriority="39" w:name="toc 9"/>
-    <w:lsdException w:uiPriority="99" w:name="Normal Indent"/>
-    <w:lsdException w:uiPriority="99" w:name="footnote text"/>
-    <w:lsdException w:uiPriority="99" w:name="annotation text"/>
-    <w:lsdException w:uiPriority="99" w:name="header"/>
-    <w:lsdException w:uiPriority="99" w:name="footer"/>
-    <w:lsdException w:uiPriority="99" w:name="index heading"/>
-    <w:lsdException w:qFormat="1" w:uiPriority="35" w:name="caption"/>
-    <w:lsdException w:uiPriority="99" w:name="table of figures"/>
-    <w:lsdException w:uiPriority="99" w:name="envelope address"/>
-    <w:lsdException w:uiPriority="99" w:name="envelope return"/>
-    <w:lsdException w:uiPriority="99" w:name="footnote reference"/>
-    <w:lsdException w:uiPriority="99" w:name="annotation reference"/>
-    <w:lsdException w:uiPriority="99" w:name="line number"/>
-    <w:lsdException w:uiPriority="99" w:name="page number"/>
-    <w:lsdException w:uiPriority="99" w:name="endnote reference"/>
-    <w:lsdException w:uiPriority="99" w:name="endnote text"/>
-    <w:lsdException w:uiPriority="99" w:name="table of authorities"/>
-    <w:lsdException w:uiPriority="99" w:name="macro"/>
-    <w:lsdException w:uiPriority="99" w:name="toa heading"/>
-    <w:lsdException w:uiPriority="99" w:name="List"/>
-    <w:lsdException w:uiPriority="99" w:name="List Bullet"/>
-    <w:lsdException w:uiPriority="99" w:name="List Number"/>
-    <w:lsdException w:uiPriority="99" w:name="List 2"/>
-    <w:lsdException w:uiPriority="99" w:name="List 3"/>
-    <w:lsdException w:uiPriority="99" w:name="List 4"/>
-    <w:lsdException w:uiPriority="99" w:name="List 5"/>
-    <w:lsdException w:uiPriority="99" w:name="List Bullet 2"/>
-    <w:lsdException w:uiPriority="99" w:name="List Bullet 3"/>
-    <w:lsdException w:uiPriority="99" w:name="List Bullet 4"/>
-    <w:lsdException w:uiPriority="99" w:name="List Bullet 5"/>
-    <w:lsdException w:uiPriority="99" w:name="List Number 2"/>
-    <w:lsdException w:uiPriority="99" w:name="List Number 3"/>
-    <w:lsdException w:uiPriority="99" w:name="List Number 4"/>
-    <w:lsdException w:uiPriority="99" w:name="List Number 5"/>
-    <w:lsdException w:qFormat="1" w:unhideWhenUsed="0" w:uiPriority="10" w:semiHidden="0" w:name="Title"/>
-    <w:lsdException w:uiPriority="99" w:name="Closing"/>
-    <w:lsdException w:uiPriority="99" w:name="Signature"/>
-    <w:lsdException w:uiPriority="1" w:name="Default Paragraph Font"/>
-    <w:lsdException w:uiPriority="99" w:name="Body Text"/>
-    <w:lsdException w:uiPriority="99" w:name="Body Text Indent"/>
-    <w:lsdException w:uiPriority="99" w:name="List Continue"/>
-    <w:lsdException w:uiPriority="99" w:name="List Continue 2"/>
-    <w:lsdException w:uiPriority="99" w:name="List Continue 3"/>
-    <w:lsdException w:uiPriority="99" w:name="List Continue 4"/>
-    <w:lsdException w:uiPriority="99" w:name="List Continue 5"/>
-    <w:lsdException w:uiPriority="99" w:name="Message Header"/>
-    <w:lsdException w:qFormat="1" w:unhideWhenUsed="0" w:uiPriority="11" w:semiHidden="0" w:name="Subtitle"/>
-    <w:lsdException w:uiPriority="99" w:name="Salutation"/>
-    <w:lsdException w:uiPriority="99" w:name="Date"/>
-    <w:lsdException w:uiPriority="99" w:name="Body Text First Indent"/>
-    <w:lsdException w:uiPriority="99" w:name="Body Text First Indent 2"/>
-    <w:lsdException w:uiPriority="99" w:name="Note Heading"/>
-    <w:lsdException w:uiPriority="99" w:name="Body Text 2"/>
-    <w:lsdException w:uiPriority="99" w:name="Body Text 3"/>
-    <w:lsdException w:uiPriority="99" w:name="Body Text Indent 2"/>
-    <w:lsdException w:uiPriority="99" w:name="Body Text Indent 3"/>
-    <w:lsdException w:uiPriority="99" w:name="Block Text"/>
-    <w:lsdException w:uiPriority="99" w:name="Hyperlink"/>
-    <w:lsdException w:uiPriority="99" w:name="FollowedHyperlink"/>
-    <w:lsdException w:qFormat="1" w:unhideWhenUsed="0" w:uiPriority="22" w:semiHidden="0" w:name="Strong"/>
-    <w:lsdException w:qFormat="1" w:unhideWhenUsed="0" w:uiPriority="20" w:semiHidden="0" w:name="Emphasis"/>
-    <w:lsdException w:uiPriority="99" w:name="Document Map"/>
-    <w:lsdException w:uiPriority="99" w:name="Plain Text"/>
-    <w:lsdException w:uiPriority="99" w:name="E-mail Signature"/>
-    <w:lsdException w:uiPriority="99" w:name="Normal (Web)"/>
-    <w:lsdException w:uiPriority="99" w:name="HTML Acronym"/>
-    <w:lsdException w:uiPriority="99" w:name="HTML Address"/>
-    <w:lsdException w:uiPriority="99" w:name="HTML Cite"/>
-    <w:lsdException w:uiPriority="99" w:name="HTML Code"/>
-    <w:lsdException w:uiPriority="99" w:name="HTML Definition"/>
-    <w:lsdException w:uiPriority="99" w:name="HTML Keyboard"/>
-    <w:lsdException w:uiPriority="99" w:name="HTML Preformatted"/>
-    <w:lsdException w:uiPriority="99" w:name="HTML Sample"/>
-    <w:lsdException w:uiPriority="99" w:name="HTML Typewriter"/>
-    <w:lsdException w:uiPriority="99" w:name="HTML Variable"/>
-    <w:lsdException w:uiPriority="99" w:name="Normal Table"/>
-    <w:lsdException w:uiPriority="99" w:name="annotation subject"/>
-    <w:lsdException w:uiPriority="99" w:name="Table Simple 1"/>
-    <w:lsdException w:uiPriority="99" w:name="Table Simple 2"/>
-    <w:lsdException w:uiPriority="99" w:name="Table Simple 3"/>
-    <w:lsdException w:uiPriority="99" w:name="Table Classic 1"/>
-    <w:lsdException w:uiPriority="99" w:name="Table Classic 2"/>
-    <w:lsdException w:uiPriority="99" w:name="Table Classic 3"/>
-    <w:lsdException w:uiPriority="99" w:name="Table Classic 4"/>
-    <w:lsdException w:uiPriority="99" w:name="Table Colorful 1"/>
-    <w:lsdException w:uiPriority="99" w:name="Table Colorful 2"/>
-    <w:lsdException w:uiPriority="99" w:name="Table Colorful 3"/>
-    <w:lsdException w:uiPriority="99" w:name="Table Columns 1"/>
-    <w:lsdException w:uiPriority="99" w:name="Table Columns 2"/>
-    <w:lsdException w:uiPriority="99" w:name="Table Columns 3"/>
-    <w:lsdException w:uiPriority="99" w:name="Table Columns 4"/>
-    <w:lsdException w:uiPriority="99" w:name="Table Columns 5"/>
-    <w:lsdException w:uiPriority="99" w:name="Table Grid 1"/>
-    <w:lsdException w:uiPriority="99" w:name="Table Grid 2"/>
-    <w:lsdException w:uiPriority="99" w:name="Table Grid 3"/>
-    <w:lsdException w:uiPriority="99" w:name="Table Grid 4"/>
-    <w:lsdException w:uiPriority="99" w:name="Table Grid 5"/>
-    <w:lsdException w:uiPriority="99" w:name="Table Grid 6"/>
-    <w:lsdException w:uiPriority="99" w:name="Table Grid 7"/>
-    <w:lsdException w:uiPriority="99" w:name="Table Grid 8"/>
-    <w:lsdException w:uiPriority="99" w:name="Table List 1"/>
-    <w:lsdException w:uiPriority="99" w:name="Table List 2"/>
-    <w:lsdException w:uiPriority="99" w:name="Table List 3"/>
-    <w:lsdException w:uiPriority="99" w:name="Table List 4"/>
-    <w:lsdException w:uiPriority="99" w:name="Table List 5"/>
-    <w:lsdException w:uiPriority="99" w:name="Table List 6"/>
-    <w:lsdException w:uiPriority="99" w:name="Table List 7"/>
-    <w:lsdException w:uiPriority="99" w:name="Table List 8"/>
-    <w:lsdException w:uiPriority="99" w:name="Table 3D effects 1"/>
-    <w:lsdException w:uiPriority="99" w:name="Table 3D effects 2"/>
-    <w:lsdException w:uiPriority="99" w:name="Table 3D effects 3"/>
-    <w:lsdException w:uiPriority="99" w:name="Table Contemporary"/>
-    <w:lsdException w:uiPriority="99" w:name="Table Elegant"/>
-    <w:lsdException w:uiPriority="99" w:name="Table Professional"/>
-    <w:lsdException w:uiPriority="99" w:name="Table Subtle 1"/>
-    <w:lsdException w:uiPriority="99" w:name="Table Subtle 2"/>
-    <w:lsdException w:uiPriority="99" w:name="Table Web 1"/>
-    <w:lsdException w:uiPriority="99" w:name="Table Web 2"/>
-    <w:lsdException w:uiPriority="99" w:name="Table Web 3"/>
-    <w:lsdException w:uiPriority="99" w:name="Balloon Text"/>
-    <w:lsdException w:unhideWhenUsed="0" w:uiPriority="39" w:semiHidden="0" w:name="Table Grid"/>
-    <w:lsdException w:uiPriority="99" w:name="Table Theme"/>
-    <w:lsdException w:unhideWhenUsed="0" w:uiPriority="60" w:semiHidden="0" w:name="Light Shading"/>
-    <w:lsdException w:unhideWhenUsed="0" w:uiPriority="61" w:semiHidden="0" w:name="Light List"/>
-    <w:lsdException w:unhideWhenUsed="0" w:uiPriority="62" w:semiHidden="0" w:name="Light Grid"/>
-    <w:lsdException w:unhideWhenUsed="0" w:uiPriority="63" w:semiHidden="0" w:name="Medium Shading 1"/>
-    <w:lsdException w:unhideWhenUsed="0" w:uiPriority="64" w:semiHidden="0" w:name="Medium Shading 2"/>
-    <w:lsdException w:unhideWhenUsed="0" w:uiPriority="65" w:semiHidden="0" w:name="Medium List 1"/>
-    <w:lsdException w:unhideWhenUsed="0" w:uiPriority="66" w:semiHidden="0" w:name="Medium List 2"/>
-    <w:lsdException w:unhideWhenUsed="0" w:uiPriority="67" w:semiHidden="0" w:name="Medium Grid 1"/>
-    <w:lsdException w:unhideWhenUsed="0" w:uiPriority="68" w:semiHidden="0" w:name="Medium Grid 2"/>
-    <w:lsdException w:unhideWhenUsed="0" w:uiPriority="69" w:semiHidden="0" w:name="Medium Grid 3"/>
-    <w:lsdException w:unhideWhenUsed="0" w:uiPriority="70" w:semiHidden="0" w:name="Dark List"/>
-    <w:lsdException w:unhideWhenUsed="0" w:uiPriority="71" w:semiHidden="0" w:name="Colorful Shading"/>
-    <w:lsdException w:unhideWhenUsed="0" w:uiPriority="72" w:semiHidden="0" w:name="Colorful List"/>
-    <w:lsdException w:unhideWhenUsed="0" w:uiPriority="73" w:semiHidden="0" w:name="Colorful Grid"/>
-    <w:lsdException w:unhideWhenUsed="0" w:uiPriority="60" w:semiHidden="0" w:name="Light Shading Accent 1"/>
-    <w:lsdException w:unhideWhenUsed="0" w:uiPriority="61" w:semiHidden="0" w:name="Light List Accent 1"/>
-    <w:lsdException w:unhideWhenUsed="0" w:uiPriority="62" w:semiHidden="0" w:name="Light Grid Accent 1"/>
-    <w:lsdException w:unhideWhenUsed="0" w:uiPriority="63" w:semiHidden="0" w:name="Medium Shading 1 Accent 1"/>
-    <w:lsdException w:unhideWhenUsed="0" w:uiPriority="64" w:semiHidden="0" w:name="Medium Shading 2 Accent 1"/>
-    <w:lsdException w:unhideWhenUsed="0" w:uiPriority="65" w:semiHidden="0" w:name="Medium List 1 Accent 1"/>
-    <w:lsdException w:unhideWhenUsed="0" w:uiPriority="66" w:semiHidden="0" w:name="Medium List 2 Accent 1"/>
-    <w:lsdException w:unhideWhenUsed="0" w:uiPriority="67" w:semiHidden="0" w:name="Medium Grid 1 Accent 1"/>
-    <w:lsdException w:unhideWhenUsed="0" w:uiPriority="68" w:semiHidden="0" w:name="Medium Grid 2 Accent 1"/>
-    <w:lsdException w:unhideWhenUsed="0" w:uiPriority="69" w:semiHidden="0" w:name="Medium Grid 3 Accent 1"/>
-    <w:lsdException w:unhideWhenUsed="0" w:uiPriority="70" w:semiHidden="0" w:name="Dark List Accent 1"/>
-    <w:lsdException w:unhideWhenUsed="0" w:uiPriority="71" w:semiHidden="0" w:name="Colorful Shading Accent 1"/>
-    <w:lsdException w:unhideWhenUsed="0" w:uiPriority="72" w:semiHidden="0" w:name="Colorful List Accent 1"/>
-    <w:lsdException w:unhideWhenUsed="0" w:uiPriority="73" w:semiHidden="0" w:name="Colorful Grid Accent 1"/>
-    <w:lsdException w:unhideWhenUsed="0" w:uiPriority="60" w:semiHidden="0" w:name="Light Shading Accent 2"/>
-    <w:lsdException w:unhideWhenUsed="0" w:uiPriority="61" w:semiHidden="0" w:name="Light List Accent 2"/>
-    <w:lsdException w:unhideWhenUsed="0" w:uiPriority="62" w:semiHidden="0" w:name="Light Grid Accent 2"/>
-    <w:lsdException w:unhideWhenUsed="0" w:uiPriority="63" w:semiHidden="0" w:name="Medium Shading 1 Accent 2"/>
-    <w:lsdException w:unhideWhenUsed="0" w:uiPriority="64" w:semiHidden="0" w:name="Medium Shading 2 Accent 2"/>
-    <w:lsdException w:unhideWhenUsed="0" w:uiPriority="65" w:semiHidden="0" w:name="Medium List 1 Accent 2"/>
-    <w:lsdException w:unhideWhenUsed="0" w:uiPriority="66" w:semiHidden="0" w:name="Medium List 2 Accent 2"/>
-    <w:lsdException w:unhideWhenUsed="0" w:uiPriority="67" w:semiHidden="0" w:name="Medium Grid 1 Accent 2"/>
-    <w:lsdException w:unhideWhenUsed="0" w:uiPriority="68" w:semiHidden="0" w:name="Medium Grid 2 Accent 2"/>
-    <w:lsdException w:unhideWhenUsed="0" w:uiPriority="69" w:semiHidden="0" w:name="Medium Grid 3 Accent 2"/>
-    <w:lsdException w:unhideWhenUsed="0" w:uiPriority="70" w:semiHidden="0" w:name="Dark List Accent 2"/>
-    <w:lsdException w:unhideWhenUsed="0" w:uiPriority="71" w:semiHidden="0" w:name="Colorful Shading Accent 2"/>
-    <w:lsdException w:unhideWhenUsed="0" w:uiPriority="72" w:semiHidden="0" w:name="Colorful List Accent 2"/>
-    <w:lsdException w:unhideWhenUsed="0" w:uiPriority="73" w:semiHidden="0" w:name="Colorful Grid Accent 2"/>
-    <w:lsdException w:unhideWhenUsed="0" w:uiPriority="60" w:semiHidden="0" w:name="Light Shading Accent 3"/>
-    <w:lsdException w:unhideWhenUsed="0" w:uiPriority="61" w:semiHidden="0" w:name="Light List Accent 3"/>
-    <w:lsdException w:unhideWhenUsed="0" w:uiPriority="62" w:semiHidden="0" w:name="Light Grid Accent 3"/>
-    <w:lsdException w:unhideWhenUsed="0" w:uiPriority="63" w:semiHidden="0" w:name="Medium Shading 1 Accent 3"/>
-    <w:lsdException w:unhideWhenUsed="0" w:uiPriority="64" w:semiHidden="0" w:name="Medium Shading 2 Accent 3"/>
-    <w:lsdException w:unhideWhenUsed="0" w:uiPriority="65" w:semiHidden="0" w:name="Medium List 1 Accent 3"/>
-    <w:lsdException w:unhideWhenUsed="0" w:uiPriority="66" w:semiHidden="0" w:name="Medium List 2 Accent 3"/>
-    <w:lsdException w:unhideWhenUsed="0" w:uiPriority="67" w:semiHidden="0" w:name="Medium Grid 1 Accent 3"/>
-    <w:lsdException w:unhideWhenUsed="0" w:uiPriority="68" w:semiHidden="0" w:name="Medium Grid 2 Accent 3"/>
-    <w:lsdException w:unhideWhenUsed="0" w:uiPriority="69" w:semiHidden="0" w:name="Medium Grid 3 Accent 3"/>
-    <w:lsdException w:unhideWhenUsed="0" w:uiPriority="70" w:semiHidden="0" w:name="Dark List Accent 3"/>
-    <w:lsdException w:unhideWhenUsed="0" w:uiPriority="71" w:semiHidden="0" w:name="Colorful Shading Accent 3"/>
-    <w:lsdException w:unhideWhenUsed="0" w:uiPriority="72" w:semiHidden="0" w:name="Colorful List Accent 3"/>
-    <w:lsdException w:unhideWhenUsed="0" w:uiPriority="73" w:semiHidden="0" w:name="Colorful Grid Accent 3"/>
-    <w:lsdException w:unhideWhenUsed="0" w:uiPriority="60" w:semiHidden="0" w:name="Light Shading Accent 4"/>
-    <w:lsdException w:unhideWhenUsed="0" w:uiPriority="61" w:semiHidden="0" w:name="Light List Accent 4"/>
-    <w:lsdException w:unhideWhenUsed="0" w:uiPriority="62" w:semiHidden="0" w:name="Light Grid Accent 4"/>
-    <w:lsdException w:unhideWhenUsed="0" w:uiPriority="63" w:semiHidden="0" w:name="Medium Shading 1 Accent 4"/>
-    <w:lsdException w:unhideWhenUsed="0" w:uiPriority="64" w:semiHidden="0" w:name="Medium Shading 2 Accent 4"/>
-    <w:lsdException w:unhideWhenUsed="0" w:uiPriority="65" w:semiHidden="0" w:name="Medium List 1 Accent 4"/>
-    <w:lsdException w:unhideWhenUsed="0" w:uiPriority="66" w:semiHidden="0" w:name="Medium List 2 Accent 4"/>
-    <w:lsdException w:unhideWhenUsed="0" w:uiPriority="67" w:semiHidden="0" w:name="Medium Grid 1 Accent 4"/>
-    <w:lsdException w:unhideWhenUsed="0" w:uiPriority="68" w:semiHidden="0" w:name="Medium Grid 2 Accent 4"/>
-    <w:lsdException w:unhideWhenUsed="0" w:uiPriority="69" w:semiHidden="0" w:name="Medium Grid 3 Accent 4"/>
-    <w:lsdException w:unhideWhenUsed="0" w:uiPriority="70" w:semiHidden="0" w:name="Dark List Accent 4"/>
-    <w:lsdException w:unhideWhenUsed="0" w:uiPriority="71" w:semiHidden="0" w:name="Colorful Shading Accent 4"/>
-    <w:lsdException w:unhideWhenUsed="0" w:uiPriority="72" w:semiHidden="0" w:name="Colorful List Accent 4"/>
-    <w:lsdException w:unhideWhenUsed="0" w:uiPriority="73" w:semiHidden="0" w:name="Colorful Grid Accent 4"/>
-    <w:lsdException w:unhideWhenUsed="0" w:uiPriority="60" w:semiHidden="0" w:name="Light Shading Accent 5"/>
-    <w:lsdException w:unhideWhenUsed="0" w:uiPriority="61" w:semiHidden="0" w:name="Light List Accent 5"/>
-    <w:lsdException w:unhideWhenUsed="0" w:uiPriority="62" w:semiHidden="0" w:name="Light Grid Accent 5"/>
-    <w:lsdException w:unhideWhenUsed="0" w:uiPriority="63" w:semiHidden="0" w:name="Medium Shading 1 Accent 5"/>
-    <w:lsdException w:unhideWhenUsed="0" w:uiPriority="64" w:semiHidden="0" w:name="Medium Shading 2 Accent 5"/>
-    <w:lsdException w:unhideWhenUsed="0" w:uiPriority="65" w:semiHidden="0" w:name="Medium List 1 Accent 5"/>
-    <w:lsdException w:unhideWhenUsed="0" w:uiPriority="66" w:semiHidden="0" w:name="Medium List 2 Accent 5"/>
-    <w:lsdException w:unhideWhenUsed="0" w:uiPriority="67" w:semiHidden="0" w:name="Medium Grid 1 Accent 5"/>
-    <w:lsdException w:unhideWhenUsed="0" w:uiPriority="68" w:semiHidden="0" w:name="Medium Grid 2 Accent 5"/>
-    <w:lsdException w:unhideWhenUsed="0" w:uiPriority="69" w:semiHidden="0" w:name="Medium Grid 3 Accent 5"/>
-    <w:lsdException w:unhideWhenUsed="0" w:uiPriority="70" w:semiHidden="0" w:name="Dark List Accent 5"/>
-    <w:lsdException w:unhideWhenUsed="0" w:uiPriority="71" w:semiHidden="0" w:name="Colorful Shading Accent 5"/>
-    <w:lsdException w:unhideWhenUsed="0" w:uiPriority="72" w:semiHidden="0" w:name="Colorful List Accent 5"/>
-    <w:lsdException w:unhideWhenUsed="0" w:uiPriority="73" w:semiHidden="0" w:name="Colorful Grid Accent 5"/>
-    <w:lsdException w:unhideWhenUsed="0" w:uiPriority="60" w:semiHidden="0" w:name="Light Shading Accent 6"/>
-    <w:lsdException w:unhideWhenUsed="0" w:uiPriority="61" w:semiHidden="0" w:name="Light List Accent 6"/>
-    <w:lsdException w:unhideWhenUsed="0" w:uiPriority="62" w:semiHidden="0" w:name="Light Grid Accent 6"/>
-    <w:lsdException w:unhideWhenUsed="0" w:uiPriority="63" w:semiHidden="0" w:name="Medium Shading 1 Accent 6"/>
-    <w:lsdException w:unhideWhenUsed="0" w:uiPriority="64" w:semiHidden="0" w:name="Medium Shading 2 Accent 6"/>
-    <w:lsdException w:unhideWhenUsed="0" w:uiPriority="65" w:semiHidden="0" w:name="Medium List 1 Accent 6"/>
-    <w:lsdException w:unhideWhenUsed="0" w:uiPriority="66" w:semiHidden="0" w:name="Medium List 2 Accent 6"/>
-    <w:lsdException w:unhideWhenUsed="0" w:uiPriority="67" w:semiHidden="0" w:name="Medium Grid 1 Accent 6"/>
-    <w:lsdException w:unhideWhenUsed="0" w:uiPriority="68" w:semiHidden="0" w:name="Medium Grid 2 Accent 6"/>
-    <w:lsdException w:unhideWhenUsed="0" w:uiPriority="69" w:semiHidden="0" w:name="Medium Grid 3 Accent 6"/>
-    <w:lsdException w:unhideWhenUsed="0" w:uiPriority="70" w:semiHidden="0" w:name="Dark List Accent 6"/>
-    <w:lsdException w:unhideWhenUsed="0" w:uiPriority="71" w:semiHidden="0" w:name="Colorful Shading Accent 6"/>
-    <w:lsdException w:unhideWhenUsed="0" w:uiPriority="72" w:semiHidden="0" w:name="Colorful List Accent 6"/>
-    <w:lsdException w:unhideWhenUsed="0" w:uiPriority="73" w:semiHidden="0" w:name="Colorful Grid Accent 6"/>
+  <w:latentStyles w:defLockedState="0" w:defUIPriority="99" w:defSemiHidden="0" w:defUnhideWhenUsed="0" w:defQFormat="0" w:count="377">
+    <w:lsdException w:name="Normal" w:uiPriority="0" w:qFormat="1"/>
+    <w:lsdException w:name="heading 1" w:uiPriority="9" w:qFormat="1"/>
+    <w:lsdException w:name="heading 2" w:semiHidden="1" w:uiPriority="9" w:unhideWhenUsed="1" w:qFormat="1"/>
+    <w:lsdException w:name="heading 3" w:semiHidden="1" w:uiPriority="9" w:unhideWhenUsed="1" w:qFormat="1"/>
+    <w:lsdException w:name="heading 4" w:semiHidden="1" w:uiPriority="9" w:unhideWhenUsed="1" w:qFormat="1"/>
+    <w:lsdException w:name="heading 5" w:semiHidden="1" w:uiPriority="9" w:unhideWhenUsed="1" w:qFormat="1"/>
+    <w:lsdException w:name="heading 6" w:semiHidden="1" w:uiPriority="9" w:unhideWhenUsed="1" w:qFormat="1"/>
+    <w:lsdException w:name="heading 7" w:semiHidden="1" w:uiPriority="9" w:unhideWhenUsed="1" w:qFormat="1"/>
+    <w:lsdException w:name="heading 8" w:semiHidden="1" w:uiPriority="9" w:unhideWhenUsed="1" w:qFormat="1"/>
+    <w:lsdException w:name="heading 9" w:semiHidden="1" w:uiPriority="9" w:unhideWhenUsed="1" w:qFormat="1"/>
+    <w:lsdException w:name="index 1" w:semiHidden="1" w:unhideWhenUsed="1"/>
+    <w:lsdException w:name="index 2" w:semiHidden="1" w:unhideWhenUsed="1"/>
+    <w:lsdException w:name="index 3" w:semiHidden="1" w:unhideWhenUsed="1"/>
+    <w:lsdException w:name="index 4" w:semiHidden="1" w:unhideWhenUsed="1"/>
+    <w:lsdException w:name="index 5" w:semiHidden="1" w:unhideWhenUsed="1"/>
+    <w:lsdException w:name="index 6" w:semiHidden="1" w:unhideWhenUsed="1"/>
+    <w:lsdException w:name="index 7" w:semiHidden="1" w:unhideWhenUsed="1"/>
+    <w:lsdException w:name="index 8" w:semiHidden="1" w:unhideWhenUsed="1"/>
+    <w:lsdException w:name="index 9" w:semiHidden="1" w:unhideWhenUsed="1"/>
+    <w:lsdException w:name="toc 1" w:semiHidden="1" w:uiPriority="39" w:unhideWhenUsed="1"/>
+    <w:lsdException w:name="toc 2" w:semiHidden="1" w:uiPriority="39" w:unhideWhenUsed="1"/>
+    <w:lsdException w:name="toc 3" w:semiHidden="1" w:uiPriority="39" w:unhideWhenUsed="1"/>
+    <w:lsdException w:name="toc 4" w:semiHidden="1" w:uiPriority="39" w:unhideWhenUsed="1"/>
+    <w:lsdException w:name="toc 5" w:semiHidden="1" w:uiPriority="39" w:unhideWhenUsed="1"/>
+    <w:lsdException w:name="toc 6" w:semiHidden="1" w:uiPriority="39" w:unhideWhenUsed="1"/>
+    <w:lsdException w:name="toc 7" w:semiHidden="1" w:uiPriority="39" w:unhideWhenUsed="1"/>
+    <w:lsdException w:name="toc 8" w:semiHidden="1" w:uiPriority="39" w:unhideWhenUsed="1"/>
+    <w:lsdException w:name="toc 9" w:semiHidden="1" w:uiPriority="39" w:unhideWhenUsed="1"/>
+    <w:lsdException w:name="Normal Indent" w:semiHidden="1" w:unhideWhenUsed="1"/>
+    <w:lsdException w:name="footnote text" w:semiHidden="1" w:unhideWhenUsed="1"/>
+    <w:lsdException w:name="annotation text" w:semiHidden="1" w:unhideWhenUsed="1"/>
+    <w:lsdException w:name="header" w:semiHidden="1" w:unhideWhenUsed="1"/>
+    <w:lsdException w:name="footer" w:semiHidden="1" w:unhideWhenUsed="1"/>
+    <w:lsdException w:name="index heading" w:semiHidden="1" w:unhideWhenUsed="1"/>
+    <w:lsdException w:name="caption" w:semiHidden="1" w:uiPriority="35" w:unhideWhenUsed="1" w:qFormat="1"/>
+    <w:lsdException w:name="table of figures" w:semiHidden="1" w:unhideWhenUsed="1"/>
+    <w:lsdException w:name="envelope address" w:semiHidden="1" w:unhideWhenUsed="1"/>
+    <w:lsdException w:name="envelope return" w:semiHidden="1" w:unhideWhenUsed="1"/>
+    <w:lsdException w:name="footnote reference" w:semiHidden="1" w:unhideWhenUsed="1"/>
+    <w:lsdException w:name="annotation reference" w:semiHidden="1" w:unhideWhenUsed="1"/>
+    <w:lsdException w:name="line number" w:semiHidden="1" w:unhideWhenUsed="1"/>
+    <w:lsdException w:name="page number" w:semiHidden="1" w:unhideWhenUsed="1"/>
+    <w:lsdException w:name="endnote reference" w:semiHidden="1" w:unhideWhenUsed="1"/>
+    <w:lsdException w:name="endnote text" w:semiHidden="1" w:unhideWhenUsed="1"/>
+    <w:lsdException w:name="table of authorities" w:semiHidden="1" w:unhideWhenUsed="1"/>
+    <w:lsdException w:name="macro" w:semiHidden="1" w:unhideWhenUsed="1"/>
+    <w:lsdException w:name="toa heading" w:semiHidden="1" w:unhideWhenUsed="1"/>
+    <w:lsdException w:name="List" w:semiHidden="1" w:unhideWhenUsed="1"/>
+    <w:lsdException w:name="List Bullet" w:semiHidden="1" w:unhideWhenUsed="1"/>
+    <w:lsdException w:name="List Number" w:semiHidden="1" w:unhideWhenUsed="1"/>
+    <w:lsdException w:name="List 2" w:semiHidden="1" w:unhideWhenUsed="1"/>
+    <w:lsdException w:name="List 3" w:semiHidden="1" w:unhideWhenUsed="1"/>
+    <w:lsdException w:name="List 4" w:semiHidden="1" w:unhideWhenUsed="1"/>
+    <w:lsdException w:name="List 5" w:semiHidden="1" w:unhideWhenUsed="1"/>
+    <w:lsdException w:name="List Bullet 2" w:semiHidden="1" w:unhideWhenUsed="1"/>
+    <w:lsdException w:name="List Bullet 3" w:semiHidden="1" w:unhideWhenUsed="1"/>
+    <w:lsdException w:name="List Bullet 4" w:semiHidden="1" w:unhideWhenUsed="1"/>
+    <w:lsdException w:name="List Bullet 5" w:semiHidden="1" w:unhideWhenUsed="1"/>
+    <w:lsdException w:name="List Number 2" w:semiHidden="1" w:unhideWhenUsed="1"/>
+    <w:lsdException w:name="List Number 3" w:semiHidden="1" w:unhideWhenUsed="1"/>
+    <w:lsdException w:name="List Number 4" w:semiHidden="1" w:unhideWhenUsed="1"/>
+    <w:lsdException w:name="List Number 5" w:semiHidden="1" w:unhideWhenUsed="1"/>
+    <w:lsdException w:name="Title" w:uiPriority="10" w:qFormat="1"/>
+    <w:lsdException w:name="Closing" w:semiHidden="1" w:unhideWhenUsed="1"/>
+    <w:lsdException w:name="Signature" w:semiHidden="1" w:unhideWhenUsed="1"/>
+    <w:lsdException w:name="Default Paragraph Font" w:semiHidden="1" w:uiPriority="1" w:unhideWhenUsed="1"/>
+    <w:lsdException w:name="Body Text" w:semiHidden="1" w:unhideWhenUsed="1"/>
+    <w:lsdException w:name="Body Text Indent" w:semiHidden="1" w:unhideWhenUsed="1"/>
+    <w:lsdException w:name="List Continue" w:semiHidden="1" w:unhideWhenUsed="1"/>
+    <w:lsdException w:name="List Continue 2" w:semiHidden="1" w:unhideWhenUsed="1"/>
+    <w:lsdException w:name="List Continue 3" w:semiHidden="1" w:unhideWhenUsed="1"/>
+    <w:lsdException w:name="List Continue 4" w:semiHidden="1" w:unhideWhenUsed="1"/>
+    <w:lsdException w:name="List Continue 5" w:semiHidden="1" w:unhideWhenUsed="1"/>
+    <w:lsdException w:name="Message Header" w:semiHidden="1" w:unhideWhenUsed="1"/>
+    <w:lsdException w:name="Subtitle" w:uiPriority="11" w:qFormat="1"/>
+    <w:lsdException w:name="Salutation" w:semiHidden="1" w:unhideWhenUsed="1"/>
+    <w:lsdException w:name="Date" w:semiHidden="1" w:unhideWhenUsed="1"/>
+    <w:lsdException w:name="Body Text First Indent" w:semiHidden="1" w:unhideWhenUsed="1"/>
+    <w:lsdException w:name="Body Text First Indent 2" w:semiHidden="1" w:unhideWhenUsed="1"/>
+    <w:lsdException w:name="Note Heading" w:semiHidden="1" w:unhideWhenUsed="1"/>
+    <w:lsdException w:name="Body Text 2" w:semiHidden="1" w:unhideWhenUsed="1"/>
+    <w:lsdException w:name="Body Text 3" w:semiHidden="1" w:unhideWhenUsed="1"/>
+    <w:lsdException w:name="Body Text Indent 2" w:semiHidden="1" w:unhideWhenUsed="1"/>
+    <w:lsdException w:name="Body Text Indent 3" w:semiHidden="1" w:unhideWhenUsed="1"/>
+    <w:lsdException w:name="Block Text" w:semiHidden="1" w:unhideWhenUsed="1"/>
+    <w:lsdException w:name="Hyperlink" w:semiHidden="1" w:unhideWhenUsed="1"/>
+    <w:lsdException w:name="FollowedHyperlink" w:semiHidden="1" w:unhideWhenUsed="1"/>
+    <w:lsdException w:name="Strong" w:uiPriority="22" w:qFormat="1"/>
+    <w:lsdException w:name="Emphasis" w:uiPriority="20" w:qFormat="1"/>
+    <w:lsdException w:name="Document Map" w:semiHidden="1" w:unhideWhenUsed="1"/>
+    <w:lsdException w:name="Plain Text" w:semiHidden="1" w:unhideWhenUsed="1"/>
+    <w:lsdException w:name="E-mail Signature" w:semiHidden="1" w:unhideWhenUsed="1"/>
+    <w:lsdException w:name="HTML Top of Form" w:semiHidden="1" w:unhideWhenUsed="1"/>
+    <w:lsdException w:name="HTML Bottom of Form" w:semiHidden="1" w:unhideWhenUsed="1"/>
+    <w:lsdException w:name="Normal (Web)" w:semiHidden="1" w:unhideWhenUsed="1"/>
+    <w:lsdException w:name="HTML Acronym" w:semiHidden="1" w:unhideWhenUsed="1"/>
+    <w:lsdException w:name="HTML Address" w:semiHidden="1" w:unhideWhenUsed="1"/>
+    <w:lsdException w:name="HTML Cite" w:semiHidden="1" w:unhideWhenUsed="1"/>
+    <w:lsdException w:name="HTML Code" w:semiHidden="1" w:unhideWhenUsed="1"/>
+    <w:lsdException w:name="HTML Definition" w:semiHidden="1" w:unhideWhenUsed="1"/>
+    <w:lsdException w:name="HTML Keyboard" w:semiHidden="1" w:unhideWhenUsed="1"/>
+    <w:lsdException w:name="HTML Preformatted" w:semiHidden="1" w:unhideWhenUsed="1"/>
+    <w:lsdException w:name="HTML Sample" w:semiHidden="1" w:unhideWhenUsed="1"/>
+    <w:lsdException w:name="HTML Typewriter" w:semiHidden="1" w:unhideWhenUsed="1"/>
+    <w:lsdException w:name="HTML Variable" w:semiHidden="1" w:unhideWhenUsed="1"/>
+    <w:lsdException w:name="Normal Table" w:semiHidden="1" w:unhideWhenUsed="1"/>
+    <w:lsdException w:name="annotation subject" w:semiHidden="1" w:unhideWhenUsed="1"/>
+    <w:lsdException w:name="No List" w:semiHidden="1" w:unhideWhenUsed="1"/>
+    <w:lsdException w:name="Outline List 1" w:semiHidden="1" w:unhideWhenUsed="1"/>
+    <w:lsdException w:name="Outline List 2" w:semiHidden="1" w:unhideWhenUsed="1"/>
+    <w:lsdException w:name="Outline List 3" w:semiHidden="1" w:unhideWhenUsed="1"/>
+    <w:lsdException w:name="Table Simple 1" w:semiHidden="1" w:unhideWhenUsed="1"/>
+    <w:lsdException w:name="Table Simple 2" w:semiHidden="1" w:unhideWhenUsed="1"/>
+    <w:lsdException w:name="Table Simple 3" w:semiHidden="1" w:unhideWhenUsed="1"/>
+    <w:lsdException w:name="Table Classic 1" w:semiHidden="1" w:unhideWhenUsed="1"/>
+    <w:lsdException w:name="Table Classic 2" w:semiHidden="1" w:unhideWhenUsed="1"/>
+    <w:lsdException w:name="Table Classic 3" w:semiHidden="1" w:unhideWhenUsed="1"/>
+    <w:lsdException w:name="Table Classic 4" w:semiHidden="1" w:unhideWhenUsed="1"/>
+    <w:lsdException w:name="Table Colorful 1" w:semiHidden="1" w:unhideWhenUsed="1"/>
+    <w:lsdException w:name="Table Colorful 2" w:semiHidden="1" w:unhideWhenUsed="1"/>
+    <w:lsdException w:name="Table Colorful 3" w:semiHidden="1" w:unhideWhenUsed="1"/>
+    <w:lsdException w:name="Table Columns 1" w:semiHidden="1" w:unhideWhenUsed="1"/>
+    <w:lsdException w:name="Table Columns 2" w:semiHidden="1" w:unhideWhenUsed="1"/>
+    <w:lsdException w:name="Table Columns 3" w:semiHidden="1" w:unhideWhenUsed="1"/>
+    <w:lsdException w:name="Table Columns 4" w:semiHidden="1" w:unhideWhenUsed="1"/>
+    <w:lsdException w:name="Table Columns 5" w:semiHidden="1" w:unhideWhenUsed="1"/>
+    <w:lsdException w:name="Table Grid 1" w:semiHidden="1" w:unhideWhenUsed="1"/>
+    <w:lsdException w:name="Table Grid 2" w:semiHidden="1" w:unhideWhenUsed="1"/>
+    <w:lsdException w:name="Table Grid 3" w:semiHidden="1" w:unhideWhenUsed="1"/>
+    <w:lsdException w:name="Table Grid 4" w:semiHidden="1" w:unhideWhenUsed="1"/>
+    <w:lsdException w:name="Table Grid 5" w:semiHidden="1" w:unhideWhenUsed="1"/>
+    <w:lsdException w:name="Table Grid 6" w:semiHidden="1" w:unhideWhenUsed="1"/>
+    <w:lsdException w:name="Table Grid 7" w:semiHidden="1" w:unhideWhenUsed="1"/>
+    <w:lsdException w:name="Table Grid 8" w:semiHidden="1" w:unhideWhenUsed="1"/>
+    <w:lsdException w:name="Table List 1" w:semiHidden="1" w:unhideWhenUsed="1"/>
+    <w:lsdException w:name="Table List 2" w:semiHidden="1" w:unhideWhenUsed="1"/>
+    <w:lsdException w:name="Table List 3" w:semiHidden="1" w:unhideWhenUsed="1"/>
+    <w:lsdException w:name="Table List 4" w:semiHidden="1" w:unhideWhenUsed="1"/>
+    <w:lsdException w:name="Table List 5" w:semiHidden="1" w:unhideWhenUsed="1"/>
+    <w:lsdException w:name="Table List 6" w:semiHidden="1" w:unhideWhenUsed="1"/>
+    <w:lsdException w:name="Table List 7" w:semiHidden="1" w:unhideWhenUsed="1"/>
+    <w:lsdException w:name="Table List 8" w:semiHidden="1" w:unhideWhenUsed="1"/>
+    <w:lsdException w:name="Table 3D effects 1" w:semiHidden="1" w:unhideWhenUsed="1"/>
+    <w:lsdException w:name="Table 3D effects 2" w:semiHidden="1" w:unhideWhenUsed="1"/>
+    <w:lsdException w:name="Table 3D effects 3" w:semiHidden="1" w:unhideWhenUsed="1"/>
+    <w:lsdException w:name="Table Contemporary" w:semiHidden="1" w:unhideWhenUsed="1"/>
+    <w:lsdException w:name="Table Elegant" w:semiHidden="1" w:unhideWhenUsed="1"/>
+    <w:lsdException w:name="Table Professional" w:semiHidden="1" w:unhideWhenUsed="1"/>
+    <w:lsdException w:name="Table Subtle 1" w:semiHidden="1" w:unhideWhenUsed="1"/>
+    <w:lsdException w:name="Table Subtle 2" w:semiHidden="1" w:unhideWhenUsed="1"/>
+    <w:lsdException w:name="Table Web 1" w:semiHidden="1" w:unhideWhenUsed="1"/>
+    <w:lsdException w:name="Table Web 2" w:semiHidden="1" w:unhideWhenUsed="1"/>
+    <w:lsdException w:name="Table Web 3" w:semiHidden="1" w:unhideWhenUsed="1"/>
+    <w:lsdException w:name="Balloon Text" w:semiHidden="1" w:unhideWhenUsed="1"/>
+    <w:lsdException w:name="Table Grid" w:uiPriority="39"/>
+    <w:lsdException w:name="Table Theme" w:semiHidden="1" w:unhideWhenUsed="1"/>
+    <w:lsdException w:name="Placeholder Text" w:semiHidden="1"/>
+    <w:lsdException w:name="Light Shading" w:uiPriority="60"/>
+    <w:lsdException w:name="Light List" w:uiPriority="61"/>
+    <w:lsdException w:name="Light Grid" w:uiPriority="62"/>
+    <w:lsdException w:name="Medium Shading 1" w:uiPriority="63"/>
+    <w:lsdException w:name="Medium Shading 2" w:uiPriority="64"/>
+    <w:lsdException w:name="Medium List 1" w:uiPriority="65"/>
+    <w:lsdException w:name="Medium List 2" w:uiPriority="66"/>
+    <w:lsdException w:name="Medium Grid 1" w:uiPriority="67"/>
+    <w:lsdException w:name="Medium Grid 2" w:uiPriority="68"/>
+    <w:lsdException w:name="Medium Grid 3" w:uiPriority="69"/>
+    <w:lsdException w:name="Dark List" w:uiPriority="70"/>
+    <w:lsdException w:name="Colorful Shading" w:uiPriority="71"/>
+    <w:lsdException w:name="Colorful List" w:uiPriority="72"/>
+    <w:lsdException w:name="Colorful Grid" w:uiPriority="73"/>
+    <w:lsdException w:name="Light Shading Accent 1" w:uiPriority="60"/>
+    <w:lsdException w:name="Light List Accent 1" w:uiPriority="61"/>
+    <w:lsdException w:name="Light Grid Accent 1" w:uiPriority="62"/>
+    <w:lsdException w:name="Medium Shading 1 Accent 1" w:uiPriority="63"/>
+    <w:lsdException w:name="Medium Shading 2 Accent 1" w:uiPriority="64"/>
+    <w:lsdException w:name="Medium List 1 Accent 1" w:uiPriority="65"/>
+    <w:lsdException w:name="Revision" w:semiHidden="1"/>
+    <w:lsdException w:name="Medium List 2 Accent 1" w:uiPriority="66"/>
+    <w:lsdException w:name="Medium Grid 1 Accent 1" w:uiPriority="67"/>
+    <w:lsdException w:name="Medium Grid 2 Accent 1" w:uiPriority="68"/>
+    <w:lsdException w:name="Medium Grid 3 Accent 1" w:uiPriority="69"/>
+    <w:lsdException w:name="Dark List Accent 1" w:uiPriority="70"/>
+    <w:lsdException w:name="Colorful Shading Accent 1" w:uiPriority="71"/>
+    <w:lsdException w:name="Colorful List Accent 1" w:uiPriority="72"/>
+    <w:lsdException w:name="Colorful Grid Accent 1" w:uiPriority="73"/>
+    <w:lsdException w:name="Light Shading Accent 2" w:uiPriority="60"/>
+    <w:lsdException w:name="Light List Accent 2" w:uiPriority="61"/>
+    <w:lsdException w:name="Light Grid Accent 2" w:uiPriority="62"/>
+    <w:lsdException w:name="Medium Shading 1 Accent 2" w:uiPriority="63"/>
+    <w:lsdException w:name="Medium Shading 2 Accent 2" w:uiPriority="64"/>
+    <w:lsdException w:name="Medium List 1 Accent 2" w:uiPriority="65"/>
+    <w:lsdException w:name="Medium List 2 Accent 2" w:uiPriority="66"/>
+    <w:lsdException w:name="Medium Grid 1 Accent 2" w:uiPriority="67"/>
+    <w:lsdException w:name="Medium Grid 2 Accent 2" w:uiPriority="68"/>
+    <w:lsdException w:name="Medium Grid 3 Accent 2" w:uiPriority="69"/>
+    <w:lsdException w:name="Dark List Accent 2" w:uiPriority="70"/>
+    <w:lsdException w:name="Colorful Shading Accent 2" w:uiPriority="71"/>
+    <w:lsdException w:name="Colorful List Accent 2" w:uiPriority="72"/>
+    <w:lsdException w:name="Colorful Grid Accent 2" w:uiPriority="73"/>
+    <w:lsdException w:name="Light Shading Accent 3" w:uiPriority="60"/>
+    <w:lsdException w:name="Light List Accent 3" w:uiPriority="61"/>
+    <w:lsdException w:name="Light Grid Accent 3" w:uiPriority="62"/>
+    <w:lsdException w:name="Medium Shading 1 Accent 3" w:uiPriority="63"/>
+    <w:lsdException w:name="Medium Shading 2 Accent 3" w:uiPriority="64"/>
+    <w:lsdException w:name="Medium List 1 Accent 3" w:uiPriority="65"/>
+    <w:lsdException w:name="Medium List 2 Accent 3" w:uiPriority="66"/>
+    <w:lsdException w:name="Medium Grid 1 Accent 3" w:uiPriority="67"/>
+    <w:lsdException w:name="Medium Grid 2 Accent 3" w:uiPriority="68"/>
+    <w:lsdException w:name="Medium Grid 3 Accent 3" w:uiPriority="69"/>
+    <w:lsdException w:name="Dark List Accent 3" w:uiPriority="70"/>
+    <w:lsdException w:name="Colorful Shading Accent 3" w:uiPriority="71"/>
+    <w:lsdException w:name="Colorful List Accent 3" w:uiPriority="72"/>
+    <w:lsdException w:name="Colorful Grid Accent 3" w:uiPriority="73"/>
+    <w:lsdException w:name="Light Shading Accent 4" w:uiPriority="60"/>
+    <w:lsdException w:name="Light List Accent 4" w:uiPriority="61"/>
+    <w:lsdException w:name="Light Grid Accent 4" w:uiPriority="62"/>
+    <w:lsdException w:name="Medium Shading 1 Accent 4" w:uiPriority="63"/>
+    <w:lsdException w:name="Medium Shading 2 Accent 4" w:uiPriority="64"/>
+    <w:lsdException w:name="Medium List 1 Accent 4" w:uiPriority="65"/>
+    <w:lsdException w:name="Medium List 2 Accent 4" w:uiPriority="66"/>
+    <w:lsdException w:name="Medium Grid 1 Accent 4" w:uiPriority="67"/>
+    <w:lsdException w:name="Medium Grid 2 Accent 4" w:uiPriority="68"/>
+    <w:lsdException w:name="Medium Grid 3 Accent 4" w:uiPriority="69"/>
+    <w:lsdException w:name="Dark List Accent 4" w:uiPriority="70"/>
+    <w:lsdException w:name="Colorful Shading Accent 4" w:uiPriority="71"/>
+    <w:lsdException w:name="Colorful List Accent 4" w:uiPriority="72"/>
+    <w:lsdException w:name="Colorful Grid Accent 4" w:uiPriority="73"/>
+    <w:lsdException w:name="Light Shading Accent 5" w:uiPriority="60"/>
+    <w:lsdException w:name="Light List Accent 5" w:uiPriority="61"/>
+    <w:lsdException w:name="Light Grid Accent 5" w:uiPriority="62"/>
+    <w:lsdException w:name="Medium Shading 1 Accent 5" w:uiPriority="63"/>
+    <w:lsdException w:name="Medium Shading 2 Accent 5" w:uiPriority="64"/>
+    <w:lsdException w:name="Medium List 1 Accent 5" w:uiPriority="65"/>
+    <w:lsdException w:name="Medium List 2 Accent 5" w:uiPriority="66"/>
+    <w:lsdException w:name="Medium Grid 1 Accent 5" w:uiPriority="67"/>
+    <w:lsdException w:name="Medium Grid 2 Accent 5" w:uiPriority="68"/>
+    <w:lsdException w:name="Medium Grid 3 Accent 5" w:uiPriority="69"/>
+    <w:lsdException w:name="Dark List Accent 5" w:uiPriority="70"/>
+    <w:lsdException w:name="Colorful Shading Accent 5" w:uiPriority="71"/>
+    <w:lsdException w:name="Colorful List Accent 5" w:uiPriority="72"/>
+    <w:lsdException w:name="Colorful Grid Accent 5" w:uiPriority="73"/>
+    <w:lsdException w:name="Light Shading Accent 6" w:uiPriority="60"/>
+    <w:lsdException w:name="Light List Accent 6" w:uiPriority="61"/>
+    <w:lsdException w:name="Light Grid Accent 6" w:uiPriority="62"/>
+    <w:lsdException w:name="Medium Shading 1 Accent 6" w:uiPriority="63"/>
+    <w:lsdException w:name="Medium Shading 2 Accent 6" w:uiPriority="64"/>
+    <w:lsdException w:name="Medium List 1 Accent 6" w:uiPriority="65"/>
+    <w:lsdException w:name="Medium List 2 Accent 6" w:uiPriority="66"/>
+    <w:lsdException w:name="Medium Grid 1 Accent 6" w:uiPriority="67"/>
+    <w:lsdException w:name="Medium Grid 2 Accent 6" w:uiPriority="68"/>
+    <w:lsdException w:name="Medium Grid 3 Accent 6" w:uiPriority="69"/>
+    <w:lsdException w:name="Dark List Accent 6" w:uiPriority="70"/>
+    <w:lsdException w:name="Colorful Shading Accent 6" w:uiPriority="71"/>
+    <w:lsdException w:name="Colorful List Accent 6" w:uiPriority="72"/>
+    <w:lsdException w:name="Colorful Grid Accent 6" w:uiPriority="73"/>
+    <w:lsdException w:name="Subtle Emphasis" w:uiPriority="19" w:qFormat="1"/>
+    <w:lsdException w:name="Intense Emphasis" w:uiPriority="21" w:qFormat="1"/>
+    <w:lsdException w:name="Subtle Reference" w:uiPriority="31" w:qFormat="1"/>
+    <w:lsdException w:name="Intense Reference" w:uiPriority="32" w:qFormat="1"/>
+    <w:lsdException w:name="Book Title" w:uiPriority="33" w:qFormat="1"/>
+    <w:lsdException w:name="Bibliography" w:semiHidden="1" w:uiPriority="37" w:unhideWhenUsed="1"/>
+    <w:lsdException w:name="TOC Heading" w:semiHidden="1" w:uiPriority="39" w:unhideWhenUsed="1" w:qFormat="1"/>
+    <w:lsdException w:name="Plain Table 1" w:uiPriority="41"/>
+    <w:lsdException w:name="Plain Table 2" w:uiPriority="42"/>
+    <w:lsdException w:name="Plain Table 3" w:uiPriority="43"/>
+    <w:lsdException w:name="Plain Table 4" w:uiPriority="44"/>
+    <w:lsdException w:name="Plain Table 5" w:uiPriority="45"/>
+    <w:lsdException w:name="Grid Table Light" w:uiPriority="40"/>
+    <w:lsdException w:name="Grid Table 1 Light" w:uiPriority="46"/>
+    <w:lsdException w:name="Grid Table 2" w:uiPriority="47"/>
+    <w:lsdException w:name="Grid Table 3" w:uiPriority="48"/>
+    <w:lsdException w:name="Grid Table 4" w:uiPriority="49"/>
+    <w:lsdException w:name="Grid Table 5 Dark" w:uiPriority="50"/>
+    <w:lsdException w:name="Grid Table 6 Colorful" w:uiPriority="51"/>
+    <w:lsdException w:name="Grid Table 7 Colorful" w:uiPriority="52"/>
+    <w:lsdException w:name="Grid Table 1 Light Accent 1" w:uiPriority="46"/>
+    <w:lsdException w:name="Grid Table 2 Accent 1" w:uiPriority="47"/>
+    <w:lsdException w:name="Grid Table 3 Accent 1" w:uiPriority="48"/>
+    <w:lsdException w:name="Grid Table 4 Accent 1" w:uiPriority="49"/>
+    <w:lsdException w:name="Grid Table 5 Dark Accent 1" w:uiPriority="50"/>
+    <w:lsdException w:name="Grid Table 6 Colorful Accent 1" w:uiPriority="51"/>
+    <w:lsdException w:name="Grid Table 7 Colorful Accent 1" w:uiPriority="52"/>
+    <w:lsdException w:name="Grid Table 1 Light Accent 2" w:uiPriority="46"/>
+    <w:lsdException w:name="Grid Table 2 Accent 2" w:uiPriority="47"/>
+    <w:lsdException w:name="Grid Table 3 Accent 2" w:uiPriority="48"/>
+    <w:lsdException w:name="Grid Table 4 Accent 2" w:uiPriority="49"/>
+    <w:lsdException w:name="Grid Table 5 Dark Accent 2" w:uiPriority="50"/>
+    <w:lsdException w:name="Grid Table 6 Colorful Accent 2" w:uiPriority="51"/>
+    <w:lsdException w:name="Grid Table 7 Colorful Accent 2" w:uiPriority="52"/>
+    <w:lsdException w:name="Grid Table 1 Light Accent 3" w:uiPriority="46"/>
+    <w:lsdException w:name="Grid Table 2 Accent 3" w:uiPriority="47"/>
+    <w:lsdException w:name="Grid Table 3 Accent 3" w:uiPriority="48"/>
+    <w:lsdException w:name="Grid Table 4 Accent 3" w:uiPriority="49"/>
+    <w:lsdException w:name="Grid Table 5 Dark Accent 3" w:uiPriority="50"/>
+    <w:lsdException w:name="Grid Table 6 Colorful Accent 3" w:uiPriority="51"/>
+    <w:lsdException w:name="Grid Table 7 Colorful Accent 3" w:uiPriority="52"/>
+    <w:lsdException w:name="Grid Table 1 Light Accent 4" w:uiPriority="46"/>
+    <w:lsdException w:name="Grid Table 2 Accent 4" w:uiPriority="47"/>
+    <w:lsdException w:name="Grid Table 3 Accent 4" w:uiPriority="48"/>
+    <w:lsdException w:name="Grid Table 4 Accent 4" w:uiPriority="49"/>
+    <w:lsdException w:name="Grid Table 5 Dark Accent 4" w:uiPriority="50"/>
+    <w:lsdException w:name="Grid Table 6 Colorful Accent 4" w:uiPriority="51"/>
+    <w:lsdException w:name="Grid Table 7 Colorful Accent 4" w:uiPriority="52"/>
+    <w:lsdException w:name="Grid Table 1 Light Accent 5" w:uiPriority="46"/>
+    <w:lsdException w:name="Grid Table 2 Accent 5" w:uiPriority="47"/>
+    <w:lsdException w:name="Grid Table 3 Accent 5" w:uiPriority="48"/>
+    <w:lsdException w:name="Grid Table 4 Accent 5" w:uiPriority="49"/>
+    <w:lsdException w:name="Grid Table 5 Dark Accent 5" w:uiPriority="50"/>
+    <w:lsdException w:name="Grid Table 6 Colorful Accent 5" w:uiPriority="51"/>
+    <w:lsdException w:name="Grid Table 7 Colorful Accent 5" w:uiPriority="52"/>
+    <w:lsdException w:name="Grid Table 1 Light Accent 6" w:uiPriority="46"/>
+    <w:lsdException w:name="Grid Table 2 Accent 6" w:uiPriority="47"/>
+    <w:lsdException w:name="Grid Table 3 Accent 6" w:uiPriority="48"/>
+    <w:lsdException w:name="Grid Table 4 Accent 6" w:uiPriority="49"/>
+    <w:lsdException w:name="Grid Table 5 Dark Accent 6" w:uiPriority="50"/>
+    <w:lsdException w:name="Grid Table 6 Colorful Accent 6" w:uiPriority="51"/>
+    <w:lsdException w:name="Grid Table 7 Colorful Accent 6" w:uiPriority="52"/>
+    <w:lsdException w:name="List Table 1 Light" w:uiPriority="46"/>
+    <w:lsdException w:name="List Table 2" w:uiPriority="47"/>
+    <w:lsdException w:name="List Table 3" w:uiPriority="48"/>
+    <w:lsdException w:name="List Table 4" w:uiPriority="49"/>
+    <w:lsdException w:name="List Table 5 Dark" w:uiPriority="50"/>
+    <w:lsdException w:name="List Table 6 Colorful" w:uiPriority="51"/>
+    <w:lsdException w:name="List Table 7 Colorful" w:uiPriority="52"/>
+    <w:lsdException w:name="List Table 1 Light Accent 1" w:uiPriority="46"/>
+    <w:lsdException w:name="List Table 2 Accent 1" w:uiPriority="47"/>
+    <w:lsdException w:name="List Table 3 Accent 1" w:uiPriority="48"/>
+    <w:lsdException w:name="List Table 4 Accent 1" w:uiPriority="49"/>
+    <w:lsdException w:name="List Table 5 Dark Accent 1" w:uiPriority="50"/>
+    <w:lsdException w:name="List Table 6 Colorful Accent 1" w:uiPriority="51"/>
+    <w:lsdException w:name="List Table 7 Colorful Accent 1" w:uiPriority="52"/>
+    <w:lsdException w:name="List Table 1 Light Accent 2" w:uiPriority="46"/>
+    <w:lsdException w:name="List Table 2 Accent 2" w:uiPriority="47"/>
+    <w:lsdException w:name="List Table 3 Accent 2" w:uiPriority="48"/>
+    <w:lsdException w:name="List Table 4 Accent 2" w:uiPriority="49"/>
+    <w:lsdException w:name="List Table 5 Dark Accent 2" w:uiPriority="50"/>
+    <w:lsdException w:name="List Table 6 Colorful Accent 2" w:uiPriority="51"/>
+    <w:lsdException w:name="List Table 7 Colorful Accent 2" w:uiPriority="52"/>
+    <w:lsdException w:name="List Table 1 Light Accent 3" w:uiPriority="46"/>
+    <w:lsdException w:name="List Table 2 Accent 3" w:uiPriority="47"/>
+    <w:lsdException w:name="List Table 3 Accent 3" w:uiPriority="48"/>
+    <w:lsdException w:name="List Table 4 Accent 3" w:uiPriority="49"/>
+    <w:lsdException w:name="List Table 5 Dark Accent 3" w:uiPriority="50"/>
+    <w:lsdException w:name="List Table 6 Colorful Accent 3" w:uiPriority="51"/>
+    <w:lsdException w:name="List Table 7 Colorful Accent 3" w:uiPriority="52"/>
+    <w:lsdException w:name="List Table 1 Light Accent 4" w:uiPriority="46"/>
+    <w:lsdException w:name="List Table 2 Accent 4" w:uiPriority="47"/>
+    <w:lsdException w:name="List Table 3 Accent 4" w:uiPriority="48"/>
+    <w:lsdException w:name="List Table 4 Accent 4" w:uiPriority="49"/>
+    <w:lsdException w:name="List Table 5 Dark Accent 4" w:uiPriority="50"/>
+    <w:lsdException w:name="List Table 6 Colorful Accent 4" w:uiPriority="51"/>
+    <w:lsdException w:name="List Table 7 Colorful Accent 4" w:uiPriority="52"/>
+    <w:lsdException w:name="List Table 1 Light Accent 5" w:uiPriority="46"/>
+    <w:lsdException w:name="List Table 2 Accent 5" w:uiPriority="47"/>
+    <w:lsdException w:name="List Table 3 Accent 5" w:uiPriority="48"/>
+    <w:lsdException w:name="List Table 4 Accent 5" w:uiPriority="49"/>
+    <w:lsdException w:name="List Table 5 Dark Accent 5" w:uiPriority="50"/>
+    <w:lsdException w:name="List Table 6 Colorful Accent 5" w:uiPriority="51"/>
+    <w:lsdException w:name="List Table 7 Colorful Accent 5" w:uiPriority="52"/>
+    <w:lsdException w:name="List Table 1 Light Accent 6" w:uiPriority="46"/>
+    <w:lsdException w:name="List Table 2 Accent 6" w:uiPriority="47"/>
+    <w:lsdException w:name="List Table 3 Accent 6" w:uiPriority="48"/>
+    <w:lsdException w:name="List Table 4 Accent 6" w:uiPriority="49"/>
+    <w:lsdException w:name="List Table 5 Dark Accent 6" w:uiPriority="50"/>
+    <w:lsdException w:name="List Table 6 Colorful Accent 6" w:uiPriority="51"/>
+    <w:lsdException w:name="List Table 7 Colorful Accent 6" w:uiPriority="52"/>
+    <w:lsdException w:name="Mention" w:semiHidden="1" w:unhideWhenUsed="1"/>
+    <w:lsdException w:name="Smart Hyperlink" w:semiHidden="1" w:unhideWhenUsed="1"/>
+    <w:lsdException w:name="Hashtag" w:semiHidden="1" w:unhideWhenUsed="1"/>
+    <w:lsdException w:name="Unresolved Mention" w:semiHidden="1" w:unhideWhenUsed="1"/>
+    <w:lsdException w:name="Smart Link" w:semiHidden="1" w:unhideWhenUsed="1"/>
+    <w:lsdException w:name="Smart Link Error" w:semiHidden="1" w:unhideWhenUsed="1"/>
   </w:latentStyles>
-  <w:style w:type="paragraph" w:default="1" w:styleId="1">
+  <w:style w:type="paragraph" w:default="1" w:styleId="Normal">
     <w:name w:val="Normal"/>
     <w:qFormat/>
-    <w:uiPriority w:val="0"/>
     <w:pPr>
       <w:spacing w:after="120" w:line="360" w:lineRule="auto"/>
       <w:jc w:val="both"/>
     </w:pPr>
     <w:rPr>
-      <w:rFonts w:ascii="Times New Roman" w:hAnsi="Times New Roman" w:eastAsia="Times New Roman" w:cs="Times New Roman"/>
+      <w:rFonts w:eastAsia="Times New Roman"/>
       <w:sz w:val="26"/>
       <w:szCs w:val="26"/>
-      <w:lang w:val="en" w:eastAsia="en-US" w:bidi="ar-SA"/>
+      <w:lang w:val="en"/>
     </w:rPr>
   </w:style>
-  <w:style w:type="paragraph" w:styleId="2">
+  <w:style w:type="paragraph" w:styleId="Heading1">
     <w:name w:val="heading 1"/>
-    <w:basedOn w:val="1"/>
-    <w:next w:val="1"/>
+    <w:basedOn w:val="Normal"/>
+    <w:next w:val="Normal"/>
+    <w:uiPriority w:val="9"/>
     <w:qFormat/>
-    <w:uiPriority w:val="9"/>
     <w:pPr>
       <w:keepNext/>
       <w:keepLines/>
@@ -2916,14 +2932,14 @@
       <w:b/>
     </w:rPr>
   </w:style>
-  <w:style w:type="paragraph" w:styleId="3">
+  <w:style w:type="paragraph" w:styleId="Heading2">
     <w:name w:val="heading 2"/>
-    <w:basedOn w:val="1"/>
-    <w:next w:val="1"/>
+    <w:basedOn w:val="Normal"/>
+    <w:next w:val="Normal"/>
+    <w:uiPriority w:val="9"/>
     <w:semiHidden/>
     <w:unhideWhenUsed/>
     <w:qFormat/>
-    <w:uiPriority w:val="9"/>
     <w:pPr>
       <w:keepNext/>
       <w:keepLines/>
@@ -2937,14 +2953,13 @@
       <w:szCs w:val="28"/>
     </w:rPr>
   </w:style>
-  <w:style w:type="paragraph" w:styleId="4">
+  <w:style w:type="paragraph" w:styleId="Heading3">
     <w:name w:val="heading 3"/>
-    <w:basedOn w:val="1"/>
-    <w:next w:val="1"/>
-    <w:semiHidden/>
+    <w:basedOn w:val="Normal"/>
+    <w:next w:val="Normal"/>
+    <w:uiPriority w:val="9"/>
     <w:unhideWhenUsed/>
     <w:qFormat/>
-    <w:uiPriority w:val="9"/>
     <w:pPr>
       <w:keepNext/>
       <w:keepLines/>
@@ -2957,14 +2972,14 @@
       <w:color w:val="0070C0"/>
     </w:rPr>
   </w:style>
-  <w:style w:type="paragraph" w:styleId="5">
+  <w:style w:type="paragraph" w:styleId="Heading4">
     <w:name w:val="heading 4"/>
-    <w:basedOn w:val="1"/>
-    <w:next w:val="1"/>
+    <w:basedOn w:val="Normal"/>
+    <w:next w:val="Normal"/>
+    <w:uiPriority w:val="9"/>
     <w:semiHidden/>
     <w:unhideWhenUsed/>
     <w:qFormat/>
-    <w:uiPriority w:val="9"/>
     <w:pPr>
       <w:keepNext/>
       <w:keepLines/>
@@ -2972,19 +2987,19 @@
       <w:outlineLvl w:val="3"/>
     </w:pPr>
     <w:rPr>
-      <w:rFonts w:ascii="Calibri" w:hAnsi="Calibri" w:eastAsia="Calibri" w:cs="Calibri"/>
+      <w:rFonts w:ascii="Calibri" w:eastAsia="Calibri" w:hAnsi="Calibri" w:cs="Calibri"/>
       <w:i/>
       <w:color w:val="2E75B5"/>
     </w:rPr>
   </w:style>
-  <w:style w:type="paragraph" w:styleId="6">
+  <w:style w:type="paragraph" w:styleId="Heading5">
     <w:name w:val="heading 5"/>
-    <w:basedOn w:val="1"/>
-    <w:next w:val="1"/>
+    <w:basedOn w:val="Normal"/>
+    <w:next w:val="Normal"/>
+    <w:uiPriority w:val="9"/>
     <w:semiHidden/>
     <w:unhideWhenUsed/>
     <w:qFormat/>
-    <w:uiPriority w:val="9"/>
     <w:pPr>
       <w:keepNext/>
       <w:keepLines/>
@@ -2992,18 +3007,18 @@
       <w:outlineLvl w:val="4"/>
     </w:pPr>
     <w:rPr>
-      <w:rFonts w:ascii="Calibri" w:hAnsi="Calibri" w:eastAsia="Calibri" w:cs="Calibri"/>
+      <w:rFonts w:ascii="Calibri" w:eastAsia="Calibri" w:hAnsi="Calibri" w:cs="Calibri"/>
       <w:color w:val="2E75B5"/>
     </w:rPr>
   </w:style>
-  <w:style w:type="paragraph" w:styleId="7">
+  <w:style w:type="paragraph" w:styleId="Heading6">
     <w:name w:val="heading 6"/>
-    <w:basedOn w:val="1"/>
-    <w:next w:val="1"/>
+    <w:basedOn w:val="Normal"/>
+    <w:next w:val="Normal"/>
+    <w:uiPriority w:val="9"/>
     <w:semiHidden/>
     <w:unhideWhenUsed/>
     <w:qFormat/>
-    <w:uiPriority w:val="9"/>
     <w:pPr>
       <w:keepNext/>
       <w:keepLines/>
@@ -3011,22 +3026,23 @@
       <w:outlineLvl w:val="5"/>
     </w:pPr>
     <w:rPr>
-      <w:rFonts w:ascii="Calibri" w:hAnsi="Calibri" w:eastAsia="Calibri" w:cs="Calibri"/>
+      <w:rFonts w:ascii="Calibri" w:eastAsia="Calibri" w:hAnsi="Calibri" w:cs="Calibri"/>
       <w:color w:val="1E4D78"/>
     </w:rPr>
   </w:style>
-  <w:style w:type="character" w:default="1" w:styleId="8">
+  <w:style w:type="character" w:default="1" w:styleId="DefaultParagraphFont">
     <w:name w:val="Default Paragraph Font"/>
+    <w:uiPriority w:val="1"/>
     <w:semiHidden/>
     <w:unhideWhenUsed/>
-    <w:uiPriority w:val="1"/>
   </w:style>
-  <w:style w:type="table" w:default="1" w:styleId="9">
+  <w:style w:type="table" w:default="1" w:styleId="TableNormal">
     <w:name w:val="Normal Table"/>
+    <w:uiPriority w:val="99"/>
     <w:semiHidden/>
     <w:unhideWhenUsed/>
-    <w:uiPriority w:val="99"/>
     <w:tblPr>
+      <w:tblInd w:w="0" w:type="dxa"/>
       <w:tblCellMar>
         <w:top w:w="0" w:type="dxa"/>
         <w:left w:w="108" w:type="dxa"/>
@@ -3035,70 +3051,73 @@
       </w:tblCellMar>
     </w:tblPr>
   </w:style>
-  <w:style w:type="character" w:styleId="10">
-    <w:name w:val="HTML Code"/>
-    <w:basedOn w:val="8"/>
+  <w:style w:type="numbering" w:default="1" w:styleId="NoList">
+    <w:name w:val="No List"/>
+    <w:uiPriority w:val="99"/>
     <w:semiHidden/>
     <w:unhideWhenUsed/>
+  </w:style>
+  <w:style w:type="character" w:styleId="HTMLCode">
+    <w:name w:val="HTML Code"/>
+    <w:basedOn w:val="DefaultParagraphFont"/>
     <w:uiPriority w:val="99"/>
+    <w:semiHidden/>
+    <w:unhideWhenUsed/>
     <w:rPr>
       <w:rFonts w:ascii="Courier New" w:hAnsi="Courier New" w:cs="Courier New"/>
       <w:sz w:val="20"/>
       <w:szCs w:val="20"/>
     </w:rPr>
   </w:style>
-  <w:style w:type="paragraph" w:styleId="11">
+  <w:style w:type="paragraph" w:styleId="NormalWeb">
     <w:name w:val="Normal (Web)"/>
+    <w:uiPriority w:val="99"/>
     <w:semiHidden/>
     <w:unhideWhenUsed/>
-    <w:uiPriority w:val="99"/>
     <w:pPr>
-      <w:spacing w:before="0" w:beforeAutospacing="1" w:after="0" w:afterAutospacing="1"/>
-      <w:ind w:left="0" w:right="0"/>
-      <w:jc w:val="left"/>
+      <w:spacing w:beforeAutospacing="1" w:afterAutospacing="1"/>
     </w:pPr>
     <w:rPr>
-      <w:kern w:val="0"/>
       <w:sz w:val="24"/>
       <w:szCs w:val="24"/>
-      <w:lang w:val="en-US" w:eastAsia="zh-CN" w:bidi="ar"/>
+      <w:lang w:eastAsia="zh-CN"/>
     </w:rPr>
   </w:style>
-  <w:style w:type="character" w:styleId="12">
+  <w:style w:type="character" w:styleId="Strong">
     <w:name w:val="Strong"/>
-    <w:basedOn w:val="8"/>
+    <w:basedOn w:val="DefaultParagraphFont"/>
+    <w:uiPriority w:val="22"/>
     <w:qFormat/>
-    <w:uiPriority w:val="22"/>
     <w:rPr>
       <w:b/>
       <w:bCs/>
     </w:rPr>
   </w:style>
-  <w:style w:type="paragraph" w:styleId="13">
+  <w:style w:type="paragraph" w:styleId="Subtitle">
     <w:name w:val="Subtitle"/>
-    <w:basedOn w:val="1"/>
-    <w:next w:val="1"/>
+    <w:basedOn w:val="Normal"/>
+    <w:next w:val="Normal"/>
+    <w:uiPriority w:val="11"/>
     <w:qFormat/>
-    <w:uiPriority w:val="11"/>
     <w:pPr>
       <w:keepNext/>
       <w:keepLines/>
       <w:spacing w:before="360" w:after="80"/>
     </w:pPr>
     <w:rPr>
-      <w:rFonts w:ascii="Georgia" w:hAnsi="Georgia" w:eastAsia="Georgia" w:cs="Georgia"/>
+      <w:rFonts w:ascii="Georgia" w:eastAsia="Georgia" w:hAnsi="Georgia" w:cs="Georgia"/>
       <w:i/>
       <w:color w:val="666666"/>
       <w:sz w:val="48"/>
       <w:szCs w:val="48"/>
     </w:rPr>
   </w:style>
-  <w:style w:type="paragraph" w:styleId="14">
+  <w:style w:type="paragraph" w:styleId="Title">
     <w:name w:val="Title"/>
-    <w:basedOn w:val="1"/>
-    <w:next w:val="1"/>
+    <w:basedOn w:val="Normal"/>
+    <w:next w:val="Normal"/>
+    <w:uiPriority w:val="10"/>
     <w:qFormat/>
-    <w:uiPriority w:val="10"/>
     <w:pPr>
       <w:keepNext/>
       <w:keepLines/>
@@ -3110,9 +3129,8 @@
       <w:szCs w:val="72"/>
     </w:rPr>
   </w:style>
-  <w:style w:type="table" w:customStyle="1" w:styleId="15">
+  <w:style w:type="table" w:customStyle="1" w:styleId="TableNormal0">
     <w:name w:val="TableNormal"/>
-    <w:uiPriority w:val="0"/>
     <w:tblPr>
       <w:tblCellMar>
         <w:top w:w="100" w:type="dxa"/>
@@ -3122,10 +3140,9 @@
       </w:tblCellMar>
     </w:tblPr>
   </w:style>
-  <w:style w:type="table" w:customStyle="1" w:styleId="16">
+  <w:style w:type="table" w:customStyle="1" w:styleId="Style12">
     <w:name w:val="_Style 12"/>
-    <w:basedOn w:val="15"/>
-    <w:uiPriority w:val="0"/>
+    <w:basedOn w:val="TableNormal0"/>
     <w:tblPr>
       <w:tblCellMar>
         <w:top w:w="0" w:type="dxa"/>
@@ -3134,6 +3151,16 @@
         <w:right w:w="115" w:type="dxa"/>
       </w:tblCellMar>
     </w:tblPr>
+  </w:style>
+  <w:style w:type="paragraph" w:styleId="ListParagraph">
+    <w:name w:val="List Paragraph"/>
+    <w:basedOn w:val="Normal"/>
+    <w:uiPriority w:val="99"/>
+    <w:rsid w:val="00F42635"/>
+    <w:pPr>
+      <w:ind w:left="720"/>
+      <w:contextualSpacing/>
+    </w:pPr>
   </w:style>
 </w:styles>
 </file>
@@ -3454,6 +3481,7 @@
       </a:style>
     </a:lnDef>
   </a:objectDefaults>
+  <a:extraClrSchemeLst/>
 </a:theme>
 </file>
 
